--- a/ay2/raporlar/Ay2_Hafta4_Rapor.docx
+++ b/ay2/raporlar/Ay2_Hafta4_Rapor.docx
@@ -46,42 +46,55 @@
     <w:p>
       <w:pPr>
         <w:pStyle w:val="Balk1"/>
-        <w:spacing w:before="300" w:after="150"/>
-        <w:rPr>
-          <w:color w:val="0D0D0D" w:themeColor="text1" w:themeTint="F2"/>
-        </w:rPr>
-      </w:pPr>
-      <w:r>
-        <w:rPr>
-          <w:color w:val="0D0D0D" w:themeColor="text1" w:themeTint="F2"/>
+        <w:rPr>
+          <w:color w:val="0D0D0D" w:themeColor="text1" w:themeTint="F2"/>
+          <w:sz w:val="22"/>
+          <w:szCs w:val="22"/>
+        </w:rPr>
+      </w:pPr>
+      <w:r>
+        <w:rPr>
+          <w:color w:val="0D0D0D" w:themeColor="text1" w:themeTint="F2"/>
+          <w:sz w:val="22"/>
+          <w:szCs w:val="22"/>
         </w:rPr>
         <w:t>1. Tamamlanan Görevler</w:t>
       </w:r>
     </w:p>
     <w:p>
       <w:pPr>
-        <w:spacing w:after="100"/>
-        <w:rPr>
-          <w:color w:val="0D0D0D" w:themeColor="text1" w:themeTint="F2"/>
-        </w:rPr>
-      </w:pPr>
-      <w:r>
-        <w:rPr>
-          <w:color w:val="0D0D0D" w:themeColor="text1" w:themeTint="F2"/>
+        <w:pStyle w:val="Balk1"/>
+        <w:spacing w:before="300" w:after="150"/>
+        <w:rPr>
+          <w:color w:val="0D0D0D" w:themeColor="text1" w:themeTint="F2"/>
+          <w:sz w:val="22"/>
+          <w:szCs w:val="22"/>
+        </w:rPr>
+      </w:pPr>
+      <w:r>
+        <w:rPr>
+          <w:color w:val="0D0D0D" w:themeColor="text1" w:themeTint="F2"/>
+          <w:sz w:val="22"/>
+          <w:szCs w:val="22"/>
         </w:rPr>
         <w:t>Pazartesi</w:t>
       </w:r>
     </w:p>
     <w:p>
       <w:pPr>
-        <w:spacing w:after="60"/>
-        <w:rPr>
-          <w:color w:val="0D0D0D" w:themeColor="text1" w:themeTint="F2"/>
-        </w:rPr>
-      </w:pPr>
-      <w:r>
-        <w:rPr>
-          <w:color w:val="0D0D0D" w:themeColor="text1" w:themeTint="F2"/>
+        <w:pStyle w:val="Balk1"/>
+        <w:spacing w:before="300" w:after="150"/>
+        <w:rPr>
+          <w:color w:val="0D0D0D" w:themeColor="text1" w:themeTint="F2"/>
+          <w:sz w:val="22"/>
+          <w:szCs w:val="22"/>
+        </w:rPr>
+      </w:pPr>
+      <w:r>
+        <w:rPr>
+          <w:color w:val="0D0D0D" w:themeColor="text1" w:themeTint="F2"/>
+          <w:sz w:val="22"/>
+          <w:szCs w:val="22"/>
         </w:rPr>
         <w:t xml:space="preserve">- Two </w:t>
       </w:r>
@@ -89,6 +102,8 @@
       <w:r>
         <w:rPr>
           <w:color w:val="0D0D0D" w:themeColor="text1" w:themeTint="F2"/>
+          <w:sz w:val="22"/>
+          <w:szCs w:val="22"/>
         </w:rPr>
         <w:t>Pointers</w:t>
       </w:r>
@@ -96,20 +111,27 @@
       <w:r>
         <w:rPr>
           <w:color w:val="0D0D0D" w:themeColor="text1" w:themeTint="F2"/>
+          <w:sz w:val="22"/>
+          <w:szCs w:val="22"/>
         </w:rPr>
         <w:t xml:space="preserve"> tekniği öğrenildi: bir dizinin iki ucundan başlayıp ortaya doğru ilerleme ve aynı yönde farklı hızlarda ilerleme yaklaşımları kavrandı.</w:t>
       </w:r>
     </w:p>
     <w:p>
       <w:pPr>
-        <w:spacing w:after="60"/>
-        <w:rPr>
-          <w:color w:val="0D0D0D" w:themeColor="text1" w:themeTint="F2"/>
-        </w:rPr>
-      </w:pPr>
-      <w:r>
-        <w:rPr>
-          <w:color w:val="0D0D0D" w:themeColor="text1" w:themeTint="F2"/>
+        <w:pStyle w:val="Balk1"/>
+        <w:spacing w:before="300" w:after="150"/>
+        <w:rPr>
+          <w:color w:val="0D0D0D" w:themeColor="text1" w:themeTint="F2"/>
+          <w:sz w:val="22"/>
+          <w:szCs w:val="22"/>
+        </w:rPr>
+      </w:pPr>
+      <w:r>
+        <w:rPr>
+          <w:color w:val="0D0D0D" w:themeColor="text1" w:themeTint="F2"/>
+          <w:sz w:val="22"/>
+          <w:szCs w:val="22"/>
         </w:rPr>
         <w:t xml:space="preserve">- </w:t>
       </w:r>
@@ -117,6 +139,8 @@
       <w:r>
         <w:rPr>
           <w:color w:val="0D0D0D" w:themeColor="text1" w:themeTint="F2"/>
+          <w:sz w:val="22"/>
+          <w:szCs w:val="22"/>
         </w:rPr>
         <w:t>LeetCode</w:t>
       </w:r>
@@ -124,6 +148,8 @@
       <w:r>
         <w:rPr>
           <w:color w:val="0D0D0D" w:themeColor="text1" w:themeTint="F2"/>
+          <w:sz w:val="22"/>
+          <w:szCs w:val="22"/>
         </w:rPr>
         <w:t xml:space="preserve">: </w:t>
       </w:r>
@@ -131,6 +157,8 @@
       <w:r>
         <w:rPr>
           <w:color w:val="0D0D0D" w:themeColor="text1" w:themeTint="F2"/>
+          <w:sz w:val="22"/>
+          <w:szCs w:val="22"/>
         </w:rPr>
         <w:t>2570 -</w:t>
       </w:r>
@@ -138,6 +166,8 @@
       <w:r>
         <w:rPr>
           <w:color w:val="0D0D0D" w:themeColor="text1" w:themeTint="F2"/>
+          <w:sz w:val="22"/>
+          <w:szCs w:val="22"/>
         </w:rPr>
         <w:t xml:space="preserve"> </w:t>
       </w:r>
@@ -145,6 +175,8 @@
       <w:r>
         <w:rPr>
           <w:color w:val="0D0D0D" w:themeColor="text1" w:themeTint="F2"/>
+          <w:sz w:val="22"/>
+          <w:szCs w:val="22"/>
         </w:rPr>
         <w:t>Merge</w:t>
       </w:r>
@@ -152,6 +184,8 @@
       <w:r>
         <w:rPr>
           <w:color w:val="0D0D0D" w:themeColor="text1" w:themeTint="F2"/>
+          <w:sz w:val="22"/>
+          <w:szCs w:val="22"/>
         </w:rPr>
         <w:t xml:space="preserve"> Two 2D </w:t>
       </w:r>
@@ -159,6 +193,8 @@
       <w:r>
         <w:rPr>
           <w:color w:val="0D0D0D" w:themeColor="text1" w:themeTint="F2"/>
+          <w:sz w:val="22"/>
+          <w:szCs w:val="22"/>
         </w:rPr>
         <w:t>Arrays</w:t>
       </w:r>
@@ -166,6 +202,8 @@
       <w:r>
         <w:rPr>
           <w:color w:val="0D0D0D" w:themeColor="text1" w:themeTint="F2"/>
+          <w:sz w:val="22"/>
+          <w:szCs w:val="22"/>
         </w:rPr>
         <w:t xml:space="preserve"> </w:t>
       </w:r>
@@ -173,6 +211,8 @@
       <w:r>
         <w:rPr>
           <w:color w:val="0D0D0D" w:themeColor="text1" w:themeTint="F2"/>
+          <w:sz w:val="22"/>
+          <w:szCs w:val="22"/>
         </w:rPr>
         <w:t>by</w:t>
       </w:r>
@@ -180,6 +220,8 @@
       <w:r>
         <w:rPr>
           <w:color w:val="0D0D0D" w:themeColor="text1" w:themeTint="F2"/>
+          <w:sz w:val="22"/>
+          <w:szCs w:val="22"/>
         </w:rPr>
         <w:t xml:space="preserve"> </w:t>
       </w:r>
@@ -187,6 +229,8 @@
       <w:r>
         <w:rPr>
           <w:color w:val="0D0D0D" w:themeColor="text1" w:themeTint="F2"/>
+          <w:sz w:val="22"/>
+          <w:szCs w:val="22"/>
         </w:rPr>
         <w:t>Summing</w:t>
       </w:r>
@@ -194,6 +238,8 @@
       <w:r>
         <w:rPr>
           <w:color w:val="0D0D0D" w:themeColor="text1" w:themeTint="F2"/>
+          <w:sz w:val="22"/>
+          <w:szCs w:val="22"/>
         </w:rPr>
         <w:t xml:space="preserve"> </w:t>
       </w:r>
@@ -201,6 +247,8 @@
       <w:r>
         <w:rPr>
           <w:color w:val="0D0D0D" w:themeColor="text1" w:themeTint="F2"/>
+          <w:sz w:val="22"/>
+          <w:szCs w:val="22"/>
         </w:rPr>
         <w:t>Values</w:t>
       </w:r>
@@ -208,6 +256,8 @@
       <w:r>
         <w:rPr>
           <w:color w:val="0D0D0D" w:themeColor="text1" w:themeTint="F2"/>
+          <w:sz w:val="22"/>
+          <w:szCs w:val="22"/>
         </w:rPr>
         <w:t xml:space="preserve"> (</w:t>
       </w:r>
@@ -215,19 +265,17 @@
       <w:r>
         <w:rPr>
           <w:color w:val="0D0D0D" w:themeColor="text1" w:themeTint="F2"/>
-        </w:rPr>
-        <w:t>e</w:t>
-      </w:r>
-      <w:r>
-        <w:rPr>
-          <w:color w:val="0D0D0D" w:themeColor="text1" w:themeTint="F2"/>
-        </w:rPr>
-        <w:t>asy</w:t>
-      </w:r>
-      <w:proofErr w:type="spellEnd"/>
-      <w:r>
-        <w:rPr>
-          <w:color w:val="0D0D0D" w:themeColor="text1" w:themeTint="F2"/>
+          <w:sz w:val="22"/>
+          <w:szCs w:val="22"/>
+        </w:rPr>
+        <w:t>easy</w:t>
+      </w:r>
+      <w:proofErr w:type="spellEnd"/>
+      <w:r>
+        <w:rPr>
+          <w:color w:val="0D0D0D" w:themeColor="text1" w:themeTint="F2"/>
+          <w:sz w:val="22"/>
+          <w:szCs w:val="22"/>
         </w:rPr>
         <w:t xml:space="preserve">) problemi çözüldü, Two </w:t>
       </w:r>
@@ -235,6 +283,8 @@
       <w:r>
         <w:rPr>
           <w:color w:val="0D0D0D" w:themeColor="text1" w:themeTint="F2"/>
+          <w:sz w:val="22"/>
+          <w:szCs w:val="22"/>
         </w:rPr>
         <w:t>Pointers</w:t>
       </w:r>
@@ -242,6 +292,8 @@
       <w:r>
         <w:rPr>
           <w:color w:val="0D0D0D" w:themeColor="text1" w:themeTint="F2"/>
+          <w:sz w:val="22"/>
+          <w:szCs w:val="22"/>
         </w:rPr>
         <w:t xml:space="preserve"> tekniği pratik edildi.</w:t>
       </w:r>
@@ -252,13 +304,1940 @@
         <w:spacing w:before="300" w:after="150"/>
         <w:rPr>
           <w:color w:val="0D0D0D" w:themeColor="text1" w:themeTint="F2"/>
-        </w:rPr>
-      </w:pPr>
-      <w:r>
-        <w:rPr>
-          <w:color w:val="0D0D0D" w:themeColor="text1" w:themeTint="F2"/>
-        </w:rPr>
-        <w:t xml:space="preserve">2. </w:t>
+          <w:sz w:val="22"/>
+          <w:szCs w:val="22"/>
+        </w:rPr>
+      </w:pPr>
+      <w:r>
+        <w:rPr>
+          <w:color w:val="0D0D0D" w:themeColor="text1" w:themeTint="F2"/>
+          <w:sz w:val="22"/>
+          <w:szCs w:val="22"/>
+        </w:rPr>
+        <w:t>Salı</w:t>
+      </w:r>
+    </w:p>
+    <w:p>
+      <w:pPr>
+        <w:pStyle w:val="Balk1"/>
+        <w:spacing w:before="300" w:after="150"/>
+        <w:rPr>
+          <w:color w:val="0D0D0D" w:themeColor="text1" w:themeTint="F2"/>
+          <w:sz w:val="22"/>
+          <w:szCs w:val="22"/>
+        </w:rPr>
+      </w:pPr>
+      <w:r>
+        <w:rPr>
+          <w:color w:val="0D0D0D" w:themeColor="text1" w:themeTint="F2"/>
+          <w:sz w:val="22"/>
+          <w:szCs w:val="22"/>
+        </w:rPr>
+        <w:t xml:space="preserve">- Two </w:t>
+      </w:r>
+      <w:proofErr w:type="spellStart"/>
+      <w:r>
+        <w:rPr>
+          <w:color w:val="0D0D0D" w:themeColor="text1" w:themeTint="F2"/>
+          <w:sz w:val="22"/>
+          <w:szCs w:val="22"/>
+        </w:rPr>
+        <w:t>Pointers</w:t>
+      </w:r>
+      <w:proofErr w:type="spellEnd"/>
+      <w:r>
+        <w:rPr>
+          <w:color w:val="0D0D0D" w:themeColor="text1" w:themeTint="F2"/>
+          <w:sz w:val="22"/>
+          <w:szCs w:val="22"/>
+        </w:rPr>
+        <w:t xml:space="preserve"> tekniği ile sıralı dizilerde ikili toplam (two </w:t>
+      </w:r>
+      <w:proofErr w:type="spellStart"/>
+      <w:r>
+        <w:rPr>
+          <w:color w:val="0D0D0D" w:themeColor="text1" w:themeTint="F2"/>
+          <w:sz w:val="22"/>
+          <w:szCs w:val="22"/>
+        </w:rPr>
+        <w:t>sum</w:t>
+      </w:r>
+      <w:proofErr w:type="spellEnd"/>
+      <w:r>
+        <w:rPr>
+          <w:color w:val="0D0D0D" w:themeColor="text1" w:themeTint="F2"/>
+          <w:sz w:val="22"/>
+          <w:szCs w:val="22"/>
+        </w:rPr>
+        <w:t>) problemleri üzerine pratik yapıldı.</w:t>
+      </w:r>
+    </w:p>
+    <w:p>
+      <w:pPr>
+        <w:pStyle w:val="Balk1"/>
+        <w:spacing w:before="300" w:after="150"/>
+        <w:rPr>
+          <w:color w:val="0D0D0D" w:themeColor="text1" w:themeTint="F2"/>
+          <w:sz w:val="22"/>
+          <w:szCs w:val="22"/>
+        </w:rPr>
+      </w:pPr>
+      <w:r>
+        <w:rPr>
+          <w:color w:val="0D0D0D" w:themeColor="text1" w:themeTint="F2"/>
+          <w:sz w:val="22"/>
+          <w:szCs w:val="22"/>
+        </w:rPr>
+        <w:t xml:space="preserve">- </w:t>
+      </w:r>
+      <w:proofErr w:type="spellStart"/>
+      <w:r>
+        <w:rPr>
+          <w:color w:val="0D0D0D" w:themeColor="text1" w:themeTint="F2"/>
+          <w:sz w:val="22"/>
+          <w:szCs w:val="22"/>
+        </w:rPr>
+        <w:t>LeetCode</w:t>
+      </w:r>
+      <w:proofErr w:type="spellEnd"/>
+      <w:r>
+        <w:rPr>
+          <w:color w:val="0D0D0D" w:themeColor="text1" w:themeTint="F2"/>
+          <w:sz w:val="22"/>
+          <w:szCs w:val="22"/>
+        </w:rPr>
+        <w:t xml:space="preserve">: </w:t>
+      </w:r>
+      <w:proofErr w:type="gramStart"/>
+      <w:r>
+        <w:rPr>
+          <w:color w:val="0D0D0D" w:themeColor="text1" w:themeTint="F2"/>
+          <w:sz w:val="22"/>
+          <w:szCs w:val="22"/>
+        </w:rPr>
+        <w:t>167 -</w:t>
+      </w:r>
+      <w:proofErr w:type="gramEnd"/>
+      <w:r>
+        <w:rPr>
+          <w:color w:val="0D0D0D" w:themeColor="text1" w:themeTint="F2"/>
+          <w:sz w:val="22"/>
+          <w:szCs w:val="22"/>
+        </w:rPr>
+        <w:t xml:space="preserve"> Two </w:t>
+      </w:r>
+      <w:proofErr w:type="spellStart"/>
+      <w:r>
+        <w:rPr>
+          <w:color w:val="0D0D0D" w:themeColor="text1" w:themeTint="F2"/>
+          <w:sz w:val="22"/>
+          <w:szCs w:val="22"/>
+        </w:rPr>
+        <w:t>Sum</w:t>
+      </w:r>
+      <w:proofErr w:type="spellEnd"/>
+      <w:r>
+        <w:rPr>
+          <w:color w:val="0D0D0D" w:themeColor="text1" w:themeTint="F2"/>
+          <w:sz w:val="22"/>
+          <w:szCs w:val="22"/>
+        </w:rPr>
+        <w:t xml:space="preserve"> </w:t>
+      </w:r>
+      <w:proofErr w:type="gramStart"/>
+      <w:r>
+        <w:rPr>
+          <w:color w:val="0D0D0D" w:themeColor="text1" w:themeTint="F2"/>
+          <w:sz w:val="22"/>
+          <w:szCs w:val="22"/>
+        </w:rPr>
+        <w:t>II -</w:t>
+      </w:r>
+      <w:proofErr w:type="gramEnd"/>
+      <w:r>
+        <w:rPr>
+          <w:color w:val="0D0D0D" w:themeColor="text1" w:themeTint="F2"/>
+          <w:sz w:val="22"/>
+          <w:szCs w:val="22"/>
+        </w:rPr>
+        <w:t xml:space="preserve"> </w:t>
+      </w:r>
+      <w:proofErr w:type="spellStart"/>
+      <w:r>
+        <w:rPr>
+          <w:color w:val="0D0D0D" w:themeColor="text1" w:themeTint="F2"/>
+          <w:sz w:val="22"/>
+          <w:szCs w:val="22"/>
+        </w:rPr>
+        <w:t>Input</w:t>
+      </w:r>
+      <w:proofErr w:type="spellEnd"/>
+      <w:r>
+        <w:rPr>
+          <w:color w:val="0D0D0D" w:themeColor="text1" w:themeTint="F2"/>
+          <w:sz w:val="22"/>
+          <w:szCs w:val="22"/>
+        </w:rPr>
+        <w:t xml:space="preserve"> </w:t>
+      </w:r>
+      <w:proofErr w:type="spellStart"/>
+      <w:r>
+        <w:rPr>
+          <w:color w:val="0D0D0D" w:themeColor="text1" w:themeTint="F2"/>
+          <w:sz w:val="22"/>
+          <w:szCs w:val="22"/>
+        </w:rPr>
+        <w:t>Array</w:t>
+      </w:r>
+      <w:proofErr w:type="spellEnd"/>
+      <w:r>
+        <w:rPr>
+          <w:color w:val="0D0D0D" w:themeColor="text1" w:themeTint="F2"/>
+          <w:sz w:val="22"/>
+          <w:szCs w:val="22"/>
+        </w:rPr>
+        <w:t xml:space="preserve"> Is </w:t>
+      </w:r>
+      <w:proofErr w:type="spellStart"/>
+      <w:r>
+        <w:rPr>
+          <w:color w:val="0D0D0D" w:themeColor="text1" w:themeTint="F2"/>
+          <w:sz w:val="22"/>
+          <w:szCs w:val="22"/>
+        </w:rPr>
+        <w:t>Sorted</w:t>
+      </w:r>
+      <w:proofErr w:type="spellEnd"/>
+      <w:r>
+        <w:rPr>
+          <w:color w:val="0D0D0D" w:themeColor="text1" w:themeTint="F2"/>
+          <w:sz w:val="22"/>
+          <w:szCs w:val="22"/>
+        </w:rPr>
+        <w:t xml:space="preserve"> (</w:t>
+      </w:r>
+      <w:proofErr w:type="spellStart"/>
+      <w:r>
+        <w:rPr>
+          <w:color w:val="0D0D0D" w:themeColor="text1" w:themeTint="F2"/>
+          <w:sz w:val="22"/>
+          <w:szCs w:val="22"/>
+        </w:rPr>
+        <w:t>Medium</w:t>
+      </w:r>
+      <w:proofErr w:type="spellEnd"/>
+      <w:r>
+        <w:rPr>
+          <w:color w:val="0D0D0D" w:themeColor="text1" w:themeTint="F2"/>
+          <w:sz w:val="22"/>
+          <w:szCs w:val="22"/>
+        </w:rPr>
+        <w:t>) problemi çözüldü.</w:t>
+      </w:r>
+    </w:p>
+    <w:p>
+      <w:pPr>
+        <w:pStyle w:val="Balk1"/>
+        <w:spacing w:before="300" w:after="150"/>
+        <w:rPr>
+          <w:color w:val="0D0D0D" w:themeColor="text1" w:themeTint="F2"/>
+          <w:sz w:val="22"/>
+          <w:szCs w:val="22"/>
+        </w:rPr>
+      </w:pPr>
+      <w:r>
+        <w:rPr>
+          <w:color w:val="0D0D0D" w:themeColor="text1" w:themeTint="F2"/>
+          <w:sz w:val="22"/>
+          <w:szCs w:val="22"/>
+        </w:rPr>
+        <w:t>Çarşamba</w:t>
+      </w:r>
+    </w:p>
+    <w:p>
+      <w:pPr>
+        <w:pStyle w:val="Balk1"/>
+        <w:spacing w:before="300" w:after="150"/>
+        <w:rPr>
+          <w:color w:val="0D0D0D" w:themeColor="text1" w:themeTint="F2"/>
+          <w:sz w:val="22"/>
+          <w:szCs w:val="22"/>
+        </w:rPr>
+      </w:pPr>
+      <w:r>
+        <w:rPr>
+          <w:color w:val="0D0D0D" w:themeColor="text1" w:themeTint="F2"/>
+          <w:sz w:val="22"/>
+          <w:szCs w:val="22"/>
+        </w:rPr>
+        <w:t xml:space="preserve">- </w:t>
+      </w:r>
+      <w:proofErr w:type="spellStart"/>
+      <w:r>
+        <w:rPr>
+          <w:color w:val="0D0D0D" w:themeColor="text1" w:themeTint="F2"/>
+          <w:sz w:val="22"/>
+          <w:szCs w:val="22"/>
+        </w:rPr>
+        <w:t>Sliding</w:t>
+      </w:r>
+      <w:proofErr w:type="spellEnd"/>
+      <w:r>
+        <w:rPr>
+          <w:color w:val="0D0D0D" w:themeColor="text1" w:themeTint="F2"/>
+          <w:sz w:val="22"/>
+          <w:szCs w:val="22"/>
+        </w:rPr>
+        <w:t xml:space="preserve"> </w:t>
+      </w:r>
+      <w:proofErr w:type="spellStart"/>
+      <w:r>
+        <w:rPr>
+          <w:color w:val="0D0D0D" w:themeColor="text1" w:themeTint="F2"/>
+          <w:sz w:val="22"/>
+          <w:szCs w:val="22"/>
+        </w:rPr>
+        <w:t>Window</w:t>
+      </w:r>
+      <w:proofErr w:type="spellEnd"/>
+      <w:r>
+        <w:rPr>
+          <w:color w:val="0D0D0D" w:themeColor="text1" w:themeTint="F2"/>
+          <w:sz w:val="22"/>
+          <w:szCs w:val="22"/>
+        </w:rPr>
+        <w:t xml:space="preserve"> tekniği öğrenildi: sabit boyutlu bir pencerenin dizi üzerinde kaydırılması, pencereden çıkan ve pencereye giren elemanların takip edilmesi mantığı kavrandı.</w:t>
+      </w:r>
+    </w:p>
+    <w:p>
+      <w:pPr>
+        <w:pStyle w:val="Balk1"/>
+        <w:spacing w:before="300" w:after="150"/>
+        <w:rPr>
+          <w:color w:val="0D0D0D" w:themeColor="text1" w:themeTint="F2"/>
+          <w:sz w:val="22"/>
+          <w:szCs w:val="22"/>
+        </w:rPr>
+      </w:pPr>
+      <w:r>
+        <w:rPr>
+          <w:color w:val="0D0D0D" w:themeColor="text1" w:themeTint="F2"/>
+          <w:sz w:val="22"/>
+          <w:szCs w:val="22"/>
+        </w:rPr>
+        <w:t xml:space="preserve">- </w:t>
+      </w:r>
+      <w:proofErr w:type="spellStart"/>
+      <w:r>
+        <w:rPr>
+          <w:color w:val="0D0D0D" w:themeColor="text1" w:themeTint="F2"/>
+          <w:sz w:val="22"/>
+          <w:szCs w:val="22"/>
+        </w:rPr>
+        <w:t>LeetCode</w:t>
+      </w:r>
+      <w:proofErr w:type="spellEnd"/>
+      <w:r>
+        <w:rPr>
+          <w:color w:val="0D0D0D" w:themeColor="text1" w:themeTint="F2"/>
+          <w:sz w:val="22"/>
+          <w:szCs w:val="22"/>
+        </w:rPr>
+        <w:t xml:space="preserve">: </w:t>
+      </w:r>
+      <w:proofErr w:type="gramStart"/>
+      <w:r>
+        <w:rPr>
+          <w:color w:val="0D0D0D" w:themeColor="text1" w:themeTint="F2"/>
+          <w:sz w:val="22"/>
+          <w:szCs w:val="22"/>
+        </w:rPr>
+        <w:t>1456 -</w:t>
+      </w:r>
+      <w:proofErr w:type="gramEnd"/>
+      <w:r>
+        <w:rPr>
+          <w:color w:val="0D0D0D" w:themeColor="text1" w:themeTint="F2"/>
+          <w:sz w:val="22"/>
+          <w:szCs w:val="22"/>
+        </w:rPr>
+        <w:t xml:space="preserve"> Maximum </w:t>
+      </w:r>
+      <w:proofErr w:type="spellStart"/>
+      <w:r>
+        <w:rPr>
+          <w:color w:val="0D0D0D" w:themeColor="text1" w:themeTint="F2"/>
+          <w:sz w:val="22"/>
+          <w:szCs w:val="22"/>
+        </w:rPr>
+        <w:t>Number</w:t>
+      </w:r>
+      <w:proofErr w:type="spellEnd"/>
+      <w:r>
+        <w:rPr>
+          <w:color w:val="0D0D0D" w:themeColor="text1" w:themeTint="F2"/>
+          <w:sz w:val="22"/>
+          <w:szCs w:val="22"/>
+        </w:rPr>
+        <w:t xml:space="preserve"> of </w:t>
+      </w:r>
+      <w:proofErr w:type="spellStart"/>
+      <w:r>
+        <w:rPr>
+          <w:color w:val="0D0D0D" w:themeColor="text1" w:themeTint="F2"/>
+          <w:sz w:val="22"/>
+          <w:szCs w:val="22"/>
+        </w:rPr>
+        <w:t>Vowels</w:t>
+      </w:r>
+      <w:proofErr w:type="spellEnd"/>
+      <w:r>
+        <w:rPr>
+          <w:color w:val="0D0D0D" w:themeColor="text1" w:themeTint="F2"/>
+          <w:sz w:val="22"/>
+          <w:szCs w:val="22"/>
+        </w:rPr>
+        <w:t xml:space="preserve"> in a </w:t>
+      </w:r>
+      <w:proofErr w:type="spellStart"/>
+      <w:r>
+        <w:rPr>
+          <w:color w:val="0D0D0D" w:themeColor="text1" w:themeTint="F2"/>
+          <w:sz w:val="22"/>
+          <w:szCs w:val="22"/>
+        </w:rPr>
+        <w:t>Substring</w:t>
+      </w:r>
+      <w:proofErr w:type="spellEnd"/>
+      <w:r>
+        <w:rPr>
+          <w:color w:val="0D0D0D" w:themeColor="text1" w:themeTint="F2"/>
+          <w:sz w:val="22"/>
+          <w:szCs w:val="22"/>
+        </w:rPr>
+        <w:t xml:space="preserve"> of </w:t>
+      </w:r>
+      <w:proofErr w:type="spellStart"/>
+      <w:r>
+        <w:rPr>
+          <w:color w:val="0D0D0D" w:themeColor="text1" w:themeTint="F2"/>
+          <w:sz w:val="22"/>
+          <w:szCs w:val="22"/>
+        </w:rPr>
+        <w:t>Given</w:t>
+      </w:r>
+      <w:proofErr w:type="spellEnd"/>
+      <w:r>
+        <w:rPr>
+          <w:color w:val="0D0D0D" w:themeColor="text1" w:themeTint="F2"/>
+          <w:sz w:val="22"/>
+          <w:szCs w:val="22"/>
+        </w:rPr>
+        <w:t xml:space="preserve"> </w:t>
+      </w:r>
+      <w:proofErr w:type="spellStart"/>
+      <w:r>
+        <w:rPr>
+          <w:color w:val="0D0D0D" w:themeColor="text1" w:themeTint="F2"/>
+          <w:sz w:val="22"/>
+          <w:szCs w:val="22"/>
+        </w:rPr>
+        <w:t>Length</w:t>
+      </w:r>
+      <w:proofErr w:type="spellEnd"/>
+      <w:r>
+        <w:rPr>
+          <w:color w:val="0D0D0D" w:themeColor="text1" w:themeTint="F2"/>
+          <w:sz w:val="22"/>
+          <w:szCs w:val="22"/>
+        </w:rPr>
+        <w:t xml:space="preserve"> (</w:t>
+      </w:r>
+      <w:proofErr w:type="spellStart"/>
+      <w:r>
+        <w:rPr>
+          <w:color w:val="0D0D0D" w:themeColor="text1" w:themeTint="F2"/>
+          <w:sz w:val="22"/>
+          <w:szCs w:val="22"/>
+        </w:rPr>
+        <w:t>Medium</w:t>
+      </w:r>
+      <w:proofErr w:type="spellEnd"/>
+      <w:r>
+        <w:rPr>
+          <w:color w:val="0D0D0D" w:themeColor="text1" w:themeTint="F2"/>
+          <w:sz w:val="22"/>
+          <w:szCs w:val="22"/>
+        </w:rPr>
+        <w:t xml:space="preserve">) problemi çözüldü, </w:t>
+      </w:r>
+      <w:proofErr w:type="spellStart"/>
+      <w:r>
+        <w:rPr>
+          <w:color w:val="0D0D0D" w:themeColor="text1" w:themeTint="F2"/>
+          <w:sz w:val="22"/>
+          <w:szCs w:val="22"/>
+        </w:rPr>
+        <w:t>Sliding</w:t>
+      </w:r>
+      <w:proofErr w:type="spellEnd"/>
+      <w:r>
+        <w:rPr>
+          <w:color w:val="0D0D0D" w:themeColor="text1" w:themeTint="F2"/>
+          <w:sz w:val="22"/>
+          <w:szCs w:val="22"/>
+        </w:rPr>
+        <w:t xml:space="preserve"> </w:t>
+      </w:r>
+      <w:proofErr w:type="spellStart"/>
+      <w:r>
+        <w:rPr>
+          <w:color w:val="0D0D0D" w:themeColor="text1" w:themeTint="F2"/>
+          <w:sz w:val="22"/>
+          <w:szCs w:val="22"/>
+        </w:rPr>
+        <w:t>Window</w:t>
+      </w:r>
+      <w:proofErr w:type="spellEnd"/>
+      <w:r>
+        <w:rPr>
+          <w:color w:val="0D0D0D" w:themeColor="text1" w:themeTint="F2"/>
+          <w:sz w:val="22"/>
+          <w:szCs w:val="22"/>
+        </w:rPr>
+        <w:t xml:space="preserve"> tekniği pratik edildi.</w:t>
+      </w:r>
+    </w:p>
+    <w:p>
+      <w:pPr>
+        <w:pStyle w:val="Balk1"/>
+        <w:spacing w:before="300" w:after="150"/>
+        <w:rPr>
+          <w:color w:val="0D0D0D" w:themeColor="text1" w:themeTint="F2"/>
+          <w:sz w:val="22"/>
+          <w:szCs w:val="22"/>
+        </w:rPr>
+      </w:pPr>
+      <w:r>
+        <w:rPr>
+          <w:color w:val="0D0D0D" w:themeColor="text1" w:themeTint="F2"/>
+          <w:sz w:val="22"/>
+          <w:szCs w:val="22"/>
+        </w:rPr>
+        <w:t>Perşembe</w:t>
+      </w:r>
+    </w:p>
+    <w:p>
+      <w:pPr>
+        <w:pStyle w:val="Balk1"/>
+        <w:spacing w:before="300" w:after="150"/>
+        <w:rPr>
+          <w:color w:val="0D0D0D" w:themeColor="text1" w:themeTint="F2"/>
+          <w:sz w:val="22"/>
+          <w:szCs w:val="22"/>
+        </w:rPr>
+      </w:pPr>
+      <w:r>
+        <w:rPr>
+          <w:color w:val="0D0D0D" w:themeColor="text1" w:themeTint="F2"/>
+          <w:sz w:val="22"/>
+          <w:szCs w:val="22"/>
+        </w:rPr>
+        <w:t xml:space="preserve">- </w:t>
+      </w:r>
+      <w:proofErr w:type="spellStart"/>
+      <w:r>
+        <w:rPr>
+          <w:color w:val="0D0D0D" w:themeColor="text1" w:themeTint="F2"/>
+          <w:sz w:val="22"/>
+          <w:szCs w:val="22"/>
+        </w:rPr>
+        <w:t>Recursion</w:t>
+      </w:r>
+      <w:proofErr w:type="spellEnd"/>
+      <w:r>
+        <w:rPr>
+          <w:color w:val="0D0D0D" w:themeColor="text1" w:themeTint="F2"/>
+          <w:sz w:val="22"/>
+          <w:szCs w:val="22"/>
+        </w:rPr>
+        <w:t xml:space="preserve"> tekrarı yapıldı: </w:t>
+      </w:r>
+      <w:proofErr w:type="spellStart"/>
+      <w:r>
+        <w:rPr>
+          <w:color w:val="0D0D0D" w:themeColor="text1" w:themeTint="F2"/>
+          <w:sz w:val="22"/>
+          <w:szCs w:val="22"/>
+        </w:rPr>
+        <w:t>factorial</w:t>
+      </w:r>
+      <w:proofErr w:type="spellEnd"/>
+      <w:r>
+        <w:rPr>
+          <w:color w:val="0D0D0D" w:themeColor="text1" w:themeTint="F2"/>
+          <w:sz w:val="22"/>
+          <w:szCs w:val="22"/>
+        </w:rPr>
+        <w:t xml:space="preserve"> ve </w:t>
+      </w:r>
+      <w:proofErr w:type="spellStart"/>
+      <w:r>
+        <w:rPr>
+          <w:color w:val="0D0D0D" w:themeColor="text1" w:themeTint="F2"/>
+          <w:sz w:val="22"/>
+          <w:szCs w:val="22"/>
+        </w:rPr>
+        <w:t>fibonacci</w:t>
+      </w:r>
+      <w:proofErr w:type="spellEnd"/>
+      <w:r>
+        <w:rPr>
+          <w:color w:val="0D0D0D" w:themeColor="text1" w:themeTint="F2"/>
+          <w:sz w:val="22"/>
+          <w:szCs w:val="22"/>
+        </w:rPr>
+        <w:t xml:space="preserve"> fonksiyonları hem iteratif hem </w:t>
+      </w:r>
+      <w:proofErr w:type="spellStart"/>
+      <w:r>
+        <w:rPr>
+          <w:color w:val="0D0D0D" w:themeColor="text1" w:themeTint="F2"/>
+          <w:sz w:val="22"/>
+          <w:szCs w:val="22"/>
+        </w:rPr>
+        <w:t>recursive</w:t>
+      </w:r>
+      <w:proofErr w:type="spellEnd"/>
+      <w:r>
+        <w:rPr>
+          <w:color w:val="0D0D0D" w:themeColor="text1" w:themeTint="F2"/>
+          <w:sz w:val="22"/>
+          <w:szCs w:val="22"/>
+        </w:rPr>
+        <w:t xml:space="preserve"> olarak yazıldı, </w:t>
+      </w:r>
+      <w:proofErr w:type="spellStart"/>
+      <w:r>
+        <w:rPr>
+          <w:color w:val="0D0D0D" w:themeColor="text1" w:themeTint="F2"/>
+          <w:sz w:val="22"/>
+          <w:szCs w:val="22"/>
+        </w:rPr>
+        <w:t>base</w:t>
+      </w:r>
+      <w:proofErr w:type="spellEnd"/>
+      <w:r>
+        <w:rPr>
+          <w:color w:val="0D0D0D" w:themeColor="text1" w:themeTint="F2"/>
+          <w:sz w:val="22"/>
+          <w:szCs w:val="22"/>
+        </w:rPr>
+        <w:t xml:space="preserve"> </w:t>
+      </w:r>
+      <w:proofErr w:type="spellStart"/>
+      <w:r>
+        <w:rPr>
+          <w:color w:val="0D0D0D" w:themeColor="text1" w:themeTint="F2"/>
+          <w:sz w:val="22"/>
+          <w:szCs w:val="22"/>
+        </w:rPr>
+        <w:t>case</w:t>
+      </w:r>
+      <w:proofErr w:type="spellEnd"/>
+      <w:r>
+        <w:rPr>
+          <w:color w:val="0D0D0D" w:themeColor="text1" w:themeTint="F2"/>
+          <w:sz w:val="22"/>
+          <w:szCs w:val="22"/>
+        </w:rPr>
+        <w:t xml:space="preserve"> ve </w:t>
+      </w:r>
+      <w:proofErr w:type="spellStart"/>
+      <w:r>
+        <w:rPr>
+          <w:color w:val="0D0D0D" w:themeColor="text1" w:themeTint="F2"/>
+          <w:sz w:val="22"/>
+          <w:szCs w:val="22"/>
+        </w:rPr>
+        <w:t>recursive</w:t>
+      </w:r>
+      <w:proofErr w:type="spellEnd"/>
+      <w:r>
+        <w:rPr>
+          <w:color w:val="0D0D0D" w:themeColor="text1" w:themeTint="F2"/>
+          <w:sz w:val="22"/>
+          <w:szCs w:val="22"/>
+        </w:rPr>
+        <w:t xml:space="preserve"> </w:t>
+      </w:r>
+      <w:proofErr w:type="spellStart"/>
+      <w:r>
+        <w:rPr>
+          <w:color w:val="0D0D0D" w:themeColor="text1" w:themeTint="F2"/>
+          <w:sz w:val="22"/>
+          <w:szCs w:val="22"/>
+        </w:rPr>
+        <w:t>case</w:t>
+      </w:r>
+      <w:proofErr w:type="spellEnd"/>
+      <w:r>
+        <w:rPr>
+          <w:color w:val="0D0D0D" w:themeColor="text1" w:themeTint="F2"/>
+          <w:sz w:val="22"/>
+          <w:szCs w:val="22"/>
+        </w:rPr>
+        <w:t xml:space="preserve"> mantığı pekiştirildi.</w:t>
+      </w:r>
+    </w:p>
+    <w:p>
+      <w:pPr>
+        <w:pStyle w:val="Balk1"/>
+        <w:spacing w:before="300" w:after="150"/>
+        <w:rPr>
+          <w:color w:val="0D0D0D" w:themeColor="text1" w:themeTint="F2"/>
+          <w:sz w:val="22"/>
+          <w:szCs w:val="22"/>
+        </w:rPr>
+      </w:pPr>
+      <w:r>
+        <w:rPr>
+          <w:color w:val="0D0D0D" w:themeColor="text1" w:themeTint="F2"/>
+          <w:sz w:val="22"/>
+          <w:szCs w:val="22"/>
+        </w:rPr>
+        <w:t>Cuma</w:t>
+      </w:r>
+    </w:p>
+    <w:p>
+      <w:pPr>
+        <w:pStyle w:val="Balk1"/>
+        <w:spacing w:before="300" w:after="150"/>
+        <w:rPr>
+          <w:color w:val="0D0D0D" w:themeColor="text1" w:themeTint="F2"/>
+          <w:sz w:val="22"/>
+          <w:szCs w:val="22"/>
+        </w:rPr>
+      </w:pPr>
+      <w:r>
+        <w:rPr>
+          <w:color w:val="0D0D0D" w:themeColor="text1" w:themeTint="F2"/>
+          <w:sz w:val="22"/>
+          <w:szCs w:val="22"/>
+        </w:rPr>
+        <w:t xml:space="preserve">- </w:t>
+      </w:r>
+      <w:proofErr w:type="spellStart"/>
+      <w:r>
+        <w:rPr>
+          <w:color w:val="0D0D0D" w:themeColor="text1" w:themeTint="F2"/>
+          <w:sz w:val="22"/>
+          <w:szCs w:val="22"/>
+        </w:rPr>
+        <w:t>LeetCode</w:t>
+      </w:r>
+      <w:proofErr w:type="spellEnd"/>
+      <w:r>
+        <w:rPr>
+          <w:color w:val="0D0D0D" w:themeColor="text1" w:themeTint="F2"/>
+          <w:sz w:val="22"/>
+          <w:szCs w:val="22"/>
+        </w:rPr>
+        <w:t xml:space="preserve">: </w:t>
+      </w:r>
+      <w:proofErr w:type="gramStart"/>
+      <w:r>
+        <w:rPr>
+          <w:color w:val="0D0D0D" w:themeColor="text1" w:themeTint="F2"/>
+          <w:sz w:val="22"/>
+          <w:szCs w:val="22"/>
+        </w:rPr>
+        <w:t>342 -</w:t>
+      </w:r>
+      <w:proofErr w:type="gramEnd"/>
+      <w:r>
+        <w:rPr>
+          <w:color w:val="0D0D0D" w:themeColor="text1" w:themeTint="F2"/>
+          <w:sz w:val="22"/>
+          <w:szCs w:val="22"/>
+        </w:rPr>
+        <w:t xml:space="preserve"> </w:t>
+      </w:r>
+      <w:proofErr w:type="spellStart"/>
+      <w:r>
+        <w:rPr>
+          <w:color w:val="0D0D0D" w:themeColor="text1" w:themeTint="F2"/>
+          <w:sz w:val="22"/>
+          <w:szCs w:val="22"/>
+        </w:rPr>
+        <w:t>Power</w:t>
+      </w:r>
+      <w:proofErr w:type="spellEnd"/>
+      <w:r>
+        <w:rPr>
+          <w:color w:val="0D0D0D" w:themeColor="text1" w:themeTint="F2"/>
+          <w:sz w:val="22"/>
+          <w:szCs w:val="22"/>
+        </w:rPr>
+        <w:t xml:space="preserve"> of </w:t>
+      </w:r>
+      <w:proofErr w:type="spellStart"/>
+      <w:r>
+        <w:rPr>
+          <w:color w:val="0D0D0D" w:themeColor="text1" w:themeTint="F2"/>
+          <w:sz w:val="22"/>
+          <w:szCs w:val="22"/>
+        </w:rPr>
+        <w:t>Four</w:t>
+      </w:r>
+      <w:proofErr w:type="spellEnd"/>
+      <w:r>
+        <w:rPr>
+          <w:color w:val="0D0D0D" w:themeColor="text1" w:themeTint="F2"/>
+          <w:sz w:val="22"/>
+          <w:szCs w:val="22"/>
+        </w:rPr>
+        <w:t xml:space="preserve"> (</w:t>
+      </w:r>
+      <w:proofErr w:type="spellStart"/>
+      <w:r>
+        <w:rPr>
+          <w:color w:val="0D0D0D" w:themeColor="text1" w:themeTint="F2"/>
+          <w:sz w:val="22"/>
+          <w:szCs w:val="22"/>
+        </w:rPr>
+        <w:t>Easy</w:t>
+      </w:r>
+      <w:proofErr w:type="spellEnd"/>
+      <w:r>
+        <w:rPr>
+          <w:color w:val="0D0D0D" w:themeColor="text1" w:themeTint="F2"/>
+          <w:sz w:val="22"/>
+          <w:szCs w:val="22"/>
+        </w:rPr>
+        <w:t xml:space="preserve">) problemi </w:t>
+      </w:r>
+      <w:proofErr w:type="spellStart"/>
+      <w:r>
+        <w:rPr>
+          <w:color w:val="0D0D0D" w:themeColor="text1" w:themeTint="F2"/>
+          <w:sz w:val="22"/>
+          <w:szCs w:val="22"/>
+        </w:rPr>
+        <w:t>recursion</w:t>
+      </w:r>
+      <w:proofErr w:type="spellEnd"/>
+      <w:r>
+        <w:rPr>
+          <w:color w:val="0D0D0D" w:themeColor="text1" w:themeTint="F2"/>
+          <w:sz w:val="22"/>
+          <w:szCs w:val="22"/>
+        </w:rPr>
+        <w:t xml:space="preserve"> kullanılarak çözüldü</w:t>
+      </w:r>
+    </w:p>
+    <w:p>
+      <w:pPr>
+        <w:pStyle w:val="Balk1"/>
+        <w:spacing w:before="300" w:after="150"/>
+        <w:rPr>
+          <w:color w:val="0D0D0D" w:themeColor="text1" w:themeTint="F2"/>
+        </w:rPr>
+      </w:pPr>
+      <w:r>
+        <w:rPr>
+          <w:color w:val="0D0D0D" w:themeColor="text1" w:themeTint="F2"/>
+        </w:rPr>
+        <w:t>2.Kullanılan Teknikler</w:t>
+      </w:r>
+    </w:p>
+    <w:p>
+      <w:pPr>
+        <w:pStyle w:val="Balk1"/>
+        <w:spacing w:before="300" w:after="150"/>
+        <w:rPr>
+          <w:color w:val="0D0D0D" w:themeColor="text1" w:themeTint="F2"/>
+          <w:sz w:val="22"/>
+          <w:szCs w:val="22"/>
+        </w:rPr>
+      </w:pPr>
+      <w:proofErr w:type="gramStart"/>
+      <w:r>
+        <w:rPr>
+          <w:color w:val="0D0D0D" w:themeColor="text1" w:themeTint="F2"/>
+          <w:sz w:val="22"/>
+          <w:szCs w:val="22"/>
+        </w:rPr>
+        <w:t>A)</w:t>
+      </w:r>
+      <w:proofErr w:type="spellStart"/>
+      <w:r>
+        <w:rPr>
+          <w:color w:val="0D0D0D" w:themeColor="text1" w:themeTint="F2"/>
+          <w:sz w:val="22"/>
+          <w:szCs w:val="22"/>
+        </w:rPr>
+        <w:t>Sliding</w:t>
+      </w:r>
+      <w:proofErr w:type="spellEnd"/>
+      <w:proofErr w:type="gramEnd"/>
+      <w:r>
+        <w:rPr>
+          <w:color w:val="0D0D0D" w:themeColor="text1" w:themeTint="F2"/>
+          <w:sz w:val="22"/>
+          <w:szCs w:val="22"/>
+        </w:rPr>
+        <w:t xml:space="preserve"> </w:t>
+      </w:r>
+      <w:proofErr w:type="spellStart"/>
+      <w:r>
+        <w:rPr>
+          <w:color w:val="0D0D0D" w:themeColor="text1" w:themeTint="F2"/>
+          <w:sz w:val="22"/>
+          <w:szCs w:val="22"/>
+        </w:rPr>
+        <w:t>Window</w:t>
+      </w:r>
+      <w:proofErr w:type="spellEnd"/>
+      <w:r>
+        <w:rPr>
+          <w:color w:val="0D0D0D" w:themeColor="text1" w:themeTint="F2"/>
+          <w:sz w:val="22"/>
+          <w:szCs w:val="22"/>
+        </w:rPr>
+        <w:t xml:space="preserve"> Tekniğinin Adım Adım Uygulanması</w:t>
+      </w:r>
+    </w:p>
+    <w:p>
+      <w:pPr>
+        <w:pStyle w:val="Balk1"/>
+        <w:spacing w:before="300" w:after="150"/>
+        <w:rPr>
+          <w:color w:val="0D0D0D" w:themeColor="text1" w:themeTint="F2"/>
+          <w:sz w:val="22"/>
+          <w:szCs w:val="22"/>
+        </w:rPr>
+      </w:pPr>
+      <w:r>
+        <w:rPr>
+          <w:color w:val="0D0D0D" w:themeColor="text1" w:themeTint="F2"/>
+          <w:sz w:val="22"/>
+          <w:szCs w:val="22"/>
+        </w:rPr>
+        <w:t>Örnek olarak s = "</w:t>
+      </w:r>
+      <w:proofErr w:type="spellStart"/>
+      <w:r>
+        <w:rPr>
+          <w:color w:val="0D0D0D" w:themeColor="text1" w:themeTint="F2"/>
+          <w:sz w:val="22"/>
+          <w:szCs w:val="22"/>
+        </w:rPr>
+        <w:t>abciiidef</w:t>
+      </w:r>
+      <w:proofErr w:type="spellEnd"/>
+      <w:r>
+        <w:rPr>
+          <w:color w:val="0D0D0D" w:themeColor="text1" w:themeTint="F2"/>
+          <w:sz w:val="22"/>
+          <w:szCs w:val="22"/>
+        </w:rPr>
+        <w:t xml:space="preserve">" ve k = 3 değerleri kullanılmıştır. Amaç, uzunluğu 3 olan </w:t>
+      </w:r>
+      <w:proofErr w:type="spellStart"/>
+      <w:r>
+        <w:rPr>
+          <w:color w:val="0D0D0D" w:themeColor="text1" w:themeTint="F2"/>
+          <w:sz w:val="22"/>
+          <w:szCs w:val="22"/>
+        </w:rPr>
+        <w:t>substringler</w:t>
+      </w:r>
+      <w:proofErr w:type="spellEnd"/>
+      <w:r>
+        <w:rPr>
+          <w:color w:val="0D0D0D" w:themeColor="text1" w:themeTint="F2"/>
+          <w:sz w:val="22"/>
+          <w:szCs w:val="22"/>
+        </w:rPr>
+        <w:t xml:space="preserve"> içerisindeki en fazla sesli harf sayısını bulmaktır.</w:t>
+      </w:r>
+    </w:p>
+    <w:p>
+      <w:pPr>
+        <w:pStyle w:val="Balk1"/>
+        <w:spacing w:before="300" w:after="150"/>
+        <w:rPr>
+          <w:color w:val="0D0D0D" w:themeColor="text1" w:themeTint="F2"/>
+          <w:sz w:val="22"/>
+          <w:szCs w:val="22"/>
+        </w:rPr>
+      </w:pPr>
+      <w:r>
+        <w:rPr>
+          <w:color w:val="0D0D0D" w:themeColor="text1" w:themeTint="F2"/>
+          <w:sz w:val="22"/>
+          <w:szCs w:val="22"/>
+        </w:rPr>
+        <w:t>İlk olarak ilk 3 karakterden oluşan pencere oluşturulur:</w:t>
+      </w:r>
+    </w:p>
+    <w:p>
+      <w:pPr>
+        <w:pStyle w:val="Balk1"/>
+        <w:spacing w:before="300" w:after="150"/>
+        <w:rPr>
+          <w:color w:val="0D0D0D" w:themeColor="text1" w:themeTint="F2"/>
+          <w:sz w:val="22"/>
+          <w:szCs w:val="22"/>
+        </w:rPr>
+      </w:pPr>
+      <w:r>
+        <w:rPr>
+          <w:color w:val="0D0D0D" w:themeColor="text1" w:themeTint="F2"/>
+          <w:sz w:val="22"/>
+          <w:szCs w:val="22"/>
+        </w:rPr>
+        <w:t>[</w:t>
+      </w:r>
+      <w:proofErr w:type="gramStart"/>
+      <w:r>
+        <w:rPr>
+          <w:color w:val="0D0D0D" w:themeColor="text1" w:themeTint="F2"/>
+          <w:sz w:val="22"/>
+          <w:szCs w:val="22"/>
+        </w:rPr>
+        <w:t>a</w:t>
+      </w:r>
+      <w:proofErr w:type="gramEnd"/>
+      <w:r>
+        <w:rPr>
+          <w:color w:val="0D0D0D" w:themeColor="text1" w:themeTint="F2"/>
+          <w:sz w:val="22"/>
+          <w:szCs w:val="22"/>
+        </w:rPr>
+        <w:t xml:space="preserve"> b c] i </w:t>
+      </w:r>
+      <w:proofErr w:type="spellStart"/>
+      <w:r>
+        <w:rPr>
+          <w:color w:val="0D0D0D" w:themeColor="text1" w:themeTint="F2"/>
+          <w:sz w:val="22"/>
+          <w:szCs w:val="22"/>
+        </w:rPr>
+        <w:t>i</w:t>
+      </w:r>
+      <w:proofErr w:type="spellEnd"/>
+      <w:r>
+        <w:rPr>
+          <w:color w:val="0D0D0D" w:themeColor="text1" w:themeTint="F2"/>
+          <w:sz w:val="22"/>
+          <w:szCs w:val="22"/>
+        </w:rPr>
+        <w:t xml:space="preserve"> </w:t>
+      </w:r>
+      <w:proofErr w:type="spellStart"/>
+      <w:r>
+        <w:rPr>
+          <w:color w:val="0D0D0D" w:themeColor="text1" w:themeTint="F2"/>
+          <w:sz w:val="22"/>
+          <w:szCs w:val="22"/>
+        </w:rPr>
+        <w:t>i</w:t>
+      </w:r>
+      <w:proofErr w:type="spellEnd"/>
+      <w:r>
+        <w:rPr>
+          <w:color w:val="0D0D0D" w:themeColor="text1" w:themeTint="F2"/>
+          <w:sz w:val="22"/>
+          <w:szCs w:val="22"/>
+        </w:rPr>
+        <w:t xml:space="preserve"> d e f</w:t>
+      </w:r>
+    </w:p>
+    <w:p>
+      <w:pPr>
+        <w:pStyle w:val="Balk1"/>
+        <w:spacing w:before="300" w:after="150"/>
+        <w:rPr>
+          <w:color w:val="0D0D0D" w:themeColor="text1" w:themeTint="F2"/>
+          <w:sz w:val="22"/>
+          <w:szCs w:val="22"/>
+        </w:rPr>
+      </w:pPr>
+      <w:r>
+        <w:rPr>
+          <w:color w:val="0D0D0D" w:themeColor="text1" w:themeTint="F2"/>
+          <w:sz w:val="22"/>
+          <w:szCs w:val="22"/>
+        </w:rPr>
+        <w:lastRenderedPageBreak/>
+        <w:t>Bu pencerede yalnızca a sesli olduğu için sesli harf sayısı 1 olur.</w:t>
+      </w:r>
+    </w:p>
+    <w:p>
+      <w:pPr>
+        <w:pStyle w:val="Balk1"/>
+        <w:spacing w:before="300" w:after="150"/>
+        <w:rPr>
+          <w:color w:val="0D0D0D" w:themeColor="text1" w:themeTint="F2"/>
+          <w:sz w:val="22"/>
+          <w:szCs w:val="22"/>
+        </w:rPr>
+      </w:pPr>
+      <w:r>
+        <w:rPr>
+          <w:color w:val="0D0D0D" w:themeColor="text1" w:themeTint="F2"/>
+          <w:sz w:val="22"/>
+          <w:szCs w:val="22"/>
+        </w:rPr>
+        <w:t>Pencere bir karakter sağa kaydırılır:</w:t>
+      </w:r>
+    </w:p>
+    <w:p>
+      <w:pPr>
+        <w:pStyle w:val="Balk1"/>
+        <w:spacing w:before="300" w:after="150"/>
+        <w:rPr>
+          <w:color w:val="0D0D0D" w:themeColor="text1" w:themeTint="F2"/>
+          <w:sz w:val="22"/>
+          <w:szCs w:val="22"/>
+        </w:rPr>
+      </w:pPr>
+      <w:proofErr w:type="gramStart"/>
+      <w:r>
+        <w:rPr>
+          <w:color w:val="0D0D0D" w:themeColor="text1" w:themeTint="F2"/>
+          <w:sz w:val="22"/>
+          <w:szCs w:val="22"/>
+        </w:rPr>
+        <w:t>a</w:t>
+      </w:r>
+      <w:proofErr w:type="gramEnd"/>
+      <w:r>
+        <w:rPr>
+          <w:color w:val="0D0D0D" w:themeColor="text1" w:themeTint="F2"/>
+          <w:sz w:val="22"/>
+          <w:szCs w:val="22"/>
+        </w:rPr>
+        <w:t xml:space="preserve"> </w:t>
+      </w:r>
+      <w:proofErr w:type="gramStart"/>
+      <w:r>
+        <w:rPr>
+          <w:color w:val="0D0D0D" w:themeColor="text1" w:themeTint="F2"/>
+          <w:sz w:val="22"/>
+          <w:szCs w:val="22"/>
+        </w:rPr>
+        <w:t>[ b</w:t>
+      </w:r>
+      <w:proofErr w:type="gramEnd"/>
+      <w:r>
+        <w:rPr>
+          <w:color w:val="0D0D0D" w:themeColor="text1" w:themeTint="F2"/>
+          <w:sz w:val="22"/>
+          <w:szCs w:val="22"/>
+        </w:rPr>
+        <w:t xml:space="preserve"> c </w:t>
+      </w:r>
+      <w:proofErr w:type="gramStart"/>
+      <w:r>
+        <w:rPr>
+          <w:color w:val="0D0D0D" w:themeColor="text1" w:themeTint="F2"/>
+          <w:sz w:val="22"/>
+          <w:szCs w:val="22"/>
+        </w:rPr>
+        <w:t>i ]</w:t>
+      </w:r>
+      <w:proofErr w:type="gramEnd"/>
+      <w:r>
+        <w:rPr>
+          <w:color w:val="0D0D0D" w:themeColor="text1" w:themeTint="F2"/>
+          <w:sz w:val="22"/>
+          <w:szCs w:val="22"/>
+        </w:rPr>
+        <w:t xml:space="preserve"> i </w:t>
+      </w:r>
+      <w:proofErr w:type="spellStart"/>
+      <w:r>
+        <w:rPr>
+          <w:color w:val="0D0D0D" w:themeColor="text1" w:themeTint="F2"/>
+          <w:sz w:val="22"/>
+          <w:szCs w:val="22"/>
+        </w:rPr>
+        <w:t>i</w:t>
+      </w:r>
+      <w:proofErr w:type="spellEnd"/>
+      <w:r>
+        <w:rPr>
+          <w:color w:val="0D0D0D" w:themeColor="text1" w:themeTint="F2"/>
+          <w:sz w:val="22"/>
+          <w:szCs w:val="22"/>
+        </w:rPr>
+        <w:t xml:space="preserve"> d e f</w:t>
+      </w:r>
+    </w:p>
+    <w:p>
+      <w:pPr>
+        <w:pStyle w:val="Balk1"/>
+        <w:spacing w:before="300" w:after="150"/>
+        <w:rPr>
+          <w:color w:val="0D0D0D" w:themeColor="text1" w:themeTint="F2"/>
+          <w:sz w:val="22"/>
+          <w:szCs w:val="22"/>
+        </w:rPr>
+      </w:pPr>
+      <w:r>
+        <w:rPr>
+          <w:color w:val="0D0D0D" w:themeColor="text1" w:themeTint="F2"/>
+          <w:sz w:val="22"/>
+          <w:szCs w:val="22"/>
+        </w:rPr>
+        <w:t xml:space="preserve">Bu işlem sırasında a pencereden çıkar ve i pencereye girer. </w:t>
+      </w:r>
+      <w:proofErr w:type="gramStart"/>
+      <w:r>
+        <w:rPr>
+          <w:color w:val="0D0D0D" w:themeColor="text1" w:themeTint="F2"/>
+          <w:sz w:val="22"/>
+          <w:szCs w:val="22"/>
+        </w:rPr>
+        <w:t>a</w:t>
+      </w:r>
+      <w:proofErr w:type="gramEnd"/>
+      <w:r>
+        <w:rPr>
+          <w:color w:val="0D0D0D" w:themeColor="text1" w:themeTint="F2"/>
+          <w:sz w:val="22"/>
+          <w:szCs w:val="22"/>
+        </w:rPr>
+        <w:t xml:space="preserve"> sesli olduğu için sayı 1 azalır, i sesli olduğu için 1 artar. Sonuç tekrar 1 olur.</w:t>
+      </w:r>
+    </w:p>
+    <w:p>
+      <w:pPr>
+        <w:pStyle w:val="Balk1"/>
+        <w:spacing w:before="300" w:after="150"/>
+        <w:rPr>
+          <w:color w:val="0D0D0D" w:themeColor="text1" w:themeTint="F2"/>
+          <w:sz w:val="22"/>
+          <w:szCs w:val="22"/>
+        </w:rPr>
+      </w:pPr>
+      <w:r>
+        <w:rPr>
+          <w:color w:val="0D0D0D" w:themeColor="text1" w:themeTint="F2"/>
+          <w:sz w:val="22"/>
+          <w:szCs w:val="22"/>
+        </w:rPr>
+        <w:t>Pencere tekrar kaydırılır:</w:t>
+      </w:r>
+    </w:p>
+    <w:p>
+      <w:pPr>
+        <w:pStyle w:val="Balk1"/>
+        <w:spacing w:before="300" w:after="150"/>
+        <w:rPr>
+          <w:color w:val="0D0D0D" w:themeColor="text1" w:themeTint="F2"/>
+          <w:sz w:val="22"/>
+          <w:szCs w:val="22"/>
+        </w:rPr>
+      </w:pPr>
+      <w:proofErr w:type="gramStart"/>
+      <w:r>
+        <w:rPr>
+          <w:color w:val="0D0D0D" w:themeColor="text1" w:themeTint="F2"/>
+          <w:sz w:val="22"/>
+          <w:szCs w:val="22"/>
+        </w:rPr>
+        <w:t>a</w:t>
+      </w:r>
+      <w:proofErr w:type="gramEnd"/>
+      <w:r>
+        <w:rPr>
+          <w:color w:val="0D0D0D" w:themeColor="text1" w:themeTint="F2"/>
+          <w:sz w:val="22"/>
+          <w:szCs w:val="22"/>
+        </w:rPr>
+        <w:t xml:space="preserve"> b </w:t>
+      </w:r>
+      <w:proofErr w:type="gramStart"/>
+      <w:r>
+        <w:rPr>
+          <w:color w:val="0D0D0D" w:themeColor="text1" w:themeTint="F2"/>
+          <w:sz w:val="22"/>
+          <w:szCs w:val="22"/>
+        </w:rPr>
+        <w:t>[ c</w:t>
+      </w:r>
+      <w:proofErr w:type="gramEnd"/>
+      <w:r>
+        <w:rPr>
+          <w:color w:val="0D0D0D" w:themeColor="text1" w:themeTint="F2"/>
+          <w:sz w:val="22"/>
+          <w:szCs w:val="22"/>
+        </w:rPr>
+        <w:t xml:space="preserve"> i </w:t>
+      </w:r>
+      <w:proofErr w:type="spellStart"/>
+      <w:proofErr w:type="gramStart"/>
+      <w:r>
+        <w:rPr>
+          <w:color w:val="0D0D0D" w:themeColor="text1" w:themeTint="F2"/>
+          <w:sz w:val="22"/>
+          <w:szCs w:val="22"/>
+        </w:rPr>
+        <w:t>i</w:t>
+      </w:r>
+      <w:proofErr w:type="spellEnd"/>
+      <w:r>
+        <w:rPr>
+          <w:color w:val="0D0D0D" w:themeColor="text1" w:themeTint="F2"/>
+          <w:sz w:val="22"/>
+          <w:szCs w:val="22"/>
+        </w:rPr>
+        <w:t xml:space="preserve"> ]</w:t>
+      </w:r>
+      <w:proofErr w:type="gramEnd"/>
+      <w:r>
+        <w:rPr>
+          <w:color w:val="0D0D0D" w:themeColor="text1" w:themeTint="F2"/>
+          <w:sz w:val="22"/>
+          <w:szCs w:val="22"/>
+        </w:rPr>
+        <w:t xml:space="preserve"> i d e f</w:t>
+      </w:r>
+    </w:p>
+    <w:p>
+      <w:pPr>
+        <w:pStyle w:val="Balk1"/>
+        <w:spacing w:before="300" w:after="150"/>
+        <w:rPr>
+          <w:color w:val="0D0D0D" w:themeColor="text1" w:themeTint="F2"/>
+          <w:sz w:val="22"/>
+          <w:szCs w:val="22"/>
+        </w:rPr>
+      </w:pPr>
+      <w:proofErr w:type="gramStart"/>
+      <w:r>
+        <w:rPr>
+          <w:color w:val="0D0D0D" w:themeColor="text1" w:themeTint="F2"/>
+          <w:sz w:val="22"/>
+          <w:szCs w:val="22"/>
+        </w:rPr>
+        <w:t>b</w:t>
+      </w:r>
+      <w:proofErr w:type="gramEnd"/>
+      <w:r>
+        <w:rPr>
+          <w:color w:val="0D0D0D" w:themeColor="text1" w:themeTint="F2"/>
+          <w:sz w:val="22"/>
+          <w:szCs w:val="22"/>
+        </w:rPr>
+        <w:t xml:space="preserve"> çıkar ve i girer. </w:t>
+      </w:r>
+      <w:proofErr w:type="gramStart"/>
+      <w:r>
+        <w:rPr>
+          <w:color w:val="0D0D0D" w:themeColor="text1" w:themeTint="F2"/>
+          <w:sz w:val="22"/>
+          <w:szCs w:val="22"/>
+        </w:rPr>
+        <w:t>b</w:t>
+      </w:r>
+      <w:proofErr w:type="gramEnd"/>
+      <w:r>
+        <w:rPr>
+          <w:color w:val="0D0D0D" w:themeColor="text1" w:themeTint="F2"/>
+          <w:sz w:val="22"/>
+          <w:szCs w:val="22"/>
+        </w:rPr>
+        <w:t xml:space="preserve"> sessiz, i sesli olduğu için sesli harf sayısı 2 olur.</w:t>
+      </w:r>
+    </w:p>
+    <w:p>
+      <w:pPr>
+        <w:pStyle w:val="Balk1"/>
+        <w:spacing w:before="300" w:after="150"/>
+        <w:rPr>
+          <w:color w:val="0D0D0D" w:themeColor="text1" w:themeTint="F2"/>
+          <w:sz w:val="22"/>
+          <w:szCs w:val="22"/>
+        </w:rPr>
+      </w:pPr>
+      <w:r>
+        <w:rPr>
+          <w:color w:val="0D0D0D" w:themeColor="text1" w:themeTint="F2"/>
+          <w:sz w:val="22"/>
+          <w:szCs w:val="22"/>
+        </w:rPr>
+        <w:t>Bir sonraki kaydırmada:</w:t>
+      </w:r>
+    </w:p>
+    <w:p>
+      <w:pPr>
+        <w:pStyle w:val="Balk1"/>
+        <w:spacing w:before="300" w:after="150"/>
+        <w:rPr>
+          <w:color w:val="0D0D0D" w:themeColor="text1" w:themeTint="F2"/>
+          <w:sz w:val="22"/>
+          <w:szCs w:val="22"/>
+        </w:rPr>
+      </w:pPr>
+      <w:proofErr w:type="gramStart"/>
+      <w:r>
+        <w:rPr>
+          <w:color w:val="0D0D0D" w:themeColor="text1" w:themeTint="F2"/>
+          <w:sz w:val="22"/>
+          <w:szCs w:val="22"/>
+        </w:rPr>
+        <w:t>a</w:t>
+      </w:r>
+      <w:proofErr w:type="gramEnd"/>
+      <w:r>
+        <w:rPr>
+          <w:color w:val="0D0D0D" w:themeColor="text1" w:themeTint="F2"/>
+          <w:sz w:val="22"/>
+          <w:szCs w:val="22"/>
+        </w:rPr>
+        <w:t xml:space="preserve"> b c </w:t>
+      </w:r>
+      <w:proofErr w:type="gramStart"/>
+      <w:r>
+        <w:rPr>
+          <w:color w:val="0D0D0D" w:themeColor="text1" w:themeTint="F2"/>
+          <w:sz w:val="22"/>
+          <w:szCs w:val="22"/>
+        </w:rPr>
+        <w:t>[ i</w:t>
+      </w:r>
+      <w:proofErr w:type="gramEnd"/>
+      <w:r>
+        <w:rPr>
+          <w:color w:val="0D0D0D" w:themeColor="text1" w:themeTint="F2"/>
+          <w:sz w:val="22"/>
+          <w:szCs w:val="22"/>
+        </w:rPr>
+        <w:t xml:space="preserve"> </w:t>
+      </w:r>
+      <w:proofErr w:type="spellStart"/>
+      <w:r>
+        <w:rPr>
+          <w:color w:val="0D0D0D" w:themeColor="text1" w:themeTint="F2"/>
+          <w:sz w:val="22"/>
+          <w:szCs w:val="22"/>
+        </w:rPr>
+        <w:t>i</w:t>
+      </w:r>
+      <w:proofErr w:type="spellEnd"/>
+      <w:r>
+        <w:rPr>
+          <w:color w:val="0D0D0D" w:themeColor="text1" w:themeTint="F2"/>
+          <w:sz w:val="22"/>
+          <w:szCs w:val="22"/>
+        </w:rPr>
+        <w:t xml:space="preserve"> </w:t>
+      </w:r>
+      <w:proofErr w:type="spellStart"/>
+      <w:proofErr w:type="gramStart"/>
+      <w:r>
+        <w:rPr>
+          <w:color w:val="0D0D0D" w:themeColor="text1" w:themeTint="F2"/>
+          <w:sz w:val="22"/>
+          <w:szCs w:val="22"/>
+        </w:rPr>
+        <w:t>i</w:t>
+      </w:r>
+      <w:proofErr w:type="spellEnd"/>
+      <w:r>
+        <w:rPr>
+          <w:color w:val="0D0D0D" w:themeColor="text1" w:themeTint="F2"/>
+          <w:sz w:val="22"/>
+          <w:szCs w:val="22"/>
+        </w:rPr>
+        <w:t xml:space="preserve"> ]</w:t>
+      </w:r>
+      <w:proofErr w:type="gramEnd"/>
+      <w:r>
+        <w:rPr>
+          <w:color w:val="0D0D0D" w:themeColor="text1" w:themeTint="F2"/>
+          <w:sz w:val="22"/>
+          <w:szCs w:val="22"/>
+        </w:rPr>
+        <w:t xml:space="preserve"> d e f</w:t>
+      </w:r>
+    </w:p>
+    <w:p>
+      <w:pPr>
+        <w:pStyle w:val="Balk1"/>
+        <w:spacing w:before="300" w:after="150"/>
+        <w:rPr>
+          <w:color w:val="0D0D0D" w:themeColor="text1" w:themeTint="F2"/>
+          <w:sz w:val="22"/>
+          <w:szCs w:val="22"/>
+        </w:rPr>
+      </w:pPr>
+      <w:proofErr w:type="gramStart"/>
+      <w:r>
+        <w:rPr>
+          <w:color w:val="0D0D0D" w:themeColor="text1" w:themeTint="F2"/>
+          <w:sz w:val="22"/>
+          <w:szCs w:val="22"/>
+        </w:rPr>
+        <w:t>c</w:t>
+      </w:r>
+      <w:proofErr w:type="gramEnd"/>
+      <w:r>
+        <w:rPr>
+          <w:color w:val="0D0D0D" w:themeColor="text1" w:themeTint="F2"/>
+          <w:sz w:val="22"/>
+          <w:szCs w:val="22"/>
+        </w:rPr>
+        <w:t xml:space="preserve"> çıkar ve i girer. </w:t>
+      </w:r>
+      <w:proofErr w:type="gramStart"/>
+      <w:r>
+        <w:rPr>
+          <w:color w:val="0D0D0D" w:themeColor="text1" w:themeTint="F2"/>
+          <w:sz w:val="22"/>
+          <w:szCs w:val="22"/>
+        </w:rPr>
+        <w:t>c</w:t>
+      </w:r>
+      <w:proofErr w:type="gramEnd"/>
+      <w:r>
+        <w:rPr>
+          <w:color w:val="0D0D0D" w:themeColor="text1" w:themeTint="F2"/>
+          <w:sz w:val="22"/>
+          <w:szCs w:val="22"/>
+        </w:rPr>
+        <w:t xml:space="preserve"> sessiz olduğu için sayı değişmez ve yeni i sesli olduğu için sayı 3 olur.</w:t>
+      </w:r>
+    </w:p>
+    <w:p>
+      <w:pPr>
+        <w:pStyle w:val="Balk1"/>
+        <w:spacing w:before="300" w:after="150"/>
+        <w:rPr>
+          <w:color w:val="0D0D0D" w:themeColor="text1" w:themeTint="F2"/>
+          <w:sz w:val="22"/>
+          <w:szCs w:val="22"/>
+        </w:rPr>
+      </w:pPr>
+      <w:r>
+        <w:rPr>
+          <w:color w:val="0D0D0D" w:themeColor="text1" w:themeTint="F2"/>
+          <w:sz w:val="22"/>
+          <w:szCs w:val="22"/>
+        </w:rPr>
+        <w:t>Sonraki pencerelerde de aynı işlem uygulanır:</w:t>
+      </w:r>
+    </w:p>
+    <w:p>
+      <w:pPr>
+        <w:pStyle w:val="Balk1"/>
+        <w:spacing w:before="300" w:after="150"/>
+        <w:rPr>
+          <w:color w:val="0D0D0D" w:themeColor="text1" w:themeTint="F2"/>
+          <w:sz w:val="22"/>
+          <w:szCs w:val="22"/>
+        </w:rPr>
+      </w:pPr>
+      <w:proofErr w:type="gramStart"/>
+      <w:r>
+        <w:rPr>
+          <w:color w:val="0D0D0D" w:themeColor="text1" w:themeTint="F2"/>
+          <w:sz w:val="22"/>
+          <w:szCs w:val="22"/>
+        </w:rPr>
+        <w:t>a</w:t>
+      </w:r>
+      <w:proofErr w:type="gramEnd"/>
+      <w:r>
+        <w:rPr>
+          <w:color w:val="0D0D0D" w:themeColor="text1" w:themeTint="F2"/>
+          <w:sz w:val="22"/>
+          <w:szCs w:val="22"/>
+        </w:rPr>
+        <w:t xml:space="preserve"> b c i </w:t>
+      </w:r>
+      <w:proofErr w:type="gramStart"/>
+      <w:r>
+        <w:rPr>
+          <w:color w:val="0D0D0D" w:themeColor="text1" w:themeTint="F2"/>
+          <w:sz w:val="22"/>
+          <w:szCs w:val="22"/>
+        </w:rPr>
+        <w:t>[ i</w:t>
+      </w:r>
+      <w:proofErr w:type="gramEnd"/>
+      <w:r>
+        <w:rPr>
+          <w:color w:val="0D0D0D" w:themeColor="text1" w:themeTint="F2"/>
+          <w:sz w:val="22"/>
+          <w:szCs w:val="22"/>
+        </w:rPr>
+        <w:t xml:space="preserve"> </w:t>
+      </w:r>
+      <w:proofErr w:type="spellStart"/>
+      <w:r>
+        <w:rPr>
+          <w:color w:val="0D0D0D" w:themeColor="text1" w:themeTint="F2"/>
+          <w:sz w:val="22"/>
+          <w:szCs w:val="22"/>
+        </w:rPr>
+        <w:t>i</w:t>
+      </w:r>
+      <w:proofErr w:type="spellEnd"/>
+      <w:r>
+        <w:rPr>
+          <w:color w:val="0D0D0D" w:themeColor="text1" w:themeTint="F2"/>
+          <w:sz w:val="22"/>
+          <w:szCs w:val="22"/>
+        </w:rPr>
+        <w:t xml:space="preserve"> </w:t>
+      </w:r>
+      <w:proofErr w:type="gramStart"/>
+      <w:r>
+        <w:rPr>
+          <w:color w:val="0D0D0D" w:themeColor="text1" w:themeTint="F2"/>
+          <w:sz w:val="22"/>
+          <w:szCs w:val="22"/>
+        </w:rPr>
+        <w:t>d ]</w:t>
+      </w:r>
+      <w:proofErr w:type="gramEnd"/>
+      <w:r>
+        <w:rPr>
+          <w:color w:val="0D0D0D" w:themeColor="text1" w:themeTint="F2"/>
+          <w:sz w:val="22"/>
+          <w:szCs w:val="22"/>
+        </w:rPr>
+        <w:t xml:space="preserve"> e </w:t>
+      </w:r>
+      <w:proofErr w:type="gramStart"/>
+      <w:r>
+        <w:rPr>
+          <w:color w:val="0D0D0D" w:themeColor="text1" w:themeTint="F2"/>
+          <w:sz w:val="22"/>
+          <w:szCs w:val="22"/>
+        </w:rPr>
+        <w:t>f  →</w:t>
+      </w:r>
+      <w:proofErr w:type="gramEnd"/>
+      <w:r>
+        <w:rPr>
+          <w:color w:val="0D0D0D" w:themeColor="text1" w:themeTint="F2"/>
+          <w:sz w:val="22"/>
+          <w:szCs w:val="22"/>
+        </w:rPr>
+        <w:t xml:space="preserve"> 2</w:t>
+      </w:r>
+    </w:p>
+    <w:p>
+      <w:pPr>
+        <w:pStyle w:val="Balk1"/>
+        <w:spacing w:before="300" w:after="150"/>
+        <w:rPr>
+          <w:color w:val="0D0D0D" w:themeColor="text1" w:themeTint="F2"/>
+          <w:sz w:val="22"/>
+          <w:szCs w:val="22"/>
+        </w:rPr>
+      </w:pPr>
+      <w:proofErr w:type="gramStart"/>
+      <w:r>
+        <w:rPr>
+          <w:color w:val="0D0D0D" w:themeColor="text1" w:themeTint="F2"/>
+          <w:sz w:val="22"/>
+          <w:szCs w:val="22"/>
+        </w:rPr>
+        <w:t>a</w:t>
+      </w:r>
+      <w:proofErr w:type="gramEnd"/>
+      <w:r>
+        <w:rPr>
+          <w:color w:val="0D0D0D" w:themeColor="text1" w:themeTint="F2"/>
+          <w:sz w:val="22"/>
+          <w:szCs w:val="22"/>
+        </w:rPr>
+        <w:t xml:space="preserve"> b c i </w:t>
+      </w:r>
+      <w:proofErr w:type="spellStart"/>
+      <w:r>
+        <w:rPr>
+          <w:color w:val="0D0D0D" w:themeColor="text1" w:themeTint="F2"/>
+          <w:sz w:val="22"/>
+          <w:szCs w:val="22"/>
+        </w:rPr>
+        <w:t>i</w:t>
+      </w:r>
+      <w:proofErr w:type="spellEnd"/>
+      <w:r>
+        <w:rPr>
+          <w:color w:val="0D0D0D" w:themeColor="text1" w:themeTint="F2"/>
+          <w:sz w:val="22"/>
+          <w:szCs w:val="22"/>
+        </w:rPr>
+        <w:t xml:space="preserve"> </w:t>
+      </w:r>
+      <w:proofErr w:type="gramStart"/>
+      <w:r>
+        <w:rPr>
+          <w:color w:val="0D0D0D" w:themeColor="text1" w:themeTint="F2"/>
+          <w:sz w:val="22"/>
+          <w:szCs w:val="22"/>
+        </w:rPr>
+        <w:t>[ i</w:t>
+      </w:r>
+      <w:proofErr w:type="gramEnd"/>
+      <w:r>
+        <w:rPr>
+          <w:color w:val="0D0D0D" w:themeColor="text1" w:themeTint="F2"/>
+          <w:sz w:val="22"/>
+          <w:szCs w:val="22"/>
+        </w:rPr>
+        <w:t xml:space="preserve"> d </w:t>
+      </w:r>
+      <w:proofErr w:type="gramStart"/>
+      <w:r>
+        <w:rPr>
+          <w:color w:val="0D0D0D" w:themeColor="text1" w:themeTint="F2"/>
+          <w:sz w:val="22"/>
+          <w:szCs w:val="22"/>
+        </w:rPr>
+        <w:t>e ]</w:t>
+      </w:r>
+      <w:proofErr w:type="gramEnd"/>
+      <w:r>
+        <w:rPr>
+          <w:color w:val="0D0D0D" w:themeColor="text1" w:themeTint="F2"/>
+          <w:sz w:val="22"/>
+          <w:szCs w:val="22"/>
+        </w:rPr>
+        <w:t xml:space="preserve"> </w:t>
+      </w:r>
+      <w:proofErr w:type="gramStart"/>
+      <w:r>
+        <w:rPr>
+          <w:color w:val="0D0D0D" w:themeColor="text1" w:themeTint="F2"/>
+          <w:sz w:val="22"/>
+          <w:szCs w:val="22"/>
+        </w:rPr>
+        <w:t>f  →</w:t>
+      </w:r>
+      <w:proofErr w:type="gramEnd"/>
+      <w:r>
+        <w:rPr>
+          <w:color w:val="0D0D0D" w:themeColor="text1" w:themeTint="F2"/>
+          <w:sz w:val="22"/>
+          <w:szCs w:val="22"/>
+        </w:rPr>
+        <w:t xml:space="preserve"> 2</w:t>
+      </w:r>
+    </w:p>
+    <w:p>
+      <w:pPr>
+        <w:pStyle w:val="Balk1"/>
+        <w:spacing w:before="300" w:after="150"/>
+        <w:rPr>
+          <w:color w:val="0D0D0D" w:themeColor="text1" w:themeTint="F2"/>
+          <w:sz w:val="22"/>
+          <w:szCs w:val="22"/>
+        </w:rPr>
+      </w:pPr>
+      <w:proofErr w:type="gramStart"/>
+      <w:r>
+        <w:rPr>
+          <w:color w:val="0D0D0D" w:themeColor="text1" w:themeTint="F2"/>
+          <w:sz w:val="22"/>
+          <w:szCs w:val="22"/>
+        </w:rPr>
+        <w:t>a</w:t>
+      </w:r>
+      <w:proofErr w:type="gramEnd"/>
+      <w:r>
+        <w:rPr>
+          <w:color w:val="0D0D0D" w:themeColor="text1" w:themeTint="F2"/>
+          <w:sz w:val="22"/>
+          <w:szCs w:val="22"/>
+        </w:rPr>
+        <w:t xml:space="preserve"> b c i </w:t>
+      </w:r>
+      <w:proofErr w:type="spellStart"/>
+      <w:r>
+        <w:rPr>
+          <w:color w:val="0D0D0D" w:themeColor="text1" w:themeTint="F2"/>
+          <w:sz w:val="22"/>
+          <w:szCs w:val="22"/>
+        </w:rPr>
+        <w:t>i</w:t>
+      </w:r>
+      <w:proofErr w:type="spellEnd"/>
+      <w:r>
+        <w:rPr>
+          <w:color w:val="0D0D0D" w:themeColor="text1" w:themeTint="F2"/>
+          <w:sz w:val="22"/>
+          <w:szCs w:val="22"/>
+        </w:rPr>
+        <w:t xml:space="preserve"> </w:t>
+      </w:r>
+      <w:proofErr w:type="spellStart"/>
+      <w:r>
+        <w:rPr>
+          <w:color w:val="0D0D0D" w:themeColor="text1" w:themeTint="F2"/>
+          <w:sz w:val="22"/>
+          <w:szCs w:val="22"/>
+        </w:rPr>
+        <w:t>i</w:t>
+      </w:r>
+      <w:proofErr w:type="spellEnd"/>
+      <w:r>
+        <w:rPr>
+          <w:color w:val="0D0D0D" w:themeColor="text1" w:themeTint="F2"/>
+          <w:sz w:val="22"/>
+          <w:szCs w:val="22"/>
+        </w:rPr>
+        <w:t xml:space="preserve"> </w:t>
+      </w:r>
+      <w:proofErr w:type="gramStart"/>
+      <w:r>
+        <w:rPr>
+          <w:color w:val="0D0D0D" w:themeColor="text1" w:themeTint="F2"/>
+          <w:sz w:val="22"/>
+          <w:szCs w:val="22"/>
+        </w:rPr>
+        <w:t>[ d</w:t>
+      </w:r>
+      <w:proofErr w:type="gramEnd"/>
+      <w:r>
+        <w:rPr>
+          <w:color w:val="0D0D0D" w:themeColor="text1" w:themeTint="F2"/>
+          <w:sz w:val="22"/>
+          <w:szCs w:val="22"/>
+        </w:rPr>
+        <w:t xml:space="preserve"> e </w:t>
+      </w:r>
+      <w:proofErr w:type="gramStart"/>
+      <w:r>
+        <w:rPr>
+          <w:color w:val="0D0D0D" w:themeColor="text1" w:themeTint="F2"/>
+          <w:sz w:val="22"/>
+          <w:szCs w:val="22"/>
+        </w:rPr>
+        <w:t>f ]</w:t>
+      </w:r>
+      <w:proofErr w:type="gramEnd"/>
+      <w:r>
+        <w:rPr>
+          <w:color w:val="0D0D0D" w:themeColor="text1" w:themeTint="F2"/>
+          <w:sz w:val="22"/>
+          <w:szCs w:val="22"/>
+        </w:rPr>
+        <w:t xml:space="preserve">  → 1</w:t>
+      </w:r>
+    </w:p>
+    <w:p>
+      <w:pPr>
+        <w:pStyle w:val="Balk1"/>
+        <w:spacing w:before="300" w:after="150"/>
+        <w:rPr>
+          <w:color w:val="0D0D0D" w:themeColor="text1" w:themeTint="F2"/>
+          <w:sz w:val="22"/>
+          <w:szCs w:val="22"/>
+        </w:rPr>
+      </w:pPr>
+      <w:r>
+        <w:rPr>
+          <w:color w:val="0D0D0D" w:themeColor="text1" w:themeTint="F2"/>
+          <w:sz w:val="22"/>
+          <w:szCs w:val="22"/>
+        </w:rPr>
+        <w:t>Pencereler içerisindeki en yüksek sesli harf sayısı 3 olduğu için sonuç 3 olarak bulunur.</w:t>
+      </w:r>
+    </w:p>
+    <w:p>
+      <w:pPr>
+        <w:pStyle w:val="Balk1"/>
+        <w:spacing w:before="300" w:after="150"/>
+        <w:rPr>
+          <w:color w:val="0D0D0D" w:themeColor="text1" w:themeTint="F2"/>
+          <w:sz w:val="22"/>
+          <w:szCs w:val="22"/>
+        </w:rPr>
+      </w:pPr>
+      <w:r>
+        <w:rPr>
+          <w:color w:val="0D0D0D" w:themeColor="text1" w:themeTint="F2"/>
+          <w:sz w:val="22"/>
+          <w:szCs w:val="22"/>
+        </w:rPr>
+        <w:t xml:space="preserve">Bu uygulamada her pencereyi baştan taramak yerine yalnızca pencereden çıkan ve pencereye giren karakterler kontrol edilmiştir. Böylece </w:t>
+      </w:r>
+      <w:proofErr w:type="spellStart"/>
+      <w:r>
+        <w:rPr>
+          <w:color w:val="0D0D0D" w:themeColor="text1" w:themeTint="F2"/>
+          <w:sz w:val="22"/>
+          <w:szCs w:val="22"/>
+        </w:rPr>
+        <w:t>Sliding</w:t>
+      </w:r>
+      <w:proofErr w:type="spellEnd"/>
+      <w:r>
+        <w:rPr>
+          <w:color w:val="0D0D0D" w:themeColor="text1" w:themeTint="F2"/>
+          <w:sz w:val="22"/>
+          <w:szCs w:val="22"/>
+        </w:rPr>
+        <w:t xml:space="preserve"> </w:t>
+      </w:r>
+      <w:proofErr w:type="spellStart"/>
+      <w:r>
+        <w:rPr>
+          <w:color w:val="0D0D0D" w:themeColor="text1" w:themeTint="F2"/>
+          <w:sz w:val="22"/>
+          <w:szCs w:val="22"/>
+        </w:rPr>
+        <w:t>Window</w:t>
+      </w:r>
+      <w:proofErr w:type="spellEnd"/>
+      <w:r>
+        <w:rPr>
+          <w:color w:val="0D0D0D" w:themeColor="text1" w:themeTint="F2"/>
+          <w:sz w:val="22"/>
+          <w:szCs w:val="22"/>
+        </w:rPr>
+        <w:t xml:space="preserve"> tekniği kullanılarak işlem daha verimli hale getirilmiştir.</w:t>
+      </w:r>
+    </w:p>
+    <w:p>
+      <w:pPr>
+        <w:pStyle w:val="Balk1"/>
+        <w:spacing w:before="300" w:after="150"/>
+        <w:rPr>
+          <w:color w:val="0D0D0D" w:themeColor="text1" w:themeTint="F2"/>
+        </w:rPr>
+      </w:pPr>
+    </w:p>
+    <w:p>
+      <w:pPr>
+        <w:pStyle w:val="Balk1"/>
+        <w:spacing w:before="300" w:after="150"/>
+        <w:rPr>
+          <w:color w:val="0D0D0D" w:themeColor="text1" w:themeTint="F2"/>
+        </w:rPr>
+      </w:pPr>
+      <w:r>
+        <w:rPr>
+          <w:color w:val="0D0D0D" w:themeColor="text1" w:themeTint="F2"/>
+        </w:rPr>
+        <w:t>3</w:t>
+      </w:r>
+      <w:r>
+        <w:rPr>
+          <w:color w:val="0D0D0D" w:themeColor="text1" w:themeTint="F2"/>
+        </w:rPr>
+        <w:t xml:space="preserve">. </w:t>
       </w:r>
       <w:proofErr w:type="spellStart"/>
       <w:r>
@@ -886,14 +2865,357 @@
         <w:pStyle w:val="Balk1"/>
         <w:spacing w:before="300" w:after="150"/>
         <w:rPr>
-          <w:color w:val="0D0D0D" w:themeColor="text1" w:themeTint="F2"/>
-        </w:rPr>
-      </w:pPr>
-      <w:r>
-        <w:rPr>
-          <w:color w:val="0D0D0D" w:themeColor="text1" w:themeTint="F2"/>
-        </w:rPr>
-        <w:t>3. Teknik Kaynak Özeti</w:t>
+          <w:rStyle w:val="Kpr"/>
+          <w:sz w:val="22"/>
+          <w:szCs w:val="22"/>
+          <w14:textFill>
+            <w14:solidFill>
+              <w14:srgbClr w14:val="0563C1">
+                <w14:lumMod w14:val="95000"/>
+                <w14:lumOff w14:val="5000"/>
+              </w14:srgbClr>
+            </w14:solidFill>
+          </w14:textFill>
+        </w:rPr>
+      </w:pPr>
+      <w:r>
+        <w:rPr>
+          <w:color w:val="0D0D0D" w:themeColor="text1" w:themeTint="F2"/>
+          <w:sz w:val="22"/>
+          <w:szCs w:val="22"/>
+        </w:rPr>
+        <w:fldChar w:fldCharType="begin"/>
+      </w:r>
+      <w:r>
+        <w:rPr>
+          <w:color w:val="0D0D0D" w:themeColor="text1" w:themeTint="F2"/>
+          <w:sz w:val="22"/>
+          <w:szCs w:val="22"/>
+        </w:rPr>
+        <w:instrText>HYPERLINK "https://leetcode.com/problems/two-sum-ii-input-array-is-sorted/description/"</w:instrText>
+      </w:r>
+      <w:r>
+        <w:rPr>
+          <w:color w:val="0D0D0D" w:themeColor="text1" w:themeTint="F2"/>
+          <w:sz w:val="22"/>
+          <w:szCs w:val="22"/>
+        </w:rPr>
+      </w:r>
+      <w:r>
+        <w:rPr>
+          <w:color w:val="0D0D0D" w:themeColor="text1" w:themeTint="F2"/>
+          <w:sz w:val="22"/>
+          <w:szCs w:val="22"/>
+        </w:rPr>
+        <w:fldChar w:fldCharType="separate"/>
+      </w:r>
+      <w:r>
+        <w:rPr>
+          <w:rStyle w:val="Kpr"/>
+          <w:sz w:val="22"/>
+          <w:szCs w:val="22"/>
+          <w14:textFill>
+            <w14:solidFill>
+              <w14:srgbClr w14:val="0563C1">
+                <w14:lumMod w14:val="95000"/>
+                <w14:lumOff w14:val="5000"/>
+              </w14:srgbClr>
+            </w14:solidFill>
+          </w14:textFill>
+        </w:rPr>
+        <w:t>2)</w:t>
+      </w:r>
+      <w:proofErr w:type="spellStart"/>
+      <w:r>
+        <w:rPr>
+          <w:rStyle w:val="Kpr"/>
+          <w:sz w:val="22"/>
+          <w:szCs w:val="22"/>
+          <w14:textFill>
+            <w14:solidFill>
+              <w14:srgbClr w14:val="0563C1">
+                <w14:lumMod w14:val="95000"/>
+                <w14:lumOff w14:val="5000"/>
+              </w14:srgbClr>
+            </w14:solidFill>
+          </w14:textFill>
+        </w:rPr>
+        <w:t>LeetCode</w:t>
+      </w:r>
+      <w:proofErr w:type="spellEnd"/>
+      <w:r>
+        <w:rPr>
+          <w:rStyle w:val="Kpr"/>
+          <w:sz w:val="22"/>
+          <w:szCs w:val="22"/>
+          <w14:textFill>
+            <w14:solidFill>
+              <w14:srgbClr w14:val="0563C1">
+                <w14:lumMod w14:val="95000"/>
+                <w14:lumOff w14:val="5000"/>
+              </w14:srgbClr>
+            </w14:solidFill>
+          </w14:textFill>
+        </w:rPr>
+        <w:t xml:space="preserve"> </w:t>
+      </w:r>
+      <w:r>
+        <w:rPr>
+          <w:rStyle w:val="Kpr"/>
+          <w:b/>
+          <w:bCs/>
+          <w:sz w:val="22"/>
+          <w:szCs w:val="22"/>
+          <w14:textFill>
+            <w14:solidFill>
+              <w14:srgbClr w14:val="0563C1">
+                <w14:lumMod w14:val="95000"/>
+                <w14:lumOff w14:val="5000"/>
+              </w14:srgbClr>
+            </w14:solidFill>
+          </w14:textFill>
+        </w:rPr>
+        <w:t xml:space="preserve">167. Two </w:t>
+      </w:r>
+      <w:proofErr w:type="spellStart"/>
+      <w:r>
+        <w:rPr>
+          <w:rStyle w:val="Kpr"/>
+          <w:b/>
+          <w:bCs/>
+          <w:sz w:val="22"/>
+          <w:szCs w:val="22"/>
+          <w14:textFill>
+            <w14:solidFill>
+              <w14:srgbClr w14:val="0563C1">
+                <w14:lumMod w14:val="95000"/>
+                <w14:lumOff w14:val="5000"/>
+              </w14:srgbClr>
+            </w14:solidFill>
+          </w14:textFill>
+        </w:rPr>
+        <w:t>Sum</w:t>
+      </w:r>
+      <w:proofErr w:type="spellEnd"/>
+      <w:r>
+        <w:rPr>
+          <w:rStyle w:val="Kpr"/>
+          <w:b/>
+          <w:bCs/>
+          <w:sz w:val="22"/>
+          <w:szCs w:val="22"/>
+          <w14:textFill>
+            <w14:solidFill>
+              <w14:srgbClr w14:val="0563C1">
+                <w14:lumMod w14:val="95000"/>
+                <w14:lumOff w14:val="5000"/>
+              </w14:srgbClr>
+            </w14:solidFill>
+          </w14:textFill>
+        </w:rPr>
+        <w:t xml:space="preserve"> </w:t>
+      </w:r>
+      <w:proofErr w:type="gramStart"/>
+      <w:r>
+        <w:rPr>
+          <w:rStyle w:val="Kpr"/>
+          <w:b/>
+          <w:bCs/>
+          <w:sz w:val="22"/>
+          <w:szCs w:val="22"/>
+          <w14:textFill>
+            <w14:solidFill>
+              <w14:srgbClr w14:val="0563C1">
+                <w14:lumMod w14:val="95000"/>
+                <w14:lumOff w14:val="5000"/>
+              </w14:srgbClr>
+            </w14:solidFill>
+          </w14:textFill>
+        </w:rPr>
+        <w:t>II -</w:t>
+      </w:r>
+      <w:proofErr w:type="gramEnd"/>
+      <w:r>
+        <w:rPr>
+          <w:rStyle w:val="Kpr"/>
+          <w:b/>
+          <w:bCs/>
+          <w:sz w:val="22"/>
+          <w:szCs w:val="22"/>
+          <w14:textFill>
+            <w14:solidFill>
+              <w14:srgbClr w14:val="0563C1">
+                <w14:lumMod w14:val="95000"/>
+                <w14:lumOff w14:val="5000"/>
+              </w14:srgbClr>
+            </w14:solidFill>
+          </w14:textFill>
+        </w:rPr>
+        <w:t xml:space="preserve"> </w:t>
+      </w:r>
+      <w:proofErr w:type="spellStart"/>
+      <w:r>
+        <w:rPr>
+          <w:rStyle w:val="Kpr"/>
+          <w:b/>
+          <w:bCs/>
+          <w:sz w:val="22"/>
+          <w:szCs w:val="22"/>
+          <w14:textFill>
+            <w14:solidFill>
+              <w14:srgbClr w14:val="0563C1">
+                <w14:lumMod w14:val="95000"/>
+                <w14:lumOff w14:val="5000"/>
+              </w14:srgbClr>
+            </w14:solidFill>
+          </w14:textFill>
+        </w:rPr>
+        <w:t>Input</w:t>
+      </w:r>
+      <w:proofErr w:type="spellEnd"/>
+      <w:r>
+        <w:rPr>
+          <w:rStyle w:val="Kpr"/>
+          <w:b/>
+          <w:bCs/>
+          <w:sz w:val="22"/>
+          <w:szCs w:val="22"/>
+          <w14:textFill>
+            <w14:solidFill>
+              <w14:srgbClr w14:val="0563C1">
+                <w14:lumMod w14:val="95000"/>
+                <w14:lumOff w14:val="5000"/>
+              </w14:srgbClr>
+            </w14:solidFill>
+          </w14:textFill>
+        </w:rPr>
+        <w:t xml:space="preserve"> </w:t>
+      </w:r>
+      <w:proofErr w:type="spellStart"/>
+      <w:r>
+        <w:rPr>
+          <w:rStyle w:val="Kpr"/>
+          <w:b/>
+          <w:bCs/>
+          <w:sz w:val="22"/>
+          <w:szCs w:val="22"/>
+          <w14:textFill>
+            <w14:solidFill>
+              <w14:srgbClr w14:val="0563C1">
+                <w14:lumMod w14:val="95000"/>
+                <w14:lumOff w14:val="5000"/>
+              </w14:srgbClr>
+            </w14:solidFill>
+          </w14:textFill>
+        </w:rPr>
+        <w:t>Array</w:t>
+      </w:r>
+      <w:proofErr w:type="spellEnd"/>
+      <w:r>
+        <w:rPr>
+          <w:rStyle w:val="Kpr"/>
+          <w:b/>
+          <w:bCs/>
+          <w:sz w:val="22"/>
+          <w:szCs w:val="22"/>
+          <w14:textFill>
+            <w14:solidFill>
+              <w14:srgbClr w14:val="0563C1">
+                <w14:lumMod w14:val="95000"/>
+                <w14:lumOff w14:val="5000"/>
+              </w14:srgbClr>
+            </w14:solidFill>
+          </w14:textFill>
+        </w:rPr>
+        <w:t xml:space="preserve"> Is </w:t>
+      </w:r>
+      <w:proofErr w:type="spellStart"/>
+      <w:proofErr w:type="gramStart"/>
+      <w:r>
+        <w:rPr>
+          <w:rStyle w:val="Kpr"/>
+          <w:b/>
+          <w:bCs/>
+          <w:sz w:val="22"/>
+          <w:szCs w:val="22"/>
+          <w14:textFill>
+            <w14:solidFill>
+              <w14:srgbClr w14:val="0563C1">
+                <w14:lumMod w14:val="95000"/>
+                <w14:lumOff w14:val="5000"/>
+              </w14:srgbClr>
+            </w14:solidFill>
+          </w14:textFill>
+        </w:rPr>
+        <w:t>Sorted</w:t>
+      </w:r>
+      <w:proofErr w:type="spellEnd"/>
+      <w:r>
+        <w:rPr>
+          <w:rStyle w:val="Kpr"/>
+          <w:sz w:val="22"/>
+          <w:szCs w:val="22"/>
+          <w14:textFill>
+            <w14:solidFill>
+              <w14:srgbClr w14:val="0563C1">
+                <w14:lumMod w14:val="95000"/>
+                <w14:lumOff w14:val="5000"/>
+              </w14:srgbClr>
+            </w14:solidFill>
+          </w14:textFill>
+        </w:rPr>
+        <w:t>(</w:t>
+      </w:r>
+      <w:proofErr w:type="spellStart"/>
+      <w:proofErr w:type="gramEnd"/>
+      <w:r>
+        <w:rPr>
+          <w:rStyle w:val="Kpr"/>
+          <w:sz w:val="22"/>
+          <w:szCs w:val="22"/>
+          <w14:textFill>
+            <w14:solidFill>
+              <w14:srgbClr w14:val="0563C1">
+                <w14:lumMod w14:val="95000"/>
+                <w14:lumOff w14:val="5000"/>
+              </w14:srgbClr>
+            </w14:solidFill>
+          </w14:textFill>
+        </w:rPr>
+        <w:t>Medium</w:t>
+      </w:r>
+      <w:proofErr w:type="spellEnd"/>
+      <w:r>
+        <w:rPr>
+          <w:rStyle w:val="Kpr"/>
+          <w:sz w:val="22"/>
+          <w:szCs w:val="22"/>
+          <w14:textFill>
+            <w14:solidFill>
+              <w14:srgbClr w14:val="0563C1">
+                <w14:lumMod w14:val="95000"/>
+                <w14:lumOff w14:val="5000"/>
+              </w14:srgbClr>
+            </w14:solidFill>
+          </w14:textFill>
+        </w:rPr>
+        <w:t>)</w:t>
+      </w:r>
+      <w:r>
+        <w:rPr>
+          <w:rStyle w:val="Kpr"/>
+          <w:sz w:val="22"/>
+          <w:szCs w:val="22"/>
+          <w14:textFill>
+            <w14:solidFill>
+              <w14:srgbClr w14:val="0563C1">
+                <w14:lumMod w14:val="95000"/>
+                <w14:lumOff w14:val="5000"/>
+              </w14:srgbClr>
+            </w14:solidFill>
+          </w14:textFill>
+        </w:rPr>
+        <w:t xml:space="preserve"> </w:t>
       </w:r>
     </w:p>
     <w:p>
@@ -902,13 +3224,1171 @@
         <w:spacing w:before="300" w:after="150"/>
         <w:rPr>
           <w:color w:val="0D0D0D" w:themeColor="text1" w:themeTint="F2"/>
-        </w:rPr>
-      </w:pPr>
-      <w:r>
-        <w:rPr>
-          <w:color w:val="0D0D0D" w:themeColor="text1" w:themeTint="F2"/>
-        </w:rPr>
-        <w:t>4. Uyku Takip Tablosu</w:t>
+          <w:sz w:val="22"/>
+          <w:szCs w:val="22"/>
+        </w:rPr>
+      </w:pPr>
+      <w:r>
+        <w:rPr>
+          <w:color w:val="0D0D0D" w:themeColor="text1" w:themeTint="F2"/>
+          <w:sz w:val="22"/>
+          <w:szCs w:val="22"/>
+        </w:rPr>
+        <w:fldChar w:fldCharType="end"/>
+      </w:r>
+      <w:r>
+        <w:rPr>
+          <w:color w:val="0D0D0D" w:themeColor="text1" w:themeTint="F2"/>
+          <w:sz w:val="22"/>
+          <w:szCs w:val="22"/>
+        </w:rPr>
+        <w:t xml:space="preserve">Bu problemde sıralı bir dizi verildiği için Two </w:t>
+      </w:r>
+      <w:proofErr w:type="spellStart"/>
+      <w:r>
+        <w:rPr>
+          <w:color w:val="0D0D0D" w:themeColor="text1" w:themeTint="F2"/>
+          <w:sz w:val="22"/>
+          <w:szCs w:val="22"/>
+        </w:rPr>
+        <w:t>Pointers</w:t>
+      </w:r>
+      <w:proofErr w:type="spellEnd"/>
+      <w:r>
+        <w:rPr>
+          <w:color w:val="0D0D0D" w:themeColor="text1" w:themeTint="F2"/>
+          <w:sz w:val="22"/>
+          <w:szCs w:val="22"/>
+        </w:rPr>
+        <w:t xml:space="preserve"> yöntemi kullanılmıştır. Dizinin başına sol, sonuna ise </w:t>
+      </w:r>
+      <w:proofErr w:type="spellStart"/>
+      <w:r>
+        <w:rPr>
+          <w:color w:val="0D0D0D" w:themeColor="text1" w:themeTint="F2"/>
+          <w:sz w:val="22"/>
+          <w:szCs w:val="22"/>
+        </w:rPr>
+        <w:t>sag</w:t>
+      </w:r>
+      <w:proofErr w:type="spellEnd"/>
+      <w:r>
+        <w:rPr>
+          <w:color w:val="0D0D0D" w:themeColor="text1" w:themeTint="F2"/>
+          <w:sz w:val="22"/>
+          <w:szCs w:val="22"/>
+        </w:rPr>
+        <w:t xml:space="preserve"> işaretçisi yerleştirilerek iki elemanın toplamı kontrol edilmiştir. Toplam </w:t>
+      </w:r>
+      <w:proofErr w:type="spellStart"/>
+      <w:r>
+        <w:rPr>
+          <w:color w:val="0D0D0D" w:themeColor="text1" w:themeTint="F2"/>
+          <w:sz w:val="22"/>
+          <w:szCs w:val="22"/>
+        </w:rPr>
+        <w:t>target</w:t>
+      </w:r>
+      <w:proofErr w:type="spellEnd"/>
+      <w:r>
+        <w:rPr>
+          <w:color w:val="0D0D0D" w:themeColor="text1" w:themeTint="F2"/>
+          <w:sz w:val="22"/>
+          <w:szCs w:val="22"/>
+        </w:rPr>
+        <w:t xml:space="preserve"> değerinden küçükse toplamı artırmak için sol sağa, büyükse toplamı azaltmak için </w:t>
+      </w:r>
+      <w:proofErr w:type="spellStart"/>
+      <w:r>
+        <w:rPr>
+          <w:color w:val="0D0D0D" w:themeColor="text1" w:themeTint="F2"/>
+          <w:sz w:val="22"/>
+          <w:szCs w:val="22"/>
+        </w:rPr>
+        <w:t>sag</w:t>
+      </w:r>
+      <w:proofErr w:type="spellEnd"/>
+      <w:r>
+        <w:rPr>
+          <w:color w:val="0D0D0D" w:themeColor="text1" w:themeTint="F2"/>
+          <w:sz w:val="22"/>
+          <w:szCs w:val="22"/>
+        </w:rPr>
+        <w:t xml:space="preserve"> sola kaydırılmıştır. Toplam </w:t>
+      </w:r>
+      <w:proofErr w:type="spellStart"/>
+      <w:r>
+        <w:rPr>
+          <w:color w:val="0D0D0D" w:themeColor="text1" w:themeTint="F2"/>
+          <w:sz w:val="22"/>
+          <w:szCs w:val="22"/>
+        </w:rPr>
+        <w:t>target</w:t>
+      </w:r>
+      <w:proofErr w:type="spellEnd"/>
+      <w:r>
+        <w:rPr>
+          <w:color w:val="0D0D0D" w:themeColor="text1" w:themeTint="F2"/>
+          <w:sz w:val="22"/>
+          <w:szCs w:val="22"/>
+        </w:rPr>
+        <w:t xml:space="preserve"> değerine eşit olduğunda iki elemanın indeksleri bulunarak döndürülmüştür. Dizinin indeksleri 0'dan başladığı için sonuç verirken indekslere 1 eklenmiştir. Bu yöntem diziyi yalnızca bir kez gezdiği için zaman karmaşıklığı </w:t>
+      </w:r>
+      <w:r>
+        <w:rPr>
+          <w:b/>
+          <w:bCs/>
+          <w:color w:val="0D0D0D" w:themeColor="text1" w:themeTint="F2"/>
+          <w:sz w:val="22"/>
+          <w:szCs w:val="22"/>
+        </w:rPr>
+        <w:t>O(n)</w:t>
+      </w:r>
+      <w:r>
+        <w:rPr>
+          <w:color w:val="0D0D0D" w:themeColor="text1" w:themeTint="F2"/>
+          <w:sz w:val="22"/>
+          <w:szCs w:val="22"/>
+        </w:rPr>
+        <w:t xml:space="preserve">, </w:t>
+      </w:r>
+      <w:r>
+        <w:rPr>
+          <w:color w:val="0D0D0D" w:themeColor="text1" w:themeTint="F2"/>
+          <w:sz w:val="22"/>
+          <w:szCs w:val="22"/>
+        </w:rPr>
+        <w:t>ayrıca</w:t>
+      </w:r>
+      <w:r>
+        <w:rPr>
+          <w:color w:val="0D0D0D" w:themeColor="text1" w:themeTint="F2"/>
+          <w:sz w:val="22"/>
+          <w:szCs w:val="22"/>
+        </w:rPr>
+        <w:t xml:space="preserve"> alan karmaşıklığı ise </w:t>
+      </w:r>
+      <w:proofErr w:type="gramStart"/>
+      <w:r>
+        <w:rPr>
+          <w:b/>
+          <w:bCs/>
+          <w:color w:val="0D0D0D" w:themeColor="text1" w:themeTint="F2"/>
+          <w:sz w:val="22"/>
+          <w:szCs w:val="22"/>
+        </w:rPr>
+        <w:t>O(</w:t>
+      </w:r>
+      <w:proofErr w:type="gramEnd"/>
+      <w:r>
+        <w:rPr>
+          <w:b/>
+          <w:bCs/>
+          <w:color w:val="0D0D0D" w:themeColor="text1" w:themeTint="F2"/>
+          <w:sz w:val="22"/>
+          <w:szCs w:val="22"/>
+        </w:rPr>
+        <w:t>1)</w:t>
+      </w:r>
+      <w:r>
+        <w:rPr>
+          <w:color w:val="0D0D0D" w:themeColor="text1" w:themeTint="F2"/>
+          <w:sz w:val="22"/>
+          <w:szCs w:val="22"/>
+        </w:rPr>
+        <w:t>'</w:t>
+      </w:r>
+      <w:proofErr w:type="spellStart"/>
+      <w:r>
+        <w:rPr>
+          <w:color w:val="0D0D0D" w:themeColor="text1" w:themeTint="F2"/>
+          <w:sz w:val="22"/>
+          <w:szCs w:val="22"/>
+        </w:rPr>
+        <w:t>dir</w:t>
+      </w:r>
+      <w:proofErr w:type="spellEnd"/>
+      <w:r>
+        <w:rPr>
+          <w:color w:val="0D0D0D" w:themeColor="text1" w:themeTint="F2"/>
+          <w:sz w:val="22"/>
+          <w:szCs w:val="22"/>
+        </w:rPr>
+        <w:t>.</w:t>
+      </w:r>
+    </w:p>
+    <w:p>
+      <w:pPr>
+        <w:pStyle w:val="Balk1"/>
+        <w:spacing w:before="300" w:after="150"/>
+        <w:rPr>
+          <w:color w:val="0D0D0D" w:themeColor="text1" w:themeTint="F2"/>
+          <w:sz w:val="22"/>
+          <w:szCs w:val="22"/>
+        </w:rPr>
+      </w:pPr>
+    </w:p>
+    <w:p>
+      <w:pPr>
+        <w:pStyle w:val="Balk1"/>
+        <w:spacing w:before="300" w:after="150"/>
+        <w:rPr>
+          <w:color w:val="0D0D0D" w:themeColor="text1" w:themeTint="F2"/>
+          <w:sz w:val="22"/>
+          <w:szCs w:val="22"/>
+        </w:rPr>
+      </w:pPr>
+      <w:hyperlink r:id="rId6" w:history="1">
+        <w:r>
+          <w:rPr>
+            <w:rStyle w:val="Kpr"/>
+            <w:sz w:val="22"/>
+            <w:szCs w:val="22"/>
+            <w14:textFill>
+              <w14:solidFill>
+                <w14:srgbClr w14:val="0563C1">
+                  <w14:lumMod w14:val="95000"/>
+                  <w14:lumOff w14:val="5000"/>
+                </w14:srgbClr>
+              </w14:solidFill>
+            </w14:textFill>
+          </w:rPr>
+          <w:t xml:space="preserve">3) </w:t>
+        </w:r>
+        <w:proofErr w:type="spellStart"/>
+        <w:r>
+          <w:rPr>
+            <w:rStyle w:val="Kpr"/>
+            <w:sz w:val="22"/>
+            <w:szCs w:val="22"/>
+            <w14:textFill>
+              <w14:solidFill>
+                <w14:srgbClr w14:val="0563C1">
+                  <w14:lumMod w14:val="95000"/>
+                  <w14:lumOff w14:val="5000"/>
+                </w14:srgbClr>
+              </w14:solidFill>
+            </w14:textFill>
+          </w:rPr>
+          <w:t>LeetCode</w:t>
+        </w:r>
+        <w:proofErr w:type="spellEnd"/>
+        <w:r>
+          <w:rPr>
+            <w:rStyle w:val="Kpr"/>
+            <w:sz w:val="22"/>
+            <w:szCs w:val="22"/>
+            <w14:textFill>
+              <w14:solidFill>
+                <w14:srgbClr w14:val="0563C1">
+                  <w14:lumMod w14:val="95000"/>
+                  <w14:lumOff w14:val="5000"/>
+                </w14:srgbClr>
+              </w14:solidFill>
+            </w14:textFill>
+          </w:rPr>
+          <w:t xml:space="preserve"> </w:t>
+        </w:r>
+        <w:proofErr w:type="gramStart"/>
+        <w:r>
+          <w:rPr>
+            <w:rStyle w:val="Kpr"/>
+            <w:sz w:val="22"/>
+            <w:szCs w:val="22"/>
+            <w14:textFill>
+              <w14:solidFill>
+                <w14:srgbClr w14:val="0563C1">
+                  <w14:lumMod w14:val="95000"/>
+                  <w14:lumOff w14:val="5000"/>
+                </w14:srgbClr>
+              </w14:solidFill>
+            </w14:textFill>
+          </w:rPr>
+          <w:t>1456 -</w:t>
+        </w:r>
+        <w:proofErr w:type="gramEnd"/>
+        <w:r>
+          <w:rPr>
+            <w:rStyle w:val="Kpr"/>
+            <w:sz w:val="22"/>
+            <w:szCs w:val="22"/>
+            <w14:textFill>
+              <w14:solidFill>
+                <w14:srgbClr w14:val="0563C1">
+                  <w14:lumMod w14:val="95000"/>
+                  <w14:lumOff w14:val="5000"/>
+                </w14:srgbClr>
+              </w14:solidFill>
+            </w14:textFill>
+          </w:rPr>
+          <w:t xml:space="preserve"> Maximum </w:t>
+        </w:r>
+        <w:proofErr w:type="spellStart"/>
+        <w:r>
+          <w:rPr>
+            <w:rStyle w:val="Kpr"/>
+            <w:sz w:val="22"/>
+            <w:szCs w:val="22"/>
+            <w14:textFill>
+              <w14:solidFill>
+                <w14:srgbClr w14:val="0563C1">
+                  <w14:lumMod w14:val="95000"/>
+                  <w14:lumOff w14:val="5000"/>
+                </w14:srgbClr>
+              </w14:solidFill>
+            </w14:textFill>
+          </w:rPr>
+          <w:t>Number</w:t>
+        </w:r>
+        <w:proofErr w:type="spellEnd"/>
+        <w:r>
+          <w:rPr>
+            <w:rStyle w:val="Kpr"/>
+            <w:sz w:val="22"/>
+            <w:szCs w:val="22"/>
+            <w14:textFill>
+              <w14:solidFill>
+                <w14:srgbClr w14:val="0563C1">
+                  <w14:lumMod w14:val="95000"/>
+                  <w14:lumOff w14:val="5000"/>
+                </w14:srgbClr>
+              </w14:solidFill>
+            </w14:textFill>
+          </w:rPr>
+          <w:t xml:space="preserve"> of </w:t>
+        </w:r>
+        <w:proofErr w:type="spellStart"/>
+        <w:r>
+          <w:rPr>
+            <w:rStyle w:val="Kpr"/>
+            <w:sz w:val="22"/>
+            <w:szCs w:val="22"/>
+            <w14:textFill>
+              <w14:solidFill>
+                <w14:srgbClr w14:val="0563C1">
+                  <w14:lumMod w14:val="95000"/>
+                  <w14:lumOff w14:val="5000"/>
+                </w14:srgbClr>
+              </w14:solidFill>
+            </w14:textFill>
+          </w:rPr>
+          <w:t>Vowels</w:t>
+        </w:r>
+        <w:proofErr w:type="spellEnd"/>
+        <w:r>
+          <w:rPr>
+            <w:rStyle w:val="Kpr"/>
+            <w:sz w:val="22"/>
+            <w:szCs w:val="22"/>
+            <w14:textFill>
+              <w14:solidFill>
+                <w14:srgbClr w14:val="0563C1">
+                  <w14:lumMod w14:val="95000"/>
+                  <w14:lumOff w14:val="5000"/>
+                </w14:srgbClr>
+              </w14:solidFill>
+            </w14:textFill>
+          </w:rPr>
+          <w:t xml:space="preserve"> in a </w:t>
+        </w:r>
+        <w:proofErr w:type="spellStart"/>
+        <w:r>
+          <w:rPr>
+            <w:rStyle w:val="Kpr"/>
+            <w:sz w:val="22"/>
+            <w:szCs w:val="22"/>
+            <w14:textFill>
+              <w14:solidFill>
+                <w14:srgbClr w14:val="0563C1">
+                  <w14:lumMod w14:val="95000"/>
+                  <w14:lumOff w14:val="5000"/>
+                </w14:srgbClr>
+              </w14:solidFill>
+            </w14:textFill>
+          </w:rPr>
+          <w:t>Substring</w:t>
+        </w:r>
+        <w:proofErr w:type="spellEnd"/>
+        <w:r>
+          <w:rPr>
+            <w:rStyle w:val="Kpr"/>
+            <w:sz w:val="22"/>
+            <w:szCs w:val="22"/>
+            <w14:textFill>
+              <w14:solidFill>
+                <w14:srgbClr w14:val="0563C1">
+                  <w14:lumMod w14:val="95000"/>
+                  <w14:lumOff w14:val="5000"/>
+                </w14:srgbClr>
+              </w14:solidFill>
+            </w14:textFill>
+          </w:rPr>
+          <w:t xml:space="preserve"> of </w:t>
+        </w:r>
+        <w:proofErr w:type="spellStart"/>
+        <w:r>
+          <w:rPr>
+            <w:rStyle w:val="Kpr"/>
+            <w:sz w:val="22"/>
+            <w:szCs w:val="22"/>
+            <w14:textFill>
+              <w14:solidFill>
+                <w14:srgbClr w14:val="0563C1">
+                  <w14:lumMod w14:val="95000"/>
+                  <w14:lumOff w14:val="5000"/>
+                </w14:srgbClr>
+              </w14:solidFill>
+            </w14:textFill>
+          </w:rPr>
+          <w:t>Given</w:t>
+        </w:r>
+        <w:proofErr w:type="spellEnd"/>
+        <w:r>
+          <w:rPr>
+            <w:rStyle w:val="Kpr"/>
+            <w:sz w:val="22"/>
+            <w:szCs w:val="22"/>
+            <w14:textFill>
+              <w14:solidFill>
+                <w14:srgbClr w14:val="0563C1">
+                  <w14:lumMod w14:val="95000"/>
+                  <w14:lumOff w14:val="5000"/>
+                </w14:srgbClr>
+              </w14:solidFill>
+            </w14:textFill>
+          </w:rPr>
+          <w:t xml:space="preserve"> </w:t>
+        </w:r>
+        <w:proofErr w:type="spellStart"/>
+        <w:r>
+          <w:rPr>
+            <w:rStyle w:val="Kpr"/>
+            <w:sz w:val="22"/>
+            <w:szCs w:val="22"/>
+            <w14:textFill>
+              <w14:solidFill>
+                <w14:srgbClr w14:val="0563C1">
+                  <w14:lumMod w14:val="95000"/>
+                  <w14:lumOff w14:val="5000"/>
+                </w14:srgbClr>
+              </w14:solidFill>
+            </w14:textFill>
+          </w:rPr>
+          <w:t>Length</w:t>
+        </w:r>
+        <w:proofErr w:type="spellEnd"/>
+        <w:r>
+          <w:rPr>
+            <w:rStyle w:val="Kpr"/>
+            <w:sz w:val="22"/>
+            <w:szCs w:val="22"/>
+            <w14:textFill>
+              <w14:solidFill>
+                <w14:srgbClr w14:val="0563C1">
+                  <w14:lumMod w14:val="95000"/>
+                  <w14:lumOff w14:val="5000"/>
+                </w14:srgbClr>
+              </w14:solidFill>
+            </w14:textFill>
+          </w:rPr>
+          <w:t xml:space="preserve"> (</w:t>
+        </w:r>
+        <w:proofErr w:type="spellStart"/>
+        <w:r>
+          <w:rPr>
+            <w:rStyle w:val="Kpr"/>
+            <w:sz w:val="22"/>
+            <w:szCs w:val="22"/>
+            <w14:textFill>
+              <w14:solidFill>
+                <w14:srgbClr w14:val="0563C1">
+                  <w14:lumMod w14:val="95000"/>
+                  <w14:lumOff w14:val="5000"/>
+                </w14:srgbClr>
+              </w14:solidFill>
+            </w14:textFill>
+          </w:rPr>
+          <w:t>Medium</w:t>
+        </w:r>
+        <w:proofErr w:type="spellEnd"/>
+        <w:r>
+          <w:rPr>
+            <w:rStyle w:val="Kpr"/>
+            <w:sz w:val="22"/>
+            <w:szCs w:val="22"/>
+            <w14:textFill>
+              <w14:solidFill>
+                <w14:srgbClr w14:val="0563C1">
+                  <w14:lumMod w14:val="95000"/>
+                  <w14:lumOff w14:val="5000"/>
+                </w14:srgbClr>
+              </w14:solidFill>
+            </w14:textFill>
+          </w:rPr>
+          <w:t>)</w:t>
+        </w:r>
+      </w:hyperlink>
+    </w:p>
+    <w:p>
+      <w:pPr>
+        <w:pStyle w:val="Balk1"/>
+        <w:rPr>
+          <w:color w:val="0D0D0D" w:themeColor="text1" w:themeTint="F2"/>
+          <w:sz w:val="22"/>
+          <w:szCs w:val="22"/>
+        </w:rPr>
+      </w:pPr>
+      <w:r>
+        <w:rPr>
+          <w:color w:val="0D0D0D" w:themeColor="text1" w:themeTint="F2"/>
+          <w:sz w:val="22"/>
+          <w:szCs w:val="22"/>
+        </w:rPr>
+        <w:t xml:space="preserve">    Bu problemde k uzunluğundaki bir pencere içerisindeki en fazla sesli harf sayısını bulmak için </w:t>
+      </w:r>
+      <w:proofErr w:type="spellStart"/>
+      <w:r>
+        <w:rPr>
+          <w:color w:val="0D0D0D" w:themeColor="text1" w:themeTint="F2"/>
+          <w:sz w:val="22"/>
+          <w:szCs w:val="22"/>
+        </w:rPr>
+        <w:t>Sliding</w:t>
+      </w:r>
+      <w:proofErr w:type="spellEnd"/>
+      <w:r>
+        <w:rPr>
+          <w:color w:val="0D0D0D" w:themeColor="text1" w:themeTint="F2"/>
+          <w:sz w:val="22"/>
+          <w:szCs w:val="22"/>
+        </w:rPr>
+        <w:t xml:space="preserve"> </w:t>
+      </w:r>
+      <w:proofErr w:type="spellStart"/>
+      <w:r>
+        <w:rPr>
+          <w:color w:val="0D0D0D" w:themeColor="text1" w:themeTint="F2"/>
+          <w:sz w:val="22"/>
+          <w:szCs w:val="22"/>
+        </w:rPr>
+        <w:t>Window</w:t>
+      </w:r>
+      <w:proofErr w:type="spellEnd"/>
+      <w:r>
+        <w:rPr>
+          <w:color w:val="0D0D0D" w:themeColor="text1" w:themeTint="F2"/>
+          <w:sz w:val="22"/>
+          <w:szCs w:val="22"/>
+        </w:rPr>
+        <w:t xml:space="preserve"> tekniği kullanıldı. İlk k karakterden oluşan pencerenin sesli harf sayısı </w:t>
+      </w:r>
+      <w:proofErr w:type="spellStart"/>
+      <w:r>
+        <w:rPr>
+          <w:color w:val="0D0D0D" w:themeColor="text1" w:themeTint="F2"/>
+          <w:sz w:val="22"/>
+          <w:szCs w:val="22"/>
+        </w:rPr>
+        <w:t>count</w:t>
+      </w:r>
+      <w:proofErr w:type="spellEnd"/>
+      <w:r>
+        <w:rPr>
+          <w:color w:val="0D0D0D" w:themeColor="text1" w:themeTint="F2"/>
+          <w:sz w:val="22"/>
+          <w:szCs w:val="22"/>
+        </w:rPr>
+        <w:t xml:space="preserve"> değişkeninde tutuldu. Pencere sağa doğru kaydırılırken pencereden çıkan karakter sesliyse </w:t>
+      </w:r>
+      <w:proofErr w:type="spellStart"/>
+      <w:r>
+        <w:rPr>
+          <w:color w:val="0D0D0D" w:themeColor="text1" w:themeTint="F2"/>
+          <w:sz w:val="22"/>
+          <w:szCs w:val="22"/>
+        </w:rPr>
+        <w:t>count</w:t>
+      </w:r>
+      <w:proofErr w:type="spellEnd"/>
+      <w:r>
+        <w:rPr>
+          <w:color w:val="0D0D0D" w:themeColor="text1" w:themeTint="F2"/>
+          <w:sz w:val="22"/>
+          <w:szCs w:val="22"/>
+        </w:rPr>
+        <w:t xml:space="preserve"> bir azaltıldı, pencereye yeni giren karakter sesliyse </w:t>
+      </w:r>
+      <w:proofErr w:type="spellStart"/>
+      <w:r>
+        <w:rPr>
+          <w:color w:val="0D0D0D" w:themeColor="text1" w:themeTint="F2"/>
+          <w:sz w:val="22"/>
+          <w:szCs w:val="22"/>
+        </w:rPr>
+        <w:t>count</w:t>
+      </w:r>
+      <w:proofErr w:type="spellEnd"/>
+      <w:r>
+        <w:rPr>
+          <w:color w:val="0D0D0D" w:themeColor="text1" w:themeTint="F2"/>
+          <w:sz w:val="22"/>
+          <w:szCs w:val="22"/>
+        </w:rPr>
+        <w:t xml:space="preserve"> bir artırıldı. Her adımda güncellenen </w:t>
+      </w:r>
+      <w:proofErr w:type="spellStart"/>
+      <w:r>
+        <w:rPr>
+          <w:color w:val="0D0D0D" w:themeColor="text1" w:themeTint="F2"/>
+          <w:sz w:val="22"/>
+          <w:szCs w:val="22"/>
+        </w:rPr>
+        <w:t>count</w:t>
+      </w:r>
+      <w:proofErr w:type="spellEnd"/>
+      <w:r>
+        <w:rPr>
+          <w:color w:val="0D0D0D" w:themeColor="text1" w:themeTint="F2"/>
+          <w:sz w:val="22"/>
+          <w:szCs w:val="22"/>
+        </w:rPr>
+        <w:t xml:space="preserve"> değeri </w:t>
+      </w:r>
+      <w:proofErr w:type="spellStart"/>
+      <w:r>
+        <w:rPr>
+          <w:color w:val="0D0D0D" w:themeColor="text1" w:themeTint="F2"/>
+          <w:sz w:val="22"/>
+          <w:szCs w:val="22"/>
+        </w:rPr>
+        <w:t>max_count</w:t>
+      </w:r>
+      <w:proofErr w:type="spellEnd"/>
+      <w:r>
+        <w:rPr>
+          <w:color w:val="0D0D0D" w:themeColor="text1" w:themeTint="F2"/>
+          <w:sz w:val="22"/>
+          <w:szCs w:val="22"/>
+        </w:rPr>
+        <w:t xml:space="preserve"> ile karşılaştırılarak en yüksek değer saklandı. Bu sayede her pencere baştan taranmadan, yalnızca pencereden çıkan ve giren tek karakter kontrol edilerek problem </w:t>
+      </w:r>
+      <w:r>
+        <w:rPr>
+          <w:b/>
+          <w:bCs/>
+          <w:color w:val="0D0D0D" w:themeColor="text1" w:themeTint="F2"/>
+          <w:sz w:val="22"/>
+          <w:szCs w:val="22"/>
+        </w:rPr>
+        <w:t>O(n)</w:t>
+      </w:r>
+      <w:r>
+        <w:rPr>
+          <w:color w:val="0D0D0D" w:themeColor="text1" w:themeTint="F2"/>
+          <w:sz w:val="22"/>
+          <w:szCs w:val="22"/>
+        </w:rPr>
+        <w:t xml:space="preserve"> zaman karmaşıklığında çözüldü. Alan karmaşıklığı ise </w:t>
+      </w:r>
+      <w:proofErr w:type="gramStart"/>
+      <w:r>
+        <w:rPr>
+          <w:b/>
+          <w:bCs/>
+          <w:color w:val="0D0D0D" w:themeColor="text1" w:themeTint="F2"/>
+          <w:sz w:val="22"/>
+          <w:szCs w:val="22"/>
+        </w:rPr>
+        <w:t>O(</w:t>
+      </w:r>
+      <w:proofErr w:type="gramEnd"/>
+      <w:r>
+        <w:rPr>
+          <w:b/>
+          <w:bCs/>
+          <w:color w:val="0D0D0D" w:themeColor="text1" w:themeTint="F2"/>
+          <w:sz w:val="22"/>
+          <w:szCs w:val="22"/>
+        </w:rPr>
+        <w:t>1)</w:t>
+      </w:r>
+      <w:r>
+        <w:rPr>
+          <w:color w:val="0D0D0D" w:themeColor="text1" w:themeTint="F2"/>
+          <w:sz w:val="22"/>
+          <w:szCs w:val="22"/>
+        </w:rPr>
+        <w:t>'</w:t>
+      </w:r>
+      <w:proofErr w:type="spellStart"/>
+      <w:r>
+        <w:rPr>
+          <w:color w:val="0D0D0D" w:themeColor="text1" w:themeTint="F2"/>
+          <w:sz w:val="22"/>
+          <w:szCs w:val="22"/>
+        </w:rPr>
+        <w:t>dir</w:t>
+      </w:r>
+      <w:proofErr w:type="spellEnd"/>
+      <w:r>
+        <w:rPr>
+          <w:color w:val="0D0D0D" w:themeColor="text1" w:themeTint="F2"/>
+          <w:sz w:val="22"/>
+          <w:szCs w:val="22"/>
+        </w:rPr>
+        <w:t>.</w:t>
+      </w:r>
+    </w:p>
+    <w:p>
+      <w:pPr>
+        <w:pStyle w:val="Balk1"/>
+        <w:spacing w:before="300" w:after="150"/>
+        <w:rPr>
+          <w:rStyle w:val="Kpr"/>
+          <w:sz w:val="22"/>
+          <w:szCs w:val="22"/>
+        </w:rPr>
+      </w:pPr>
+      <w:r>
+        <w:rPr>
+          <w:color w:val="0D0D0D" w:themeColor="text1" w:themeTint="F2"/>
+          <w:sz w:val="22"/>
+          <w:szCs w:val="22"/>
+        </w:rPr>
+        <w:fldChar w:fldCharType="begin"/>
+      </w:r>
+      <w:r>
+        <w:rPr>
+          <w:color w:val="0D0D0D" w:themeColor="text1" w:themeTint="F2"/>
+          <w:sz w:val="22"/>
+          <w:szCs w:val="22"/>
+        </w:rPr>
+        <w:instrText>HYPERLINK "https://leetcode.com/problems/power-of-four/description/"</w:instrText>
+      </w:r>
+      <w:r>
+        <w:rPr>
+          <w:color w:val="0D0D0D" w:themeColor="text1" w:themeTint="F2"/>
+          <w:sz w:val="22"/>
+          <w:szCs w:val="22"/>
+        </w:rPr>
+      </w:r>
+      <w:r>
+        <w:rPr>
+          <w:color w:val="0D0D0D" w:themeColor="text1" w:themeTint="F2"/>
+          <w:sz w:val="22"/>
+          <w:szCs w:val="22"/>
+        </w:rPr>
+        <w:fldChar w:fldCharType="separate"/>
+      </w:r>
+      <w:r>
+        <w:rPr>
+          <w:rStyle w:val="Kpr"/>
+          <w:sz w:val="22"/>
+          <w:szCs w:val="22"/>
+        </w:rPr>
+        <w:t>4)</w:t>
+      </w:r>
+      <w:r>
+        <w:rPr>
+          <w:rStyle w:val="Kpr"/>
+          <w:sz w:val="20"/>
+          <w:szCs w:val="20"/>
+        </w:rPr>
+        <w:t xml:space="preserve"> </w:t>
+      </w:r>
+      <w:proofErr w:type="spellStart"/>
+      <w:proofErr w:type="gramStart"/>
+      <w:r>
+        <w:rPr>
+          <w:rStyle w:val="Kpr"/>
+          <w:sz w:val="20"/>
+          <w:szCs w:val="20"/>
+        </w:rPr>
+        <w:t>LeetCode</w:t>
+      </w:r>
+      <w:proofErr w:type="spellEnd"/>
+      <w:r>
+        <w:rPr>
+          <w:rStyle w:val="Kpr"/>
+          <w:sz w:val="20"/>
+          <w:szCs w:val="20"/>
+        </w:rPr>
+        <w:t xml:space="preserve">  </w:t>
+      </w:r>
+      <w:r>
+        <w:rPr>
+          <w:rStyle w:val="Kpr"/>
+          <w:b/>
+          <w:bCs/>
+          <w:sz w:val="22"/>
+          <w:szCs w:val="22"/>
+        </w:rPr>
+        <w:t>342.</w:t>
+      </w:r>
+      <w:proofErr w:type="gramEnd"/>
+      <w:r>
+        <w:rPr>
+          <w:rStyle w:val="Kpr"/>
+          <w:b/>
+          <w:bCs/>
+          <w:sz w:val="22"/>
+          <w:szCs w:val="22"/>
+        </w:rPr>
+        <w:t xml:space="preserve"> </w:t>
+      </w:r>
+      <w:proofErr w:type="spellStart"/>
+      <w:r>
+        <w:rPr>
+          <w:rStyle w:val="Kpr"/>
+          <w:b/>
+          <w:bCs/>
+          <w:sz w:val="22"/>
+          <w:szCs w:val="22"/>
+        </w:rPr>
+        <w:t>Power</w:t>
+      </w:r>
+      <w:proofErr w:type="spellEnd"/>
+      <w:r>
+        <w:rPr>
+          <w:rStyle w:val="Kpr"/>
+          <w:b/>
+          <w:bCs/>
+          <w:sz w:val="22"/>
+          <w:szCs w:val="22"/>
+        </w:rPr>
+        <w:t xml:space="preserve"> of </w:t>
+      </w:r>
+      <w:proofErr w:type="spellStart"/>
+      <w:r>
+        <w:rPr>
+          <w:rStyle w:val="Kpr"/>
+          <w:b/>
+          <w:bCs/>
+          <w:sz w:val="22"/>
+          <w:szCs w:val="22"/>
+        </w:rPr>
+        <w:t>Four</w:t>
+      </w:r>
+      <w:proofErr w:type="spellEnd"/>
+      <w:r>
+        <w:rPr>
+          <w:rStyle w:val="Kpr"/>
+          <w:sz w:val="22"/>
+          <w:szCs w:val="22"/>
+        </w:rPr>
+        <w:t>(</w:t>
+      </w:r>
+      <w:proofErr w:type="spellStart"/>
+      <w:r>
+        <w:rPr>
+          <w:rStyle w:val="Kpr"/>
+          <w:sz w:val="22"/>
+          <w:szCs w:val="22"/>
+        </w:rPr>
+        <w:t>easy</w:t>
+      </w:r>
+      <w:proofErr w:type="spellEnd"/>
+      <w:r>
+        <w:rPr>
+          <w:rStyle w:val="Kpr"/>
+          <w:sz w:val="22"/>
+          <w:szCs w:val="22"/>
+        </w:rPr>
+        <w:t>)</w:t>
+      </w:r>
+    </w:p>
+    <w:p>
+      <w:pPr>
+        <w:pStyle w:val="Balk1"/>
+        <w:spacing w:before="300" w:after="150"/>
+        <w:rPr>
+          <w:color w:val="0D0D0D" w:themeColor="text1" w:themeTint="F2"/>
+          <w:sz w:val="22"/>
+          <w:szCs w:val="22"/>
+        </w:rPr>
+      </w:pPr>
+      <w:r>
+        <w:rPr>
+          <w:color w:val="0D0D0D" w:themeColor="text1" w:themeTint="F2"/>
+          <w:sz w:val="22"/>
+          <w:szCs w:val="22"/>
+        </w:rPr>
+        <w:fldChar w:fldCharType="end"/>
+      </w:r>
+      <w:r>
+        <w:rPr>
+          <w:sz w:val="24"/>
+          <w:szCs w:val="24"/>
+        </w:rPr>
+        <w:t xml:space="preserve"> </w:t>
+      </w:r>
+      <w:r>
+        <w:rPr>
+          <w:color w:val="0D0D0D" w:themeColor="text1" w:themeTint="F2"/>
+          <w:sz w:val="22"/>
+          <w:szCs w:val="22"/>
+        </w:rPr>
+        <w:t xml:space="preserve">Bu problemde bir sayının 4’ün kuvveti olup olmadığı </w:t>
+      </w:r>
+      <w:proofErr w:type="spellStart"/>
+      <w:r>
+        <w:rPr>
+          <w:color w:val="0D0D0D" w:themeColor="text1" w:themeTint="F2"/>
+          <w:sz w:val="22"/>
+          <w:szCs w:val="22"/>
+        </w:rPr>
+        <w:t>recursion</w:t>
+      </w:r>
+      <w:proofErr w:type="spellEnd"/>
+      <w:r>
+        <w:rPr>
+          <w:color w:val="0D0D0D" w:themeColor="text1" w:themeTint="F2"/>
+          <w:sz w:val="22"/>
+          <w:szCs w:val="22"/>
+        </w:rPr>
+        <w:t xml:space="preserve"> kullanılarak kontrol edi</w:t>
+      </w:r>
+      <w:r>
+        <w:rPr>
+          <w:color w:val="0D0D0D" w:themeColor="text1" w:themeTint="F2"/>
+          <w:sz w:val="22"/>
+          <w:szCs w:val="22"/>
+        </w:rPr>
+        <w:t>yoruz</w:t>
+      </w:r>
+      <w:r>
+        <w:rPr>
+          <w:color w:val="0D0D0D" w:themeColor="text1" w:themeTint="F2"/>
+          <w:sz w:val="22"/>
+          <w:szCs w:val="22"/>
+        </w:rPr>
+        <w:t>. Sayı 1 olduğunda işlem tamamlanır ve True döndürülür</w:t>
+      </w:r>
+      <w:r>
+        <w:rPr>
+          <w:color w:val="0D0D0D" w:themeColor="text1" w:themeTint="F2"/>
+          <w:sz w:val="22"/>
+          <w:szCs w:val="22"/>
+        </w:rPr>
+        <w:t>.</w:t>
+      </w:r>
+      <w:r>
+        <w:rPr>
+          <w:color w:val="0D0D0D" w:themeColor="text1" w:themeTint="F2"/>
+          <w:sz w:val="22"/>
+          <w:szCs w:val="22"/>
+        </w:rPr>
+        <w:t xml:space="preserve"> </w:t>
+      </w:r>
+      <w:r>
+        <w:rPr>
+          <w:color w:val="0D0D0D" w:themeColor="text1" w:themeTint="F2"/>
+          <w:sz w:val="22"/>
+          <w:szCs w:val="22"/>
+        </w:rPr>
+        <w:t>S</w:t>
+      </w:r>
+      <w:r>
+        <w:rPr>
+          <w:color w:val="0D0D0D" w:themeColor="text1" w:themeTint="F2"/>
+          <w:sz w:val="22"/>
+          <w:szCs w:val="22"/>
+        </w:rPr>
+        <w:t>ayı 4’e tam bölünmüyorsa veya 0’dan küçük</w:t>
+      </w:r>
+      <w:r>
+        <w:rPr>
+          <w:color w:val="0D0D0D" w:themeColor="text1" w:themeTint="F2"/>
+          <w:sz w:val="22"/>
+          <w:szCs w:val="22"/>
+        </w:rPr>
+        <w:t xml:space="preserve"> </w:t>
+      </w:r>
+      <w:r>
+        <w:rPr>
+          <w:color w:val="0D0D0D" w:themeColor="text1" w:themeTint="F2"/>
+          <w:sz w:val="22"/>
+          <w:szCs w:val="22"/>
+        </w:rPr>
+        <w:t xml:space="preserve">eşitse </w:t>
+      </w:r>
+      <w:proofErr w:type="spellStart"/>
+      <w:r>
+        <w:rPr>
+          <w:color w:val="0D0D0D" w:themeColor="text1" w:themeTint="F2"/>
+          <w:sz w:val="22"/>
+          <w:szCs w:val="22"/>
+        </w:rPr>
+        <w:t>False</w:t>
+      </w:r>
+      <w:proofErr w:type="spellEnd"/>
+      <w:r>
+        <w:rPr>
+          <w:color w:val="0D0D0D" w:themeColor="text1" w:themeTint="F2"/>
+          <w:sz w:val="22"/>
+          <w:szCs w:val="22"/>
+        </w:rPr>
+        <w:t xml:space="preserve"> döndürülür. Diğer durumlarda sayı 4’e bölünerek fonksiyon kendisini tekrar çağırır. Her adımda sayı 4’e bölündüğü için zaman karmaşıklığı </w:t>
+      </w:r>
+      <w:proofErr w:type="gramStart"/>
+      <w:r>
+        <w:rPr>
+          <w:b/>
+          <w:bCs/>
+          <w:color w:val="0D0D0D" w:themeColor="text1" w:themeTint="F2"/>
+          <w:sz w:val="22"/>
+          <w:szCs w:val="22"/>
+        </w:rPr>
+        <w:t>O(</w:t>
+      </w:r>
+      <w:proofErr w:type="gramEnd"/>
+      <w:r>
+        <w:rPr>
+          <w:b/>
+          <w:bCs/>
+          <w:color w:val="0D0D0D" w:themeColor="text1" w:themeTint="F2"/>
+          <w:sz w:val="22"/>
+          <w:szCs w:val="22"/>
+        </w:rPr>
+        <w:t>log n)</w:t>
+      </w:r>
+      <w:r>
+        <w:rPr>
+          <w:color w:val="0D0D0D" w:themeColor="text1" w:themeTint="F2"/>
+          <w:sz w:val="22"/>
+          <w:szCs w:val="22"/>
+        </w:rPr>
+        <w:t xml:space="preserve">, </w:t>
+      </w:r>
+      <w:proofErr w:type="spellStart"/>
+      <w:r>
+        <w:rPr>
+          <w:color w:val="0D0D0D" w:themeColor="text1" w:themeTint="F2"/>
+          <w:sz w:val="22"/>
+          <w:szCs w:val="22"/>
+        </w:rPr>
+        <w:t>recursion</w:t>
+      </w:r>
+      <w:proofErr w:type="spellEnd"/>
+      <w:r>
+        <w:rPr>
+          <w:color w:val="0D0D0D" w:themeColor="text1" w:themeTint="F2"/>
+          <w:sz w:val="22"/>
+          <w:szCs w:val="22"/>
+        </w:rPr>
+        <w:t xml:space="preserve"> çağrılarından dolayı alan karmaşıklığı </w:t>
+      </w:r>
+      <w:proofErr w:type="gramStart"/>
+      <w:r>
+        <w:rPr>
+          <w:b/>
+          <w:bCs/>
+          <w:color w:val="0D0D0D" w:themeColor="text1" w:themeTint="F2"/>
+          <w:sz w:val="22"/>
+          <w:szCs w:val="22"/>
+        </w:rPr>
+        <w:t>O(</w:t>
+      </w:r>
+      <w:proofErr w:type="gramEnd"/>
+      <w:r>
+        <w:rPr>
+          <w:b/>
+          <w:bCs/>
+          <w:color w:val="0D0D0D" w:themeColor="text1" w:themeTint="F2"/>
+          <w:sz w:val="22"/>
+          <w:szCs w:val="22"/>
+        </w:rPr>
+        <w:t>log n)</w:t>
+      </w:r>
+      <w:r>
+        <w:rPr>
+          <w:color w:val="0D0D0D" w:themeColor="text1" w:themeTint="F2"/>
+          <w:sz w:val="22"/>
+          <w:szCs w:val="22"/>
+        </w:rPr>
+        <w:t>’</w:t>
+      </w:r>
+      <w:proofErr w:type="spellStart"/>
+      <w:r>
+        <w:rPr>
+          <w:color w:val="0D0D0D" w:themeColor="text1" w:themeTint="F2"/>
+          <w:sz w:val="22"/>
+          <w:szCs w:val="22"/>
+        </w:rPr>
+        <w:t>dir</w:t>
+      </w:r>
+      <w:proofErr w:type="spellEnd"/>
+      <w:r>
+        <w:rPr>
+          <w:color w:val="0D0D0D" w:themeColor="text1" w:themeTint="F2"/>
+          <w:sz w:val="22"/>
+          <w:szCs w:val="22"/>
+        </w:rPr>
+        <w:t>.</w:t>
+      </w:r>
+    </w:p>
+    <w:p>
+      <w:pPr>
+        <w:pStyle w:val="Balk1"/>
+        <w:spacing w:before="300" w:after="150"/>
+        <w:rPr>
+          <w:color w:val="0D0D0D" w:themeColor="text1" w:themeTint="F2"/>
+          <w:sz w:val="22"/>
+          <w:szCs w:val="22"/>
+        </w:rPr>
+      </w:pPr>
+    </w:p>
+    <w:p>
+      <w:pPr>
+        <w:pStyle w:val="Balk1"/>
+        <w:spacing w:before="300" w:after="150"/>
+        <w:rPr>
+          <w:color w:val="0D0D0D" w:themeColor="text1" w:themeTint="F2"/>
+          <w:sz w:val="22"/>
+          <w:szCs w:val="22"/>
+        </w:rPr>
+      </w:pPr>
+    </w:p>
+    <w:p>
+      <w:pPr>
+        <w:pStyle w:val="Balk1"/>
+        <w:spacing w:before="300" w:after="150"/>
+        <w:rPr>
+          <w:color w:val="0D0D0D" w:themeColor="text1" w:themeTint="F2"/>
+        </w:rPr>
+      </w:pPr>
+      <w:r>
+        <w:rPr>
+          <w:color w:val="0D0D0D" w:themeColor="text1" w:themeTint="F2"/>
+        </w:rPr>
+        <w:t>4</w:t>
+      </w:r>
+      <w:r>
+        <w:rPr>
+          <w:color w:val="0D0D0D" w:themeColor="text1" w:themeTint="F2"/>
+        </w:rPr>
+        <w:t>. Teknik Kaynak Özeti</w:t>
+      </w:r>
+    </w:p>
+    <w:p>
+      <w:pPr>
+        <w:pStyle w:val="Balk1"/>
+        <w:spacing w:before="300" w:after="150"/>
+        <w:rPr>
+          <w:color w:val="0D0D0D" w:themeColor="text1" w:themeTint="F2"/>
+        </w:rPr>
+      </w:pPr>
+      <w:r>
+        <w:rPr>
+          <w:color w:val="0D0D0D" w:themeColor="text1" w:themeTint="F2"/>
+        </w:rPr>
+        <w:t>5</w:t>
+      </w:r>
+      <w:r>
+        <w:rPr>
+          <w:color w:val="0D0D0D" w:themeColor="text1" w:themeTint="F2"/>
+        </w:rPr>
+        <w:t>. Uyku Takip Tablosu</w:t>
       </w:r>
     </w:p>
     <w:tbl>
@@ -935,12 +4415,6 @@
         <w:gridCol w:w="2340"/>
       </w:tblGrid>
       <w:tr>
-        <w:tblPrEx>
-          <w:tblCellMar>
-            <w:top w:w="0" w:type="dxa"/>
-            <w:bottom w:w="0" w:type="dxa"/>
-          </w:tblCellMar>
-        </w:tblPrEx>
         <w:tc>
           <w:tcPr>
             <w:tcW w:w="2340" w:type="dxa"/>
@@ -958,6 +4432,7 @@
                 <w:bCs/>
                 <w:color w:val="0D0D0D" w:themeColor="text1" w:themeTint="F2"/>
               </w:rPr>
+              <w:lastRenderedPageBreak/>
               <w:t>Günler</w:t>
             </w:r>
           </w:p>
@@ -1027,12 +4502,6 @@
         </w:tc>
       </w:tr>
       <w:tr>
-        <w:tblPrEx>
-          <w:tblCellMar>
-            <w:top w:w="0" w:type="dxa"/>
-            <w:bottom w:w="0" w:type="dxa"/>
-          </w:tblCellMar>
-        </w:tblPrEx>
         <w:tc>
           <w:tcPr>
             <w:tcW w:w="2340" w:type="dxa"/>
@@ -1061,6 +4530,12 @@
                 <w:color w:val="0D0D0D" w:themeColor="text1" w:themeTint="F2"/>
               </w:rPr>
             </w:pPr>
+            <w:r>
+              <w:rPr>
+                <w:color w:val="0D0D0D" w:themeColor="text1" w:themeTint="F2"/>
+              </w:rPr>
+              <w:t>24.00</w:t>
+            </w:r>
           </w:p>
         </w:tc>
         <w:tc>
@@ -1073,6 +4548,12 @@
                 <w:color w:val="0D0D0D" w:themeColor="text1" w:themeTint="F2"/>
               </w:rPr>
             </w:pPr>
+            <w:r>
+              <w:rPr>
+                <w:color w:val="0D0D0D" w:themeColor="text1" w:themeTint="F2"/>
+              </w:rPr>
+              <w:t>8.30</w:t>
+            </w:r>
           </w:p>
         </w:tc>
         <w:tc>
@@ -1085,16 +4566,16 @@
                 <w:color w:val="0D0D0D" w:themeColor="text1" w:themeTint="F2"/>
               </w:rPr>
             </w:pPr>
+            <w:r>
+              <w:rPr>
+                <w:color w:val="0D0D0D" w:themeColor="text1" w:themeTint="F2"/>
+              </w:rPr>
+              <w:t>8.30</w:t>
+            </w:r>
           </w:p>
         </w:tc>
       </w:tr>
       <w:tr>
-        <w:tblPrEx>
-          <w:tblCellMar>
-            <w:top w:w="0" w:type="dxa"/>
-            <w:bottom w:w="0" w:type="dxa"/>
-          </w:tblCellMar>
-        </w:tblPrEx>
         <w:tc>
           <w:tcPr>
             <w:tcW w:w="2340" w:type="dxa"/>
@@ -1123,6 +4604,12 @@
                 <w:color w:val="0D0D0D" w:themeColor="text1" w:themeTint="F2"/>
               </w:rPr>
             </w:pPr>
+            <w:r>
+              <w:rPr>
+                <w:color w:val="0D0D0D" w:themeColor="text1" w:themeTint="F2"/>
+              </w:rPr>
+              <w:t>23.45</w:t>
+            </w:r>
           </w:p>
         </w:tc>
         <w:tc>
@@ -1135,6 +4622,12 @@
                 <w:color w:val="0D0D0D" w:themeColor="text1" w:themeTint="F2"/>
               </w:rPr>
             </w:pPr>
+            <w:r>
+              <w:rPr>
+                <w:color w:val="0D0D0D" w:themeColor="text1" w:themeTint="F2"/>
+              </w:rPr>
+              <w:t>8.00</w:t>
+            </w:r>
           </w:p>
         </w:tc>
         <w:tc>
@@ -1147,16 +4640,16 @@
                 <w:color w:val="0D0D0D" w:themeColor="text1" w:themeTint="F2"/>
               </w:rPr>
             </w:pPr>
+            <w:r>
+              <w:rPr>
+                <w:color w:val="0D0D0D" w:themeColor="text1" w:themeTint="F2"/>
+              </w:rPr>
+              <w:t>8.15</w:t>
+            </w:r>
           </w:p>
         </w:tc>
       </w:tr>
       <w:tr>
-        <w:tblPrEx>
-          <w:tblCellMar>
-            <w:top w:w="0" w:type="dxa"/>
-            <w:bottom w:w="0" w:type="dxa"/>
-          </w:tblCellMar>
-        </w:tblPrEx>
         <w:tc>
           <w:tcPr>
             <w:tcW w:w="2340" w:type="dxa"/>
@@ -1185,6 +4678,12 @@
                 <w:color w:val="0D0D0D" w:themeColor="text1" w:themeTint="F2"/>
               </w:rPr>
             </w:pPr>
+            <w:r>
+              <w:rPr>
+                <w:color w:val="0D0D0D" w:themeColor="text1" w:themeTint="F2"/>
+              </w:rPr>
+              <w:t>23.30</w:t>
+            </w:r>
           </w:p>
         </w:tc>
         <w:tc>
@@ -1197,6 +4696,12 @@
                 <w:color w:val="0D0D0D" w:themeColor="text1" w:themeTint="F2"/>
               </w:rPr>
             </w:pPr>
+            <w:r>
+              <w:rPr>
+                <w:color w:val="0D0D0D" w:themeColor="text1" w:themeTint="F2"/>
+              </w:rPr>
+              <w:t>7.45</w:t>
+            </w:r>
           </w:p>
         </w:tc>
         <w:tc>
@@ -1209,16 +4714,16 @@
                 <w:color w:val="0D0D0D" w:themeColor="text1" w:themeTint="F2"/>
               </w:rPr>
             </w:pPr>
+            <w:r>
+              <w:rPr>
+                <w:color w:val="0D0D0D" w:themeColor="text1" w:themeTint="F2"/>
+              </w:rPr>
+              <w:t>8.15</w:t>
+            </w:r>
           </w:p>
         </w:tc>
       </w:tr>
       <w:tr>
-        <w:tblPrEx>
-          <w:tblCellMar>
-            <w:top w:w="0" w:type="dxa"/>
-            <w:bottom w:w="0" w:type="dxa"/>
-          </w:tblCellMar>
-        </w:tblPrEx>
         <w:tc>
           <w:tcPr>
             <w:tcW w:w="2340" w:type="dxa"/>
@@ -1247,6 +4752,12 @@
                 <w:color w:val="0D0D0D" w:themeColor="text1" w:themeTint="F2"/>
               </w:rPr>
             </w:pPr>
+            <w:r>
+              <w:rPr>
+                <w:color w:val="0D0D0D" w:themeColor="text1" w:themeTint="F2"/>
+              </w:rPr>
+              <w:t>22.00</w:t>
+            </w:r>
           </w:p>
         </w:tc>
         <w:tc>
@@ -1259,6 +4770,12 @@
                 <w:color w:val="0D0D0D" w:themeColor="text1" w:themeTint="F2"/>
               </w:rPr>
             </w:pPr>
+            <w:r>
+              <w:rPr>
+                <w:color w:val="0D0D0D" w:themeColor="text1" w:themeTint="F2"/>
+              </w:rPr>
+              <w:t>6.00</w:t>
+            </w:r>
           </w:p>
         </w:tc>
         <w:tc>
@@ -1271,16 +4788,16 @@
                 <w:color w:val="0D0D0D" w:themeColor="text1" w:themeTint="F2"/>
               </w:rPr>
             </w:pPr>
+            <w:r>
+              <w:rPr>
+                <w:color w:val="0D0D0D" w:themeColor="text1" w:themeTint="F2"/>
+              </w:rPr>
+              <w:t>8.00</w:t>
+            </w:r>
           </w:p>
         </w:tc>
       </w:tr>
       <w:tr>
-        <w:tblPrEx>
-          <w:tblCellMar>
-            <w:top w:w="0" w:type="dxa"/>
-            <w:bottom w:w="0" w:type="dxa"/>
-          </w:tblCellMar>
-        </w:tblPrEx>
         <w:tc>
           <w:tcPr>
             <w:tcW w:w="2340" w:type="dxa"/>
@@ -1309,6 +4826,12 @@
                 <w:color w:val="0D0D0D" w:themeColor="text1" w:themeTint="F2"/>
               </w:rPr>
             </w:pPr>
+            <w:r>
+              <w:rPr>
+                <w:color w:val="0D0D0D" w:themeColor="text1" w:themeTint="F2"/>
+              </w:rPr>
+              <w:t>23.30</w:t>
+            </w:r>
           </w:p>
         </w:tc>
         <w:tc>
@@ -1321,6 +4844,12 @@
                 <w:color w:val="0D0D0D" w:themeColor="text1" w:themeTint="F2"/>
               </w:rPr>
             </w:pPr>
+            <w:r>
+              <w:rPr>
+                <w:color w:val="0D0D0D" w:themeColor="text1" w:themeTint="F2"/>
+              </w:rPr>
+              <w:t>8.30</w:t>
+            </w:r>
           </w:p>
         </w:tc>
         <w:tc>
@@ -1333,16 +4862,16 @@
                 <w:color w:val="0D0D0D" w:themeColor="text1" w:themeTint="F2"/>
               </w:rPr>
             </w:pPr>
+            <w:r>
+              <w:rPr>
+                <w:color w:val="0D0D0D" w:themeColor="text1" w:themeTint="F2"/>
+              </w:rPr>
+              <w:t>9.00</w:t>
+            </w:r>
           </w:p>
         </w:tc>
       </w:tr>
       <w:tr>
-        <w:tblPrEx>
-          <w:tblCellMar>
-            <w:top w:w="0" w:type="dxa"/>
-            <w:bottom w:w="0" w:type="dxa"/>
-          </w:tblCellMar>
-        </w:tblPrEx>
         <w:tc>
           <w:tcPr>
             <w:tcW w:w="2340" w:type="dxa"/>
@@ -1399,12 +4928,6 @@
         </w:tc>
       </w:tr>
       <w:tr>
-        <w:tblPrEx>
-          <w:tblCellMar>
-            <w:top w:w="0" w:type="dxa"/>
-            <w:bottom w:w="0" w:type="dxa"/>
-          </w:tblCellMar>
-        </w:tblPrEx>
         <w:tc>
           <w:tcPr>
             <w:tcW w:w="2340" w:type="dxa"/>
@@ -1481,7 +5004,13 @@
         <w:rPr>
           <w:color w:val="0D0D0D" w:themeColor="text1" w:themeTint="F2"/>
         </w:rPr>
-        <w:t>5. Nerede Zorlandım ve Takıldım</w:t>
+        <w:t>6</w:t>
+      </w:r>
+      <w:r>
+        <w:rPr>
+          <w:color w:val="0D0D0D" w:themeColor="text1" w:themeTint="F2"/>
+        </w:rPr>
+        <w:t>. Nerede Zorlandım ve Takıldım</w:t>
       </w:r>
     </w:p>
     <w:p>
@@ -1496,8 +5025,13 @@
         <w:rPr>
           <w:color w:val="0D0D0D" w:themeColor="text1" w:themeTint="F2"/>
         </w:rPr>
-        <w:lastRenderedPageBreak/>
-        <w:t>6. Haftalık Genel Değerlendirme</w:t>
+        <w:t>7</w:t>
+      </w:r>
+      <w:r>
+        <w:rPr>
+          <w:color w:val="0D0D0D" w:themeColor="text1" w:themeTint="F2"/>
+        </w:rPr>
+        <w:t>. Haftalık Genel Değerlendirme</w:t>
       </w:r>
     </w:p>
     <w:p>
@@ -2241,6 +5775,30 @@
       <w:shd w:val="clear" w:color="auto" w:fill="E1DFDD"/>
     </w:rPr>
   </w:style>
+  <w:style w:type="character" w:styleId="zlenenKpr">
+    <w:name w:val="FollowedHyperlink"/>
+    <w:basedOn w:val="VarsaylanParagrafYazTipi"/>
+    <w:uiPriority w:val="99"/>
+    <w:semiHidden/>
+    <w:unhideWhenUsed/>
+    <w:rsid w:val="00D70433"/>
+    <w:rPr>
+      <w:color w:val="954F72" w:themeColor="followedHyperlink"/>
+      <w:u w:val="single"/>
+    </w:rPr>
+  </w:style>
+  <w:style w:type="paragraph" w:styleId="NormalWeb">
+    <w:name w:val="Normal (Web)"/>
+    <w:basedOn w:val="Normal"/>
+    <w:uiPriority w:val="99"/>
+    <w:semiHidden/>
+    <w:unhideWhenUsed/>
+    <w:rsid w:val="001B2ADF"/>
+    <w:rPr>
+      <w:sz w:val="24"/>
+      <w:szCs w:val="24"/>
+    </w:rPr>
+  </w:style>
 </w:styles>
 </file>
 

--- a/ay2/raporlar/Ay2_Hafta4_Rapor.docx
+++ b/ay2/raporlar/Ay2_Hafta4_Rapor.docx
@@ -47,16 +47,20 @@
       <w:pPr>
         <w:pStyle w:val="Balk1"/>
         <w:rPr>
-          <w:color w:val="0D0D0D" w:themeColor="text1" w:themeTint="F2"/>
-          <w:sz w:val="22"/>
-          <w:szCs w:val="22"/>
+          <w:b/>
+          <w:bCs/>
+          <w:color w:val="0D0D0D" w:themeColor="text1" w:themeTint="F2"/>
+          <w:sz w:val="28"/>
+          <w:szCs w:val="28"/>
         </w:rPr>
       </w:pPr>
       <w:r>
         <w:rPr>
-          <w:color w:val="0D0D0D" w:themeColor="text1" w:themeTint="F2"/>
-          <w:sz w:val="22"/>
-          <w:szCs w:val="22"/>
+          <w:b/>
+          <w:bCs/>
+          <w:color w:val="0D0D0D" w:themeColor="text1" w:themeTint="F2"/>
+          <w:sz w:val="28"/>
+          <w:szCs w:val="28"/>
         </w:rPr>
         <w:t>1. Tamamlanan Görevler</w:t>
       </w:r>
@@ -864,6 +868,7 @@
         <w:t xml:space="preserve"> tekrarı yapıldı: </w:t>
       </w:r>
       <w:proofErr w:type="spellStart"/>
+      <w:proofErr w:type="gramStart"/>
       <w:r>
         <w:rPr>
           <w:color w:val="0D0D0D" w:themeColor="text1" w:themeTint="F2"/>
@@ -879,9 +884,27 @@
           <w:sz w:val="22"/>
           <w:szCs w:val="22"/>
         </w:rPr>
-        <w:t xml:space="preserve"> ve </w:t>
-      </w:r>
-      <w:proofErr w:type="spellStart"/>
+        <w:t xml:space="preserve"> </w:t>
+      </w:r>
+      <w:r>
+        <w:rPr>
+          <w:color w:val="0D0D0D" w:themeColor="text1" w:themeTint="F2"/>
+          <w:sz w:val="22"/>
+          <w:szCs w:val="22"/>
+        </w:rPr>
+        <w:t>,</w:t>
+      </w:r>
+      <w:proofErr w:type="gramEnd"/>
+      <w:r>
+        <w:rPr>
+          <w:color w:val="0D0D0D" w:themeColor="text1" w:themeTint="F2"/>
+          <w:sz w:val="22"/>
+          <w:szCs w:val="22"/>
+        </w:rPr>
+        <w:t xml:space="preserve"> </w:t>
+      </w:r>
+      <w:proofErr w:type="spellStart"/>
+      <w:proofErr w:type="gramStart"/>
       <w:r>
         <w:rPr>
           <w:color w:val="0D0D0D" w:themeColor="text1" w:themeTint="F2"/>
@@ -897,7 +920,50 @@
           <w:sz w:val="22"/>
           <w:szCs w:val="22"/>
         </w:rPr>
-        <w:t xml:space="preserve"> fonksiyonları hem iteratif hem </w:t>
+        <w:t xml:space="preserve"> </w:t>
+      </w:r>
+      <w:r>
+        <w:rPr>
+          <w:color w:val="0D0D0D" w:themeColor="text1" w:themeTint="F2"/>
+          <w:sz w:val="22"/>
+          <w:szCs w:val="22"/>
+        </w:rPr>
+        <w:t xml:space="preserve"> ve</w:t>
+      </w:r>
+      <w:proofErr w:type="gramEnd"/>
+      <w:r>
+        <w:rPr>
+          <w:color w:val="0D0D0D" w:themeColor="text1" w:themeTint="F2"/>
+          <w:sz w:val="22"/>
+          <w:szCs w:val="22"/>
+        </w:rPr>
+        <w:t xml:space="preserve"> </w:t>
+      </w:r>
+      <w:proofErr w:type="spellStart"/>
+      <w:r>
+        <w:rPr>
+          <w:color w:val="0D0D0D" w:themeColor="text1" w:themeTint="F2"/>
+          <w:sz w:val="22"/>
+          <w:szCs w:val="22"/>
+        </w:rPr>
+        <w:t>power</w:t>
+      </w:r>
+      <w:proofErr w:type="spellEnd"/>
+      <w:r>
+        <w:rPr>
+          <w:color w:val="0D0D0D" w:themeColor="text1" w:themeTint="F2"/>
+          <w:sz w:val="22"/>
+          <w:szCs w:val="22"/>
+        </w:rPr>
+        <w:t xml:space="preserve"> </w:t>
+      </w:r>
+      <w:r>
+        <w:rPr>
+          <w:color w:val="0D0D0D" w:themeColor="text1" w:themeTint="F2"/>
+          <w:sz w:val="22"/>
+          <w:szCs w:val="22"/>
+        </w:rPr>
+        <w:t xml:space="preserve">fonksiyonları hem iteratif hem </w:t>
       </w:r>
       <w:proofErr w:type="spellStart"/>
       <w:r>
@@ -1008,6 +1074,14 @@
         </w:rPr>
         <w:t>Cuma</w:t>
       </w:r>
+      <w:r>
+        <w:rPr>
+          <w:color w:val="0D0D0D" w:themeColor="text1" w:themeTint="F2"/>
+          <w:sz w:val="22"/>
+          <w:szCs w:val="22"/>
+        </w:rPr>
+        <w:tab/>
+      </w:r>
     </w:p>
     <w:p>
       <w:pPr>
@@ -1142,14 +1216,36 @@
         <w:spacing w:before="300" w:after="150"/>
         <w:rPr>
           <w:color w:val="0D0D0D" w:themeColor="text1" w:themeTint="F2"/>
+          <w:sz w:val="22"/>
+          <w:szCs w:val="22"/>
         </w:rPr>
       </w:pPr>
       <w:r>
         <w:rPr>
           <w:color w:val="0D0D0D" w:themeColor="text1" w:themeTint="F2"/>
-        </w:rPr>
-        <w:t>2.Kullanılan Teknikler</w:t>
-      </w:r>
+          <w:sz w:val="22"/>
+          <w:szCs w:val="22"/>
+        </w:rPr>
+        <w:t>-</w:t>
+      </w:r>
+      <w:r>
+        <w:rPr>
+          <w:color w:val="0D0D0D" w:themeColor="text1" w:themeTint="F2"/>
+          <w:sz w:val="22"/>
+          <w:szCs w:val="22"/>
+        </w:rPr>
+        <w:t xml:space="preserve">Mini proje: notebook_cli.py </w:t>
+      </w:r>
+      <w:proofErr w:type="gramStart"/>
+      <w:r>
+        <w:rPr>
+          <w:color w:val="0D0D0D" w:themeColor="text1" w:themeTint="F2"/>
+          <w:sz w:val="22"/>
+          <w:szCs w:val="22"/>
+        </w:rPr>
+        <w:t>oluşturuldu .</w:t>
+      </w:r>
+      <w:proofErr w:type="gramEnd"/>
     </w:p>
     <w:p>
       <w:pPr>
@@ -1161,51 +1257,13 @@
           <w:szCs w:val="22"/>
         </w:rPr>
       </w:pPr>
-      <w:proofErr w:type="gramStart"/>
-      <w:r>
-        <w:rPr>
-          <w:color w:val="0D0D0D" w:themeColor="text1" w:themeTint="F2"/>
-          <w:sz w:val="22"/>
-          <w:szCs w:val="22"/>
-        </w:rPr>
-        <w:t>A)</w:t>
-      </w:r>
-      <w:proofErr w:type="spellStart"/>
-      <w:r>
-        <w:rPr>
-          <w:color w:val="0D0D0D" w:themeColor="text1" w:themeTint="F2"/>
-          <w:sz w:val="22"/>
-          <w:szCs w:val="22"/>
-        </w:rPr>
-        <w:t>Sliding</w:t>
-      </w:r>
-      <w:proofErr w:type="spellEnd"/>
-      <w:proofErr w:type="gramEnd"/>
-      <w:r>
-        <w:rPr>
-          <w:color w:val="0D0D0D" w:themeColor="text1" w:themeTint="F2"/>
-          <w:sz w:val="22"/>
-          <w:szCs w:val="22"/>
-        </w:rPr>
-        <w:t xml:space="preserve"> </w:t>
-      </w:r>
-      <w:proofErr w:type="spellStart"/>
-      <w:r>
-        <w:rPr>
-          <w:color w:val="0D0D0D" w:themeColor="text1" w:themeTint="F2"/>
-          <w:sz w:val="22"/>
-          <w:szCs w:val="22"/>
-        </w:rPr>
-        <w:t>Window</w:t>
-      </w:r>
-      <w:proofErr w:type="spellEnd"/>
-      <w:r>
-        <w:rPr>
-          <w:color w:val="0D0D0D" w:themeColor="text1" w:themeTint="F2"/>
-          <w:sz w:val="22"/>
-          <w:szCs w:val="22"/>
-        </w:rPr>
-        <w:t xml:space="preserve"> Tekniğinin Adım Adım Uygulanması</w:t>
+      <w:r>
+        <w:rPr>
+          <w:color w:val="0D0D0D" w:themeColor="text1" w:themeTint="F2"/>
+          <w:sz w:val="22"/>
+          <w:szCs w:val="22"/>
+        </w:rPr>
+        <w:t xml:space="preserve">Cumartesi </w:t>
       </w:r>
     </w:p>
     <w:p>
@@ -1213,7 +1271,6 @@
         <w:pStyle w:val="Balk1"/>
         <w:spacing w:before="300" w:after="150"/>
         <w:rPr>
-          <w:color w:val="0D0D0D" w:themeColor="text1" w:themeTint="F2"/>
           <w:sz w:val="22"/>
           <w:szCs w:val="22"/>
         </w:rPr>
@@ -1224,43 +1281,151 @@
           <w:sz w:val="22"/>
           <w:szCs w:val="22"/>
         </w:rPr>
-        <w:t>Örnek olarak s = "</w:t>
-      </w:r>
-      <w:proofErr w:type="spellStart"/>
-      <w:r>
-        <w:rPr>
-          <w:color w:val="0D0D0D" w:themeColor="text1" w:themeTint="F2"/>
-          <w:sz w:val="22"/>
-          <w:szCs w:val="22"/>
-        </w:rPr>
-        <w:t>abciiidef</w:t>
-      </w:r>
-      <w:proofErr w:type="spellEnd"/>
-      <w:r>
-        <w:rPr>
-          <w:color w:val="0D0D0D" w:themeColor="text1" w:themeTint="F2"/>
-          <w:sz w:val="22"/>
-          <w:szCs w:val="22"/>
-        </w:rPr>
-        <w:t xml:space="preserve">" ve k = 3 değerleri kullanılmıştır. Amaç, uzunluğu 3 olan </w:t>
-      </w:r>
-      <w:proofErr w:type="spellStart"/>
-      <w:r>
-        <w:rPr>
-          <w:color w:val="0D0D0D" w:themeColor="text1" w:themeTint="F2"/>
-          <w:sz w:val="22"/>
-          <w:szCs w:val="22"/>
-        </w:rPr>
-        <w:t>substringler</w:t>
-      </w:r>
-      <w:proofErr w:type="spellEnd"/>
-      <w:r>
-        <w:rPr>
-          <w:color w:val="0D0D0D" w:themeColor="text1" w:themeTint="F2"/>
-          <w:sz w:val="22"/>
-          <w:szCs w:val="22"/>
-        </w:rPr>
-        <w:t xml:space="preserve"> içerisindeki en fazla sesli harf sayısını bulmaktır.</w:t>
+        <w:t>-</w:t>
+      </w:r>
+      <w:hyperlink r:id="rId5" w:history="1">
+        <w:r>
+          <w:rPr>
+            <w:rStyle w:val="Kpr"/>
+            <w:sz w:val="22"/>
+            <w:szCs w:val="22"/>
+          </w:rPr>
+          <w:t>5)</w:t>
+        </w:r>
+        <w:r>
+          <w:rPr>
+            <w:rStyle w:val="Kpr"/>
+            <w:sz w:val="20"/>
+            <w:szCs w:val="20"/>
+          </w:rPr>
+          <w:t xml:space="preserve"> </w:t>
+        </w:r>
+        <w:proofErr w:type="spellStart"/>
+        <w:proofErr w:type="gramStart"/>
+        <w:r>
+          <w:rPr>
+            <w:color w:val="0D0D0D" w:themeColor="text1" w:themeTint="F2"/>
+            <w:sz w:val="22"/>
+            <w:szCs w:val="22"/>
+          </w:rPr>
+          <w:t>LeetCode</w:t>
+        </w:r>
+        <w:proofErr w:type="spellEnd"/>
+        <w:r>
+          <w:rPr>
+            <w:rStyle w:val="Kpr"/>
+            <w:sz w:val="22"/>
+            <w:szCs w:val="22"/>
+          </w:rPr>
+          <w:t xml:space="preserve"> </w:t>
+        </w:r>
+        <w:r>
+          <w:rPr>
+            <w:rStyle w:val="Kpr"/>
+            <w:sz w:val="22"/>
+            <w:szCs w:val="22"/>
+          </w:rPr>
+          <w:t>:</w:t>
+        </w:r>
+        <w:proofErr w:type="gramEnd"/>
+        <w:r>
+          <w:rPr>
+            <w:rStyle w:val="Kpr"/>
+            <w:sz w:val="22"/>
+            <w:szCs w:val="22"/>
+          </w:rPr>
+          <w:t xml:space="preserve"> </w:t>
+        </w:r>
+        <w:r>
+          <w:rPr>
+            <w:rStyle w:val="Kpr"/>
+            <w:sz w:val="22"/>
+            <w:szCs w:val="22"/>
+          </w:rPr>
+          <w:t xml:space="preserve">2094. </w:t>
+        </w:r>
+        <w:proofErr w:type="spellStart"/>
+        <w:r>
+          <w:rPr>
+            <w:rStyle w:val="Kpr"/>
+            <w:sz w:val="22"/>
+            <w:szCs w:val="22"/>
+          </w:rPr>
+          <w:t>Finding</w:t>
+        </w:r>
+        <w:proofErr w:type="spellEnd"/>
+        <w:r>
+          <w:rPr>
+            <w:rStyle w:val="Kpr"/>
+            <w:sz w:val="22"/>
+            <w:szCs w:val="22"/>
+          </w:rPr>
+          <w:t xml:space="preserve"> 3-Digit </w:t>
+        </w:r>
+        <w:proofErr w:type="spellStart"/>
+        <w:r>
+          <w:rPr>
+            <w:rStyle w:val="Kpr"/>
+            <w:sz w:val="22"/>
+            <w:szCs w:val="22"/>
+          </w:rPr>
+          <w:t>Even</w:t>
+        </w:r>
+        <w:proofErr w:type="spellEnd"/>
+        <w:r>
+          <w:rPr>
+            <w:rStyle w:val="Kpr"/>
+            <w:sz w:val="22"/>
+            <w:szCs w:val="22"/>
+          </w:rPr>
+          <w:t xml:space="preserve"> </w:t>
+        </w:r>
+        <w:proofErr w:type="spellStart"/>
+        <w:r>
+          <w:rPr>
+            <w:rStyle w:val="Kpr"/>
+            <w:sz w:val="22"/>
+            <w:szCs w:val="22"/>
+          </w:rPr>
+          <w:t>Numbers</w:t>
+        </w:r>
+        <w:proofErr w:type="spellEnd"/>
+        <w:r>
+          <w:rPr>
+            <w:rStyle w:val="Kpr"/>
+            <w:sz w:val="22"/>
+            <w:szCs w:val="22"/>
+          </w:rPr>
+          <w:t>(</w:t>
+        </w:r>
+        <w:proofErr w:type="spellStart"/>
+        <w:r>
+          <w:rPr>
+            <w:rStyle w:val="Kpr"/>
+            <w:sz w:val="22"/>
+            <w:szCs w:val="22"/>
+          </w:rPr>
+          <w:t>easy</w:t>
+        </w:r>
+        <w:proofErr w:type="spellEnd"/>
+        <w:r>
+          <w:rPr>
+            <w:rStyle w:val="Kpr"/>
+            <w:sz w:val="22"/>
+            <w:szCs w:val="22"/>
+          </w:rPr>
+          <w:t>)</w:t>
+        </w:r>
+      </w:hyperlink>
+      <w:r>
+        <w:t xml:space="preserve"> </w:t>
+      </w:r>
+      <w:r>
+        <w:rPr>
+          <w:sz w:val="22"/>
+          <w:szCs w:val="22"/>
+        </w:rPr>
+        <w:t>çözüldü</w:t>
       </w:r>
     </w:p>
     <w:p>
@@ -1279,8 +1444,34 @@
           <w:sz w:val="22"/>
           <w:szCs w:val="22"/>
         </w:rPr>
-        <w:t>İlk olarak ilk 3 karakterden oluşan pencere oluşturulur:</w:t>
-      </w:r>
+        <w:t>-</w:t>
+      </w:r>
+      <w:r>
+        <w:rPr>
+          <w:color w:val="0D0D0D" w:themeColor="text1" w:themeTint="F2"/>
+          <w:sz w:val="22"/>
+          <w:szCs w:val="22"/>
+        </w:rPr>
+        <w:t xml:space="preserve">Mini proje: notebook_cli.py </w:t>
+      </w:r>
+      <w:r>
+        <w:rPr>
+          <w:color w:val="0D0D0D" w:themeColor="text1" w:themeTint="F2"/>
+          <w:sz w:val="22"/>
+          <w:szCs w:val="22"/>
+        </w:rPr>
+        <w:t xml:space="preserve">bitirildi ve README </w:t>
+      </w:r>
+      <w:proofErr w:type="gramStart"/>
+      <w:r>
+        <w:rPr>
+          <w:color w:val="0D0D0D" w:themeColor="text1" w:themeTint="F2"/>
+          <w:sz w:val="22"/>
+          <w:szCs w:val="22"/>
+        </w:rPr>
+        <w:t>yazıldı .</w:t>
+      </w:r>
+      <w:proofErr w:type="gramEnd"/>
     </w:p>
     <w:p>
       <w:pPr>
@@ -1298,61 +1489,7 @@
           <w:sz w:val="22"/>
           <w:szCs w:val="22"/>
         </w:rPr>
-        <w:t>[</w:t>
-      </w:r>
-      <w:proofErr w:type="gramStart"/>
-      <w:r>
-        <w:rPr>
-          <w:color w:val="0D0D0D" w:themeColor="text1" w:themeTint="F2"/>
-          <w:sz w:val="22"/>
-          <w:szCs w:val="22"/>
-        </w:rPr>
-        <w:t>a</w:t>
-      </w:r>
-      <w:proofErr w:type="gramEnd"/>
-      <w:r>
-        <w:rPr>
-          <w:color w:val="0D0D0D" w:themeColor="text1" w:themeTint="F2"/>
-          <w:sz w:val="22"/>
-          <w:szCs w:val="22"/>
-        </w:rPr>
-        <w:t xml:space="preserve"> b c] i </w:t>
-      </w:r>
-      <w:proofErr w:type="spellStart"/>
-      <w:r>
-        <w:rPr>
-          <w:color w:val="0D0D0D" w:themeColor="text1" w:themeTint="F2"/>
-          <w:sz w:val="22"/>
-          <w:szCs w:val="22"/>
-        </w:rPr>
-        <w:t>i</w:t>
-      </w:r>
-      <w:proofErr w:type="spellEnd"/>
-      <w:r>
-        <w:rPr>
-          <w:color w:val="0D0D0D" w:themeColor="text1" w:themeTint="F2"/>
-          <w:sz w:val="22"/>
-          <w:szCs w:val="22"/>
-        </w:rPr>
-        <w:t xml:space="preserve"> </w:t>
-      </w:r>
-      <w:proofErr w:type="spellStart"/>
-      <w:r>
-        <w:rPr>
-          <w:color w:val="0D0D0D" w:themeColor="text1" w:themeTint="F2"/>
-          <w:sz w:val="22"/>
-          <w:szCs w:val="22"/>
-        </w:rPr>
-        <w:t>i</w:t>
-      </w:r>
-      <w:proofErr w:type="spellEnd"/>
-      <w:r>
-        <w:rPr>
-          <w:color w:val="0D0D0D" w:themeColor="text1" w:themeTint="F2"/>
-          <w:sz w:val="22"/>
-          <w:szCs w:val="22"/>
-        </w:rPr>
-        <w:t xml:space="preserve"> d e f</w:t>
+        <w:t xml:space="preserve">Pazar </w:t>
       </w:r>
     </w:p>
     <w:p>
@@ -1371,8 +1508,153 @@
           <w:sz w:val="22"/>
           <w:szCs w:val="22"/>
         </w:rPr>
-        <w:lastRenderedPageBreak/>
-        <w:t>Bu pencerede yalnızca a sesli olduğu için sesli harf sayısı 1 olur.</w:t>
+        <w:t>-</w:t>
+      </w:r>
+      <w:hyperlink r:id="rId6" w:history="1">
+        <w:proofErr w:type="gramStart"/>
+        <w:r>
+          <w:rPr>
+            <w:rStyle w:val="Kpr"/>
+            <w:sz w:val="22"/>
+            <w:szCs w:val="22"/>
+          </w:rPr>
+          <w:t>6)</w:t>
+        </w:r>
+        <w:proofErr w:type="spellStart"/>
+        <w:r>
+          <w:rPr>
+            <w:rStyle w:val="Kpr"/>
+            <w:sz w:val="22"/>
+            <w:szCs w:val="22"/>
+          </w:rPr>
+          <w:t>LeetCode</w:t>
+        </w:r>
+        <w:proofErr w:type="spellEnd"/>
+        <w:proofErr w:type="gramEnd"/>
+        <w:r>
+          <w:rPr>
+            <w:rStyle w:val="Kpr"/>
+            <w:sz w:val="22"/>
+            <w:szCs w:val="22"/>
+          </w:rPr>
+          <w:t xml:space="preserve"> </w:t>
+        </w:r>
+        <w:proofErr w:type="gramStart"/>
+        <w:r>
+          <w:rPr>
+            <w:rStyle w:val="Kpr"/>
+            <w:sz w:val="22"/>
+            <w:szCs w:val="22"/>
+          </w:rPr>
+          <w:t>11 -</w:t>
+        </w:r>
+        <w:proofErr w:type="gramEnd"/>
+        <w:r>
+          <w:rPr>
+            <w:rStyle w:val="Kpr"/>
+            <w:sz w:val="22"/>
+            <w:szCs w:val="22"/>
+          </w:rPr>
+          <w:t xml:space="preserve"> </w:t>
+        </w:r>
+        <w:proofErr w:type="spellStart"/>
+        <w:r>
+          <w:rPr>
+            <w:rStyle w:val="Kpr"/>
+            <w:sz w:val="22"/>
+            <w:szCs w:val="22"/>
+          </w:rPr>
+          <w:t>Container</w:t>
+        </w:r>
+        <w:proofErr w:type="spellEnd"/>
+        <w:r>
+          <w:rPr>
+            <w:rStyle w:val="Kpr"/>
+            <w:sz w:val="22"/>
+            <w:szCs w:val="22"/>
+          </w:rPr>
+          <w:t xml:space="preserve"> </w:t>
+        </w:r>
+        <w:proofErr w:type="spellStart"/>
+        <w:r>
+          <w:rPr>
+            <w:rStyle w:val="Kpr"/>
+            <w:sz w:val="22"/>
+            <w:szCs w:val="22"/>
+          </w:rPr>
+          <w:t>With</w:t>
+        </w:r>
+        <w:proofErr w:type="spellEnd"/>
+        <w:r>
+          <w:rPr>
+            <w:rStyle w:val="Kpr"/>
+            <w:sz w:val="22"/>
+            <w:szCs w:val="22"/>
+          </w:rPr>
+          <w:t xml:space="preserve"> </w:t>
+        </w:r>
+        <w:proofErr w:type="spellStart"/>
+        <w:r>
+          <w:rPr>
+            <w:rStyle w:val="Kpr"/>
+            <w:sz w:val="22"/>
+            <w:szCs w:val="22"/>
+          </w:rPr>
+          <w:t>Most</w:t>
+        </w:r>
+        <w:proofErr w:type="spellEnd"/>
+        <w:r>
+          <w:rPr>
+            <w:rStyle w:val="Kpr"/>
+            <w:sz w:val="22"/>
+            <w:szCs w:val="22"/>
+          </w:rPr>
+          <w:t xml:space="preserve"> </w:t>
+        </w:r>
+        <w:proofErr w:type="spellStart"/>
+        <w:r>
+          <w:rPr>
+            <w:rStyle w:val="Kpr"/>
+            <w:sz w:val="22"/>
+            <w:szCs w:val="22"/>
+          </w:rPr>
+          <w:t>Water</w:t>
+        </w:r>
+        <w:proofErr w:type="spellEnd"/>
+        <w:r>
+          <w:rPr>
+            <w:rStyle w:val="Kpr"/>
+            <w:sz w:val="22"/>
+            <w:szCs w:val="22"/>
+          </w:rPr>
+          <w:t>(</w:t>
+        </w:r>
+        <w:proofErr w:type="spellStart"/>
+        <w:r>
+          <w:rPr>
+            <w:rStyle w:val="Kpr"/>
+            <w:sz w:val="22"/>
+            <w:szCs w:val="22"/>
+          </w:rPr>
+          <w:t>medium</w:t>
+        </w:r>
+        <w:proofErr w:type="spellEnd"/>
+        <w:r>
+          <w:rPr>
+            <w:rStyle w:val="Kpr"/>
+            <w:sz w:val="22"/>
+            <w:szCs w:val="22"/>
+          </w:rPr>
+          <w:t>)</w:t>
+        </w:r>
+      </w:hyperlink>
+      <w:r>
+        <w:rPr>
+          <w:color w:val="0D0D0D" w:themeColor="text1" w:themeTint="F2"/>
+          <w:sz w:val="22"/>
+          <w:szCs w:val="22"/>
+        </w:rPr>
+        <w:t xml:space="preserve"> çözüldü </w:t>
       </w:r>
     </w:p>
     <w:p>
@@ -1391,8 +1673,19 @@
           <w:sz w:val="22"/>
           <w:szCs w:val="22"/>
         </w:rPr>
-        <w:t>Pencere bir karakter sağa kaydırılır:</w:t>
-      </w:r>
+        <w:lastRenderedPageBreak/>
+        <w:t xml:space="preserve">-Teknik kaynak okuması </w:t>
+      </w:r>
+      <w:proofErr w:type="gramStart"/>
+      <w:r>
+        <w:rPr>
+          <w:color w:val="0D0D0D" w:themeColor="text1" w:themeTint="F2"/>
+          <w:sz w:val="22"/>
+          <w:szCs w:val="22"/>
+        </w:rPr>
+        <w:t>yapıldı .</w:t>
+      </w:r>
+      <w:proofErr w:type="gramEnd"/>
     </w:p>
     <w:p>
       <w:pPr>
@@ -1404,6 +1697,14 @@
           <w:szCs w:val="22"/>
         </w:rPr>
       </w:pPr>
+      <w:r>
+        <w:rPr>
+          <w:color w:val="0D0D0D" w:themeColor="text1" w:themeTint="F2"/>
+          <w:sz w:val="22"/>
+          <w:szCs w:val="22"/>
+        </w:rPr>
+        <w:t xml:space="preserve">-Haftalık ve aylık rapor </w:t>
+      </w:r>
       <w:proofErr w:type="gramStart"/>
       <w:r>
         <w:rPr>
@@ -1411,71 +1712,9 @@
           <w:sz w:val="22"/>
           <w:szCs w:val="22"/>
         </w:rPr>
-        <w:t>a</w:t>
+        <w:t>tamamlandı .</w:t>
       </w:r>
       <w:proofErr w:type="gramEnd"/>
-      <w:r>
-        <w:rPr>
-          <w:color w:val="0D0D0D" w:themeColor="text1" w:themeTint="F2"/>
-          <w:sz w:val="22"/>
-          <w:szCs w:val="22"/>
-        </w:rPr>
-        <w:t xml:space="preserve"> </w:t>
-      </w:r>
-      <w:proofErr w:type="gramStart"/>
-      <w:r>
-        <w:rPr>
-          <w:color w:val="0D0D0D" w:themeColor="text1" w:themeTint="F2"/>
-          <w:sz w:val="22"/>
-          <w:szCs w:val="22"/>
-        </w:rPr>
-        <w:t>[ b</w:t>
-      </w:r>
-      <w:proofErr w:type="gramEnd"/>
-      <w:r>
-        <w:rPr>
-          <w:color w:val="0D0D0D" w:themeColor="text1" w:themeTint="F2"/>
-          <w:sz w:val="22"/>
-          <w:szCs w:val="22"/>
-        </w:rPr>
-        <w:t xml:space="preserve"> c </w:t>
-      </w:r>
-      <w:proofErr w:type="gramStart"/>
-      <w:r>
-        <w:rPr>
-          <w:color w:val="0D0D0D" w:themeColor="text1" w:themeTint="F2"/>
-          <w:sz w:val="22"/>
-          <w:szCs w:val="22"/>
-        </w:rPr>
-        <w:t>i ]</w:t>
-      </w:r>
-      <w:proofErr w:type="gramEnd"/>
-      <w:r>
-        <w:rPr>
-          <w:color w:val="0D0D0D" w:themeColor="text1" w:themeTint="F2"/>
-          <w:sz w:val="22"/>
-          <w:szCs w:val="22"/>
-        </w:rPr>
-        <w:t xml:space="preserve"> i </w:t>
-      </w:r>
-      <w:proofErr w:type="spellStart"/>
-      <w:r>
-        <w:rPr>
-          <w:color w:val="0D0D0D" w:themeColor="text1" w:themeTint="F2"/>
-          <w:sz w:val="22"/>
-          <w:szCs w:val="22"/>
-        </w:rPr>
-        <w:t>i</w:t>
-      </w:r>
-      <w:proofErr w:type="spellEnd"/>
-      <w:r>
-        <w:rPr>
-          <w:color w:val="0D0D0D" w:themeColor="text1" w:themeTint="F2"/>
-          <w:sz w:val="22"/>
-          <w:szCs w:val="22"/>
-        </w:rPr>
-        <w:t xml:space="preserve"> d e f</w:t>
-      </w:r>
     </w:p>
     <w:p>
       <w:pPr>
@@ -1493,25 +1732,7 @@
           <w:sz w:val="22"/>
           <w:szCs w:val="22"/>
         </w:rPr>
-        <w:t xml:space="preserve">Bu işlem sırasında a pencereden çıkar ve i pencereye girer. </w:t>
-      </w:r>
-      <w:proofErr w:type="gramStart"/>
-      <w:r>
-        <w:rPr>
-          <w:color w:val="0D0D0D" w:themeColor="text1" w:themeTint="F2"/>
-          <w:sz w:val="22"/>
-          <w:szCs w:val="22"/>
-        </w:rPr>
-        <w:t>a</w:t>
-      </w:r>
-      <w:proofErr w:type="gramEnd"/>
-      <w:r>
-        <w:rPr>
-          <w:color w:val="0D0D0D" w:themeColor="text1" w:themeTint="F2"/>
-          <w:sz w:val="22"/>
-          <w:szCs w:val="22"/>
-        </w:rPr>
-        <w:t xml:space="preserve"> sesli olduğu için sayı 1 azalır, i sesli olduğu için 1 artar. Sonuç tekrar 1 olur.</w:t>
+        <w:t xml:space="preserve"> </w:t>
       </w:r>
     </w:p>
     <w:p>
@@ -1520,17 +1741,13 @@
         <w:spacing w:before="300" w:after="150"/>
         <w:rPr>
           <w:color w:val="0D0D0D" w:themeColor="text1" w:themeTint="F2"/>
-          <w:sz w:val="22"/>
-          <w:szCs w:val="22"/>
         </w:rPr>
       </w:pPr>
       <w:r>
         <w:rPr>
           <w:color w:val="0D0D0D" w:themeColor="text1" w:themeTint="F2"/>
-          <w:sz w:val="22"/>
-          <w:szCs w:val="22"/>
-        </w:rPr>
-        <w:t>Pencere tekrar kaydırılır:</w:t>
+        </w:rPr>
+        <w:t>2.Kullanılan Teknikler</w:t>
       </w:r>
     </w:p>
     <w:p>
@@ -1550,8 +1767,18 @@
           <w:sz w:val="22"/>
           <w:szCs w:val="22"/>
         </w:rPr>
-        <w:t>a</w:t>
-      </w:r>
+        <w:t>A)</w:t>
+      </w:r>
+      <w:proofErr w:type="spellStart"/>
+      <w:r>
+        <w:rPr>
+          <w:color w:val="0D0D0D" w:themeColor="text1" w:themeTint="F2"/>
+          <w:sz w:val="22"/>
+          <w:szCs w:val="22"/>
+        </w:rPr>
+        <w:t>Sliding</w:t>
+      </w:r>
+      <w:proofErr w:type="spellEnd"/>
       <w:proofErr w:type="gramEnd"/>
       <w:r>
         <w:rPr>
@@ -1559,53 +1786,25 @@
           <w:sz w:val="22"/>
           <w:szCs w:val="22"/>
         </w:rPr>
-        <w:t xml:space="preserve"> b </w:t>
-      </w:r>
-      <w:proofErr w:type="gramStart"/>
-      <w:r>
-        <w:rPr>
-          <w:color w:val="0D0D0D" w:themeColor="text1" w:themeTint="F2"/>
-          <w:sz w:val="22"/>
-          <w:szCs w:val="22"/>
-        </w:rPr>
-        <w:t>[ c</w:t>
-      </w:r>
-      <w:proofErr w:type="gramEnd"/>
-      <w:r>
-        <w:rPr>
-          <w:color w:val="0D0D0D" w:themeColor="text1" w:themeTint="F2"/>
-          <w:sz w:val="22"/>
-          <w:szCs w:val="22"/>
-        </w:rPr>
-        <w:t xml:space="preserve"> i </w:t>
-      </w:r>
-      <w:proofErr w:type="spellStart"/>
-      <w:proofErr w:type="gramStart"/>
-      <w:r>
-        <w:rPr>
-          <w:color w:val="0D0D0D" w:themeColor="text1" w:themeTint="F2"/>
-          <w:sz w:val="22"/>
-          <w:szCs w:val="22"/>
-        </w:rPr>
-        <w:t>i</w:t>
-      </w:r>
-      <w:proofErr w:type="spellEnd"/>
-      <w:r>
-        <w:rPr>
-          <w:color w:val="0D0D0D" w:themeColor="text1" w:themeTint="F2"/>
-          <w:sz w:val="22"/>
-          <w:szCs w:val="22"/>
-        </w:rPr>
-        <w:t xml:space="preserve"> ]</w:t>
-      </w:r>
-      <w:proofErr w:type="gramEnd"/>
-      <w:r>
-        <w:rPr>
-          <w:color w:val="0D0D0D" w:themeColor="text1" w:themeTint="F2"/>
-          <w:sz w:val="22"/>
-          <w:szCs w:val="22"/>
-        </w:rPr>
-        <w:t xml:space="preserve"> i d e f</w:t>
+        <w:t xml:space="preserve"> </w:t>
+      </w:r>
+      <w:proofErr w:type="spellStart"/>
+      <w:r>
+        <w:rPr>
+          <w:color w:val="0D0D0D" w:themeColor="text1" w:themeTint="F2"/>
+          <w:sz w:val="22"/>
+          <w:szCs w:val="22"/>
+        </w:rPr>
+        <w:t>Window</w:t>
+      </w:r>
+      <w:proofErr w:type="spellEnd"/>
+      <w:r>
+        <w:rPr>
+          <w:color w:val="0D0D0D" w:themeColor="text1" w:themeTint="F2"/>
+          <w:sz w:val="22"/>
+          <w:szCs w:val="22"/>
+        </w:rPr>
+        <w:t xml:space="preserve"> Tekniğinin Adım Adım Uygulanması</w:t>
       </w:r>
     </w:p>
     <w:p>
@@ -1618,41 +1817,49 @@
           <w:szCs w:val="22"/>
         </w:rPr>
       </w:pPr>
-      <w:proofErr w:type="gramStart"/>
-      <w:r>
-        <w:rPr>
-          <w:color w:val="0D0D0D" w:themeColor="text1" w:themeTint="F2"/>
-          <w:sz w:val="22"/>
-          <w:szCs w:val="22"/>
-        </w:rPr>
-        <w:t>b</w:t>
-      </w:r>
-      <w:proofErr w:type="gramEnd"/>
-      <w:r>
-        <w:rPr>
-          <w:color w:val="0D0D0D" w:themeColor="text1" w:themeTint="F2"/>
-          <w:sz w:val="22"/>
-          <w:szCs w:val="22"/>
-        </w:rPr>
-        <w:t xml:space="preserve"> çıkar ve i girer. </w:t>
-      </w:r>
-      <w:proofErr w:type="gramStart"/>
-      <w:r>
-        <w:rPr>
-          <w:color w:val="0D0D0D" w:themeColor="text1" w:themeTint="F2"/>
-          <w:sz w:val="22"/>
-          <w:szCs w:val="22"/>
-        </w:rPr>
-        <w:t>b</w:t>
-      </w:r>
-      <w:proofErr w:type="gramEnd"/>
-      <w:r>
-        <w:rPr>
-          <w:color w:val="0D0D0D" w:themeColor="text1" w:themeTint="F2"/>
-          <w:sz w:val="22"/>
-          <w:szCs w:val="22"/>
-        </w:rPr>
-        <w:t xml:space="preserve"> sessiz, i sesli olduğu için sesli harf sayısı 2 olur.</w:t>
+      <w:r>
+        <w:rPr>
+          <w:color w:val="0D0D0D" w:themeColor="text1" w:themeTint="F2"/>
+          <w:sz w:val="22"/>
+          <w:szCs w:val="22"/>
+        </w:rPr>
+        <w:t>Örnek olarak s = "</w:t>
+      </w:r>
+      <w:proofErr w:type="spellStart"/>
+      <w:r>
+        <w:rPr>
+          <w:color w:val="0D0D0D" w:themeColor="text1" w:themeTint="F2"/>
+          <w:sz w:val="22"/>
+          <w:szCs w:val="22"/>
+        </w:rPr>
+        <w:t>abciiidef</w:t>
+      </w:r>
+      <w:proofErr w:type="spellEnd"/>
+      <w:r>
+        <w:rPr>
+          <w:color w:val="0D0D0D" w:themeColor="text1" w:themeTint="F2"/>
+          <w:sz w:val="22"/>
+          <w:szCs w:val="22"/>
+        </w:rPr>
+        <w:t xml:space="preserve">" ve k = 3 değerleri kullanılmıştır. Amaç, uzunluğu 3 olan </w:t>
+      </w:r>
+      <w:proofErr w:type="spellStart"/>
+      <w:r>
+        <w:rPr>
+          <w:color w:val="0D0D0D" w:themeColor="text1" w:themeTint="F2"/>
+          <w:sz w:val="22"/>
+          <w:szCs w:val="22"/>
+        </w:rPr>
+        <w:t>substringler</w:t>
+      </w:r>
+      <w:proofErr w:type="spellEnd"/>
+      <w:r>
+        <w:rPr>
+          <w:color w:val="0D0D0D" w:themeColor="text1" w:themeTint="F2"/>
+          <w:sz w:val="22"/>
+          <w:szCs w:val="22"/>
+        </w:rPr>
+        <w:t xml:space="preserve"> içerisindeki en fazla sesli harf sayısını bulmaktır.</w:t>
       </w:r>
     </w:p>
     <w:p>
@@ -1671,7 +1878,7 @@
           <w:sz w:val="22"/>
           <w:szCs w:val="22"/>
         </w:rPr>
-        <w:t>Bir sonraki kaydırmada:</w:t>
+        <w:t>İlk olarak ilk 3 karakterden oluşan pencere oluşturulur:</w:t>
       </w:r>
     </w:p>
     <w:p>
@@ -1684,6 +1891,14 @@
           <w:szCs w:val="22"/>
         </w:rPr>
       </w:pPr>
+      <w:r>
+        <w:rPr>
+          <w:color w:val="0D0D0D" w:themeColor="text1" w:themeTint="F2"/>
+          <w:sz w:val="22"/>
+          <w:szCs w:val="22"/>
+        </w:rPr>
+        <w:t>[</w:t>
+      </w:r>
       <w:proofErr w:type="gramStart"/>
       <w:r>
         <w:rPr>
@@ -1700,18 +1915,18 @@
           <w:sz w:val="22"/>
           <w:szCs w:val="22"/>
         </w:rPr>
-        <w:t xml:space="preserve"> b c </w:t>
-      </w:r>
-      <w:proofErr w:type="gramStart"/>
-      <w:r>
-        <w:rPr>
-          <w:color w:val="0D0D0D" w:themeColor="text1" w:themeTint="F2"/>
-          <w:sz w:val="22"/>
-          <w:szCs w:val="22"/>
-        </w:rPr>
-        <w:t>[ i</w:t>
-      </w:r>
-      <w:proofErr w:type="gramEnd"/>
+        <w:t xml:space="preserve"> b c] i </w:t>
+      </w:r>
+      <w:proofErr w:type="spellStart"/>
+      <w:r>
+        <w:rPr>
+          <w:color w:val="0D0D0D" w:themeColor="text1" w:themeTint="F2"/>
+          <w:sz w:val="22"/>
+          <w:szCs w:val="22"/>
+        </w:rPr>
+        <w:t>i</w:t>
+      </w:r>
+      <w:proofErr w:type="spellEnd"/>
       <w:r>
         <w:rPr>
           <w:color w:val="0D0D0D" w:themeColor="text1" w:themeTint="F2"/>
@@ -1730,34 +1945,6 @@
         <w:t>i</w:t>
       </w:r>
       <w:proofErr w:type="spellEnd"/>
-      <w:r>
-        <w:rPr>
-          <w:color w:val="0D0D0D" w:themeColor="text1" w:themeTint="F2"/>
-          <w:sz w:val="22"/>
-          <w:szCs w:val="22"/>
-        </w:rPr>
-        <w:t xml:space="preserve"> </w:t>
-      </w:r>
-      <w:proofErr w:type="spellStart"/>
-      <w:proofErr w:type="gramStart"/>
-      <w:r>
-        <w:rPr>
-          <w:color w:val="0D0D0D" w:themeColor="text1" w:themeTint="F2"/>
-          <w:sz w:val="22"/>
-          <w:szCs w:val="22"/>
-        </w:rPr>
-        <w:t>i</w:t>
-      </w:r>
-      <w:proofErr w:type="spellEnd"/>
-      <w:r>
-        <w:rPr>
-          <w:color w:val="0D0D0D" w:themeColor="text1" w:themeTint="F2"/>
-          <w:sz w:val="22"/>
-          <w:szCs w:val="22"/>
-        </w:rPr>
-        <w:t xml:space="preserve"> ]</w:t>
-      </w:r>
-      <w:proofErr w:type="gramEnd"/>
       <w:r>
         <w:rPr>
           <w:color w:val="0D0D0D" w:themeColor="text1" w:themeTint="F2"/>
@@ -1777,41 +1964,13 @@
           <w:szCs w:val="22"/>
         </w:rPr>
       </w:pPr>
-      <w:proofErr w:type="gramStart"/>
-      <w:r>
-        <w:rPr>
-          <w:color w:val="0D0D0D" w:themeColor="text1" w:themeTint="F2"/>
-          <w:sz w:val="22"/>
-          <w:szCs w:val="22"/>
-        </w:rPr>
-        <w:t>c</w:t>
-      </w:r>
-      <w:proofErr w:type="gramEnd"/>
-      <w:r>
-        <w:rPr>
-          <w:color w:val="0D0D0D" w:themeColor="text1" w:themeTint="F2"/>
-          <w:sz w:val="22"/>
-          <w:szCs w:val="22"/>
-        </w:rPr>
-        <w:t xml:space="preserve"> çıkar ve i girer. </w:t>
-      </w:r>
-      <w:proofErr w:type="gramStart"/>
-      <w:r>
-        <w:rPr>
-          <w:color w:val="0D0D0D" w:themeColor="text1" w:themeTint="F2"/>
-          <w:sz w:val="22"/>
-          <w:szCs w:val="22"/>
-        </w:rPr>
-        <w:t>c</w:t>
-      </w:r>
-      <w:proofErr w:type="gramEnd"/>
-      <w:r>
-        <w:rPr>
-          <w:color w:val="0D0D0D" w:themeColor="text1" w:themeTint="F2"/>
-          <w:sz w:val="22"/>
-          <w:szCs w:val="22"/>
-        </w:rPr>
-        <w:t xml:space="preserve"> sessiz olduğu için sayı değişmez ve yeni i sesli olduğu için sayı 3 olur.</w:t>
+      <w:r>
+        <w:rPr>
+          <w:color w:val="0D0D0D" w:themeColor="text1" w:themeTint="F2"/>
+          <w:sz w:val="22"/>
+          <w:szCs w:val="22"/>
+        </w:rPr>
+        <w:t>Bu pencerede yalnızca a sesli olduğu için sesli harf sayısı 1 olur.</w:t>
       </w:r>
     </w:p>
     <w:p>
@@ -1830,7 +1989,7 @@
           <w:sz w:val="22"/>
           <w:szCs w:val="22"/>
         </w:rPr>
-        <w:t>Sonraki pencerelerde de aynı işlem uygulanır:</w:t>
+        <w:t>Pencere bir karakter sağa kaydırılır:</w:t>
       </w:r>
     </w:p>
     <w:p>
@@ -1859,7 +2018,7 @@
           <w:sz w:val="22"/>
           <w:szCs w:val="22"/>
         </w:rPr>
-        <w:t xml:space="preserve"> b c i </w:t>
+        <w:t xml:space="preserve"> </w:t>
       </w:r>
       <w:proofErr w:type="gramStart"/>
       <w:r>
@@ -1868,7 +2027,7 @@
           <w:sz w:val="22"/>
           <w:szCs w:val="22"/>
         </w:rPr>
-        <w:t>[ i</w:t>
+        <w:t>[ b</w:t>
       </w:r>
       <w:proofErr w:type="gramEnd"/>
       <w:r>
@@ -1877,7 +2036,25 @@
           <w:sz w:val="22"/>
           <w:szCs w:val="22"/>
         </w:rPr>
-        <w:t xml:space="preserve"> </w:t>
+        <w:t xml:space="preserve"> c </w:t>
+      </w:r>
+      <w:proofErr w:type="gramStart"/>
+      <w:r>
+        <w:rPr>
+          <w:color w:val="0D0D0D" w:themeColor="text1" w:themeTint="F2"/>
+          <w:sz w:val="22"/>
+          <w:szCs w:val="22"/>
+        </w:rPr>
+        <w:t>i ]</w:t>
+      </w:r>
+      <w:proofErr w:type="gramEnd"/>
+      <w:r>
+        <w:rPr>
+          <w:color w:val="0D0D0D" w:themeColor="text1" w:themeTint="F2"/>
+          <w:sz w:val="22"/>
+          <w:szCs w:val="22"/>
+        </w:rPr>
+        <w:t xml:space="preserve"> i </w:t>
       </w:r>
       <w:proofErr w:type="spellStart"/>
       <w:r>
@@ -1895,43 +2072,7 @@
           <w:sz w:val="22"/>
           <w:szCs w:val="22"/>
         </w:rPr>
-        <w:t xml:space="preserve"> </w:t>
-      </w:r>
-      <w:proofErr w:type="gramStart"/>
-      <w:r>
-        <w:rPr>
-          <w:color w:val="0D0D0D" w:themeColor="text1" w:themeTint="F2"/>
-          <w:sz w:val="22"/>
-          <w:szCs w:val="22"/>
-        </w:rPr>
-        <w:t>d ]</w:t>
-      </w:r>
-      <w:proofErr w:type="gramEnd"/>
-      <w:r>
-        <w:rPr>
-          <w:color w:val="0D0D0D" w:themeColor="text1" w:themeTint="F2"/>
-          <w:sz w:val="22"/>
-          <w:szCs w:val="22"/>
-        </w:rPr>
-        <w:t xml:space="preserve"> e </w:t>
-      </w:r>
-      <w:proofErr w:type="gramStart"/>
-      <w:r>
-        <w:rPr>
-          <w:color w:val="0D0D0D" w:themeColor="text1" w:themeTint="F2"/>
-          <w:sz w:val="22"/>
-          <w:szCs w:val="22"/>
-        </w:rPr>
-        <w:t>f  →</w:t>
-      </w:r>
-      <w:proofErr w:type="gramEnd"/>
-      <w:r>
-        <w:rPr>
-          <w:color w:val="0D0D0D" w:themeColor="text1" w:themeTint="F2"/>
-          <w:sz w:val="22"/>
-          <w:szCs w:val="22"/>
-        </w:rPr>
-        <w:t xml:space="preserve"> 2</w:t>
+        <w:t xml:space="preserve"> d e f</w:t>
       </w:r>
     </w:p>
     <w:p>
@@ -1944,6 +2085,14 @@
           <w:szCs w:val="22"/>
         </w:rPr>
       </w:pPr>
+      <w:r>
+        <w:rPr>
+          <w:color w:val="0D0D0D" w:themeColor="text1" w:themeTint="F2"/>
+          <w:sz w:val="22"/>
+          <w:szCs w:val="22"/>
+        </w:rPr>
+        <w:t xml:space="preserve">Bu işlem sırasında a pencereden çıkar ve i pencereye girer. </w:t>
+      </w:r>
       <w:proofErr w:type="gramStart"/>
       <w:r>
         <w:rPr>
@@ -1960,79 +2109,7 @@
           <w:sz w:val="22"/>
           <w:szCs w:val="22"/>
         </w:rPr>
-        <w:t xml:space="preserve"> b c i </w:t>
-      </w:r>
-      <w:proofErr w:type="spellStart"/>
-      <w:r>
-        <w:rPr>
-          <w:color w:val="0D0D0D" w:themeColor="text1" w:themeTint="F2"/>
-          <w:sz w:val="22"/>
-          <w:szCs w:val="22"/>
-        </w:rPr>
-        <w:t>i</w:t>
-      </w:r>
-      <w:proofErr w:type="spellEnd"/>
-      <w:r>
-        <w:rPr>
-          <w:color w:val="0D0D0D" w:themeColor="text1" w:themeTint="F2"/>
-          <w:sz w:val="22"/>
-          <w:szCs w:val="22"/>
-        </w:rPr>
-        <w:t xml:space="preserve"> </w:t>
-      </w:r>
-      <w:proofErr w:type="gramStart"/>
-      <w:r>
-        <w:rPr>
-          <w:color w:val="0D0D0D" w:themeColor="text1" w:themeTint="F2"/>
-          <w:sz w:val="22"/>
-          <w:szCs w:val="22"/>
-        </w:rPr>
-        <w:t>[ i</w:t>
-      </w:r>
-      <w:proofErr w:type="gramEnd"/>
-      <w:r>
-        <w:rPr>
-          <w:color w:val="0D0D0D" w:themeColor="text1" w:themeTint="F2"/>
-          <w:sz w:val="22"/>
-          <w:szCs w:val="22"/>
-        </w:rPr>
-        <w:t xml:space="preserve"> d </w:t>
-      </w:r>
-      <w:proofErr w:type="gramStart"/>
-      <w:r>
-        <w:rPr>
-          <w:color w:val="0D0D0D" w:themeColor="text1" w:themeTint="F2"/>
-          <w:sz w:val="22"/>
-          <w:szCs w:val="22"/>
-        </w:rPr>
-        <w:t>e ]</w:t>
-      </w:r>
-      <w:proofErr w:type="gramEnd"/>
-      <w:r>
-        <w:rPr>
-          <w:color w:val="0D0D0D" w:themeColor="text1" w:themeTint="F2"/>
-          <w:sz w:val="22"/>
-          <w:szCs w:val="22"/>
-        </w:rPr>
-        <w:t xml:space="preserve"> </w:t>
-      </w:r>
-      <w:proofErr w:type="gramStart"/>
-      <w:r>
-        <w:rPr>
-          <w:color w:val="0D0D0D" w:themeColor="text1" w:themeTint="F2"/>
-          <w:sz w:val="22"/>
-          <w:szCs w:val="22"/>
-        </w:rPr>
-        <w:t>f  →</w:t>
-      </w:r>
-      <w:proofErr w:type="gramEnd"/>
-      <w:r>
-        <w:rPr>
-          <w:color w:val="0D0D0D" w:themeColor="text1" w:themeTint="F2"/>
-          <w:sz w:val="22"/>
-          <w:szCs w:val="22"/>
-        </w:rPr>
-        <w:t xml:space="preserve"> 2</w:t>
+        <w:t xml:space="preserve"> sesli olduğu için sayı 1 azalır, i sesli olduğu için 1 artar. Sonuç tekrar 1 olur.</w:t>
       </w:r>
     </w:p>
     <w:p>
@@ -2045,95 +2122,13 @@
           <w:szCs w:val="22"/>
         </w:rPr>
       </w:pPr>
-      <w:proofErr w:type="gramStart"/>
-      <w:r>
-        <w:rPr>
-          <w:color w:val="0D0D0D" w:themeColor="text1" w:themeTint="F2"/>
-          <w:sz w:val="22"/>
-          <w:szCs w:val="22"/>
-        </w:rPr>
-        <w:t>a</w:t>
-      </w:r>
-      <w:proofErr w:type="gramEnd"/>
-      <w:r>
-        <w:rPr>
-          <w:color w:val="0D0D0D" w:themeColor="text1" w:themeTint="F2"/>
-          <w:sz w:val="22"/>
-          <w:szCs w:val="22"/>
-        </w:rPr>
-        <w:t xml:space="preserve"> b c i </w:t>
-      </w:r>
-      <w:proofErr w:type="spellStart"/>
-      <w:r>
-        <w:rPr>
-          <w:color w:val="0D0D0D" w:themeColor="text1" w:themeTint="F2"/>
-          <w:sz w:val="22"/>
-          <w:szCs w:val="22"/>
-        </w:rPr>
-        <w:t>i</w:t>
-      </w:r>
-      <w:proofErr w:type="spellEnd"/>
-      <w:r>
-        <w:rPr>
-          <w:color w:val="0D0D0D" w:themeColor="text1" w:themeTint="F2"/>
-          <w:sz w:val="22"/>
-          <w:szCs w:val="22"/>
-        </w:rPr>
-        <w:t xml:space="preserve"> </w:t>
-      </w:r>
-      <w:proofErr w:type="spellStart"/>
-      <w:r>
-        <w:rPr>
-          <w:color w:val="0D0D0D" w:themeColor="text1" w:themeTint="F2"/>
-          <w:sz w:val="22"/>
-          <w:szCs w:val="22"/>
-        </w:rPr>
-        <w:t>i</w:t>
-      </w:r>
-      <w:proofErr w:type="spellEnd"/>
-      <w:r>
-        <w:rPr>
-          <w:color w:val="0D0D0D" w:themeColor="text1" w:themeTint="F2"/>
-          <w:sz w:val="22"/>
-          <w:szCs w:val="22"/>
-        </w:rPr>
-        <w:t xml:space="preserve"> </w:t>
-      </w:r>
-      <w:proofErr w:type="gramStart"/>
-      <w:r>
-        <w:rPr>
-          <w:color w:val="0D0D0D" w:themeColor="text1" w:themeTint="F2"/>
-          <w:sz w:val="22"/>
-          <w:szCs w:val="22"/>
-        </w:rPr>
-        <w:t>[ d</w:t>
-      </w:r>
-      <w:proofErr w:type="gramEnd"/>
-      <w:r>
-        <w:rPr>
-          <w:color w:val="0D0D0D" w:themeColor="text1" w:themeTint="F2"/>
-          <w:sz w:val="22"/>
-          <w:szCs w:val="22"/>
-        </w:rPr>
-        <w:t xml:space="preserve"> e </w:t>
-      </w:r>
-      <w:proofErr w:type="gramStart"/>
-      <w:r>
-        <w:rPr>
-          <w:color w:val="0D0D0D" w:themeColor="text1" w:themeTint="F2"/>
-          <w:sz w:val="22"/>
-          <w:szCs w:val="22"/>
-        </w:rPr>
-        <w:t>f ]</w:t>
-      </w:r>
-      <w:proofErr w:type="gramEnd"/>
-      <w:r>
-        <w:rPr>
-          <w:color w:val="0D0D0D" w:themeColor="text1" w:themeTint="F2"/>
-          <w:sz w:val="22"/>
-          <w:szCs w:val="22"/>
-        </w:rPr>
-        <w:t xml:space="preserve">  → 1</w:t>
+      <w:r>
+        <w:rPr>
+          <w:color w:val="0D0D0D" w:themeColor="text1" w:themeTint="F2"/>
+          <w:sz w:val="22"/>
+          <w:szCs w:val="22"/>
+        </w:rPr>
+        <w:t>Pencere tekrar kaydırılır:</w:t>
       </w:r>
     </w:p>
     <w:p>
@@ -2146,13 +2141,69 @@
           <w:szCs w:val="22"/>
         </w:rPr>
       </w:pPr>
-      <w:r>
-        <w:rPr>
-          <w:color w:val="0D0D0D" w:themeColor="text1" w:themeTint="F2"/>
-          <w:sz w:val="22"/>
-          <w:szCs w:val="22"/>
-        </w:rPr>
-        <w:t>Pencereler içerisindeki en yüksek sesli harf sayısı 3 olduğu için sonuç 3 olarak bulunur.</w:t>
+      <w:proofErr w:type="gramStart"/>
+      <w:r>
+        <w:rPr>
+          <w:color w:val="0D0D0D" w:themeColor="text1" w:themeTint="F2"/>
+          <w:sz w:val="22"/>
+          <w:szCs w:val="22"/>
+        </w:rPr>
+        <w:t>a</w:t>
+      </w:r>
+      <w:proofErr w:type="gramEnd"/>
+      <w:r>
+        <w:rPr>
+          <w:color w:val="0D0D0D" w:themeColor="text1" w:themeTint="F2"/>
+          <w:sz w:val="22"/>
+          <w:szCs w:val="22"/>
+        </w:rPr>
+        <w:t xml:space="preserve"> b </w:t>
+      </w:r>
+      <w:proofErr w:type="gramStart"/>
+      <w:r>
+        <w:rPr>
+          <w:color w:val="0D0D0D" w:themeColor="text1" w:themeTint="F2"/>
+          <w:sz w:val="22"/>
+          <w:szCs w:val="22"/>
+        </w:rPr>
+        <w:t>[ c</w:t>
+      </w:r>
+      <w:proofErr w:type="gramEnd"/>
+      <w:r>
+        <w:rPr>
+          <w:color w:val="0D0D0D" w:themeColor="text1" w:themeTint="F2"/>
+          <w:sz w:val="22"/>
+          <w:szCs w:val="22"/>
+        </w:rPr>
+        <w:t xml:space="preserve"> i </w:t>
+      </w:r>
+      <w:proofErr w:type="spellStart"/>
+      <w:proofErr w:type="gramStart"/>
+      <w:r>
+        <w:rPr>
+          <w:color w:val="0D0D0D" w:themeColor="text1" w:themeTint="F2"/>
+          <w:sz w:val="22"/>
+          <w:szCs w:val="22"/>
+        </w:rPr>
+        <w:t>i</w:t>
+      </w:r>
+      <w:proofErr w:type="spellEnd"/>
+      <w:r>
+        <w:rPr>
+          <w:color w:val="0D0D0D" w:themeColor="text1" w:themeTint="F2"/>
+          <w:sz w:val="22"/>
+          <w:szCs w:val="22"/>
+        </w:rPr>
+        <w:t xml:space="preserve"> ]</w:t>
+      </w:r>
+      <w:proofErr w:type="gramEnd"/>
+      <w:r>
+        <w:rPr>
+          <w:color w:val="0D0D0D" w:themeColor="text1" w:themeTint="F2"/>
+          <w:sz w:val="22"/>
+          <w:szCs w:val="22"/>
+        </w:rPr>
+        <w:t xml:space="preserve"> i d e f</w:t>
       </w:r>
     </w:p>
     <w:p>
@@ -2165,49 +2216,41 @@
           <w:szCs w:val="22"/>
         </w:rPr>
       </w:pPr>
-      <w:r>
-        <w:rPr>
-          <w:color w:val="0D0D0D" w:themeColor="text1" w:themeTint="F2"/>
-          <w:sz w:val="22"/>
-          <w:szCs w:val="22"/>
-        </w:rPr>
-        <w:t xml:space="preserve">Bu uygulamada her pencereyi baştan taramak yerine yalnızca pencereden çıkan ve pencereye giren karakterler kontrol edilmiştir. Böylece </w:t>
-      </w:r>
-      <w:proofErr w:type="spellStart"/>
-      <w:r>
-        <w:rPr>
-          <w:color w:val="0D0D0D" w:themeColor="text1" w:themeTint="F2"/>
-          <w:sz w:val="22"/>
-          <w:szCs w:val="22"/>
-        </w:rPr>
-        <w:t>Sliding</w:t>
-      </w:r>
-      <w:proofErr w:type="spellEnd"/>
-      <w:r>
-        <w:rPr>
-          <w:color w:val="0D0D0D" w:themeColor="text1" w:themeTint="F2"/>
-          <w:sz w:val="22"/>
-          <w:szCs w:val="22"/>
-        </w:rPr>
-        <w:t xml:space="preserve"> </w:t>
-      </w:r>
-      <w:proofErr w:type="spellStart"/>
-      <w:r>
-        <w:rPr>
-          <w:color w:val="0D0D0D" w:themeColor="text1" w:themeTint="F2"/>
-          <w:sz w:val="22"/>
-          <w:szCs w:val="22"/>
-        </w:rPr>
-        <w:t>Window</w:t>
-      </w:r>
-      <w:proofErr w:type="spellEnd"/>
-      <w:r>
-        <w:rPr>
-          <w:color w:val="0D0D0D" w:themeColor="text1" w:themeTint="F2"/>
-          <w:sz w:val="22"/>
-          <w:szCs w:val="22"/>
-        </w:rPr>
-        <w:t xml:space="preserve"> tekniği kullanılarak işlem daha verimli hale getirilmiştir.</w:t>
+      <w:proofErr w:type="gramStart"/>
+      <w:r>
+        <w:rPr>
+          <w:color w:val="0D0D0D" w:themeColor="text1" w:themeTint="F2"/>
+          <w:sz w:val="22"/>
+          <w:szCs w:val="22"/>
+        </w:rPr>
+        <w:t>b</w:t>
+      </w:r>
+      <w:proofErr w:type="gramEnd"/>
+      <w:r>
+        <w:rPr>
+          <w:color w:val="0D0D0D" w:themeColor="text1" w:themeTint="F2"/>
+          <w:sz w:val="22"/>
+          <w:szCs w:val="22"/>
+        </w:rPr>
+        <w:t xml:space="preserve"> çıkar ve i girer. </w:t>
+      </w:r>
+      <w:proofErr w:type="gramStart"/>
+      <w:r>
+        <w:rPr>
+          <w:color w:val="0D0D0D" w:themeColor="text1" w:themeTint="F2"/>
+          <w:sz w:val="22"/>
+          <w:szCs w:val="22"/>
+        </w:rPr>
+        <w:t>b</w:t>
+      </w:r>
+      <w:proofErr w:type="gramEnd"/>
+      <w:r>
+        <w:rPr>
+          <w:color w:val="0D0D0D" w:themeColor="text1" w:themeTint="F2"/>
+          <w:sz w:val="22"/>
+          <w:szCs w:val="22"/>
+        </w:rPr>
+        <w:t xml:space="preserve"> sessiz, i sesli olduğu için sesli harf sayısı 2 olur.</w:t>
       </w:r>
     </w:p>
     <w:p>
@@ -2216,8 +2259,18 @@
         <w:spacing w:before="300" w:after="150"/>
         <w:rPr>
           <w:color w:val="0D0D0D" w:themeColor="text1" w:themeTint="F2"/>
+          <w:sz w:val="22"/>
+          <w:szCs w:val="22"/>
         </w:rPr>
       </w:pPr>
+      <w:r>
+        <w:rPr>
+          <w:color w:val="0D0D0D" w:themeColor="text1" w:themeTint="F2"/>
+          <w:sz w:val="22"/>
+          <w:szCs w:val="22"/>
+        </w:rPr>
+        <w:t>Bir sonraki kaydırmada:</w:t>
+      </w:r>
     </w:p>
     <w:p>
       <w:pPr>
@@ -2225,33 +2278,91 @@
         <w:spacing w:before="300" w:after="150"/>
         <w:rPr>
           <w:color w:val="0D0D0D" w:themeColor="text1" w:themeTint="F2"/>
+          <w:sz w:val="22"/>
+          <w:szCs w:val="22"/>
         </w:rPr>
       </w:pPr>
-      <w:r>
-        <w:rPr>
-          <w:color w:val="0D0D0D" w:themeColor="text1" w:themeTint="F2"/>
-        </w:rPr>
-        <w:t>3</w:t>
-      </w:r>
-      <w:r>
-        <w:rPr>
-          <w:color w:val="0D0D0D" w:themeColor="text1" w:themeTint="F2"/>
-        </w:rPr>
-        <w:t xml:space="preserve">. </w:t>
-      </w:r>
-      <w:proofErr w:type="spellStart"/>
-      <w:r>
-        <w:rPr>
-          <w:color w:val="0D0D0D" w:themeColor="text1" w:themeTint="F2"/>
-        </w:rPr>
-        <w:t>LeetCode</w:t>
-      </w:r>
-      <w:proofErr w:type="spellEnd"/>
-      <w:r>
-        <w:rPr>
-          <w:color w:val="0D0D0D" w:themeColor="text1" w:themeTint="F2"/>
-        </w:rPr>
-        <w:t xml:space="preserve"> Çözümleri</w:t>
+      <w:proofErr w:type="gramStart"/>
+      <w:r>
+        <w:rPr>
+          <w:color w:val="0D0D0D" w:themeColor="text1" w:themeTint="F2"/>
+          <w:sz w:val="22"/>
+          <w:szCs w:val="22"/>
+        </w:rPr>
+        <w:t>a</w:t>
+      </w:r>
+      <w:proofErr w:type="gramEnd"/>
+      <w:r>
+        <w:rPr>
+          <w:color w:val="0D0D0D" w:themeColor="text1" w:themeTint="F2"/>
+          <w:sz w:val="22"/>
+          <w:szCs w:val="22"/>
+        </w:rPr>
+        <w:t xml:space="preserve"> b c </w:t>
+      </w:r>
+      <w:proofErr w:type="gramStart"/>
+      <w:r>
+        <w:rPr>
+          <w:color w:val="0D0D0D" w:themeColor="text1" w:themeTint="F2"/>
+          <w:sz w:val="22"/>
+          <w:szCs w:val="22"/>
+        </w:rPr>
+        <w:t>[ i</w:t>
+      </w:r>
+      <w:proofErr w:type="gramEnd"/>
+      <w:r>
+        <w:rPr>
+          <w:color w:val="0D0D0D" w:themeColor="text1" w:themeTint="F2"/>
+          <w:sz w:val="22"/>
+          <w:szCs w:val="22"/>
+        </w:rPr>
+        <w:t xml:space="preserve"> </w:t>
+      </w:r>
+      <w:proofErr w:type="spellStart"/>
+      <w:r>
+        <w:rPr>
+          <w:color w:val="0D0D0D" w:themeColor="text1" w:themeTint="F2"/>
+          <w:sz w:val="22"/>
+          <w:szCs w:val="22"/>
+        </w:rPr>
+        <w:t>i</w:t>
+      </w:r>
+      <w:proofErr w:type="spellEnd"/>
+      <w:r>
+        <w:rPr>
+          <w:color w:val="0D0D0D" w:themeColor="text1" w:themeTint="F2"/>
+          <w:sz w:val="22"/>
+          <w:szCs w:val="22"/>
+        </w:rPr>
+        <w:t xml:space="preserve"> </w:t>
+      </w:r>
+      <w:proofErr w:type="spellStart"/>
+      <w:proofErr w:type="gramStart"/>
+      <w:r>
+        <w:rPr>
+          <w:color w:val="0D0D0D" w:themeColor="text1" w:themeTint="F2"/>
+          <w:sz w:val="22"/>
+          <w:szCs w:val="22"/>
+        </w:rPr>
+        <w:t>i</w:t>
+      </w:r>
+      <w:proofErr w:type="spellEnd"/>
+      <w:r>
+        <w:rPr>
+          <w:color w:val="0D0D0D" w:themeColor="text1" w:themeTint="F2"/>
+          <w:sz w:val="22"/>
+          <w:szCs w:val="22"/>
+        </w:rPr>
+        <w:t xml:space="preserve"> ]</w:t>
+      </w:r>
+      <w:proofErr w:type="gramEnd"/>
+      <w:r>
+        <w:rPr>
+          <w:color w:val="0D0D0D" w:themeColor="text1" w:themeTint="F2"/>
+          <w:sz w:val="22"/>
+          <w:szCs w:val="22"/>
+        </w:rPr>
+        <w:t xml:space="preserve"> d e f</w:t>
       </w:r>
     </w:p>
     <w:p>
@@ -2260,27 +2371,45 @@
         <w:spacing w:before="300" w:after="150"/>
         <w:rPr>
           <w:color w:val="0D0D0D" w:themeColor="text1" w:themeTint="F2"/>
+          <w:sz w:val="22"/>
+          <w:szCs w:val="22"/>
         </w:rPr>
       </w:pPr>
-      <w:r>
-        <w:rPr>
-          <w:color w:val="0D0D0D" w:themeColor="text1" w:themeTint="F2"/>
-        </w:rPr>
-        <w:t xml:space="preserve">Two </w:t>
-      </w:r>
-      <w:proofErr w:type="spellStart"/>
-      <w:r>
-        <w:rPr>
-          <w:color w:val="0D0D0D" w:themeColor="text1" w:themeTint="F2"/>
-        </w:rPr>
-        <w:t>Pointer</w:t>
-      </w:r>
-      <w:proofErr w:type="spellEnd"/>
-      <w:r>
-        <w:rPr>
-          <w:color w:val="0D0D0D" w:themeColor="text1" w:themeTint="F2"/>
-        </w:rPr>
-        <w:t xml:space="preserve"> Tekniği </w:t>
+      <w:proofErr w:type="gramStart"/>
+      <w:r>
+        <w:rPr>
+          <w:color w:val="0D0D0D" w:themeColor="text1" w:themeTint="F2"/>
+          <w:sz w:val="22"/>
+          <w:szCs w:val="22"/>
+        </w:rPr>
+        <w:t>c</w:t>
+      </w:r>
+      <w:proofErr w:type="gramEnd"/>
+      <w:r>
+        <w:rPr>
+          <w:color w:val="0D0D0D" w:themeColor="text1" w:themeTint="F2"/>
+          <w:sz w:val="22"/>
+          <w:szCs w:val="22"/>
+        </w:rPr>
+        <w:t xml:space="preserve"> çıkar ve i girer. </w:t>
+      </w:r>
+      <w:proofErr w:type="gramStart"/>
+      <w:r>
+        <w:rPr>
+          <w:color w:val="0D0D0D" w:themeColor="text1" w:themeTint="F2"/>
+          <w:sz w:val="22"/>
+          <w:szCs w:val="22"/>
+        </w:rPr>
+        <w:t>c</w:t>
+      </w:r>
+      <w:proofErr w:type="gramEnd"/>
+      <w:r>
+        <w:rPr>
+          <w:color w:val="0D0D0D" w:themeColor="text1" w:themeTint="F2"/>
+          <w:sz w:val="22"/>
+          <w:szCs w:val="22"/>
+        </w:rPr>
+        <w:t xml:space="preserve"> sessiz olduğu için sayı değişmez ve yeni i sesli olduğu için sayı 3 olur.</w:t>
       </w:r>
     </w:p>
     <w:p>
@@ -2299,6 +2428,467 @@
           <w:sz w:val="22"/>
           <w:szCs w:val="22"/>
         </w:rPr>
+        <w:t>Sonraki pencerelerde de aynı işlem uygulanır:</w:t>
+      </w:r>
+    </w:p>
+    <w:p>
+      <w:pPr>
+        <w:pStyle w:val="Balk1"/>
+        <w:spacing w:before="300" w:after="150"/>
+        <w:rPr>
+          <w:color w:val="0D0D0D" w:themeColor="text1" w:themeTint="F2"/>
+          <w:sz w:val="22"/>
+          <w:szCs w:val="22"/>
+        </w:rPr>
+      </w:pPr>
+      <w:proofErr w:type="gramStart"/>
+      <w:r>
+        <w:rPr>
+          <w:color w:val="0D0D0D" w:themeColor="text1" w:themeTint="F2"/>
+          <w:sz w:val="22"/>
+          <w:szCs w:val="22"/>
+        </w:rPr>
+        <w:t>a</w:t>
+      </w:r>
+      <w:proofErr w:type="gramEnd"/>
+      <w:r>
+        <w:rPr>
+          <w:color w:val="0D0D0D" w:themeColor="text1" w:themeTint="F2"/>
+          <w:sz w:val="22"/>
+          <w:szCs w:val="22"/>
+        </w:rPr>
+        <w:t xml:space="preserve"> b c i </w:t>
+      </w:r>
+      <w:proofErr w:type="gramStart"/>
+      <w:r>
+        <w:rPr>
+          <w:color w:val="0D0D0D" w:themeColor="text1" w:themeTint="F2"/>
+          <w:sz w:val="22"/>
+          <w:szCs w:val="22"/>
+        </w:rPr>
+        <w:t>[ i</w:t>
+      </w:r>
+      <w:proofErr w:type="gramEnd"/>
+      <w:r>
+        <w:rPr>
+          <w:color w:val="0D0D0D" w:themeColor="text1" w:themeTint="F2"/>
+          <w:sz w:val="22"/>
+          <w:szCs w:val="22"/>
+        </w:rPr>
+        <w:t xml:space="preserve"> </w:t>
+      </w:r>
+      <w:proofErr w:type="spellStart"/>
+      <w:r>
+        <w:rPr>
+          <w:color w:val="0D0D0D" w:themeColor="text1" w:themeTint="F2"/>
+          <w:sz w:val="22"/>
+          <w:szCs w:val="22"/>
+        </w:rPr>
+        <w:t>i</w:t>
+      </w:r>
+      <w:proofErr w:type="spellEnd"/>
+      <w:r>
+        <w:rPr>
+          <w:color w:val="0D0D0D" w:themeColor="text1" w:themeTint="F2"/>
+          <w:sz w:val="22"/>
+          <w:szCs w:val="22"/>
+        </w:rPr>
+        <w:t xml:space="preserve"> </w:t>
+      </w:r>
+      <w:proofErr w:type="gramStart"/>
+      <w:r>
+        <w:rPr>
+          <w:color w:val="0D0D0D" w:themeColor="text1" w:themeTint="F2"/>
+          <w:sz w:val="22"/>
+          <w:szCs w:val="22"/>
+        </w:rPr>
+        <w:t>d ]</w:t>
+      </w:r>
+      <w:proofErr w:type="gramEnd"/>
+      <w:r>
+        <w:rPr>
+          <w:color w:val="0D0D0D" w:themeColor="text1" w:themeTint="F2"/>
+          <w:sz w:val="22"/>
+          <w:szCs w:val="22"/>
+        </w:rPr>
+        <w:t xml:space="preserve"> e </w:t>
+      </w:r>
+      <w:proofErr w:type="gramStart"/>
+      <w:r>
+        <w:rPr>
+          <w:color w:val="0D0D0D" w:themeColor="text1" w:themeTint="F2"/>
+          <w:sz w:val="22"/>
+          <w:szCs w:val="22"/>
+        </w:rPr>
+        <w:t>f  →</w:t>
+      </w:r>
+      <w:proofErr w:type="gramEnd"/>
+      <w:r>
+        <w:rPr>
+          <w:color w:val="0D0D0D" w:themeColor="text1" w:themeTint="F2"/>
+          <w:sz w:val="22"/>
+          <w:szCs w:val="22"/>
+        </w:rPr>
+        <w:t xml:space="preserve"> 2</w:t>
+      </w:r>
+    </w:p>
+    <w:p>
+      <w:pPr>
+        <w:pStyle w:val="Balk1"/>
+        <w:spacing w:before="300" w:after="150"/>
+        <w:rPr>
+          <w:color w:val="0D0D0D" w:themeColor="text1" w:themeTint="F2"/>
+          <w:sz w:val="22"/>
+          <w:szCs w:val="22"/>
+        </w:rPr>
+      </w:pPr>
+      <w:proofErr w:type="gramStart"/>
+      <w:r>
+        <w:rPr>
+          <w:color w:val="0D0D0D" w:themeColor="text1" w:themeTint="F2"/>
+          <w:sz w:val="22"/>
+          <w:szCs w:val="22"/>
+        </w:rPr>
+        <w:t>a</w:t>
+      </w:r>
+      <w:proofErr w:type="gramEnd"/>
+      <w:r>
+        <w:rPr>
+          <w:color w:val="0D0D0D" w:themeColor="text1" w:themeTint="F2"/>
+          <w:sz w:val="22"/>
+          <w:szCs w:val="22"/>
+        </w:rPr>
+        <w:t xml:space="preserve"> b c i </w:t>
+      </w:r>
+      <w:proofErr w:type="spellStart"/>
+      <w:r>
+        <w:rPr>
+          <w:color w:val="0D0D0D" w:themeColor="text1" w:themeTint="F2"/>
+          <w:sz w:val="22"/>
+          <w:szCs w:val="22"/>
+        </w:rPr>
+        <w:t>i</w:t>
+      </w:r>
+      <w:proofErr w:type="spellEnd"/>
+      <w:r>
+        <w:rPr>
+          <w:color w:val="0D0D0D" w:themeColor="text1" w:themeTint="F2"/>
+          <w:sz w:val="22"/>
+          <w:szCs w:val="22"/>
+        </w:rPr>
+        <w:t xml:space="preserve"> </w:t>
+      </w:r>
+      <w:proofErr w:type="gramStart"/>
+      <w:r>
+        <w:rPr>
+          <w:color w:val="0D0D0D" w:themeColor="text1" w:themeTint="F2"/>
+          <w:sz w:val="22"/>
+          <w:szCs w:val="22"/>
+        </w:rPr>
+        <w:t>[ i</w:t>
+      </w:r>
+      <w:proofErr w:type="gramEnd"/>
+      <w:r>
+        <w:rPr>
+          <w:color w:val="0D0D0D" w:themeColor="text1" w:themeTint="F2"/>
+          <w:sz w:val="22"/>
+          <w:szCs w:val="22"/>
+        </w:rPr>
+        <w:t xml:space="preserve"> d </w:t>
+      </w:r>
+      <w:proofErr w:type="gramStart"/>
+      <w:r>
+        <w:rPr>
+          <w:color w:val="0D0D0D" w:themeColor="text1" w:themeTint="F2"/>
+          <w:sz w:val="22"/>
+          <w:szCs w:val="22"/>
+        </w:rPr>
+        <w:t>e ]</w:t>
+      </w:r>
+      <w:proofErr w:type="gramEnd"/>
+      <w:r>
+        <w:rPr>
+          <w:color w:val="0D0D0D" w:themeColor="text1" w:themeTint="F2"/>
+          <w:sz w:val="22"/>
+          <w:szCs w:val="22"/>
+        </w:rPr>
+        <w:t xml:space="preserve"> </w:t>
+      </w:r>
+      <w:proofErr w:type="gramStart"/>
+      <w:r>
+        <w:rPr>
+          <w:color w:val="0D0D0D" w:themeColor="text1" w:themeTint="F2"/>
+          <w:sz w:val="22"/>
+          <w:szCs w:val="22"/>
+        </w:rPr>
+        <w:t>f  →</w:t>
+      </w:r>
+      <w:proofErr w:type="gramEnd"/>
+      <w:r>
+        <w:rPr>
+          <w:color w:val="0D0D0D" w:themeColor="text1" w:themeTint="F2"/>
+          <w:sz w:val="22"/>
+          <w:szCs w:val="22"/>
+        </w:rPr>
+        <w:t xml:space="preserve"> 2</w:t>
+      </w:r>
+    </w:p>
+    <w:p>
+      <w:pPr>
+        <w:pStyle w:val="Balk1"/>
+        <w:spacing w:before="300" w:after="150"/>
+        <w:rPr>
+          <w:color w:val="0D0D0D" w:themeColor="text1" w:themeTint="F2"/>
+          <w:sz w:val="22"/>
+          <w:szCs w:val="22"/>
+        </w:rPr>
+      </w:pPr>
+      <w:proofErr w:type="gramStart"/>
+      <w:r>
+        <w:rPr>
+          <w:color w:val="0D0D0D" w:themeColor="text1" w:themeTint="F2"/>
+          <w:sz w:val="22"/>
+          <w:szCs w:val="22"/>
+        </w:rPr>
+        <w:t>a</w:t>
+      </w:r>
+      <w:proofErr w:type="gramEnd"/>
+      <w:r>
+        <w:rPr>
+          <w:color w:val="0D0D0D" w:themeColor="text1" w:themeTint="F2"/>
+          <w:sz w:val="22"/>
+          <w:szCs w:val="22"/>
+        </w:rPr>
+        <w:t xml:space="preserve"> b c i </w:t>
+      </w:r>
+      <w:proofErr w:type="spellStart"/>
+      <w:r>
+        <w:rPr>
+          <w:color w:val="0D0D0D" w:themeColor="text1" w:themeTint="F2"/>
+          <w:sz w:val="22"/>
+          <w:szCs w:val="22"/>
+        </w:rPr>
+        <w:t>i</w:t>
+      </w:r>
+      <w:proofErr w:type="spellEnd"/>
+      <w:r>
+        <w:rPr>
+          <w:color w:val="0D0D0D" w:themeColor="text1" w:themeTint="F2"/>
+          <w:sz w:val="22"/>
+          <w:szCs w:val="22"/>
+        </w:rPr>
+        <w:t xml:space="preserve"> </w:t>
+      </w:r>
+      <w:proofErr w:type="spellStart"/>
+      <w:r>
+        <w:rPr>
+          <w:color w:val="0D0D0D" w:themeColor="text1" w:themeTint="F2"/>
+          <w:sz w:val="22"/>
+          <w:szCs w:val="22"/>
+        </w:rPr>
+        <w:t>i</w:t>
+      </w:r>
+      <w:proofErr w:type="spellEnd"/>
+      <w:r>
+        <w:rPr>
+          <w:color w:val="0D0D0D" w:themeColor="text1" w:themeTint="F2"/>
+          <w:sz w:val="22"/>
+          <w:szCs w:val="22"/>
+        </w:rPr>
+        <w:t xml:space="preserve"> </w:t>
+      </w:r>
+      <w:proofErr w:type="gramStart"/>
+      <w:r>
+        <w:rPr>
+          <w:color w:val="0D0D0D" w:themeColor="text1" w:themeTint="F2"/>
+          <w:sz w:val="22"/>
+          <w:szCs w:val="22"/>
+        </w:rPr>
+        <w:t>[ d</w:t>
+      </w:r>
+      <w:proofErr w:type="gramEnd"/>
+      <w:r>
+        <w:rPr>
+          <w:color w:val="0D0D0D" w:themeColor="text1" w:themeTint="F2"/>
+          <w:sz w:val="22"/>
+          <w:szCs w:val="22"/>
+        </w:rPr>
+        <w:t xml:space="preserve"> e </w:t>
+      </w:r>
+      <w:proofErr w:type="gramStart"/>
+      <w:r>
+        <w:rPr>
+          <w:color w:val="0D0D0D" w:themeColor="text1" w:themeTint="F2"/>
+          <w:sz w:val="22"/>
+          <w:szCs w:val="22"/>
+        </w:rPr>
+        <w:t>f ]</w:t>
+      </w:r>
+      <w:proofErr w:type="gramEnd"/>
+      <w:r>
+        <w:rPr>
+          <w:color w:val="0D0D0D" w:themeColor="text1" w:themeTint="F2"/>
+          <w:sz w:val="22"/>
+          <w:szCs w:val="22"/>
+        </w:rPr>
+        <w:t xml:space="preserve">  → 1</w:t>
+      </w:r>
+    </w:p>
+    <w:p>
+      <w:pPr>
+        <w:pStyle w:val="Balk1"/>
+        <w:spacing w:before="300" w:after="150"/>
+        <w:rPr>
+          <w:color w:val="0D0D0D" w:themeColor="text1" w:themeTint="F2"/>
+          <w:sz w:val="22"/>
+          <w:szCs w:val="22"/>
+        </w:rPr>
+      </w:pPr>
+      <w:r>
+        <w:rPr>
+          <w:color w:val="0D0D0D" w:themeColor="text1" w:themeTint="F2"/>
+          <w:sz w:val="22"/>
+          <w:szCs w:val="22"/>
+        </w:rPr>
+        <w:lastRenderedPageBreak/>
+        <w:t>Pencereler içerisindeki en yüksek sesli harf sayısı 3 olduğu için sonuç 3 olarak bulunur.</w:t>
+      </w:r>
+    </w:p>
+    <w:p>
+      <w:pPr>
+        <w:pStyle w:val="Balk1"/>
+        <w:spacing w:before="300" w:after="150"/>
+        <w:rPr>
+          <w:color w:val="0D0D0D" w:themeColor="text1" w:themeTint="F2"/>
+          <w:sz w:val="22"/>
+          <w:szCs w:val="22"/>
+        </w:rPr>
+      </w:pPr>
+      <w:r>
+        <w:rPr>
+          <w:color w:val="0D0D0D" w:themeColor="text1" w:themeTint="F2"/>
+          <w:sz w:val="22"/>
+          <w:szCs w:val="22"/>
+        </w:rPr>
+        <w:t xml:space="preserve">Bu uygulamada her pencereyi baştan taramak yerine yalnızca pencereden çıkan ve pencereye giren karakterler kontrol edilmiştir. Böylece </w:t>
+      </w:r>
+      <w:proofErr w:type="spellStart"/>
+      <w:r>
+        <w:rPr>
+          <w:color w:val="0D0D0D" w:themeColor="text1" w:themeTint="F2"/>
+          <w:sz w:val="22"/>
+          <w:szCs w:val="22"/>
+        </w:rPr>
+        <w:t>Sliding</w:t>
+      </w:r>
+      <w:proofErr w:type="spellEnd"/>
+      <w:r>
+        <w:rPr>
+          <w:color w:val="0D0D0D" w:themeColor="text1" w:themeTint="F2"/>
+          <w:sz w:val="22"/>
+          <w:szCs w:val="22"/>
+        </w:rPr>
+        <w:t xml:space="preserve"> </w:t>
+      </w:r>
+      <w:proofErr w:type="spellStart"/>
+      <w:r>
+        <w:rPr>
+          <w:color w:val="0D0D0D" w:themeColor="text1" w:themeTint="F2"/>
+          <w:sz w:val="22"/>
+          <w:szCs w:val="22"/>
+        </w:rPr>
+        <w:t>Window</w:t>
+      </w:r>
+      <w:proofErr w:type="spellEnd"/>
+      <w:r>
+        <w:rPr>
+          <w:color w:val="0D0D0D" w:themeColor="text1" w:themeTint="F2"/>
+          <w:sz w:val="22"/>
+          <w:szCs w:val="22"/>
+        </w:rPr>
+        <w:t xml:space="preserve"> tekniği kullanılarak işlem daha verimli hale getirilmiştir.</w:t>
+      </w:r>
+    </w:p>
+    <w:p>
+      <w:pPr>
+        <w:pStyle w:val="Balk1"/>
+        <w:spacing w:before="300" w:after="150"/>
+        <w:rPr>
+          <w:color w:val="0D0D0D" w:themeColor="text1" w:themeTint="F2"/>
+        </w:rPr>
+      </w:pPr>
+      <w:r>
+        <w:rPr>
+          <w:color w:val="0D0D0D" w:themeColor="text1" w:themeTint="F2"/>
+        </w:rPr>
+        <w:t>3</w:t>
+      </w:r>
+      <w:r>
+        <w:rPr>
+          <w:color w:val="0D0D0D" w:themeColor="text1" w:themeTint="F2"/>
+        </w:rPr>
+        <w:t xml:space="preserve">. </w:t>
+      </w:r>
+      <w:proofErr w:type="spellStart"/>
+      <w:r>
+        <w:rPr>
+          <w:color w:val="0D0D0D" w:themeColor="text1" w:themeTint="F2"/>
+        </w:rPr>
+        <w:t>LeetCode</w:t>
+      </w:r>
+      <w:proofErr w:type="spellEnd"/>
+      <w:r>
+        <w:rPr>
+          <w:color w:val="0D0D0D" w:themeColor="text1" w:themeTint="F2"/>
+        </w:rPr>
+        <w:t xml:space="preserve"> Çözümleri</w:t>
+      </w:r>
+    </w:p>
+    <w:p>
+      <w:pPr>
+        <w:pStyle w:val="Balk1"/>
+        <w:spacing w:before="300" w:after="150"/>
+        <w:rPr>
+          <w:color w:val="0D0D0D" w:themeColor="text1" w:themeTint="F2"/>
+        </w:rPr>
+      </w:pPr>
+      <w:r>
+        <w:rPr>
+          <w:color w:val="0D0D0D" w:themeColor="text1" w:themeTint="F2"/>
+        </w:rPr>
+        <w:t xml:space="preserve">Two </w:t>
+      </w:r>
+      <w:proofErr w:type="spellStart"/>
+      <w:r>
+        <w:rPr>
+          <w:color w:val="0D0D0D" w:themeColor="text1" w:themeTint="F2"/>
+        </w:rPr>
+        <w:t>Pointer</w:t>
+      </w:r>
+      <w:proofErr w:type="spellEnd"/>
+      <w:r>
+        <w:rPr>
+          <w:color w:val="0D0D0D" w:themeColor="text1" w:themeTint="F2"/>
+        </w:rPr>
+        <w:t xml:space="preserve"> Tekniği </w:t>
+      </w:r>
+    </w:p>
+    <w:p>
+      <w:pPr>
+        <w:pStyle w:val="Balk1"/>
+        <w:spacing w:before="300" w:after="150"/>
+        <w:rPr>
+          <w:color w:val="0D0D0D" w:themeColor="text1" w:themeTint="F2"/>
+          <w:sz w:val="22"/>
+          <w:szCs w:val="22"/>
+        </w:rPr>
+      </w:pPr>
+      <w:r>
+        <w:rPr>
+          <w:color w:val="0D0D0D" w:themeColor="text1" w:themeTint="F2"/>
+          <w:sz w:val="22"/>
+          <w:szCs w:val="22"/>
+        </w:rPr>
         <w:t xml:space="preserve">    </w:t>
       </w:r>
       <w:r>
@@ -2390,7 +2980,7 @@
           <w:color w:val="0D0D0D" w:themeColor="text1" w:themeTint="F2"/>
         </w:rPr>
       </w:pPr>
-      <w:hyperlink r:id="rId5" w:history="1">
+      <w:hyperlink r:id="rId7" w:history="1">
         <w:r>
           <w:rPr>
             <w:rStyle w:val="Kpr"/>
@@ -2671,7 +3261,15 @@
           <w:sz w:val="22"/>
           <w:szCs w:val="22"/>
         </w:rPr>
-        <w:t xml:space="preserve">Bu problemde iki sıralı diziyi birleştirmek için Two </w:t>
+        <w:t>P</w:t>
+      </w:r>
+      <w:r>
+        <w:rPr>
+          <w:color w:val="0D0D0D" w:themeColor="text1" w:themeTint="F2"/>
+          <w:sz w:val="22"/>
+          <w:szCs w:val="22"/>
+        </w:rPr>
+        <w:t xml:space="preserve">roblemde iki sıralı diziyi birleştirmek için Two </w:t>
       </w:r>
       <w:proofErr w:type="spellStart"/>
       <w:r>
@@ -3242,7 +3840,15 @@
           <w:sz w:val="22"/>
           <w:szCs w:val="22"/>
         </w:rPr>
-        <w:t xml:space="preserve">Bu problemde sıralı bir dizi verildiği için Two </w:t>
+        <w:t>İlk olarak</w:t>
+      </w:r>
+      <w:r>
+        <w:rPr>
+          <w:color w:val="0D0D0D" w:themeColor="text1" w:themeTint="F2"/>
+          <w:sz w:val="22"/>
+          <w:szCs w:val="22"/>
+        </w:rPr>
+        <w:t xml:space="preserve"> problemde sıralı bir dizi verildiği için Two </w:t>
       </w:r>
       <w:proofErr w:type="spellStart"/>
       <w:r>
@@ -3438,7 +4044,7 @@
           <w:szCs w:val="22"/>
         </w:rPr>
       </w:pPr>
-      <w:hyperlink r:id="rId6" w:history="1">
+      <w:hyperlink r:id="rId8" w:history="1">
         <w:r>
           <w:rPr>
             <w:rStyle w:val="Kpr"/>
@@ -3955,6 +4561,7 @@
           <w:sz w:val="22"/>
           <w:szCs w:val="22"/>
         </w:rPr>
+        <w:lastRenderedPageBreak/>
         <w:fldChar w:fldCharType="begin"/>
       </w:r>
       <w:r>
@@ -4307,6 +4914,498 @@
           <w:szCs w:val="22"/>
         </w:rPr>
         <w:t>’</w:t>
+      </w:r>
+      <w:proofErr w:type="spellStart"/>
+      <w:r>
+        <w:rPr>
+          <w:color w:val="0D0D0D" w:themeColor="text1" w:themeTint="F2"/>
+          <w:sz w:val="22"/>
+          <w:szCs w:val="22"/>
+        </w:rPr>
+        <w:t>dir</w:t>
+      </w:r>
+      <w:proofErr w:type="spellEnd"/>
+      <w:r>
+        <w:rPr>
+          <w:color w:val="0D0D0D" w:themeColor="text1" w:themeTint="F2"/>
+          <w:sz w:val="22"/>
+          <w:szCs w:val="22"/>
+        </w:rPr>
+        <w:t>.</w:t>
+      </w:r>
+    </w:p>
+    <w:p>
+      <w:pPr>
+        <w:pStyle w:val="Balk1"/>
+        <w:spacing w:before="300" w:after="150"/>
+        <w:rPr>
+          <w:color w:val="0D0D0D" w:themeColor="text1" w:themeTint="F2"/>
+          <w:sz w:val="22"/>
+          <w:szCs w:val="22"/>
+        </w:rPr>
+      </w:pPr>
+      <w:hyperlink r:id="rId9" w:history="1">
+        <w:r>
+          <w:rPr>
+            <w:rStyle w:val="Kpr"/>
+            <w:sz w:val="22"/>
+            <w:szCs w:val="22"/>
+          </w:rPr>
+          <w:t>5)</w:t>
+        </w:r>
+        <w:r>
+          <w:rPr>
+            <w:rStyle w:val="Kpr"/>
+            <w:sz w:val="20"/>
+            <w:szCs w:val="20"/>
+          </w:rPr>
+          <w:t xml:space="preserve"> </w:t>
+        </w:r>
+        <w:r>
+          <w:rPr>
+            <w:rStyle w:val="Kpr"/>
+            <w:sz w:val="22"/>
+            <w:szCs w:val="22"/>
+          </w:rPr>
+          <w:t xml:space="preserve">2094. </w:t>
+        </w:r>
+        <w:proofErr w:type="spellStart"/>
+        <w:r>
+          <w:rPr>
+            <w:rStyle w:val="Kpr"/>
+            <w:sz w:val="22"/>
+            <w:szCs w:val="22"/>
+          </w:rPr>
+          <w:t>Finding</w:t>
+        </w:r>
+        <w:proofErr w:type="spellEnd"/>
+        <w:r>
+          <w:rPr>
+            <w:rStyle w:val="Kpr"/>
+            <w:sz w:val="22"/>
+            <w:szCs w:val="22"/>
+          </w:rPr>
+          <w:t xml:space="preserve"> 3-Digit </w:t>
+        </w:r>
+        <w:proofErr w:type="spellStart"/>
+        <w:r>
+          <w:rPr>
+            <w:rStyle w:val="Kpr"/>
+            <w:sz w:val="22"/>
+            <w:szCs w:val="22"/>
+          </w:rPr>
+          <w:t>Even</w:t>
+        </w:r>
+        <w:proofErr w:type="spellEnd"/>
+        <w:r>
+          <w:rPr>
+            <w:rStyle w:val="Kpr"/>
+            <w:sz w:val="22"/>
+            <w:szCs w:val="22"/>
+          </w:rPr>
+          <w:t xml:space="preserve"> </w:t>
+        </w:r>
+        <w:proofErr w:type="spellStart"/>
+        <w:r>
+          <w:rPr>
+            <w:rStyle w:val="Kpr"/>
+            <w:sz w:val="22"/>
+            <w:szCs w:val="22"/>
+          </w:rPr>
+          <w:t>Numbers</w:t>
+        </w:r>
+        <w:proofErr w:type="spellEnd"/>
+        <w:r>
+          <w:rPr>
+            <w:rStyle w:val="Kpr"/>
+            <w:sz w:val="22"/>
+            <w:szCs w:val="22"/>
+          </w:rPr>
+          <w:t>(</w:t>
+        </w:r>
+        <w:proofErr w:type="spellStart"/>
+        <w:r>
+          <w:rPr>
+            <w:rStyle w:val="Kpr"/>
+            <w:sz w:val="22"/>
+            <w:szCs w:val="22"/>
+          </w:rPr>
+          <w:t>easy</w:t>
+        </w:r>
+        <w:proofErr w:type="spellEnd"/>
+        <w:r>
+          <w:rPr>
+            <w:rStyle w:val="Kpr"/>
+            <w:sz w:val="22"/>
+            <w:szCs w:val="22"/>
+          </w:rPr>
+          <w:t>)</w:t>
+        </w:r>
+      </w:hyperlink>
+    </w:p>
+    <w:p>
+      <w:pPr>
+        <w:pStyle w:val="Balk1"/>
+        <w:spacing w:before="300" w:after="150"/>
+        <w:rPr>
+          <w:color w:val="0D0D0D" w:themeColor="text1" w:themeTint="F2"/>
+          <w:sz w:val="22"/>
+          <w:szCs w:val="22"/>
+        </w:rPr>
+      </w:pPr>
+      <w:r>
+        <w:rPr>
+          <w:color w:val="0D0D0D" w:themeColor="text1" w:themeTint="F2"/>
+          <w:sz w:val="22"/>
+          <w:szCs w:val="22"/>
+        </w:rPr>
+        <w:t xml:space="preserve">    </w:t>
+      </w:r>
+      <w:proofErr w:type="gramStart"/>
+      <w:r>
+        <w:rPr>
+          <w:color w:val="0D0D0D" w:themeColor="text1" w:themeTint="F2"/>
+          <w:sz w:val="22"/>
+          <w:szCs w:val="22"/>
+        </w:rPr>
+        <w:t>Soruda  bizden</w:t>
+      </w:r>
+      <w:proofErr w:type="gramEnd"/>
+      <w:r>
+        <w:rPr>
+          <w:color w:val="0D0D0D" w:themeColor="text1" w:themeTint="F2"/>
+          <w:sz w:val="22"/>
+          <w:szCs w:val="22"/>
+        </w:rPr>
+        <w:t xml:space="preserve"> verilen rakam listesinden 3 </w:t>
+      </w:r>
+      <w:proofErr w:type="spellStart"/>
+      <w:r>
+        <w:rPr>
+          <w:color w:val="0D0D0D" w:themeColor="text1" w:themeTint="F2"/>
+          <w:sz w:val="22"/>
+          <w:szCs w:val="22"/>
+        </w:rPr>
+        <w:t>basmaklı</w:t>
+      </w:r>
+      <w:proofErr w:type="spellEnd"/>
+      <w:r>
+        <w:rPr>
+          <w:color w:val="0D0D0D" w:themeColor="text1" w:themeTint="F2"/>
+          <w:sz w:val="22"/>
+          <w:szCs w:val="22"/>
+        </w:rPr>
+        <w:t xml:space="preserve"> ve çift sayıları sıralı bir şekilde bir dizide olacak şekilde bulmamızı </w:t>
+      </w:r>
+      <w:proofErr w:type="spellStart"/>
+      <w:proofErr w:type="gramStart"/>
+      <w:r>
+        <w:rPr>
+          <w:color w:val="0D0D0D" w:themeColor="text1" w:themeTint="F2"/>
+          <w:sz w:val="22"/>
+          <w:szCs w:val="22"/>
+        </w:rPr>
+        <w:t>istiyor.Ayrıca</w:t>
+      </w:r>
+      <w:proofErr w:type="spellEnd"/>
+      <w:proofErr w:type="gramEnd"/>
+      <w:r>
+        <w:rPr>
+          <w:color w:val="0D0D0D" w:themeColor="text1" w:themeTint="F2"/>
+          <w:sz w:val="22"/>
+          <w:szCs w:val="22"/>
+        </w:rPr>
+        <w:t xml:space="preserve"> ilk </w:t>
+      </w:r>
+      <w:proofErr w:type="gramStart"/>
+      <w:r>
+        <w:rPr>
+          <w:color w:val="0D0D0D" w:themeColor="text1" w:themeTint="F2"/>
+          <w:sz w:val="22"/>
+          <w:szCs w:val="22"/>
+        </w:rPr>
+        <w:t>basmak  da</w:t>
+      </w:r>
+      <w:proofErr w:type="gramEnd"/>
+      <w:r>
+        <w:rPr>
+          <w:color w:val="0D0D0D" w:themeColor="text1" w:themeTint="F2"/>
+          <w:sz w:val="22"/>
+          <w:szCs w:val="22"/>
+        </w:rPr>
+        <w:t xml:space="preserve"> 0 olamıyor.</w:t>
+      </w:r>
+      <w:r>
+        <w:rPr>
+          <w:color w:val="auto"/>
+          <w:sz w:val="20"/>
+          <w:szCs w:val="20"/>
+        </w:rPr>
+        <w:t xml:space="preserve"> </w:t>
+      </w:r>
+      <w:r>
+        <w:rPr>
+          <w:color w:val="0D0D0D" w:themeColor="text1" w:themeTint="F2"/>
+          <w:sz w:val="22"/>
+          <w:szCs w:val="22"/>
+        </w:rPr>
+        <w:t xml:space="preserve">Çözümde üç tane iç içe </w:t>
+      </w:r>
+      <w:proofErr w:type="spellStart"/>
+      <w:r>
+        <w:rPr>
+          <w:color w:val="0D0D0D" w:themeColor="text1" w:themeTint="F2"/>
+          <w:sz w:val="22"/>
+          <w:szCs w:val="22"/>
+        </w:rPr>
+        <w:t>for</w:t>
+      </w:r>
+      <w:proofErr w:type="spellEnd"/>
+      <w:r>
+        <w:rPr>
+          <w:color w:val="0D0D0D" w:themeColor="text1" w:themeTint="F2"/>
+          <w:sz w:val="22"/>
+          <w:szCs w:val="22"/>
+        </w:rPr>
+        <w:t xml:space="preserve"> döngüsü kullanarak yüzler, onlar ve birler basamağı için bütün olasılıkları </w:t>
+      </w:r>
+      <w:r>
+        <w:rPr>
+          <w:color w:val="0D0D0D" w:themeColor="text1" w:themeTint="F2"/>
+          <w:sz w:val="22"/>
+          <w:szCs w:val="22"/>
+        </w:rPr>
+        <w:t>deniyoruz</w:t>
+      </w:r>
+      <w:r>
+        <w:rPr>
+          <w:color w:val="0D0D0D" w:themeColor="text1" w:themeTint="F2"/>
+          <w:sz w:val="22"/>
+          <w:szCs w:val="22"/>
+        </w:rPr>
+        <w:t>.</w:t>
+      </w:r>
+      <w:r>
+        <w:rPr>
+          <w:color w:val="auto"/>
+          <w:sz w:val="20"/>
+          <w:szCs w:val="20"/>
+        </w:rPr>
+        <w:t xml:space="preserve"> </w:t>
+      </w:r>
+      <w:r>
+        <w:rPr>
+          <w:color w:val="0D0D0D" w:themeColor="text1" w:themeTint="F2"/>
+          <w:sz w:val="22"/>
+          <w:szCs w:val="22"/>
+        </w:rPr>
+        <w:t>Aynı elemanın birden fazla kullanılmasını engellemek için indeksleri karşı</w:t>
+      </w:r>
+      <w:r>
+        <w:rPr>
+          <w:color w:val="0D0D0D" w:themeColor="text1" w:themeTint="F2"/>
+          <w:sz w:val="22"/>
+          <w:szCs w:val="22"/>
+        </w:rPr>
+        <w:t>laştırmamız lazım</w:t>
+      </w:r>
+      <w:r>
+        <w:rPr>
+          <w:color w:val="0D0D0D" w:themeColor="text1" w:themeTint="F2"/>
+          <w:sz w:val="22"/>
+          <w:szCs w:val="22"/>
+        </w:rPr>
+        <w:t xml:space="preserve">. İlk basamağın 0 olması durumunda ve son basamağın tek olması durumunda </w:t>
+      </w:r>
+      <w:proofErr w:type="spellStart"/>
+      <w:r>
+        <w:rPr>
+          <w:color w:val="0D0D0D" w:themeColor="text1" w:themeTint="F2"/>
+          <w:sz w:val="22"/>
+          <w:szCs w:val="22"/>
+        </w:rPr>
+        <w:t>continue</w:t>
+      </w:r>
+      <w:proofErr w:type="spellEnd"/>
+      <w:r>
+        <w:rPr>
+          <w:color w:val="0D0D0D" w:themeColor="text1" w:themeTint="F2"/>
+          <w:sz w:val="22"/>
+          <w:szCs w:val="22"/>
+        </w:rPr>
+        <w:t xml:space="preserve"> kullanarak o seçimi geçtim.</w:t>
+      </w:r>
+      <w:r>
+        <w:rPr>
+          <w:color w:val="auto"/>
+          <w:sz w:val="20"/>
+          <w:szCs w:val="20"/>
+        </w:rPr>
+        <w:t xml:space="preserve"> </w:t>
+      </w:r>
+      <w:r>
+        <w:rPr>
+          <w:color w:val="0D0D0D" w:themeColor="text1" w:themeTint="F2"/>
+          <w:sz w:val="22"/>
+          <w:szCs w:val="22"/>
+        </w:rPr>
+        <w:t xml:space="preserve">Oluşturulan sayıları set içerisinde tuttum. Böylece dizide aynı rakamlar bulunduğunda oluşabilecek tekrar eden sayılar yalnızca bir kez kaydedildi. Son olarak </w:t>
+      </w:r>
+      <w:proofErr w:type="spellStart"/>
+      <w:proofErr w:type="gramStart"/>
+      <w:r>
+        <w:rPr>
+          <w:color w:val="0D0D0D" w:themeColor="text1" w:themeTint="F2"/>
+          <w:sz w:val="22"/>
+          <w:szCs w:val="22"/>
+        </w:rPr>
+        <w:t>sorted</w:t>
+      </w:r>
+      <w:proofErr w:type="spellEnd"/>
+      <w:r>
+        <w:rPr>
+          <w:color w:val="0D0D0D" w:themeColor="text1" w:themeTint="F2"/>
+          <w:sz w:val="22"/>
+          <w:szCs w:val="22"/>
+        </w:rPr>
+        <w:t>(</w:t>
+      </w:r>
+      <w:proofErr w:type="gramEnd"/>
+      <w:r>
+        <w:rPr>
+          <w:color w:val="0D0D0D" w:themeColor="text1" w:themeTint="F2"/>
+          <w:sz w:val="22"/>
+          <w:szCs w:val="22"/>
+        </w:rPr>
+        <w:t>) kullanarak sonuçları küçükten büyüğe sıraladım.</w:t>
+      </w:r>
+      <w:r>
+        <w:rPr>
+          <w:color w:val="auto"/>
+          <w:sz w:val="20"/>
+          <w:szCs w:val="20"/>
+        </w:rPr>
+        <w:t xml:space="preserve"> </w:t>
+      </w:r>
+      <w:r>
+        <w:rPr>
+          <w:color w:val="0D0D0D" w:themeColor="text1" w:themeTint="F2"/>
+          <w:sz w:val="22"/>
+          <w:szCs w:val="22"/>
+        </w:rPr>
+        <w:t xml:space="preserve">Üç tane iç içe </w:t>
+      </w:r>
+      <w:proofErr w:type="spellStart"/>
+      <w:r>
+        <w:rPr>
+          <w:color w:val="0D0D0D" w:themeColor="text1" w:themeTint="F2"/>
+          <w:sz w:val="22"/>
+          <w:szCs w:val="22"/>
+        </w:rPr>
+        <w:t>for</w:t>
+      </w:r>
+      <w:proofErr w:type="spellEnd"/>
+      <w:r>
+        <w:rPr>
+          <w:color w:val="0D0D0D" w:themeColor="text1" w:themeTint="F2"/>
+          <w:sz w:val="22"/>
+          <w:szCs w:val="22"/>
+        </w:rPr>
+        <w:t xml:space="preserve"> döngüsü kullandığımız için zaman karmaşıklığı </w:t>
+      </w:r>
+      <w:proofErr w:type="gramStart"/>
+      <w:r>
+        <w:rPr>
+          <w:b/>
+          <w:bCs/>
+          <w:color w:val="0D0D0D" w:themeColor="text1" w:themeTint="F2"/>
+          <w:sz w:val="22"/>
+          <w:szCs w:val="22"/>
+        </w:rPr>
+        <w:t>O(</w:t>
+      </w:r>
+      <w:proofErr w:type="gramEnd"/>
+      <w:r>
+        <w:rPr>
+          <w:b/>
+          <w:bCs/>
+          <w:color w:val="0D0D0D" w:themeColor="text1" w:themeTint="F2"/>
+          <w:sz w:val="22"/>
+          <w:szCs w:val="22"/>
+        </w:rPr>
+        <w:t>n³)</w:t>
+      </w:r>
+      <w:r>
+        <w:rPr>
+          <w:color w:val="0D0D0D" w:themeColor="text1" w:themeTint="F2"/>
+          <w:sz w:val="22"/>
+          <w:szCs w:val="22"/>
+        </w:rPr>
+        <w:t xml:space="preserve">'tür. Burada n, </w:t>
+      </w:r>
+      <w:proofErr w:type="spellStart"/>
+      <w:r>
+        <w:rPr>
+          <w:color w:val="0D0D0D" w:themeColor="text1" w:themeTint="F2"/>
+          <w:sz w:val="22"/>
+          <w:szCs w:val="22"/>
+        </w:rPr>
+        <w:t>digits</w:t>
+      </w:r>
+      <w:proofErr w:type="spellEnd"/>
+      <w:r>
+        <w:rPr>
+          <w:color w:val="0D0D0D" w:themeColor="text1" w:themeTint="F2"/>
+          <w:sz w:val="22"/>
+          <w:szCs w:val="22"/>
+        </w:rPr>
+        <w:t xml:space="preserve"> dizisinin eleman sayısını ifade eder.</w:t>
+      </w:r>
+      <w:r>
+        <w:rPr>
+          <w:color w:val="auto"/>
+          <w:sz w:val="20"/>
+          <w:szCs w:val="20"/>
+        </w:rPr>
+        <w:t xml:space="preserve"> </w:t>
+      </w:r>
+      <w:r>
+        <w:rPr>
+          <w:color w:val="0D0D0D" w:themeColor="text1" w:themeTint="F2"/>
+          <w:sz w:val="22"/>
+          <w:szCs w:val="22"/>
+        </w:rPr>
+        <w:t xml:space="preserve">Oluşturulan sayıları set içerisinde tuttuğumuz için alan karmaşıklığı </w:t>
+      </w:r>
+      <w:proofErr w:type="gramStart"/>
+      <w:r>
+        <w:rPr>
+          <w:b/>
+          <w:bCs/>
+          <w:color w:val="0D0D0D" w:themeColor="text1" w:themeTint="F2"/>
+          <w:sz w:val="22"/>
+          <w:szCs w:val="22"/>
+        </w:rPr>
+        <w:t>O(</w:t>
+      </w:r>
+      <w:proofErr w:type="gramEnd"/>
+      <w:r>
+        <w:rPr>
+          <w:b/>
+          <w:bCs/>
+          <w:color w:val="0D0D0D" w:themeColor="text1" w:themeTint="F2"/>
+          <w:sz w:val="22"/>
+          <w:szCs w:val="22"/>
+        </w:rPr>
+        <w:t>k)</w:t>
+      </w:r>
+      <w:r>
+        <w:rPr>
+          <w:color w:val="0D0D0D" w:themeColor="text1" w:themeTint="F2"/>
+          <w:sz w:val="22"/>
+          <w:szCs w:val="22"/>
+        </w:rPr>
+        <w:t>'</w:t>
       </w:r>
       <w:proofErr w:type="spellStart"/>
       <w:r>
@@ -4348,6 +5447,142 @@
           <w:szCs w:val="22"/>
         </w:rPr>
       </w:pPr>
+      <w:hyperlink r:id="rId10" w:history="1">
+        <w:r>
+          <w:rPr>
+            <w:rStyle w:val="Kpr"/>
+            <w:sz w:val="22"/>
+            <w:szCs w:val="22"/>
+          </w:rPr>
+          <w:t>6)</w:t>
+        </w:r>
+        <w:proofErr w:type="spellStart"/>
+        <w:r>
+          <w:rPr>
+            <w:rStyle w:val="Kpr"/>
+            <w:sz w:val="22"/>
+            <w:szCs w:val="22"/>
+          </w:rPr>
+          <w:t>LeetCode</w:t>
+        </w:r>
+        <w:proofErr w:type="spellEnd"/>
+        <w:r>
+          <w:rPr>
+            <w:rStyle w:val="Kpr"/>
+            <w:sz w:val="22"/>
+            <w:szCs w:val="22"/>
+          </w:rPr>
+          <w:t xml:space="preserve"> </w:t>
+        </w:r>
+        <w:proofErr w:type="gramStart"/>
+        <w:r>
+          <w:rPr>
+            <w:rStyle w:val="Kpr"/>
+            <w:sz w:val="22"/>
+            <w:szCs w:val="22"/>
+          </w:rPr>
+          <w:t>11 -</w:t>
+        </w:r>
+        <w:proofErr w:type="gramEnd"/>
+        <w:r>
+          <w:rPr>
+            <w:rStyle w:val="Kpr"/>
+            <w:sz w:val="22"/>
+            <w:szCs w:val="22"/>
+          </w:rPr>
+          <w:t xml:space="preserve"> </w:t>
+        </w:r>
+        <w:proofErr w:type="spellStart"/>
+        <w:r>
+          <w:rPr>
+            <w:rStyle w:val="Kpr"/>
+            <w:sz w:val="22"/>
+            <w:szCs w:val="22"/>
+          </w:rPr>
+          <w:t>Container</w:t>
+        </w:r>
+        <w:proofErr w:type="spellEnd"/>
+        <w:r>
+          <w:rPr>
+            <w:rStyle w:val="Kpr"/>
+            <w:sz w:val="22"/>
+            <w:szCs w:val="22"/>
+          </w:rPr>
+          <w:t xml:space="preserve"> </w:t>
+        </w:r>
+        <w:proofErr w:type="spellStart"/>
+        <w:r>
+          <w:rPr>
+            <w:rStyle w:val="Kpr"/>
+            <w:sz w:val="22"/>
+            <w:szCs w:val="22"/>
+          </w:rPr>
+          <w:t>With</w:t>
+        </w:r>
+        <w:proofErr w:type="spellEnd"/>
+        <w:r>
+          <w:rPr>
+            <w:rStyle w:val="Kpr"/>
+            <w:sz w:val="22"/>
+            <w:szCs w:val="22"/>
+          </w:rPr>
+          <w:t xml:space="preserve"> </w:t>
+        </w:r>
+        <w:proofErr w:type="spellStart"/>
+        <w:r>
+          <w:rPr>
+            <w:rStyle w:val="Kpr"/>
+            <w:sz w:val="22"/>
+            <w:szCs w:val="22"/>
+          </w:rPr>
+          <w:t>Most</w:t>
+        </w:r>
+        <w:proofErr w:type="spellEnd"/>
+        <w:r>
+          <w:rPr>
+            <w:rStyle w:val="Kpr"/>
+            <w:sz w:val="22"/>
+            <w:szCs w:val="22"/>
+          </w:rPr>
+          <w:t xml:space="preserve"> </w:t>
+        </w:r>
+        <w:proofErr w:type="spellStart"/>
+        <w:r>
+          <w:rPr>
+            <w:rStyle w:val="Kpr"/>
+            <w:sz w:val="22"/>
+            <w:szCs w:val="22"/>
+          </w:rPr>
+          <w:t>Water</w:t>
+        </w:r>
+        <w:proofErr w:type="spellEnd"/>
+        <w:r>
+          <w:rPr>
+            <w:rStyle w:val="Kpr"/>
+            <w:sz w:val="22"/>
+            <w:szCs w:val="22"/>
+          </w:rPr>
+          <w:t>(</w:t>
+        </w:r>
+        <w:proofErr w:type="spellStart"/>
+        <w:r>
+          <w:rPr>
+            <w:rStyle w:val="Kpr"/>
+            <w:sz w:val="22"/>
+            <w:szCs w:val="22"/>
+          </w:rPr>
+          <w:t>medium</w:t>
+        </w:r>
+        <w:proofErr w:type="spellEnd"/>
+        <w:r>
+          <w:rPr>
+            <w:rStyle w:val="Kpr"/>
+            <w:sz w:val="22"/>
+            <w:szCs w:val="22"/>
+          </w:rPr>
+          <w:t>)</w:t>
+        </w:r>
+      </w:hyperlink>
     </w:p>
     <w:p>
       <w:pPr>
@@ -4355,19 +5590,255 @@
         <w:spacing w:before="300" w:after="150"/>
         <w:rPr>
           <w:color w:val="0D0D0D" w:themeColor="text1" w:themeTint="F2"/>
+          <w:sz w:val="22"/>
+          <w:szCs w:val="22"/>
         </w:rPr>
       </w:pPr>
       <w:r>
         <w:rPr>
           <w:color w:val="0D0D0D" w:themeColor="text1" w:themeTint="F2"/>
-        </w:rPr>
-        <w:t>4</w:t>
-      </w:r>
-      <w:r>
-        <w:rPr>
-          <w:color w:val="0D0D0D" w:themeColor="text1" w:themeTint="F2"/>
-        </w:rPr>
-        <w:t>. Teknik Kaynak Özeti</w:t>
+          <w:sz w:val="22"/>
+          <w:szCs w:val="22"/>
+        </w:rPr>
+        <w:t xml:space="preserve">    </w:t>
+      </w:r>
+      <w:proofErr w:type="spellStart"/>
+      <w:r>
+        <w:rPr>
+          <w:color w:val="0D0D0D" w:themeColor="text1" w:themeTint="F2"/>
+          <w:sz w:val="22"/>
+          <w:szCs w:val="22"/>
+        </w:rPr>
+        <w:t>Container</w:t>
+      </w:r>
+      <w:proofErr w:type="spellEnd"/>
+      <w:r>
+        <w:rPr>
+          <w:color w:val="0D0D0D" w:themeColor="text1" w:themeTint="F2"/>
+          <w:sz w:val="22"/>
+          <w:szCs w:val="22"/>
+        </w:rPr>
+        <w:t xml:space="preserve"> </w:t>
+      </w:r>
+      <w:proofErr w:type="spellStart"/>
+      <w:r>
+        <w:rPr>
+          <w:color w:val="0D0D0D" w:themeColor="text1" w:themeTint="F2"/>
+          <w:sz w:val="22"/>
+          <w:szCs w:val="22"/>
+        </w:rPr>
+        <w:t>With</w:t>
+      </w:r>
+      <w:proofErr w:type="spellEnd"/>
+      <w:r>
+        <w:rPr>
+          <w:color w:val="0D0D0D" w:themeColor="text1" w:themeTint="F2"/>
+          <w:sz w:val="22"/>
+          <w:szCs w:val="22"/>
+        </w:rPr>
+        <w:t xml:space="preserve"> </w:t>
+      </w:r>
+      <w:proofErr w:type="spellStart"/>
+      <w:r>
+        <w:rPr>
+          <w:color w:val="0D0D0D" w:themeColor="text1" w:themeTint="F2"/>
+          <w:sz w:val="22"/>
+          <w:szCs w:val="22"/>
+        </w:rPr>
+        <w:t>Most</w:t>
+      </w:r>
+      <w:proofErr w:type="spellEnd"/>
+      <w:r>
+        <w:rPr>
+          <w:color w:val="0D0D0D" w:themeColor="text1" w:themeTint="F2"/>
+          <w:sz w:val="22"/>
+          <w:szCs w:val="22"/>
+        </w:rPr>
+        <w:t xml:space="preserve"> </w:t>
+      </w:r>
+      <w:proofErr w:type="spellStart"/>
+      <w:r>
+        <w:rPr>
+          <w:color w:val="0D0D0D" w:themeColor="text1" w:themeTint="F2"/>
+          <w:sz w:val="22"/>
+          <w:szCs w:val="22"/>
+        </w:rPr>
+        <w:t>Water</w:t>
+      </w:r>
+      <w:proofErr w:type="spellEnd"/>
+      <w:r>
+        <w:rPr>
+          <w:color w:val="0D0D0D" w:themeColor="text1" w:themeTint="F2"/>
+          <w:sz w:val="22"/>
+          <w:szCs w:val="22"/>
+        </w:rPr>
+        <w:t xml:space="preserve"> sorusunda iki işaretçi (two </w:t>
+      </w:r>
+      <w:proofErr w:type="spellStart"/>
+      <w:r>
+        <w:rPr>
+          <w:color w:val="0D0D0D" w:themeColor="text1" w:themeTint="F2"/>
+          <w:sz w:val="22"/>
+          <w:szCs w:val="22"/>
+        </w:rPr>
+        <w:t>pointer</w:t>
+      </w:r>
+      <w:proofErr w:type="spellEnd"/>
+      <w:r>
+        <w:rPr>
+          <w:color w:val="0D0D0D" w:themeColor="text1" w:themeTint="F2"/>
+          <w:sz w:val="22"/>
+          <w:szCs w:val="22"/>
+        </w:rPr>
+        <w:t xml:space="preserve">) tekniğini kullandım. Sol işaretçiyi dizinin başına, sağ işaretçiyi ise sonuna yerleştirdim ve ikisi çakışana kadar birbirine doğru ilerlettim. Her adımda iki çizgi arasında oluşan alanı, aralarındaki mesafe ile kısa olan çizginin yüksekliğini çarparak hesapladım, çünkü su zaten kısa kenardan taşacağı için yükseklik olarak o değeri almak gerekiyor. Bulduğum alanı her seferinde en büyük alanla karşılaştırıp güncelledim. Sonrasında hangi taraf daha kısaysa o tarafı içeri aldım, çünkü uzun tarafı içeri almak genişliği azaltmaktan başka bir işe </w:t>
+      </w:r>
+      <w:proofErr w:type="spellStart"/>
+      <w:proofErr w:type="gramStart"/>
+      <w:r>
+        <w:rPr>
+          <w:color w:val="0D0D0D" w:themeColor="text1" w:themeTint="F2"/>
+          <w:sz w:val="22"/>
+          <w:szCs w:val="22"/>
+        </w:rPr>
+        <w:t>yaramıyor</w:t>
+      </w:r>
+      <w:r>
+        <w:rPr>
+          <w:color w:val="0D0D0D" w:themeColor="text1" w:themeTint="F2"/>
+          <w:sz w:val="22"/>
+          <w:szCs w:val="22"/>
+        </w:rPr>
+        <w:t>du.Ama</w:t>
+      </w:r>
+      <w:proofErr w:type="spellEnd"/>
+      <w:proofErr w:type="gramEnd"/>
+      <w:r>
+        <w:rPr>
+          <w:color w:val="0D0D0D" w:themeColor="text1" w:themeTint="F2"/>
+          <w:sz w:val="22"/>
+          <w:szCs w:val="22"/>
+        </w:rPr>
+        <w:t xml:space="preserve"> k</w:t>
+      </w:r>
+      <w:r>
+        <w:rPr>
+          <w:color w:val="0D0D0D" w:themeColor="text1" w:themeTint="F2"/>
+          <w:sz w:val="22"/>
+          <w:szCs w:val="22"/>
+        </w:rPr>
+        <w:t>ısa tarafı değiştirmek daha yüksek bir çizgi bulma şansı veriyor</w:t>
+      </w:r>
+      <w:r>
+        <w:rPr>
+          <w:color w:val="0D0D0D" w:themeColor="text1" w:themeTint="F2"/>
+          <w:sz w:val="22"/>
+          <w:szCs w:val="22"/>
+        </w:rPr>
+        <w:t>du</w:t>
+      </w:r>
+      <w:r>
+        <w:rPr>
+          <w:color w:val="0D0D0D" w:themeColor="text1" w:themeTint="F2"/>
+          <w:sz w:val="22"/>
+          <w:szCs w:val="22"/>
+        </w:rPr>
+        <w:t xml:space="preserve">. Bu sayede diziyi yalnızca bir kez gezerek çözüme ulaştım, zaman karmaşıklığı </w:t>
+      </w:r>
+      <w:proofErr w:type="gramStart"/>
+      <w:r>
+        <w:rPr>
+          <w:b/>
+          <w:bCs/>
+          <w:color w:val="0D0D0D" w:themeColor="text1" w:themeTint="F2"/>
+          <w:sz w:val="22"/>
+          <w:szCs w:val="22"/>
+        </w:rPr>
+        <w:t>O(</w:t>
+      </w:r>
+      <w:proofErr w:type="gramEnd"/>
+      <w:r>
+        <w:rPr>
+          <w:b/>
+          <w:bCs/>
+          <w:color w:val="0D0D0D" w:themeColor="text1" w:themeTint="F2"/>
+          <w:sz w:val="22"/>
+          <w:szCs w:val="22"/>
+        </w:rPr>
+        <w:t>n)</w:t>
+      </w:r>
+      <w:r>
+        <w:rPr>
+          <w:color w:val="0D0D0D" w:themeColor="text1" w:themeTint="F2"/>
+          <w:sz w:val="22"/>
+          <w:szCs w:val="22"/>
+        </w:rPr>
+        <w:t>'</w:t>
+      </w:r>
+      <w:proofErr w:type="spellStart"/>
+      <w:r>
+        <w:rPr>
+          <w:color w:val="0D0D0D" w:themeColor="text1" w:themeTint="F2"/>
+          <w:sz w:val="22"/>
+          <w:szCs w:val="22"/>
+        </w:rPr>
+        <w:t>dir</w:t>
+      </w:r>
+      <w:proofErr w:type="spellEnd"/>
+      <w:r>
+        <w:rPr>
+          <w:color w:val="0D0D0D" w:themeColor="text1" w:themeTint="F2"/>
+          <w:sz w:val="22"/>
+          <w:szCs w:val="22"/>
+        </w:rPr>
+        <w:t xml:space="preserve">. Yer karmaşıklığı ise </w:t>
+      </w:r>
+      <w:proofErr w:type="gramStart"/>
+      <w:r>
+        <w:rPr>
+          <w:b/>
+          <w:bCs/>
+          <w:color w:val="0D0D0D" w:themeColor="text1" w:themeTint="F2"/>
+          <w:sz w:val="22"/>
+          <w:szCs w:val="22"/>
+        </w:rPr>
+        <w:t>O(</w:t>
+      </w:r>
+      <w:proofErr w:type="gramEnd"/>
+      <w:r>
+        <w:rPr>
+          <w:b/>
+          <w:bCs/>
+          <w:color w:val="0D0D0D" w:themeColor="text1" w:themeTint="F2"/>
+          <w:sz w:val="22"/>
+          <w:szCs w:val="22"/>
+        </w:rPr>
+        <w:t>1)</w:t>
+      </w:r>
+      <w:r>
+        <w:rPr>
+          <w:color w:val="0D0D0D" w:themeColor="text1" w:themeTint="F2"/>
+          <w:sz w:val="22"/>
+          <w:szCs w:val="22"/>
+        </w:rPr>
+        <w:t>'</w:t>
+      </w:r>
+      <w:proofErr w:type="spellStart"/>
+      <w:r>
+        <w:rPr>
+          <w:color w:val="0D0D0D" w:themeColor="text1" w:themeTint="F2"/>
+          <w:sz w:val="22"/>
+          <w:szCs w:val="22"/>
+        </w:rPr>
+        <w:t>dir</w:t>
+      </w:r>
+      <w:proofErr w:type="spellEnd"/>
+      <w:r>
+        <w:rPr>
+          <w:color w:val="0D0D0D" w:themeColor="text1" w:themeTint="F2"/>
+          <w:sz w:val="22"/>
+          <w:szCs w:val="22"/>
+        </w:rPr>
+        <w:t xml:space="preserve"> çünkü ekstra bir veri yapısı kullanmadım, sadece birkaç değişkenle işlemi tamamladım.</w:t>
       </w:r>
     </w:p>
     <w:p>
@@ -4376,8 +5847,658 @@
         <w:spacing w:before="300" w:after="150"/>
         <w:rPr>
           <w:color w:val="0D0D0D" w:themeColor="text1" w:themeTint="F2"/>
+          <w:sz w:val="22"/>
+          <w:szCs w:val="22"/>
         </w:rPr>
       </w:pPr>
+    </w:p>
+    <w:p>
+      <w:pPr>
+        <w:pStyle w:val="Balk1"/>
+        <w:spacing w:before="300" w:after="150"/>
+        <w:rPr>
+          <w:color w:val="0D0D0D" w:themeColor="text1" w:themeTint="F2"/>
+        </w:rPr>
+      </w:pPr>
+      <w:hyperlink r:id="rId11" w:history="1">
+        <w:r>
+          <w:rPr>
+            <w:rStyle w:val="Kpr"/>
+          </w:rPr>
+          <w:t>4. Teknik Kaynak Özeti</w:t>
+        </w:r>
+      </w:hyperlink>
+    </w:p>
+    <w:p>
+      <w:pPr>
+        <w:pStyle w:val="Balk1"/>
+        <w:spacing w:before="300" w:after="150"/>
+        <w:rPr>
+          <w:b/>
+          <w:bCs/>
+          <w:color w:val="0D0D0D" w:themeColor="text1" w:themeTint="F2"/>
+        </w:rPr>
+      </w:pPr>
+      <w:proofErr w:type="spellStart"/>
+      <w:r>
+        <w:rPr>
+          <w:b/>
+          <w:bCs/>
+          <w:color w:val="0D0D0D" w:themeColor="text1" w:themeTint="F2"/>
+        </w:rPr>
+        <w:t>Beginner’s</w:t>
+      </w:r>
+      <w:proofErr w:type="spellEnd"/>
+      <w:r>
+        <w:rPr>
+          <w:b/>
+          <w:bCs/>
+          <w:color w:val="0D0D0D" w:themeColor="text1" w:themeTint="F2"/>
+        </w:rPr>
+        <w:t xml:space="preserve"> Guide </w:t>
+      </w:r>
+      <w:proofErr w:type="spellStart"/>
+      <w:r>
+        <w:rPr>
+          <w:b/>
+          <w:bCs/>
+          <w:color w:val="0D0D0D" w:themeColor="text1" w:themeTint="F2"/>
+        </w:rPr>
+        <w:t>to</w:t>
+      </w:r>
+      <w:proofErr w:type="spellEnd"/>
+      <w:r>
+        <w:rPr>
+          <w:b/>
+          <w:bCs/>
+          <w:color w:val="0D0D0D" w:themeColor="text1" w:themeTint="F2"/>
+        </w:rPr>
+        <w:t xml:space="preserve"> </w:t>
+      </w:r>
+      <w:proofErr w:type="spellStart"/>
+      <w:r>
+        <w:rPr>
+          <w:b/>
+          <w:bCs/>
+          <w:color w:val="0D0D0D" w:themeColor="text1" w:themeTint="F2"/>
+        </w:rPr>
+        <w:t>Recursion</w:t>
+      </w:r>
+      <w:proofErr w:type="spellEnd"/>
+      <w:r>
+        <w:rPr>
+          <w:b/>
+          <w:bCs/>
+          <w:color w:val="0D0D0D" w:themeColor="text1" w:themeTint="F2"/>
+        </w:rPr>
+        <w:t xml:space="preserve"> in Java</w:t>
+      </w:r>
+    </w:p>
+    <w:p>
+      <w:pPr>
+        <w:pStyle w:val="Balk1"/>
+        <w:spacing w:before="300" w:after="150"/>
+        <w:rPr>
+          <w:color w:val="0D0D0D" w:themeColor="text1" w:themeTint="F2"/>
+        </w:rPr>
+      </w:pPr>
+      <w:r>
+        <w:rPr>
+          <w:color w:val="0D0D0D" w:themeColor="text1" w:themeTint="F2"/>
+          <w:sz w:val="22"/>
+          <w:szCs w:val="22"/>
+        </w:rPr>
+        <w:t xml:space="preserve">    </w:t>
+      </w:r>
+      <w:proofErr w:type="spellStart"/>
+      <w:r>
+        <w:rPr>
+          <w:color w:val="0D0D0D" w:themeColor="text1" w:themeTint="F2"/>
+          <w:sz w:val="22"/>
+          <w:szCs w:val="22"/>
+        </w:rPr>
+        <w:t>Recursion</w:t>
+      </w:r>
+      <w:proofErr w:type="spellEnd"/>
+      <w:r>
+        <w:rPr>
+          <w:color w:val="0D0D0D" w:themeColor="text1" w:themeTint="F2"/>
+          <w:sz w:val="22"/>
+          <w:szCs w:val="22"/>
+        </w:rPr>
+        <w:t xml:space="preserve"> (özyineleme), bir metodun problemi çözmek için kendisini tekrar çağırması mantığına dayanır. </w:t>
+      </w:r>
+      <w:proofErr w:type="spellStart"/>
+      <w:r>
+        <w:rPr>
+          <w:color w:val="0D0D0D" w:themeColor="text1" w:themeTint="F2"/>
+          <w:sz w:val="22"/>
+          <w:szCs w:val="22"/>
+        </w:rPr>
+        <w:t>Recursive</w:t>
+      </w:r>
+      <w:proofErr w:type="spellEnd"/>
+      <w:r>
+        <w:rPr>
+          <w:color w:val="0D0D0D" w:themeColor="text1" w:themeTint="F2"/>
+          <w:sz w:val="22"/>
+          <w:szCs w:val="22"/>
+        </w:rPr>
+        <w:t xml:space="preserve"> bir yapının doğru çalışabilmesi için iki temel unsur vardır: </w:t>
+      </w:r>
+      <w:proofErr w:type="spellStart"/>
+      <w:r>
+        <w:rPr>
+          <w:color w:val="0D0D0D" w:themeColor="text1" w:themeTint="F2"/>
+          <w:sz w:val="22"/>
+          <w:szCs w:val="22"/>
+        </w:rPr>
+        <w:t>base</w:t>
+      </w:r>
+      <w:proofErr w:type="spellEnd"/>
+      <w:r>
+        <w:rPr>
+          <w:color w:val="0D0D0D" w:themeColor="text1" w:themeTint="F2"/>
+          <w:sz w:val="22"/>
+          <w:szCs w:val="22"/>
+        </w:rPr>
+        <w:t xml:space="preserve"> </w:t>
+      </w:r>
+      <w:proofErr w:type="spellStart"/>
+      <w:r>
+        <w:rPr>
+          <w:color w:val="0D0D0D" w:themeColor="text1" w:themeTint="F2"/>
+          <w:sz w:val="22"/>
+          <w:szCs w:val="22"/>
+        </w:rPr>
+        <w:t>case</w:t>
+      </w:r>
+      <w:proofErr w:type="spellEnd"/>
+      <w:r>
+        <w:rPr>
+          <w:color w:val="0D0D0D" w:themeColor="text1" w:themeTint="F2"/>
+          <w:sz w:val="22"/>
+          <w:szCs w:val="22"/>
+        </w:rPr>
+        <w:t xml:space="preserve">, yani metodun ne zaman duracağını belirleyen koşul ve </w:t>
+      </w:r>
+      <w:proofErr w:type="spellStart"/>
+      <w:r>
+        <w:rPr>
+          <w:color w:val="0D0D0D" w:themeColor="text1" w:themeTint="F2"/>
+          <w:sz w:val="22"/>
+          <w:szCs w:val="22"/>
+        </w:rPr>
+        <w:t>recursive</w:t>
+      </w:r>
+      <w:proofErr w:type="spellEnd"/>
+      <w:r>
+        <w:rPr>
+          <w:color w:val="0D0D0D" w:themeColor="text1" w:themeTint="F2"/>
+          <w:sz w:val="22"/>
+          <w:szCs w:val="22"/>
+        </w:rPr>
+        <w:t xml:space="preserve"> </w:t>
+      </w:r>
+      <w:proofErr w:type="spellStart"/>
+      <w:r>
+        <w:rPr>
+          <w:color w:val="0D0D0D" w:themeColor="text1" w:themeTint="F2"/>
+          <w:sz w:val="22"/>
+          <w:szCs w:val="22"/>
+        </w:rPr>
+        <w:t>case</w:t>
+      </w:r>
+      <w:proofErr w:type="spellEnd"/>
+      <w:r>
+        <w:rPr>
+          <w:color w:val="0D0D0D" w:themeColor="text1" w:themeTint="F2"/>
+          <w:sz w:val="22"/>
+          <w:szCs w:val="22"/>
+        </w:rPr>
+        <w:t xml:space="preserve">, yani problemin daha küçük bir parçası üzerinde metodun tekrar çağrılması. Her çağrıda problemin biraz daha küçülmesi ve </w:t>
+      </w:r>
+      <w:proofErr w:type="spellStart"/>
+      <w:r>
+        <w:rPr>
+          <w:color w:val="0D0D0D" w:themeColor="text1" w:themeTint="F2"/>
+          <w:sz w:val="22"/>
+          <w:szCs w:val="22"/>
+        </w:rPr>
+        <w:t>base</w:t>
+      </w:r>
+      <w:proofErr w:type="spellEnd"/>
+      <w:r>
+        <w:rPr>
+          <w:color w:val="0D0D0D" w:themeColor="text1" w:themeTint="F2"/>
+          <w:sz w:val="22"/>
+          <w:szCs w:val="22"/>
+        </w:rPr>
+        <w:t xml:space="preserve"> </w:t>
+      </w:r>
+      <w:proofErr w:type="spellStart"/>
+      <w:r>
+        <w:rPr>
+          <w:color w:val="0D0D0D" w:themeColor="text1" w:themeTint="F2"/>
+          <w:sz w:val="22"/>
+          <w:szCs w:val="22"/>
+        </w:rPr>
+        <w:t>case’e</w:t>
+      </w:r>
+      <w:proofErr w:type="spellEnd"/>
+      <w:r>
+        <w:rPr>
+          <w:color w:val="0D0D0D" w:themeColor="text1" w:themeTint="F2"/>
+          <w:sz w:val="22"/>
+          <w:szCs w:val="22"/>
+        </w:rPr>
+        <w:t xml:space="preserve"> yaklaşması gerekir. Örneğin </w:t>
+      </w:r>
+      <w:proofErr w:type="spellStart"/>
+      <w:proofErr w:type="gramStart"/>
+      <w:r>
+        <w:rPr>
+          <w:color w:val="0D0D0D" w:themeColor="text1" w:themeTint="F2"/>
+          <w:sz w:val="22"/>
+          <w:szCs w:val="22"/>
+        </w:rPr>
+        <w:t>countdown</w:t>
+      </w:r>
+      <w:proofErr w:type="spellEnd"/>
+      <w:r>
+        <w:rPr>
+          <w:color w:val="0D0D0D" w:themeColor="text1" w:themeTint="F2"/>
+          <w:sz w:val="22"/>
+          <w:szCs w:val="22"/>
+        </w:rPr>
+        <w:t>(</w:t>
+      </w:r>
+      <w:proofErr w:type="gramEnd"/>
+      <w:r>
+        <w:rPr>
+          <w:color w:val="0D0D0D" w:themeColor="text1" w:themeTint="F2"/>
+          <w:sz w:val="22"/>
+          <w:szCs w:val="22"/>
+        </w:rPr>
+        <w:t xml:space="preserve">5) metodunda önce 5 yazdırılır, ardından </w:t>
+      </w:r>
+      <w:proofErr w:type="spellStart"/>
+      <w:r>
+        <w:rPr>
+          <w:color w:val="0D0D0D" w:themeColor="text1" w:themeTint="F2"/>
+          <w:sz w:val="22"/>
+          <w:szCs w:val="22"/>
+        </w:rPr>
+        <w:t>metod</w:t>
+      </w:r>
+      <w:proofErr w:type="spellEnd"/>
+      <w:r>
+        <w:rPr>
+          <w:color w:val="0D0D0D" w:themeColor="text1" w:themeTint="F2"/>
+          <w:sz w:val="22"/>
+          <w:szCs w:val="22"/>
+        </w:rPr>
+        <w:t xml:space="preserve"> </w:t>
+      </w:r>
+      <w:proofErr w:type="spellStart"/>
+      <w:proofErr w:type="gramStart"/>
+      <w:r>
+        <w:rPr>
+          <w:color w:val="0D0D0D" w:themeColor="text1" w:themeTint="F2"/>
+          <w:sz w:val="22"/>
+          <w:szCs w:val="22"/>
+        </w:rPr>
+        <w:t>countdown</w:t>
+      </w:r>
+      <w:proofErr w:type="spellEnd"/>
+      <w:r>
+        <w:rPr>
+          <w:color w:val="0D0D0D" w:themeColor="text1" w:themeTint="F2"/>
+          <w:sz w:val="22"/>
+          <w:szCs w:val="22"/>
+        </w:rPr>
+        <w:t>(</w:t>
+      </w:r>
+      <w:proofErr w:type="gramEnd"/>
+      <w:r>
+        <w:rPr>
+          <w:color w:val="0D0D0D" w:themeColor="text1" w:themeTint="F2"/>
+          <w:sz w:val="22"/>
+          <w:szCs w:val="22"/>
+        </w:rPr>
+        <w:t xml:space="preserve">4) şeklinde kendisini çağırır ve bu işlem 0’a ulaşana kadar devam eder. Her </w:t>
+      </w:r>
+      <w:proofErr w:type="spellStart"/>
+      <w:r>
+        <w:rPr>
+          <w:color w:val="0D0D0D" w:themeColor="text1" w:themeTint="F2"/>
+          <w:sz w:val="22"/>
+          <w:szCs w:val="22"/>
+        </w:rPr>
+        <w:t>recursive</w:t>
+      </w:r>
+      <w:proofErr w:type="spellEnd"/>
+      <w:r>
+        <w:rPr>
+          <w:color w:val="0D0D0D" w:themeColor="text1" w:themeTint="F2"/>
+          <w:sz w:val="22"/>
+          <w:szCs w:val="22"/>
+        </w:rPr>
+        <w:t xml:space="preserve"> çağrı Java’nın </w:t>
+      </w:r>
+      <w:proofErr w:type="spellStart"/>
+      <w:r>
+        <w:rPr>
+          <w:color w:val="0D0D0D" w:themeColor="text1" w:themeTint="F2"/>
+          <w:sz w:val="22"/>
+          <w:szCs w:val="22"/>
+        </w:rPr>
+        <w:t>call</w:t>
+      </w:r>
+      <w:proofErr w:type="spellEnd"/>
+      <w:r>
+        <w:rPr>
+          <w:color w:val="0D0D0D" w:themeColor="text1" w:themeTint="F2"/>
+          <w:sz w:val="22"/>
+          <w:szCs w:val="22"/>
+        </w:rPr>
+        <w:t xml:space="preserve"> </w:t>
+      </w:r>
+      <w:proofErr w:type="spellStart"/>
+      <w:r>
+        <w:rPr>
+          <w:color w:val="0D0D0D" w:themeColor="text1" w:themeTint="F2"/>
+          <w:sz w:val="22"/>
+          <w:szCs w:val="22"/>
+        </w:rPr>
+        <w:t>stack</w:t>
+      </w:r>
+      <w:proofErr w:type="spellEnd"/>
+      <w:r>
+        <w:rPr>
+          <w:color w:val="0D0D0D" w:themeColor="text1" w:themeTint="F2"/>
+          <w:sz w:val="22"/>
+          <w:szCs w:val="22"/>
+        </w:rPr>
+        <w:t xml:space="preserve"> yapısında tutulur. Base </w:t>
+      </w:r>
+      <w:proofErr w:type="spellStart"/>
+      <w:r>
+        <w:rPr>
+          <w:color w:val="0D0D0D" w:themeColor="text1" w:themeTint="F2"/>
+          <w:sz w:val="22"/>
+          <w:szCs w:val="22"/>
+        </w:rPr>
+        <w:t>case’e</w:t>
+      </w:r>
+      <w:proofErr w:type="spellEnd"/>
+      <w:r>
+        <w:rPr>
+          <w:color w:val="0D0D0D" w:themeColor="text1" w:themeTint="F2"/>
+          <w:sz w:val="22"/>
+          <w:szCs w:val="22"/>
+        </w:rPr>
+        <w:t xml:space="preserve"> ulaşıldığında yeni çağrı yapılmaz ve </w:t>
+      </w:r>
+      <w:proofErr w:type="spellStart"/>
+      <w:r>
+        <w:rPr>
+          <w:color w:val="0D0D0D" w:themeColor="text1" w:themeTint="F2"/>
+          <w:sz w:val="22"/>
+          <w:szCs w:val="22"/>
+        </w:rPr>
+        <w:t>stack</w:t>
+      </w:r>
+      <w:proofErr w:type="spellEnd"/>
+      <w:r>
+        <w:rPr>
+          <w:color w:val="0D0D0D" w:themeColor="text1" w:themeTint="F2"/>
+          <w:sz w:val="22"/>
+          <w:szCs w:val="22"/>
+        </w:rPr>
+        <w:t xml:space="preserve"> üzerindeki işlemler geriye doğru çözülmeye başlar. </w:t>
+      </w:r>
+      <w:proofErr w:type="spellStart"/>
+      <w:r>
+        <w:rPr>
+          <w:color w:val="0D0D0D" w:themeColor="text1" w:themeTint="F2"/>
+          <w:sz w:val="22"/>
+          <w:szCs w:val="22"/>
+        </w:rPr>
+        <w:t>Factorial</w:t>
+      </w:r>
+      <w:proofErr w:type="spellEnd"/>
+      <w:r>
+        <w:rPr>
+          <w:color w:val="0D0D0D" w:themeColor="text1" w:themeTint="F2"/>
+          <w:sz w:val="22"/>
+          <w:szCs w:val="22"/>
+        </w:rPr>
+        <w:t xml:space="preserve"> ve </w:t>
+      </w:r>
+      <w:proofErr w:type="spellStart"/>
+      <w:r>
+        <w:rPr>
+          <w:color w:val="0D0D0D" w:themeColor="text1" w:themeTint="F2"/>
+          <w:sz w:val="22"/>
+          <w:szCs w:val="22"/>
+        </w:rPr>
+        <w:t>Fibonacci</w:t>
+      </w:r>
+      <w:proofErr w:type="spellEnd"/>
+      <w:r>
+        <w:rPr>
+          <w:color w:val="0D0D0D" w:themeColor="text1" w:themeTint="F2"/>
+          <w:sz w:val="22"/>
+          <w:szCs w:val="22"/>
+        </w:rPr>
+        <w:t xml:space="preserve"> gibi matematiksel problemlerde kullanılabildiği gibi </w:t>
+      </w:r>
+      <w:proofErr w:type="spellStart"/>
+      <w:r>
+        <w:rPr>
+          <w:color w:val="0D0D0D" w:themeColor="text1" w:themeTint="F2"/>
+          <w:sz w:val="22"/>
+          <w:szCs w:val="22"/>
+        </w:rPr>
+        <w:t>tree</w:t>
+      </w:r>
+      <w:proofErr w:type="spellEnd"/>
+      <w:r>
+        <w:rPr>
+          <w:color w:val="0D0D0D" w:themeColor="text1" w:themeTint="F2"/>
+          <w:sz w:val="22"/>
+          <w:szCs w:val="22"/>
+        </w:rPr>
+        <w:t xml:space="preserve"> </w:t>
+      </w:r>
+      <w:proofErr w:type="spellStart"/>
+      <w:r>
+        <w:rPr>
+          <w:color w:val="0D0D0D" w:themeColor="text1" w:themeTint="F2"/>
+          <w:sz w:val="22"/>
+          <w:szCs w:val="22"/>
+        </w:rPr>
+        <w:lastRenderedPageBreak/>
+        <w:t>traversal</w:t>
+      </w:r>
+      <w:proofErr w:type="spellEnd"/>
+      <w:r>
+        <w:rPr>
+          <w:color w:val="0D0D0D" w:themeColor="text1" w:themeTint="F2"/>
+          <w:sz w:val="22"/>
+          <w:szCs w:val="22"/>
+        </w:rPr>
+        <w:t xml:space="preserve">, DFS, </w:t>
+      </w:r>
+      <w:proofErr w:type="spellStart"/>
+      <w:r>
+        <w:rPr>
+          <w:color w:val="0D0D0D" w:themeColor="text1" w:themeTint="F2"/>
+          <w:sz w:val="22"/>
+          <w:szCs w:val="22"/>
+        </w:rPr>
+        <w:t>backtracking</w:t>
+      </w:r>
+      <w:proofErr w:type="spellEnd"/>
+      <w:r>
+        <w:rPr>
+          <w:color w:val="0D0D0D" w:themeColor="text1" w:themeTint="F2"/>
+          <w:sz w:val="22"/>
+          <w:szCs w:val="22"/>
+        </w:rPr>
+        <w:t xml:space="preserve"> ve </w:t>
+      </w:r>
+      <w:proofErr w:type="spellStart"/>
+      <w:r>
+        <w:rPr>
+          <w:color w:val="0D0D0D" w:themeColor="text1" w:themeTint="F2"/>
+          <w:sz w:val="22"/>
+          <w:szCs w:val="22"/>
+        </w:rPr>
+        <w:t>divide</w:t>
+      </w:r>
+      <w:proofErr w:type="spellEnd"/>
+      <w:r>
+        <w:rPr>
+          <w:color w:val="0D0D0D" w:themeColor="text1" w:themeTint="F2"/>
+          <w:sz w:val="22"/>
+          <w:szCs w:val="22"/>
+        </w:rPr>
+        <w:t xml:space="preserve"> &amp; </w:t>
+      </w:r>
+      <w:proofErr w:type="spellStart"/>
+      <w:r>
+        <w:rPr>
+          <w:color w:val="0D0D0D" w:themeColor="text1" w:themeTint="F2"/>
+          <w:sz w:val="22"/>
+          <w:szCs w:val="22"/>
+        </w:rPr>
+        <w:t>conquer</w:t>
+      </w:r>
+      <w:proofErr w:type="spellEnd"/>
+      <w:r>
+        <w:rPr>
+          <w:color w:val="0D0D0D" w:themeColor="text1" w:themeTint="F2"/>
+          <w:sz w:val="22"/>
+          <w:szCs w:val="22"/>
+        </w:rPr>
+        <w:t xml:space="preserve"> gibi algoritmalarda da oldukça önemlidir. Ancak </w:t>
+      </w:r>
+      <w:proofErr w:type="spellStart"/>
+      <w:r>
+        <w:rPr>
+          <w:color w:val="0D0D0D" w:themeColor="text1" w:themeTint="F2"/>
+          <w:sz w:val="22"/>
+          <w:szCs w:val="22"/>
+        </w:rPr>
+        <w:t>recursion</w:t>
+      </w:r>
+      <w:proofErr w:type="spellEnd"/>
+      <w:r>
+        <w:rPr>
+          <w:color w:val="0D0D0D" w:themeColor="text1" w:themeTint="F2"/>
+          <w:sz w:val="22"/>
+          <w:szCs w:val="22"/>
+        </w:rPr>
+        <w:t xml:space="preserve"> her problem için en iyi çözüm değildir; çok fazla çağrı yapılması </w:t>
+      </w:r>
+      <w:proofErr w:type="spellStart"/>
+      <w:r>
+        <w:rPr>
+          <w:color w:val="0D0D0D" w:themeColor="text1" w:themeTint="F2"/>
+          <w:sz w:val="22"/>
+          <w:szCs w:val="22"/>
+        </w:rPr>
+        <w:t>StackOverflowError</w:t>
+      </w:r>
+      <w:proofErr w:type="spellEnd"/>
+      <w:r>
+        <w:rPr>
+          <w:color w:val="0D0D0D" w:themeColor="text1" w:themeTint="F2"/>
+          <w:sz w:val="22"/>
+          <w:szCs w:val="22"/>
+        </w:rPr>
+        <w:t xml:space="preserve"> oluşturabilir ve bazı durumlarda döngü kullanmak daha basit ve verimli olabilir. Bu nedenle </w:t>
+      </w:r>
+      <w:proofErr w:type="spellStart"/>
+      <w:r>
+        <w:rPr>
+          <w:color w:val="0D0D0D" w:themeColor="text1" w:themeTint="F2"/>
+          <w:sz w:val="22"/>
+          <w:szCs w:val="22"/>
+        </w:rPr>
+        <w:t>recursion</w:t>
+      </w:r>
+      <w:proofErr w:type="spellEnd"/>
+      <w:r>
+        <w:rPr>
+          <w:color w:val="0D0D0D" w:themeColor="text1" w:themeTint="F2"/>
+          <w:sz w:val="22"/>
+          <w:szCs w:val="22"/>
+        </w:rPr>
+        <w:t xml:space="preserve"> öğrenirken en önemli mantık, problemi daha küçük bir probleme dönüştürmek, kendini tekrar çağırmak ve sonunda mutlaka bir </w:t>
+      </w:r>
+      <w:proofErr w:type="spellStart"/>
+      <w:r>
+        <w:rPr>
+          <w:color w:val="0D0D0D" w:themeColor="text1" w:themeTint="F2"/>
+          <w:sz w:val="22"/>
+          <w:szCs w:val="22"/>
+        </w:rPr>
+        <w:t>base</w:t>
+      </w:r>
+      <w:proofErr w:type="spellEnd"/>
+      <w:r>
+        <w:rPr>
+          <w:color w:val="0D0D0D" w:themeColor="text1" w:themeTint="F2"/>
+          <w:sz w:val="22"/>
+          <w:szCs w:val="22"/>
+        </w:rPr>
+        <w:t xml:space="preserve"> </w:t>
+      </w:r>
+      <w:proofErr w:type="spellStart"/>
+      <w:r>
+        <w:rPr>
+          <w:color w:val="0D0D0D" w:themeColor="text1" w:themeTint="F2"/>
+          <w:sz w:val="22"/>
+          <w:szCs w:val="22"/>
+        </w:rPr>
+        <w:t>case</w:t>
+      </w:r>
+      <w:proofErr w:type="spellEnd"/>
+      <w:r>
+        <w:rPr>
+          <w:color w:val="0D0D0D" w:themeColor="text1" w:themeTint="F2"/>
+          <w:sz w:val="22"/>
+          <w:szCs w:val="22"/>
+        </w:rPr>
+        <w:t xml:space="preserve"> ile durmak şeklinde düşünülebilir</w:t>
+      </w:r>
+      <w:r>
+        <w:rPr>
+          <w:color w:val="0D0D0D" w:themeColor="text1" w:themeTint="F2"/>
+        </w:rPr>
+        <w:t>.</w:t>
+      </w:r>
+    </w:p>
+    <w:p>
+      <w:pPr>
+        <w:pStyle w:val="Balk1"/>
+        <w:spacing w:before="300" w:after="150"/>
+        <w:rPr>
+          <w:color w:val="0D0D0D" w:themeColor="text1" w:themeTint="F2"/>
+        </w:rPr>
+      </w:pPr>
+    </w:p>
+    <w:p>
+      <w:pPr>
+        <w:pStyle w:val="Balk1"/>
+        <w:spacing w:before="300" w:after="150"/>
+        <w:rPr>
+          <w:color w:val="0D0D0D" w:themeColor="text1" w:themeTint="F2"/>
+        </w:rPr>
+      </w:pPr>
       <w:r>
         <w:rPr>
           <w:color w:val="0D0D0D" w:themeColor="text1" w:themeTint="F2"/>
@@ -4390,6 +6511,15 @@
         </w:rPr>
         <w:t>. Uyku Takip Tablosu</w:t>
       </w:r>
+    </w:p>
+    <w:p>
+      <w:pPr>
+        <w:pStyle w:val="Balk1"/>
+        <w:spacing w:before="300" w:after="150"/>
+        <w:rPr>
+          <w:color w:val="0D0D0D" w:themeColor="text1" w:themeTint="F2"/>
+        </w:rPr>
+      </w:pPr>
     </w:p>
     <w:tbl>
       <w:tblPr>
@@ -4432,7 +6562,6 @@
                 <w:bCs/>
                 <w:color w:val="0D0D0D" w:themeColor="text1" w:themeTint="F2"/>
               </w:rPr>
-              <w:lastRenderedPageBreak/>
               <w:t>Günler</w:t>
             </w:r>
           </w:p>
@@ -4900,6 +7029,12 @@
                 <w:color w:val="0D0D0D" w:themeColor="text1" w:themeTint="F2"/>
               </w:rPr>
             </w:pPr>
+            <w:r>
+              <w:rPr>
+                <w:color w:val="0D0D0D" w:themeColor="text1" w:themeTint="F2"/>
+              </w:rPr>
+              <w:t>24.00</w:t>
+            </w:r>
           </w:p>
         </w:tc>
         <w:tc>
@@ -4912,6 +7047,12 @@
                 <w:color w:val="0D0D0D" w:themeColor="text1" w:themeTint="F2"/>
               </w:rPr>
             </w:pPr>
+            <w:r>
+              <w:rPr>
+                <w:color w:val="0D0D0D" w:themeColor="text1" w:themeTint="F2"/>
+              </w:rPr>
+              <w:t>8.00</w:t>
+            </w:r>
           </w:p>
         </w:tc>
         <w:tc>
@@ -4924,6 +7065,12 @@
                 <w:color w:val="0D0D0D" w:themeColor="text1" w:themeTint="F2"/>
               </w:rPr>
             </w:pPr>
+            <w:r>
+              <w:rPr>
+                <w:color w:val="0D0D0D" w:themeColor="text1" w:themeTint="F2"/>
+              </w:rPr>
+              <w:t>8.00</w:t>
+            </w:r>
           </w:p>
         </w:tc>
       </w:tr>
@@ -4956,6 +7103,12 @@
                 <w:color w:val="0D0D0D" w:themeColor="text1" w:themeTint="F2"/>
               </w:rPr>
             </w:pPr>
+            <w:r>
+              <w:rPr>
+                <w:color w:val="0D0D0D" w:themeColor="text1" w:themeTint="F2"/>
+              </w:rPr>
+              <w:t>01.00</w:t>
+            </w:r>
           </w:p>
         </w:tc>
         <w:tc>
@@ -4968,6 +7121,12 @@
                 <w:color w:val="0D0D0D" w:themeColor="text1" w:themeTint="F2"/>
               </w:rPr>
             </w:pPr>
+            <w:r>
+              <w:rPr>
+                <w:color w:val="0D0D0D" w:themeColor="text1" w:themeTint="F2"/>
+              </w:rPr>
+              <w:t>10.30</w:t>
+            </w:r>
           </w:p>
         </w:tc>
         <w:tc>
@@ -4980,6 +7139,12 @@
                 <w:color w:val="0D0D0D" w:themeColor="text1" w:themeTint="F2"/>
               </w:rPr>
             </w:pPr>
+            <w:r>
+              <w:rPr>
+                <w:color w:val="0D0D0D" w:themeColor="text1" w:themeTint="F2"/>
+              </w:rPr>
+              <w:t>9.30</w:t>
+            </w:r>
           </w:p>
         </w:tc>
       </w:tr>
@@ -4991,26 +7156,30 @@
           <w:color w:val="0D0D0D" w:themeColor="text1" w:themeTint="F2"/>
         </w:rPr>
       </w:pPr>
+      <w:r>
+        <w:rPr>
+          <w:color w:val="0D0D0D" w:themeColor="text1" w:themeTint="F2"/>
+        </w:rPr>
+        <w:t>Haftalık ortalama: 8 saat 30 dakika</w:t>
+      </w:r>
     </w:p>
     <w:p>
       <w:pPr>
         <w:pStyle w:val="Balk1"/>
         <w:spacing w:before="300" w:after="150"/>
         <w:rPr>
+          <w:b/>
+          <w:bCs/>
           <w:color w:val="0D0D0D" w:themeColor="text1" w:themeTint="F2"/>
         </w:rPr>
       </w:pPr>
       <w:r>
         <w:rPr>
-          <w:color w:val="0D0D0D" w:themeColor="text1" w:themeTint="F2"/>
-        </w:rPr>
-        <w:t>6</w:t>
-      </w:r>
-      <w:r>
-        <w:rPr>
-          <w:color w:val="0D0D0D" w:themeColor="text1" w:themeTint="F2"/>
-        </w:rPr>
-        <w:t>. Nerede Zorlandım ve Takıldım</w:t>
+          <w:b/>
+          <w:bCs/>
+          <w:color w:val="0D0D0D" w:themeColor="text1" w:themeTint="F2"/>
+        </w:rPr>
+        <w:t>6. Nerede Zorlandım ve Takıldım</w:t>
       </w:r>
     </w:p>
     <w:p>
@@ -5019,20 +7188,425 @@
         <w:spacing w:before="300" w:after="150"/>
         <w:rPr>
           <w:color w:val="0D0D0D" w:themeColor="text1" w:themeTint="F2"/>
+          <w:sz w:val="22"/>
+          <w:szCs w:val="22"/>
         </w:rPr>
       </w:pPr>
       <w:r>
         <w:rPr>
           <w:color w:val="0D0D0D" w:themeColor="text1" w:themeTint="F2"/>
-        </w:rPr>
-        <w:t>7</w:t>
-      </w:r>
-      <w:r>
-        <w:rPr>
-          <w:color w:val="0D0D0D" w:themeColor="text1" w:themeTint="F2"/>
-        </w:rPr>
-        <w:t>. Haftalık Genel Değerlendirme</w:t>
-      </w:r>
+          <w:sz w:val="22"/>
+          <w:szCs w:val="22"/>
+        </w:rPr>
+        <w:t xml:space="preserve">Bu hafta en çok </w:t>
+      </w:r>
+      <w:proofErr w:type="spellStart"/>
+      <w:r>
+        <w:rPr>
+          <w:color w:val="0D0D0D" w:themeColor="text1" w:themeTint="F2"/>
+          <w:sz w:val="22"/>
+          <w:szCs w:val="22"/>
+        </w:rPr>
+        <w:t>recursion</w:t>
+      </w:r>
+      <w:proofErr w:type="spellEnd"/>
+      <w:r>
+        <w:rPr>
+          <w:color w:val="0D0D0D" w:themeColor="text1" w:themeTint="F2"/>
+          <w:sz w:val="22"/>
+          <w:szCs w:val="22"/>
+        </w:rPr>
+        <w:t xml:space="preserve"> konusunda zorlandım. Fonksiyonun kendini tekrar çağırması ve her çağrıda parametrelerin nasıl değiştiğini takip etmek başta biraz karışıktı. Faktöriyel, </w:t>
+      </w:r>
+      <w:proofErr w:type="spellStart"/>
+      <w:r>
+        <w:rPr>
+          <w:color w:val="0D0D0D" w:themeColor="text1" w:themeTint="F2"/>
+          <w:sz w:val="22"/>
+          <w:szCs w:val="22"/>
+        </w:rPr>
+        <w:t>Fibonacci</w:t>
+      </w:r>
+      <w:proofErr w:type="spellEnd"/>
+      <w:r>
+        <w:rPr>
+          <w:color w:val="0D0D0D" w:themeColor="text1" w:themeTint="F2"/>
+          <w:sz w:val="22"/>
+          <w:szCs w:val="22"/>
+        </w:rPr>
+        <w:t xml:space="preserve"> ve </w:t>
+      </w:r>
+      <w:proofErr w:type="spellStart"/>
+      <w:r>
+        <w:rPr>
+          <w:color w:val="0D0D0D" w:themeColor="text1" w:themeTint="F2"/>
+          <w:sz w:val="22"/>
+          <w:szCs w:val="22"/>
+        </w:rPr>
+        <w:t>Power</w:t>
+      </w:r>
+      <w:proofErr w:type="spellEnd"/>
+      <w:r>
+        <w:rPr>
+          <w:color w:val="0D0D0D" w:themeColor="text1" w:themeTint="F2"/>
+          <w:sz w:val="22"/>
+          <w:szCs w:val="22"/>
+        </w:rPr>
+        <w:t xml:space="preserve"> of </w:t>
+      </w:r>
+      <w:proofErr w:type="spellStart"/>
+      <w:r>
+        <w:rPr>
+          <w:color w:val="0D0D0D" w:themeColor="text1" w:themeTint="F2"/>
+          <w:sz w:val="22"/>
+          <w:szCs w:val="22"/>
+        </w:rPr>
+        <w:t>Four</w:t>
+      </w:r>
+      <w:proofErr w:type="spellEnd"/>
+      <w:r>
+        <w:rPr>
+          <w:color w:val="0D0D0D" w:themeColor="text1" w:themeTint="F2"/>
+          <w:sz w:val="22"/>
+          <w:szCs w:val="22"/>
+        </w:rPr>
+        <w:t xml:space="preserve"> örneklerini hem iteratif hem </w:t>
+      </w:r>
+      <w:proofErr w:type="spellStart"/>
+      <w:r>
+        <w:rPr>
+          <w:color w:val="0D0D0D" w:themeColor="text1" w:themeTint="F2"/>
+          <w:sz w:val="22"/>
+          <w:szCs w:val="22"/>
+        </w:rPr>
+        <w:t>recursive</w:t>
+      </w:r>
+      <w:proofErr w:type="spellEnd"/>
+      <w:r>
+        <w:rPr>
+          <w:color w:val="0D0D0D" w:themeColor="text1" w:themeTint="F2"/>
+          <w:sz w:val="22"/>
+          <w:szCs w:val="22"/>
+        </w:rPr>
+        <w:t xml:space="preserve"> yazarak aralarındaki farkları görmeye çalıştım. Örnekleri </w:t>
+      </w:r>
+      <w:proofErr w:type="gramStart"/>
+      <w:r>
+        <w:rPr>
+          <w:color w:val="0D0D0D" w:themeColor="text1" w:themeTint="F2"/>
+          <w:sz w:val="22"/>
+          <w:szCs w:val="22"/>
+        </w:rPr>
+        <w:t>kağıt</w:t>
+      </w:r>
+      <w:proofErr w:type="gramEnd"/>
+      <w:r>
+        <w:rPr>
+          <w:color w:val="0D0D0D" w:themeColor="text1" w:themeTint="F2"/>
+          <w:sz w:val="22"/>
+          <w:szCs w:val="22"/>
+        </w:rPr>
+        <w:t xml:space="preserve"> üzerinde adım adım takip etmek </w:t>
+      </w:r>
+      <w:proofErr w:type="spellStart"/>
+      <w:r>
+        <w:rPr>
+          <w:color w:val="0D0D0D" w:themeColor="text1" w:themeTint="F2"/>
+          <w:sz w:val="22"/>
+          <w:szCs w:val="22"/>
+        </w:rPr>
+        <w:t>recursion</w:t>
+      </w:r>
+      <w:proofErr w:type="spellEnd"/>
+      <w:r>
+        <w:rPr>
+          <w:color w:val="0D0D0D" w:themeColor="text1" w:themeTint="F2"/>
+          <w:sz w:val="22"/>
+          <w:szCs w:val="22"/>
+        </w:rPr>
+        <w:t xml:space="preserve"> mantığını daha iyi anlamamı sağladı. Ayrıca Two </w:t>
+      </w:r>
+      <w:proofErr w:type="spellStart"/>
+      <w:r>
+        <w:rPr>
+          <w:color w:val="0D0D0D" w:themeColor="text1" w:themeTint="F2"/>
+          <w:sz w:val="22"/>
+          <w:szCs w:val="22"/>
+        </w:rPr>
+        <w:t>Pointers</w:t>
+      </w:r>
+      <w:proofErr w:type="spellEnd"/>
+      <w:r>
+        <w:rPr>
+          <w:color w:val="0D0D0D" w:themeColor="text1" w:themeTint="F2"/>
+          <w:sz w:val="22"/>
+          <w:szCs w:val="22"/>
+        </w:rPr>
+        <w:t xml:space="preserve"> ve </w:t>
+      </w:r>
+      <w:proofErr w:type="spellStart"/>
+      <w:r>
+        <w:rPr>
+          <w:color w:val="0D0D0D" w:themeColor="text1" w:themeTint="F2"/>
+          <w:sz w:val="22"/>
+          <w:szCs w:val="22"/>
+        </w:rPr>
+        <w:t>Sliding</w:t>
+      </w:r>
+      <w:proofErr w:type="spellEnd"/>
+      <w:r>
+        <w:rPr>
+          <w:color w:val="0D0D0D" w:themeColor="text1" w:themeTint="F2"/>
+          <w:sz w:val="22"/>
+          <w:szCs w:val="22"/>
+        </w:rPr>
+        <w:t xml:space="preserve"> </w:t>
+      </w:r>
+      <w:proofErr w:type="spellStart"/>
+      <w:r>
+        <w:rPr>
+          <w:color w:val="0D0D0D" w:themeColor="text1" w:themeTint="F2"/>
+          <w:sz w:val="22"/>
+          <w:szCs w:val="22"/>
+        </w:rPr>
+        <w:t>Window</w:t>
+      </w:r>
+      <w:proofErr w:type="spellEnd"/>
+      <w:r>
+        <w:rPr>
+          <w:color w:val="0D0D0D" w:themeColor="text1" w:themeTint="F2"/>
+          <w:sz w:val="22"/>
+          <w:szCs w:val="22"/>
+        </w:rPr>
+        <w:t xml:space="preserve"> konusunda da hangi problemde hangi tekniği kullanacağımı anlamak için pratik yaptım.</w:t>
+      </w:r>
+    </w:p>
+    <w:p>
+      <w:pPr>
+        <w:pStyle w:val="Balk1"/>
+        <w:spacing w:before="300" w:after="150"/>
+        <w:rPr>
+          <w:b/>
+          <w:bCs/>
+          <w:color w:val="0D0D0D" w:themeColor="text1" w:themeTint="F2"/>
+        </w:rPr>
+      </w:pPr>
+      <w:r>
+        <w:rPr>
+          <w:b/>
+          <w:bCs/>
+          <w:color w:val="0D0D0D" w:themeColor="text1" w:themeTint="F2"/>
+        </w:rPr>
+        <w:t>7. Haftalık Genel Değerlendirme</w:t>
+      </w:r>
+    </w:p>
+    <w:p>
+      <w:pPr>
+        <w:pStyle w:val="Balk1"/>
+        <w:spacing w:before="300" w:after="150"/>
+        <w:rPr>
+          <w:color w:val="0D0D0D" w:themeColor="text1" w:themeTint="F2"/>
+          <w:sz w:val="22"/>
+          <w:szCs w:val="22"/>
+        </w:rPr>
+      </w:pPr>
+      <w:r>
+        <w:rPr>
+          <w:color w:val="0D0D0D" w:themeColor="text1" w:themeTint="F2"/>
+          <w:sz w:val="22"/>
+          <w:szCs w:val="22"/>
+        </w:rPr>
+        <w:t xml:space="preserve">Bu hafta Two </w:t>
+      </w:r>
+      <w:proofErr w:type="spellStart"/>
+      <w:r>
+        <w:rPr>
+          <w:color w:val="0D0D0D" w:themeColor="text1" w:themeTint="F2"/>
+          <w:sz w:val="22"/>
+          <w:szCs w:val="22"/>
+        </w:rPr>
+        <w:t>Pointers</w:t>
+      </w:r>
+      <w:proofErr w:type="spellEnd"/>
+      <w:r>
+        <w:rPr>
+          <w:color w:val="0D0D0D" w:themeColor="text1" w:themeTint="F2"/>
+          <w:sz w:val="22"/>
+          <w:szCs w:val="22"/>
+        </w:rPr>
+        <w:t xml:space="preserve">, </w:t>
+      </w:r>
+      <w:proofErr w:type="spellStart"/>
+      <w:r>
+        <w:rPr>
+          <w:color w:val="0D0D0D" w:themeColor="text1" w:themeTint="F2"/>
+          <w:sz w:val="22"/>
+          <w:szCs w:val="22"/>
+        </w:rPr>
+        <w:t>Sliding</w:t>
+      </w:r>
+      <w:proofErr w:type="spellEnd"/>
+      <w:r>
+        <w:rPr>
+          <w:color w:val="0D0D0D" w:themeColor="text1" w:themeTint="F2"/>
+          <w:sz w:val="22"/>
+          <w:szCs w:val="22"/>
+        </w:rPr>
+        <w:t xml:space="preserve"> </w:t>
+      </w:r>
+      <w:proofErr w:type="spellStart"/>
+      <w:r>
+        <w:rPr>
+          <w:color w:val="0D0D0D" w:themeColor="text1" w:themeTint="F2"/>
+          <w:sz w:val="22"/>
+          <w:szCs w:val="22"/>
+        </w:rPr>
+        <w:t>Window</w:t>
+      </w:r>
+      <w:proofErr w:type="spellEnd"/>
+      <w:r>
+        <w:rPr>
+          <w:color w:val="0D0D0D" w:themeColor="text1" w:themeTint="F2"/>
+          <w:sz w:val="22"/>
+          <w:szCs w:val="22"/>
+        </w:rPr>
+        <w:t xml:space="preserve"> ve </w:t>
+      </w:r>
+      <w:proofErr w:type="spellStart"/>
+      <w:r>
+        <w:rPr>
+          <w:color w:val="0D0D0D" w:themeColor="text1" w:themeTint="F2"/>
+          <w:sz w:val="22"/>
+          <w:szCs w:val="22"/>
+        </w:rPr>
+        <w:t>Recursion</w:t>
+      </w:r>
+      <w:proofErr w:type="spellEnd"/>
+      <w:r>
+        <w:rPr>
+          <w:color w:val="0D0D0D" w:themeColor="text1" w:themeTint="F2"/>
+          <w:sz w:val="22"/>
+          <w:szCs w:val="22"/>
+        </w:rPr>
+        <w:t xml:space="preserve"> üzerine çalıştım. Öğrendiğim teknikleri </w:t>
+      </w:r>
+      <w:proofErr w:type="spellStart"/>
+      <w:r>
+        <w:rPr>
+          <w:color w:val="0D0D0D" w:themeColor="text1" w:themeTint="F2"/>
+          <w:sz w:val="22"/>
+          <w:szCs w:val="22"/>
+        </w:rPr>
+        <w:t>LeetCode</w:t>
+      </w:r>
+      <w:proofErr w:type="spellEnd"/>
+      <w:r>
+        <w:rPr>
+          <w:color w:val="0D0D0D" w:themeColor="text1" w:themeTint="F2"/>
+          <w:sz w:val="22"/>
+          <w:szCs w:val="22"/>
+        </w:rPr>
+        <w:t xml:space="preserve"> sorularında uyguladım ve </w:t>
+      </w:r>
+      <w:proofErr w:type="spellStart"/>
+      <w:r>
+        <w:rPr>
+          <w:color w:val="0D0D0D" w:themeColor="text1" w:themeTint="F2"/>
+          <w:sz w:val="22"/>
+          <w:szCs w:val="22"/>
+        </w:rPr>
+        <w:t>recursion</w:t>
+      </w:r>
+      <w:proofErr w:type="spellEnd"/>
+      <w:r>
+        <w:rPr>
+          <w:color w:val="0D0D0D" w:themeColor="text1" w:themeTint="F2"/>
+          <w:sz w:val="22"/>
+          <w:szCs w:val="22"/>
+        </w:rPr>
+        <w:t xml:space="preserve"> için farklı örnekler çözdüm. Ayrıca mini proje olarak not ekleme, arama, listeleme ve silme özellikleri olan basit bir Not Defteri CLI uygulaması yaptım ve arama kısmında </w:t>
+      </w:r>
+      <w:proofErr w:type="spellStart"/>
+      <w:r>
+        <w:rPr>
+          <w:color w:val="0D0D0D" w:themeColor="text1" w:themeTint="F2"/>
+          <w:sz w:val="22"/>
+          <w:szCs w:val="22"/>
+        </w:rPr>
+        <w:t>Binary</w:t>
+      </w:r>
+      <w:proofErr w:type="spellEnd"/>
+      <w:r>
+        <w:rPr>
+          <w:color w:val="0D0D0D" w:themeColor="text1" w:themeTint="F2"/>
+          <w:sz w:val="22"/>
+          <w:szCs w:val="22"/>
+        </w:rPr>
+        <w:t xml:space="preserve"> </w:t>
+      </w:r>
+      <w:proofErr w:type="spellStart"/>
+      <w:r>
+        <w:rPr>
+          <w:color w:val="0D0D0D" w:themeColor="text1" w:themeTint="F2"/>
+          <w:sz w:val="22"/>
+          <w:szCs w:val="22"/>
+        </w:rPr>
+        <w:t>Search</w:t>
+      </w:r>
+      <w:proofErr w:type="spellEnd"/>
+      <w:r>
+        <w:rPr>
+          <w:color w:val="0D0D0D" w:themeColor="text1" w:themeTint="F2"/>
+          <w:sz w:val="22"/>
+          <w:szCs w:val="22"/>
+        </w:rPr>
+        <w:t xml:space="preserve"> kullandım. Genel olarak hem yeni konular öğrendiğim hem de bunları kod yazarak uyguladığım verimli bir hafta oldu. Önümüzdeki hafta </w:t>
+      </w:r>
+      <w:proofErr w:type="spellStart"/>
+      <w:r>
+        <w:rPr>
+          <w:color w:val="0D0D0D" w:themeColor="text1" w:themeTint="F2"/>
+          <w:sz w:val="22"/>
+          <w:szCs w:val="22"/>
+        </w:rPr>
+        <w:t>recursion</w:t>
+      </w:r>
+      <w:proofErr w:type="spellEnd"/>
+      <w:r>
+        <w:rPr>
+          <w:color w:val="0D0D0D" w:themeColor="text1" w:themeTint="F2"/>
+          <w:sz w:val="22"/>
+          <w:szCs w:val="22"/>
+        </w:rPr>
+        <w:t xml:space="preserve"> ve </w:t>
+      </w:r>
+      <w:proofErr w:type="spellStart"/>
+      <w:r>
+        <w:rPr>
+          <w:color w:val="0D0D0D" w:themeColor="text1" w:themeTint="F2"/>
+          <w:sz w:val="22"/>
+          <w:szCs w:val="22"/>
+        </w:rPr>
+        <w:t>LeetCode</w:t>
+      </w:r>
+      <w:proofErr w:type="spellEnd"/>
+      <w:r>
+        <w:rPr>
+          <w:color w:val="0D0D0D" w:themeColor="text1" w:themeTint="F2"/>
+          <w:sz w:val="22"/>
+          <w:szCs w:val="22"/>
+        </w:rPr>
+        <w:t xml:space="preserve"> pratiğine devam etmeyi planlıyorum.</w:t>
+      </w:r>
+    </w:p>
+    <w:p>
+      <w:pPr>
+        <w:pStyle w:val="Balk1"/>
+        <w:spacing w:before="300" w:after="150"/>
+        <w:rPr>
+          <w:color w:val="0D0D0D" w:themeColor="text1" w:themeTint="F2"/>
+        </w:rPr>
+      </w:pPr>
     </w:p>
     <w:p>
       <w:pPr>
@@ -5069,6 +7643,2038 @@
         </w:rPr>
         <w:t xml:space="preserve"> 20.09.2026</w:t>
       </w:r>
+    </w:p>
+    <w:p>
+      <w:pPr>
+        <w:spacing w:after="100"/>
+        <w:rPr>
+          <w:color w:val="0D0D0D" w:themeColor="text1" w:themeTint="F2"/>
+        </w:rPr>
+      </w:pPr>
+    </w:p>
+    <w:p>
+      <w:pPr>
+        <w:spacing w:after="100"/>
+        <w:rPr>
+          <w:color w:val="0D0D0D" w:themeColor="text1" w:themeTint="F2"/>
+        </w:rPr>
+      </w:pPr>
+    </w:p>
+    <w:p>
+      <w:pPr>
+        <w:spacing w:after="100"/>
+        <w:rPr>
+          <w:color w:val="0D0D0D" w:themeColor="text1" w:themeTint="F2"/>
+        </w:rPr>
+      </w:pPr>
+    </w:p>
+    <w:p>
+      <w:pPr>
+        <w:spacing w:after="100"/>
+        <w:ind w:left="2124" w:firstLine="708"/>
+        <w:rPr>
+          <w:b/>
+          <w:bCs/>
+          <w:color w:val="0D0D0D" w:themeColor="text1" w:themeTint="F2"/>
+          <w:sz w:val="28"/>
+          <w:szCs w:val="28"/>
+        </w:rPr>
+      </w:pPr>
+      <w:r>
+        <w:rPr>
+          <w:b/>
+          <w:bCs/>
+          <w:color w:val="0D0D0D" w:themeColor="text1" w:themeTint="F2"/>
+          <w:sz w:val="28"/>
+          <w:szCs w:val="28"/>
+        </w:rPr>
+        <w:lastRenderedPageBreak/>
+        <w:t>Ay 2 Öz-Değerlendirme Raporu</w:t>
+      </w:r>
+    </w:p>
+    <w:p>
+      <w:pPr>
+        <w:spacing w:after="100"/>
+        <w:rPr>
+          <w:b/>
+          <w:bCs/>
+          <w:color w:val="0D0D0D" w:themeColor="text1" w:themeTint="F2"/>
+          <w:sz w:val="28"/>
+          <w:szCs w:val="28"/>
+        </w:rPr>
+      </w:pPr>
+      <w:r>
+        <w:rPr>
+          <w:b/>
+          <w:bCs/>
+          <w:color w:val="0D0D0D" w:themeColor="text1" w:themeTint="F2"/>
+          <w:sz w:val="28"/>
+          <w:szCs w:val="28"/>
+        </w:rPr>
+        <w:t>Başarı Kriterleri</w:t>
+      </w:r>
+    </w:p>
+    <w:p>
+      <w:pPr>
+        <w:spacing w:after="100"/>
+        <w:rPr>
+          <w:color w:val="0D0D0D" w:themeColor="text1" w:themeTint="F2"/>
+        </w:rPr>
+      </w:pPr>
+    </w:p>
+    <w:tbl>
+      <w:tblPr>
+        <w:tblW w:w="9899" w:type="dxa"/>
+        <w:tblCellSpacing w:w="15" w:type="dxa"/>
+        <w:tblBorders>
+          <w:top w:val="single" w:sz="4" w:space="0" w:color="auto"/>
+          <w:left w:val="single" w:sz="4" w:space="0" w:color="auto"/>
+          <w:bottom w:val="single" w:sz="4" w:space="0" w:color="auto"/>
+          <w:right w:val="single" w:sz="4" w:space="0" w:color="auto"/>
+          <w:insideH w:val="single" w:sz="4" w:space="0" w:color="auto"/>
+          <w:insideV w:val="single" w:sz="4" w:space="0" w:color="auto"/>
+        </w:tblBorders>
+        <w:tblCellMar>
+          <w:top w:w="15" w:type="dxa"/>
+          <w:left w:w="15" w:type="dxa"/>
+          <w:bottom w:w="15" w:type="dxa"/>
+          <w:right w:w="15" w:type="dxa"/>
+        </w:tblCellMar>
+        <w:tblLook w:val="04A0" w:firstRow="1" w:lastRow="0" w:firstColumn="1" w:lastColumn="0" w:noHBand="0" w:noVBand="1"/>
+      </w:tblPr>
+      <w:tblGrid>
+        <w:gridCol w:w="2275"/>
+        <w:gridCol w:w="2851"/>
+        <w:gridCol w:w="3381"/>
+        <w:gridCol w:w="1392"/>
+      </w:tblGrid>
+      <w:tr>
+        <w:trPr>
+          <w:trHeight w:val="273"/>
+          <w:tblHeader/>
+          <w:tblCellSpacing w:w="15" w:type="dxa"/>
+        </w:trPr>
+        <w:tc>
+          <w:tcPr>
+            <w:tcW w:w="0" w:type="auto"/>
+            <w:vAlign w:val="center"/>
+            <w:hideMark/>
+          </w:tcPr>
+          <w:p>
+            <w:pPr>
+              <w:rPr>
+                <w:b/>
+                <w:bCs/>
+              </w:rPr>
+            </w:pPr>
+            <w:r>
+              <w:rPr>
+                <w:b/>
+                <w:bCs/>
+              </w:rPr>
+              <w:t>Kategori</w:t>
+            </w:r>
+          </w:p>
+        </w:tc>
+        <w:tc>
+          <w:tcPr>
+            <w:tcW w:w="0" w:type="auto"/>
+            <w:vAlign w:val="center"/>
+            <w:hideMark/>
+          </w:tcPr>
+          <w:p>
+            <w:pPr>
+              <w:rPr>
+                <w:b/>
+                <w:bCs/>
+              </w:rPr>
+            </w:pPr>
+            <w:r>
+              <w:rPr>
+                <w:b/>
+                <w:bCs/>
+              </w:rPr>
+              <w:t>Kriter</w:t>
+            </w:r>
+          </w:p>
+        </w:tc>
+        <w:tc>
+          <w:tcPr>
+            <w:tcW w:w="3351" w:type="dxa"/>
+            <w:vAlign w:val="center"/>
+            <w:hideMark/>
+          </w:tcPr>
+          <w:p>
+            <w:pPr>
+              <w:rPr>
+                <w:b/>
+                <w:bCs/>
+              </w:rPr>
+            </w:pPr>
+            <w:r>
+              <w:rPr>
+                <w:b/>
+                <w:bCs/>
+              </w:rPr>
+              <w:t xml:space="preserve">Benim </w:t>
+            </w:r>
+            <w:r>
+              <w:rPr>
+                <w:b/>
+                <w:bCs/>
+              </w:rPr>
+              <w:t>Durumu</w:t>
+            </w:r>
+            <w:r>
+              <w:rPr>
+                <w:b/>
+                <w:bCs/>
+              </w:rPr>
+              <w:t>m</w:t>
+            </w:r>
+          </w:p>
+        </w:tc>
+        <w:tc>
+          <w:tcPr>
+            <w:tcW w:w="1347" w:type="dxa"/>
+            <w:vAlign w:val="center"/>
+            <w:hideMark/>
+          </w:tcPr>
+          <w:p>
+            <w:pPr>
+              <w:rPr>
+                <w:b/>
+                <w:bCs/>
+              </w:rPr>
+            </w:pPr>
+            <w:r>
+              <w:rPr>
+                <w:b/>
+                <w:bCs/>
+              </w:rPr>
+              <w:t>Durum</w:t>
+            </w:r>
+          </w:p>
+        </w:tc>
+      </w:tr>
+      <w:tr>
+        <w:trPr>
+          <w:trHeight w:val="532"/>
+          <w:tblCellSpacing w:w="15" w:type="dxa"/>
+        </w:trPr>
+        <w:tc>
+          <w:tcPr>
+            <w:tcW w:w="0" w:type="auto"/>
+            <w:vAlign w:val="center"/>
+            <w:hideMark/>
+          </w:tcPr>
+          <w:p>
+            <w:proofErr w:type="spellStart"/>
+            <w:r>
+              <w:rPr>
+                <w:b/>
+                <w:bCs/>
+                <w:color w:val="0D0D0D" w:themeColor="text1" w:themeTint="F2"/>
+              </w:rPr>
+              <w:t>GitHub</w:t>
+            </w:r>
+            <w:proofErr w:type="spellEnd"/>
+          </w:p>
+        </w:tc>
+        <w:tc>
+          <w:tcPr>
+            <w:tcW w:w="0" w:type="auto"/>
+            <w:vAlign w:val="center"/>
+            <w:hideMark/>
+          </w:tcPr>
+          <w:p>
+            <w:r>
+              <w:rPr>
+                <w:color w:val="0D0D0D" w:themeColor="text1" w:themeTint="F2"/>
+              </w:rPr>
+              <w:t xml:space="preserve">20+ </w:t>
+            </w:r>
+            <w:proofErr w:type="spellStart"/>
+            <w:r>
+              <w:rPr>
+                <w:color w:val="0D0D0D" w:themeColor="text1" w:themeTint="F2"/>
+              </w:rPr>
+              <w:t>commit</w:t>
+            </w:r>
+            <w:proofErr w:type="spellEnd"/>
+            <w:r>
+              <w:rPr>
+                <w:color w:val="0D0D0D" w:themeColor="text1" w:themeTint="F2"/>
+              </w:rPr>
+              <w:t xml:space="preserve">, </w:t>
+            </w:r>
+            <w:proofErr w:type="spellStart"/>
+            <w:r>
+              <w:rPr>
+                <w:color w:val="0D0D0D" w:themeColor="text1" w:themeTint="F2"/>
+              </w:rPr>
+              <w:t>conventional</w:t>
+            </w:r>
+            <w:proofErr w:type="spellEnd"/>
+            <w:r>
+              <w:rPr>
+                <w:color w:val="0D0D0D" w:themeColor="text1" w:themeTint="F2"/>
+              </w:rPr>
+              <w:t xml:space="preserve"> format</w:t>
+            </w:r>
+          </w:p>
+        </w:tc>
+        <w:tc>
+          <w:tcPr>
+            <w:tcW w:w="3351" w:type="dxa"/>
+            <w:vAlign w:val="center"/>
+            <w:hideMark/>
+          </w:tcPr>
+          <w:p>
+            <w:proofErr w:type="spellStart"/>
+            <w:proofErr w:type="gramStart"/>
+            <w:r>
+              <w:rPr>
+                <w:color w:val="0D0D0D" w:themeColor="text1" w:themeTint="F2"/>
+              </w:rPr>
+              <w:t>conventional</w:t>
+            </w:r>
+            <w:proofErr w:type="spellEnd"/>
+            <w:proofErr w:type="gramEnd"/>
+            <w:r>
+              <w:rPr>
+                <w:color w:val="0D0D0D" w:themeColor="text1" w:themeTint="F2"/>
+              </w:rPr>
+              <w:t xml:space="preserve"> </w:t>
+            </w:r>
+            <w:proofErr w:type="spellStart"/>
+            <w:r>
+              <w:rPr>
+                <w:color w:val="0D0D0D" w:themeColor="text1" w:themeTint="F2"/>
+              </w:rPr>
+              <w:t>format</w:t>
+            </w:r>
+            <w:r>
+              <w:rPr>
+                <w:color w:val="0D0D0D" w:themeColor="text1" w:themeTint="F2"/>
+              </w:rPr>
+              <w:t>da</w:t>
+            </w:r>
+            <w:proofErr w:type="spellEnd"/>
+            <w:r>
+              <w:rPr>
+                <w:color w:val="0D0D0D" w:themeColor="text1" w:themeTint="F2"/>
+              </w:rPr>
+              <w:t xml:space="preserve"> 22+Commit + </w:t>
+            </w:r>
+            <w:proofErr w:type="spellStart"/>
+            <w:r>
+              <w:rPr>
+                <w:color w:val="0D0D0D" w:themeColor="text1" w:themeTint="F2"/>
+              </w:rPr>
+              <w:t>leetcode</w:t>
+            </w:r>
+            <w:proofErr w:type="spellEnd"/>
+            <w:r>
+              <w:rPr>
+                <w:color w:val="0D0D0D" w:themeColor="text1" w:themeTint="F2"/>
+              </w:rPr>
+              <w:t xml:space="preserve"> çözümleri de eklendi</w:t>
+            </w:r>
+          </w:p>
+        </w:tc>
+        <w:tc>
+          <w:tcPr>
+            <w:tcW w:w="1347" w:type="dxa"/>
+            <w:vAlign w:val="center"/>
+            <w:hideMark/>
+          </w:tcPr>
+          <w:p>
+            <w:r>
+              <w:rPr>
+                <w:color w:val="0D0D0D" w:themeColor="text1" w:themeTint="F2"/>
+              </w:rPr>
+              <w:t>Geçti</w:t>
+            </w:r>
+          </w:p>
+        </w:tc>
+      </w:tr>
+      <w:tr>
+        <w:trPr>
+          <w:trHeight w:val="532"/>
+          <w:tblCellSpacing w:w="15" w:type="dxa"/>
+        </w:trPr>
+        <w:tc>
+          <w:tcPr>
+            <w:tcW w:w="0" w:type="auto"/>
+            <w:vAlign w:val="center"/>
+            <w:hideMark/>
+          </w:tcPr>
+          <w:p>
+            <w:proofErr w:type="spellStart"/>
+            <w:r>
+              <w:rPr>
+                <w:b/>
+                <w:bCs/>
+                <w:color w:val="0D0D0D" w:themeColor="text1" w:themeTint="F2"/>
+              </w:rPr>
+              <w:t>LeetCode</w:t>
+            </w:r>
+            <w:proofErr w:type="spellEnd"/>
+          </w:p>
+        </w:tc>
+        <w:tc>
+          <w:tcPr>
+            <w:tcW w:w="0" w:type="auto"/>
+            <w:vAlign w:val="center"/>
+            <w:hideMark/>
+          </w:tcPr>
+          <w:p>
+            <w:r>
+              <w:rPr>
+                <w:color w:val="0D0D0D" w:themeColor="text1" w:themeTint="F2"/>
+              </w:rPr>
+              <w:t xml:space="preserve">14 problem (12 </w:t>
+            </w:r>
+            <w:proofErr w:type="spellStart"/>
+            <w:r>
+              <w:rPr>
+                <w:color w:val="0D0D0D" w:themeColor="text1" w:themeTint="F2"/>
+              </w:rPr>
+              <w:t>Easy</w:t>
+            </w:r>
+            <w:proofErr w:type="spellEnd"/>
+            <w:r>
+              <w:rPr>
+                <w:color w:val="0D0D0D" w:themeColor="text1" w:themeTint="F2"/>
+              </w:rPr>
+              <w:t xml:space="preserve">, 2 </w:t>
+            </w:r>
+            <w:proofErr w:type="spellStart"/>
+            <w:r>
+              <w:rPr>
+                <w:color w:val="0D0D0D" w:themeColor="text1" w:themeTint="F2"/>
+              </w:rPr>
+              <w:t>Medium</w:t>
+            </w:r>
+            <w:proofErr w:type="spellEnd"/>
+            <w:r>
+              <w:rPr>
+                <w:color w:val="0D0D0D" w:themeColor="text1" w:themeTint="F2"/>
+              </w:rPr>
+              <w:t>)</w:t>
+            </w:r>
+          </w:p>
+        </w:tc>
+        <w:tc>
+          <w:tcPr>
+            <w:tcW w:w="3351" w:type="dxa"/>
+            <w:vAlign w:val="center"/>
+            <w:hideMark/>
+          </w:tcPr>
+          <w:p>
+            <w:r>
+              <w:rPr>
+                <w:color w:val="0D0D0D" w:themeColor="text1" w:themeTint="F2"/>
+              </w:rPr>
+              <w:t xml:space="preserve">14 problem çözüldü, birden fazla </w:t>
+            </w:r>
+            <w:proofErr w:type="spellStart"/>
+            <w:r>
+              <w:rPr>
+                <w:color w:val="0D0D0D" w:themeColor="text1" w:themeTint="F2"/>
+              </w:rPr>
+              <w:t>Medium</w:t>
+            </w:r>
+            <w:proofErr w:type="spellEnd"/>
+            <w:r>
+              <w:rPr>
+                <w:color w:val="0D0D0D" w:themeColor="text1" w:themeTint="F2"/>
+              </w:rPr>
+              <w:t xml:space="preserve"> dahil</w:t>
+            </w:r>
+          </w:p>
+        </w:tc>
+        <w:tc>
+          <w:tcPr>
+            <w:tcW w:w="1347" w:type="dxa"/>
+            <w:vAlign w:val="center"/>
+            <w:hideMark/>
+          </w:tcPr>
+          <w:p>
+            <w:r>
+              <w:rPr>
+                <w:color w:val="0D0D0D" w:themeColor="text1" w:themeTint="F2"/>
+              </w:rPr>
+              <w:t>Geçti</w:t>
+            </w:r>
+          </w:p>
+        </w:tc>
+      </w:tr>
+      <w:tr>
+        <w:trPr>
+          <w:trHeight w:val="532"/>
+          <w:tblCellSpacing w:w="15" w:type="dxa"/>
+        </w:trPr>
+        <w:tc>
+          <w:tcPr>
+            <w:tcW w:w="0" w:type="auto"/>
+            <w:vAlign w:val="center"/>
+            <w:hideMark/>
+          </w:tcPr>
+          <w:p>
+            <w:r>
+              <w:rPr>
+                <w:b/>
+                <w:bCs/>
+                <w:color w:val="0D0D0D" w:themeColor="text1" w:themeTint="F2"/>
+              </w:rPr>
+              <w:t>Algoritmik Açıklama</w:t>
+            </w:r>
+          </w:p>
+        </w:tc>
+        <w:tc>
+          <w:tcPr>
+            <w:tcW w:w="0" w:type="auto"/>
+            <w:vAlign w:val="center"/>
+            <w:hideMark/>
+          </w:tcPr>
+          <w:p>
+            <w:r>
+              <w:rPr>
+                <w:color w:val="0D0D0D" w:themeColor="text1" w:themeTint="F2"/>
+              </w:rPr>
+              <w:t xml:space="preserve">Her çözümde </w:t>
+            </w:r>
+            <w:proofErr w:type="spellStart"/>
+            <w:r>
+              <w:rPr>
+                <w:color w:val="0D0D0D" w:themeColor="text1" w:themeTint="F2"/>
+              </w:rPr>
+              <w:t>Big</w:t>
+            </w:r>
+            <w:proofErr w:type="spellEnd"/>
+            <w:r>
+              <w:rPr>
+                <w:color w:val="0D0D0D" w:themeColor="text1" w:themeTint="F2"/>
+              </w:rPr>
+              <w:t>-O belirtildi</w:t>
+            </w:r>
+          </w:p>
+        </w:tc>
+        <w:tc>
+          <w:tcPr>
+            <w:tcW w:w="3351" w:type="dxa"/>
+            <w:vAlign w:val="center"/>
+            <w:hideMark/>
+          </w:tcPr>
+          <w:p>
+            <w:r>
+              <w:rPr>
+                <w:color w:val="0D0D0D" w:themeColor="text1" w:themeTint="F2"/>
+              </w:rPr>
+              <w:t>Tüm çözümlerde zaman ve yer karmaşıklığı belirtildi</w:t>
+            </w:r>
+          </w:p>
+        </w:tc>
+        <w:tc>
+          <w:tcPr>
+            <w:tcW w:w="1347" w:type="dxa"/>
+            <w:vAlign w:val="center"/>
+            <w:hideMark/>
+          </w:tcPr>
+          <w:p>
+            <w:r>
+              <w:rPr>
+                <w:color w:val="0D0D0D" w:themeColor="text1" w:themeTint="F2"/>
+              </w:rPr>
+              <w:t>Geçti</w:t>
+            </w:r>
+          </w:p>
+        </w:tc>
+      </w:tr>
+      <w:tr>
+        <w:trPr>
+          <w:trHeight w:val="532"/>
+          <w:tblCellSpacing w:w="15" w:type="dxa"/>
+        </w:trPr>
+        <w:tc>
+          <w:tcPr>
+            <w:tcW w:w="0" w:type="auto"/>
+            <w:vAlign w:val="center"/>
+            <w:hideMark/>
+          </w:tcPr>
+          <w:p>
+            <w:r>
+              <w:rPr>
+                <w:b/>
+                <w:bCs/>
+                <w:color w:val="0D0D0D" w:themeColor="text1" w:themeTint="F2"/>
+              </w:rPr>
+              <w:t>Veri Yapısı İmplementasyonu</w:t>
+            </w:r>
+          </w:p>
+        </w:tc>
+        <w:tc>
+          <w:tcPr>
+            <w:tcW w:w="0" w:type="auto"/>
+            <w:vAlign w:val="center"/>
+            <w:hideMark/>
+          </w:tcPr>
+          <w:p>
+            <w:proofErr w:type="spellStart"/>
+            <w:r>
+              <w:rPr>
+                <w:color w:val="0D0D0D" w:themeColor="text1" w:themeTint="F2"/>
+              </w:rPr>
+              <w:t>LinkedList</w:t>
+            </w:r>
+            <w:proofErr w:type="spellEnd"/>
+            <w:r>
+              <w:rPr>
+                <w:color w:val="0D0D0D" w:themeColor="text1" w:themeTint="F2"/>
+              </w:rPr>
+              <w:t xml:space="preserve"> + </w:t>
+            </w:r>
+            <w:proofErr w:type="spellStart"/>
+            <w:r>
+              <w:rPr>
+                <w:color w:val="0D0D0D" w:themeColor="text1" w:themeTint="F2"/>
+              </w:rPr>
+              <w:t>BinaryTree</w:t>
+            </w:r>
+            <w:proofErr w:type="spellEnd"/>
+            <w:r>
+              <w:rPr>
+                <w:color w:val="0D0D0D" w:themeColor="text1" w:themeTint="F2"/>
+              </w:rPr>
+              <w:t xml:space="preserve"> + </w:t>
+            </w:r>
+            <w:proofErr w:type="spellStart"/>
+            <w:r>
+              <w:rPr>
+                <w:color w:val="0D0D0D" w:themeColor="text1" w:themeTint="F2"/>
+              </w:rPr>
+              <w:t>Sort</w:t>
+            </w:r>
+            <w:proofErr w:type="spellEnd"/>
+            <w:r>
+              <w:rPr>
+                <w:color w:val="0D0D0D" w:themeColor="text1" w:themeTint="F2"/>
+              </w:rPr>
+              <w:t xml:space="preserve"> algoritmaları</w:t>
+            </w:r>
+          </w:p>
+        </w:tc>
+        <w:tc>
+          <w:tcPr>
+            <w:tcW w:w="3351" w:type="dxa"/>
+            <w:vAlign w:val="center"/>
+            <w:hideMark/>
+          </w:tcPr>
+          <w:p>
+            <w:r>
+              <w:rPr>
+                <w:color w:val="0D0D0D" w:themeColor="text1" w:themeTint="F2"/>
+              </w:rPr>
+              <w:t>Tüm dosyalar tamamlandı</w:t>
+            </w:r>
+          </w:p>
+        </w:tc>
+        <w:tc>
+          <w:tcPr>
+            <w:tcW w:w="1347" w:type="dxa"/>
+            <w:vAlign w:val="center"/>
+            <w:hideMark/>
+          </w:tcPr>
+          <w:p>
+            <w:r>
+              <w:rPr>
+                <w:color w:val="0D0D0D" w:themeColor="text1" w:themeTint="F2"/>
+              </w:rPr>
+              <w:t>Geçti</w:t>
+            </w:r>
+          </w:p>
+        </w:tc>
+      </w:tr>
+      <w:tr>
+        <w:trPr>
+          <w:trHeight w:val="532"/>
+          <w:tblCellSpacing w:w="15" w:type="dxa"/>
+        </w:trPr>
+        <w:tc>
+          <w:tcPr>
+            <w:tcW w:w="0" w:type="auto"/>
+            <w:vAlign w:val="center"/>
+            <w:hideMark/>
+          </w:tcPr>
+          <w:p>
+            <w:r>
+              <w:rPr>
+                <w:b/>
+                <w:bCs/>
+                <w:color w:val="0D0D0D" w:themeColor="text1" w:themeTint="F2"/>
+              </w:rPr>
+              <w:t>Mini Proje</w:t>
+            </w:r>
+          </w:p>
+        </w:tc>
+        <w:tc>
+          <w:tcPr>
+            <w:tcW w:w="0" w:type="auto"/>
+            <w:vAlign w:val="center"/>
+            <w:hideMark/>
+          </w:tcPr>
+          <w:p>
+            <w:r>
+              <w:rPr>
+                <w:color w:val="0D0D0D" w:themeColor="text1" w:themeTint="F2"/>
+              </w:rPr>
+              <w:t xml:space="preserve">notebook_cli.py — </w:t>
+            </w:r>
+            <w:proofErr w:type="spellStart"/>
+            <w:r>
+              <w:rPr>
+                <w:color w:val="0D0D0D" w:themeColor="text1" w:themeTint="F2"/>
+              </w:rPr>
+              <w:t>Binary</w:t>
+            </w:r>
+            <w:proofErr w:type="spellEnd"/>
+            <w:r>
+              <w:rPr>
+                <w:color w:val="0D0D0D" w:themeColor="text1" w:themeTint="F2"/>
+              </w:rPr>
+              <w:t xml:space="preserve"> </w:t>
+            </w:r>
+            <w:proofErr w:type="spellStart"/>
+            <w:r>
+              <w:rPr>
+                <w:color w:val="0D0D0D" w:themeColor="text1" w:themeTint="F2"/>
+              </w:rPr>
+              <w:t>Search</w:t>
+            </w:r>
+            <w:proofErr w:type="spellEnd"/>
+            <w:r>
+              <w:rPr>
+                <w:color w:val="0D0D0D" w:themeColor="text1" w:themeTint="F2"/>
+              </w:rPr>
+              <w:t xml:space="preserve"> </w:t>
+            </w:r>
+          </w:p>
+        </w:tc>
+        <w:tc>
+          <w:tcPr>
+            <w:tcW w:w="3351" w:type="dxa"/>
+            <w:vAlign w:val="center"/>
+            <w:hideMark/>
+          </w:tcPr>
+          <w:p>
+            <w:r>
+              <w:rPr>
+                <w:color w:val="0D0D0D" w:themeColor="text1" w:themeTint="F2"/>
+              </w:rPr>
+              <w:t xml:space="preserve">Tamamlandı, README yazıldı, </w:t>
+            </w:r>
+            <w:proofErr w:type="spellStart"/>
+            <w:r>
+              <w:rPr>
+                <w:color w:val="0D0D0D" w:themeColor="text1" w:themeTint="F2"/>
+              </w:rPr>
+              <w:t>GitHub'a</w:t>
+            </w:r>
+            <w:proofErr w:type="spellEnd"/>
+            <w:r>
+              <w:rPr>
+                <w:color w:val="0D0D0D" w:themeColor="text1" w:themeTint="F2"/>
+              </w:rPr>
+              <w:t xml:space="preserve"> atıldı</w:t>
+            </w:r>
+          </w:p>
+        </w:tc>
+        <w:tc>
+          <w:tcPr>
+            <w:tcW w:w="1347" w:type="dxa"/>
+            <w:vAlign w:val="center"/>
+            <w:hideMark/>
+          </w:tcPr>
+          <w:p>
+            <w:r>
+              <w:rPr>
+                <w:color w:val="0D0D0D" w:themeColor="text1" w:themeTint="F2"/>
+              </w:rPr>
+              <w:t>Geçti</w:t>
+            </w:r>
+          </w:p>
+        </w:tc>
+      </w:tr>
+      <w:tr>
+        <w:trPr>
+          <w:trHeight w:val="532"/>
+          <w:tblCellSpacing w:w="15" w:type="dxa"/>
+        </w:trPr>
+        <w:tc>
+          <w:tcPr>
+            <w:tcW w:w="0" w:type="auto"/>
+            <w:vAlign w:val="center"/>
+            <w:hideMark/>
+          </w:tcPr>
+          <w:p>
+            <w:r>
+              <w:rPr>
+                <w:b/>
+                <w:bCs/>
+                <w:color w:val="0D0D0D" w:themeColor="text1" w:themeTint="F2"/>
+              </w:rPr>
+              <w:t>Raporlar</w:t>
+            </w:r>
+          </w:p>
+        </w:tc>
+        <w:tc>
+          <w:tcPr>
+            <w:tcW w:w="0" w:type="auto"/>
+            <w:vAlign w:val="center"/>
+            <w:hideMark/>
+          </w:tcPr>
+          <w:p>
+            <w:r>
+              <w:rPr>
+                <w:color w:val="0D0D0D" w:themeColor="text1" w:themeTint="F2"/>
+              </w:rPr>
+              <w:t>4/4 eksiksiz, Pazar teslim</w:t>
+            </w:r>
+          </w:p>
+        </w:tc>
+        <w:tc>
+          <w:tcPr>
+            <w:tcW w:w="3351" w:type="dxa"/>
+            <w:vAlign w:val="center"/>
+            <w:hideMark/>
+          </w:tcPr>
+          <w:p>
+            <w:r>
+              <w:rPr>
+                <w:color w:val="0D0D0D" w:themeColor="text1" w:themeTint="F2"/>
+              </w:rPr>
+              <w:t>4/4 rapor tamamlandı; Hafta 1 raporu 1 gün gecikmeli teslim edildi</w:t>
+            </w:r>
+          </w:p>
+        </w:tc>
+        <w:tc>
+          <w:tcPr>
+            <w:tcW w:w="1347" w:type="dxa"/>
+            <w:vAlign w:val="center"/>
+            <w:hideMark/>
+          </w:tcPr>
+          <w:p>
+            <w:r>
+              <w:rPr>
+                <w:color w:val="0D0D0D" w:themeColor="text1" w:themeTint="F2"/>
+              </w:rPr>
+              <w:t>Kısmen Geçti</w:t>
+            </w:r>
+          </w:p>
+        </w:tc>
+      </w:tr>
+      <w:tr>
+        <w:trPr>
+          <w:trHeight w:val="273"/>
+          <w:tblCellSpacing w:w="15" w:type="dxa"/>
+        </w:trPr>
+        <w:tc>
+          <w:tcPr>
+            <w:tcW w:w="0" w:type="auto"/>
+            <w:vAlign w:val="center"/>
+            <w:hideMark/>
+          </w:tcPr>
+          <w:p>
+            <w:r>
+              <w:rPr>
+                <w:b/>
+                <w:bCs/>
+                <w:color w:val="0D0D0D" w:themeColor="text1" w:themeTint="F2"/>
+              </w:rPr>
+              <w:t>Teknik Okuma</w:t>
+            </w:r>
+          </w:p>
+        </w:tc>
+        <w:tc>
+          <w:tcPr>
+            <w:tcW w:w="0" w:type="auto"/>
+            <w:vAlign w:val="center"/>
+            <w:hideMark/>
+          </w:tcPr>
+          <w:p>
+            <w:r>
+              <w:rPr>
+                <w:color w:val="0D0D0D" w:themeColor="text1" w:themeTint="F2"/>
+              </w:rPr>
+              <w:t>4 özet — konu ile ilgili</w:t>
+            </w:r>
+          </w:p>
+        </w:tc>
+        <w:tc>
+          <w:tcPr>
+            <w:tcW w:w="3351" w:type="dxa"/>
+            <w:vAlign w:val="center"/>
+            <w:hideMark/>
+          </w:tcPr>
+          <w:p>
+            <w:r>
+              <w:rPr>
+                <w:color w:val="0D0D0D" w:themeColor="text1" w:themeTint="F2"/>
+              </w:rPr>
+              <w:t>4 teknik kaynak özeti yazıldı</w:t>
+            </w:r>
+          </w:p>
+        </w:tc>
+        <w:tc>
+          <w:tcPr>
+            <w:tcW w:w="1347" w:type="dxa"/>
+            <w:vAlign w:val="center"/>
+            <w:hideMark/>
+          </w:tcPr>
+          <w:p>
+            <w:r>
+              <w:rPr>
+                <w:color w:val="0D0D0D" w:themeColor="text1" w:themeTint="F2"/>
+              </w:rPr>
+              <w:t>Geçti</w:t>
+            </w:r>
+          </w:p>
+        </w:tc>
+      </w:tr>
+      <w:tr>
+        <w:trPr>
+          <w:trHeight w:val="273"/>
+          <w:tblCellSpacing w:w="15" w:type="dxa"/>
+        </w:trPr>
+        <w:tc>
+          <w:tcPr>
+            <w:tcW w:w="0" w:type="auto"/>
+          </w:tcPr>
+          <w:p>
+            <w:pPr>
+              <w:rPr>
+                <w:b/>
+                <w:bCs/>
+                <w:color w:val="0D0D0D" w:themeColor="text1" w:themeTint="F2"/>
+              </w:rPr>
+            </w:pPr>
+            <w:r>
+              <w:rPr>
+                <w:b/>
+                <w:bCs/>
+              </w:rPr>
+              <w:t>Uyku Düzeni</w:t>
+            </w:r>
+          </w:p>
+        </w:tc>
+        <w:tc>
+          <w:tcPr>
+            <w:tcW w:w="0" w:type="auto"/>
+          </w:tcPr>
+          <w:p>
+            <w:pPr>
+              <w:rPr>
+                <w:color w:val="0D0D0D" w:themeColor="text1" w:themeTint="F2"/>
+              </w:rPr>
+            </w:pPr>
+            <w:r>
+              <w:t>Haftada 5+ gün, ±45dk tolerans</w:t>
+            </w:r>
+          </w:p>
+        </w:tc>
+        <w:tc>
+          <w:tcPr>
+            <w:tcW w:w="3351" w:type="dxa"/>
+          </w:tcPr>
+          <w:p>
+            <w:pPr>
+              <w:rPr>
+                <w:color w:val="0D0D0D" w:themeColor="text1" w:themeTint="F2"/>
+              </w:rPr>
+            </w:pPr>
+            <w:r>
+              <w:t>Ortalama haftada 5 gün hedefe uyuldu</w:t>
+            </w:r>
+          </w:p>
+        </w:tc>
+        <w:tc>
+          <w:tcPr>
+            <w:tcW w:w="1347" w:type="dxa"/>
+          </w:tcPr>
+          <w:p>
+            <w:pPr>
+              <w:rPr>
+                <w:color w:val="0D0D0D" w:themeColor="text1" w:themeTint="F2"/>
+              </w:rPr>
+            </w:pPr>
+            <w:r>
+              <w:t>Geçti</w:t>
+            </w:r>
+          </w:p>
+        </w:tc>
+      </w:tr>
+    </w:tbl>
+    <w:p>
+      <w:pPr>
+        <w:spacing w:after="100"/>
+        <w:rPr>
+          <w:color w:val="0D0D0D" w:themeColor="text1" w:themeTint="F2"/>
+        </w:rPr>
+      </w:pPr>
+    </w:p>
+    <w:p>
+      <w:pPr>
+        <w:spacing w:after="160" w:line="278" w:lineRule="auto"/>
+        <w:rPr>
+          <w:sz w:val="28"/>
+          <w:szCs w:val="28"/>
+        </w:rPr>
+      </w:pPr>
+      <w:r>
+        <w:rPr>
+          <w:sz w:val="28"/>
+          <w:szCs w:val="28"/>
+        </w:rPr>
+        <w:t>1)Bu Ay Ne Öğrendim</w:t>
+      </w:r>
+    </w:p>
+    <w:p>
+      <w:pPr>
+        <w:spacing w:after="160" w:line="278" w:lineRule="auto"/>
+        <w:rPr>
+          <w:sz w:val="22"/>
+          <w:szCs w:val="22"/>
+        </w:rPr>
+      </w:pPr>
+      <w:r>
+        <w:rPr>
+          <w:sz w:val="22"/>
+          <w:szCs w:val="22"/>
+        </w:rPr>
+        <w:t xml:space="preserve">    </w:t>
+      </w:r>
+      <w:r>
+        <w:rPr>
+          <w:sz w:val="22"/>
+          <w:szCs w:val="22"/>
+        </w:rPr>
+        <w:t xml:space="preserve">Ay 2'de Two </w:t>
+      </w:r>
+      <w:proofErr w:type="spellStart"/>
+      <w:r>
+        <w:rPr>
+          <w:sz w:val="22"/>
+          <w:szCs w:val="22"/>
+        </w:rPr>
+        <w:t>Pointers</w:t>
+      </w:r>
+      <w:proofErr w:type="spellEnd"/>
+      <w:r>
+        <w:rPr>
+          <w:sz w:val="22"/>
+          <w:szCs w:val="22"/>
+        </w:rPr>
+        <w:t xml:space="preserve">, </w:t>
+      </w:r>
+      <w:proofErr w:type="spellStart"/>
+      <w:r>
+        <w:rPr>
+          <w:sz w:val="22"/>
+          <w:szCs w:val="22"/>
+        </w:rPr>
+        <w:t>Sliding</w:t>
+      </w:r>
+      <w:proofErr w:type="spellEnd"/>
+      <w:r>
+        <w:rPr>
+          <w:sz w:val="22"/>
+          <w:szCs w:val="22"/>
+        </w:rPr>
+        <w:t xml:space="preserve"> </w:t>
+      </w:r>
+      <w:proofErr w:type="spellStart"/>
+      <w:r>
+        <w:rPr>
+          <w:sz w:val="22"/>
+          <w:szCs w:val="22"/>
+        </w:rPr>
+        <w:t>Window</w:t>
+      </w:r>
+      <w:proofErr w:type="spellEnd"/>
+      <w:r>
+        <w:rPr>
+          <w:sz w:val="22"/>
+          <w:szCs w:val="22"/>
+        </w:rPr>
+        <w:t xml:space="preserve"> ve </w:t>
+      </w:r>
+      <w:proofErr w:type="spellStart"/>
+      <w:r>
+        <w:rPr>
+          <w:sz w:val="22"/>
+          <w:szCs w:val="22"/>
+        </w:rPr>
+        <w:t>Recursion</w:t>
+      </w:r>
+      <w:proofErr w:type="spellEnd"/>
+      <w:r>
+        <w:rPr>
+          <w:sz w:val="22"/>
+          <w:szCs w:val="22"/>
+        </w:rPr>
+        <w:t xml:space="preserve"> tekniklerini öğrendim, ayrıca </w:t>
+      </w:r>
+      <w:proofErr w:type="spellStart"/>
+      <w:r>
+        <w:rPr>
+          <w:sz w:val="22"/>
+          <w:szCs w:val="22"/>
+        </w:rPr>
+        <w:t>Linear</w:t>
+      </w:r>
+      <w:proofErr w:type="spellEnd"/>
+      <w:r>
+        <w:rPr>
+          <w:sz w:val="22"/>
+          <w:szCs w:val="22"/>
+        </w:rPr>
+        <w:t xml:space="preserve"> </w:t>
+      </w:r>
+      <w:proofErr w:type="spellStart"/>
+      <w:r>
+        <w:rPr>
+          <w:sz w:val="22"/>
+          <w:szCs w:val="22"/>
+        </w:rPr>
+        <w:t>Search</w:t>
+      </w:r>
+      <w:proofErr w:type="spellEnd"/>
+      <w:r>
+        <w:rPr>
+          <w:sz w:val="22"/>
+          <w:szCs w:val="22"/>
+        </w:rPr>
+        <w:t xml:space="preserve"> ve </w:t>
+      </w:r>
+      <w:proofErr w:type="spellStart"/>
+      <w:r>
+        <w:rPr>
+          <w:sz w:val="22"/>
+          <w:szCs w:val="22"/>
+        </w:rPr>
+        <w:t>Binary</w:t>
+      </w:r>
+      <w:proofErr w:type="spellEnd"/>
+      <w:r>
+        <w:rPr>
+          <w:sz w:val="22"/>
+          <w:szCs w:val="22"/>
+        </w:rPr>
+        <w:t xml:space="preserve"> </w:t>
+      </w:r>
+      <w:proofErr w:type="spellStart"/>
+      <w:r>
+        <w:rPr>
+          <w:sz w:val="22"/>
+          <w:szCs w:val="22"/>
+        </w:rPr>
+        <w:t>Search</w:t>
+      </w:r>
+      <w:proofErr w:type="spellEnd"/>
+      <w:r>
+        <w:rPr>
+          <w:sz w:val="22"/>
+          <w:szCs w:val="22"/>
+        </w:rPr>
+        <w:t xml:space="preserve"> algoritmalarını sıfırdan </w:t>
+      </w:r>
+      <w:proofErr w:type="gramStart"/>
+      <w:r>
+        <w:rPr>
+          <w:sz w:val="22"/>
+          <w:szCs w:val="22"/>
+        </w:rPr>
+        <w:t xml:space="preserve">yazdım </w:t>
+      </w:r>
+      <w:r>
+        <w:rPr>
+          <w:sz w:val="22"/>
+          <w:szCs w:val="22"/>
+        </w:rPr>
+        <w:t>.</w:t>
+      </w:r>
+      <w:proofErr w:type="spellStart"/>
+      <w:r>
+        <w:rPr>
+          <w:sz w:val="22"/>
+          <w:szCs w:val="22"/>
+        </w:rPr>
+        <w:t>Binary</w:t>
+      </w:r>
+      <w:proofErr w:type="spellEnd"/>
+      <w:proofErr w:type="gramEnd"/>
+      <w:r>
+        <w:rPr>
+          <w:sz w:val="22"/>
+          <w:szCs w:val="22"/>
+        </w:rPr>
+        <w:t xml:space="preserve"> </w:t>
+      </w:r>
+      <w:proofErr w:type="spellStart"/>
+      <w:r>
+        <w:rPr>
+          <w:sz w:val="22"/>
+          <w:szCs w:val="22"/>
+        </w:rPr>
+        <w:t>Search'ün</w:t>
+      </w:r>
+      <w:proofErr w:type="spellEnd"/>
+      <w:r>
+        <w:rPr>
+          <w:sz w:val="22"/>
+          <w:szCs w:val="22"/>
+        </w:rPr>
+        <w:t xml:space="preserve"> neden </w:t>
+      </w:r>
+      <w:proofErr w:type="gramStart"/>
+      <w:r>
+        <w:rPr>
+          <w:sz w:val="22"/>
+          <w:szCs w:val="22"/>
+        </w:rPr>
+        <w:t>O(</w:t>
+      </w:r>
+      <w:proofErr w:type="gramEnd"/>
+      <w:r>
+        <w:rPr>
+          <w:sz w:val="22"/>
+          <w:szCs w:val="22"/>
+        </w:rPr>
+        <w:t xml:space="preserve">log n) olduğunu </w:t>
+      </w:r>
+      <w:proofErr w:type="gramStart"/>
+      <w:r>
+        <w:rPr>
+          <w:sz w:val="22"/>
+          <w:szCs w:val="22"/>
+        </w:rPr>
+        <w:t>kağıt</w:t>
+      </w:r>
+      <w:proofErr w:type="gramEnd"/>
+      <w:r>
+        <w:rPr>
+          <w:sz w:val="22"/>
+          <w:szCs w:val="22"/>
+        </w:rPr>
+        <w:t xml:space="preserve"> üzerinde çizerek kendime gösterdim. </w:t>
+      </w:r>
+      <w:proofErr w:type="spellStart"/>
+      <w:r>
+        <w:rPr>
+          <w:sz w:val="22"/>
+          <w:szCs w:val="22"/>
+        </w:rPr>
+        <w:t>Bubble</w:t>
+      </w:r>
+      <w:proofErr w:type="spellEnd"/>
+      <w:r>
+        <w:rPr>
+          <w:sz w:val="22"/>
+          <w:szCs w:val="22"/>
+        </w:rPr>
+        <w:t xml:space="preserve"> </w:t>
+      </w:r>
+      <w:proofErr w:type="spellStart"/>
+      <w:r>
+        <w:rPr>
+          <w:sz w:val="22"/>
+          <w:szCs w:val="22"/>
+        </w:rPr>
+        <w:t>Sort</w:t>
+      </w:r>
+      <w:proofErr w:type="spellEnd"/>
+      <w:r>
+        <w:rPr>
+          <w:sz w:val="22"/>
+          <w:szCs w:val="22"/>
+        </w:rPr>
+        <w:t xml:space="preserve">, </w:t>
+      </w:r>
+      <w:proofErr w:type="spellStart"/>
+      <w:r>
+        <w:rPr>
+          <w:sz w:val="22"/>
+          <w:szCs w:val="22"/>
+        </w:rPr>
+        <w:t>Selection</w:t>
+      </w:r>
+      <w:proofErr w:type="spellEnd"/>
+      <w:r>
+        <w:rPr>
+          <w:sz w:val="22"/>
+          <w:szCs w:val="22"/>
+        </w:rPr>
+        <w:t xml:space="preserve"> </w:t>
+      </w:r>
+      <w:proofErr w:type="spellStart"/>
+      <w:r>
+        <w:rPr>
+          <w:sz w:val="22"/>
+          <w:szCs w:val="22"/>
+        </w:rPr>
+        <w:t>Sort</w:t>
+      </w:r>
+      <w:proofErr w:type="spellEnd"/>
+      <w:r>
+        <w:rPr>
+          <w:sz w:val="22"/>
+          <w:szCs w:val="22"/>
+        </w:rPr>
+        <w:t xml:space="preserve"> ve </w:t>
+      </w:r>
+      <w:proofErr w:type="spellStart"/>
+      <w:r>
+        <w:rPr>
+          <w:sz w:val="22"/>
+          <w:szCs w:val="22"/>
+        </w:rPr>
+        <w:t>Insertion</w:t>
+      </w:r>
+      <w:proofErr w:type="spellEnd"/>
+      <w:r>
+        <w:rPr>
+          <w:sz w:val="22"/>
+          <w:szCs w:val="22"/>
+        </w:rPr>
+        <w:t xml:space="preserve"> </w:t>
+      </w:r>
+      <w:proofErr w:type="spellStart"/>
+      <w:r>
+        <w:rPr>
+          <w:sz w:val="22"/>
+          <w:szCs w:val="22"/>
+        </w:rPr>
+        <w:t>Sort'u</w:t>
+      </w:r>
+      <w:proofErr w:type="spellEnd"/>
+      <w:r>
+        <w:rPr>
+          <w:sz w:val="22"/>
+          <w:szCs w:val="22"/>
+        </w:rPr>
+        <w:t xml:space="preserve"> da yazıp her adımını </w:t>
+      </w:r>
+      <w:proofErr w:type="spellStart"/>
+      <w:r>
+        <w:rPr>
+          <w:sz w:val="22"/>
+          <w:szCs w:val="22"/>
+        </w:rPr>
+        <w:t>print</w:t>
+      </w:r>
+      <w:proofErr w:type="spellEnd"/>
+      <w:r>
+        <w:rPr>
+          <w:sz w:val="22"/>
+          <w:szCs w:val="22"/>
+        </w:rPr>
+        <w:t xml:space="preserve"> ile takip ettim. </w:t>
+      </w:r>
+      <w:proofErr w:type="spellStart"/>
+      <w:r>
+        <w:rPr>
+          <w:sz w:val="22"/>
+          <w:szCs w:val="22"/>
+        </w:rPr>
+        <w:t>Singly</w:t>
+      </w:r>
+      <w:proofErr w:type="spellEnd"/>
+      <w:r>
+        <w:rPr>
+          <w:sz w:val="22"/>
+          <w:szCs w:val="22"/>
+        </w:rPr>
+        <w:t xml:space="preserve"> </w:t>
+      </w:r>
+      <w:proofErr w:type="spellStart"/>
+      <w:r>
+        <w:rPr>
+          <w:sz w:val="22"/>
+          <w:szCs w:val="22"/>
+        </w:rPr>
+        <w:t>Linked</w:t>
+      </w:r>
+      <w:proofErr w:type="spellEnd"/>
+      <w:r>
+        <w:rPr>
+          <w:sz w:val="22"/>
+          <w:szCs w:val="22"/>
+        </w:rPr>
+        <w:t xml:space="preserve"> </w:t>
+      </w:r>
+      <w:proofErr w:type="spellStart"/>
+      <w:r>
+        <w:rPr>
+          <w:sz w:val="22"/>
+          <w:szCs w:val="22"/>
+        </w:rPr>
+        <w:t>List'i</w:t>
+      </w:r>
+      <w:proofErr w:type="spellEnd"/>
+      <w:r>
+        <w:rPr>
+          <w:sz w:val="22"/>
+          <w:szCs w:val="22"/>
+        </w:rPr>
+        <w:t xml:space="preserve"> insert, </w:t>
+      </w:r>
+      <w:proofErr w:type="spellStart"/>
+      <w:r>
+        <w:rPr>
+          <w:sz w:val="22"/>
+          <w:szCs w:val="22"/>
+        </w:rPr>
+        <w:t>delete</w:t>
+      </w:r>
+      <w:proofErr w:type="spellEnd"/>
+      <w:r>
+        <w:rPr>
+          <w:sz w:val="22"/>
+          <w:szCs w:val="22"/>
+        </w:rPr>
+        <w:t xml:space="preserve">, </w:t>
+      </w:r>
+      <w:proofErr w:type="spellStart"/>
+      <w:r>
+        <w:rPr>
+          <w:sz w:val="22"/>
+          <w:szCs w:val="22"/>
+        </w:rPr>
+        <w:t>search</w:t>
+      </w:r>
+      <w:proofErr w:type="spellEnd"/>
+      <w:r>
+        <w:rPr>
+          <w:sz w:val="22"/>
+          <w:szCs w:val="22"/>
+        </w:rPr>
+        <w:t xml:space="preserve">, </w:t>
+      </w:r>
+      <w:proofErr w:type="spellStart"/>
+      <w:r>
+        <w:rPr>
+          <w:sz w:val="22"/>
+          <w:szCs w:val="22"/>
+        </w:rPr>
+        <w:t>print</w:t>
+      </w:r>
+      <w:proofErr w:type="spellEnd"/>
+      <w:r>
+        <w:rPr>
+          <w:sz w:val="22"/>
+          <w:szCs w:val="22"/>
+        </w:rPr>
+        <w:t xml:space="preserve"> ve </w:t>
+      </w:r>
+      <w:proofErr w:type="spellStart"/>
+      <w:r>
+        <w:rPr>
+          <w:sz w:val="22"/>
+          <w:szCs w:val="22"/>
+        </w:rPr>
+        <w:t>reverse</w:t>
+      </w:r>
+      <w:proofErr w:type="spellEnd"/>
+      <w:r>
+        <w:rPr>
+          <w:sz w:val="22"/>
+          <w:szCs w:val="22"/>
+        </w:rPr>
+        <w:t xml:space="preserve"> </w:t>
+      </w:r>
+      <w:proofErr w:type="spellStart"/>
+      <w:r>
+        <w:rPr>
+          <w:sz w:val="22"/>
+          <w:szCs w:val="22"/>
+        </w:rPr>
+        <w:t>metodlarıyla</w:t>
+      </w:r>
+      <w:proofErr w:type="spellEnd"/>
+      <w:r>
+        <w:rPr>
+          <w:sz w:val="22"/>
+          <w:szCs w:val="22"/>
+        </w:rPr>
+        <w:t xml:space="preserve"> yazdım, sonra </w:t>
+      </w:r>
+      <w:proofErr w:type="spellStart"/>
+      <w:r>
+        <w:rPr>
+          <w:sz w:val="22"/>
+          <w:szCs w:val="22"/>
+        </w:rPr>
+        <w:t>prev</w:t>
+      </w:r>
+      <w:proofErr w:type="spellEnd"/>
+      <w:r>
+        <w:rPr>
+          <w:sz w:val="22"/>
+          <w:szCs w:val="22"/>
+        </w:rPr>
+        <w:t xml:space="preserve"> </w:t>
+      </w:r>
+      <w:proofErr w:type="spellStart"/>
+      <w:r>
+        <w:rPr>
+          <w:sz w:val="22"/>
+          <w:szCs w:val="22"/>
+        </w:rPr>
+        <w:t>pointer</w:t>
+      </w:r>
+      <w:proofErr w:type="spellEnd"/>
+      <w:r>
+        <w:rPr>
+          <w:sz w:val="22"/>
+          <w:szCs w:val="22"/>
+        </w:rPr>
+        <w:t xml:space="preserve"> ekleyip </w:t>
+      </w:r>
+      <w:proofErr w:type="spellStart"/>
+      <w:r>
+        <w:rPr>
+          <w:sz w:val="22"/>
+          <w:szCs w:val="22"/>
+        </w:rPr>
+        <w:t>Doubly</w:t>
+      </w:r>
+      <w:proofErr w:type="spellEnd"/>
+      <w:r>
+        <w:rPr>
+          <w:sz w:val="22"/>
+          <w:szCs w:val="22"/>
+        </w:rPr>
+        <w:t xml:space="preserve"> </w:t>
+      </w:r>
+      <w:proofErr w:type="spellStart"/>
+      <w:r>
+        <w:rPr>
+          <w:sz w:val="22"/>
+          <w:szCs w:val="22"/>
+        </w:rPr>
+        <w:t>Linked</w:t>
+      </w:r>
+      <w:proofErr w:type="spellEnd"/>
+      <w:r>
+        <w:rPr>
+          <w:sz w:val="22"/>
+          <w:szCs w:val="22"/>
+        </w:rPr>
+        <w:t xml:space="preserve"> </w:t>
+      </w:r>
+      <w:proofErr w:type="spellStart"/>
+      <w:r>
+        <w:rPr>
+          <w:sz w:val="22"/>
+          <w:szCs w:val="22"/>
+        </w:rPr>
+        <w:t>List'e</w:t>
+      </w:r>
+      <w:proofErr w:type="spellEnd"/>
+      <w:r>
+        <w:rPr>
+          <w:sz w:val="22"/>
+          <w:szCs w:val="22"/>
+        </w:rPr>
+        <w:t xml:space="preserve"> çevirdim. Ay sonunda da </w:t>
+      </w:r>
+      <w:proofErr w:type="spellStart"/>
+      <w:r>
+        <w:rPr>
+          <w:sz w:val="22"/>
+          <w:szCs w:val="22"/>
+        </w:rPr>
+        <w:t>Binary</w:t>
+      </w:r>
+      <w:proofErr w:type="spellEnd"/>
+      <w:r>
+        <w:rPr>
+          <w:sz w:val="22"/>
+          <w:szCs w:val="22"/>
+        </w:rPr>
+        <w:t xml:space="preserve"> </w:t>
+      </w:r>
+      <w:proofErr w:type="spellStart"/>
+      <w:r>
+        <w:rPr>
+          <w:sz w:val="22"/>
+          <w:szCs w:val="22"/>
+        </w:rPr>
+        <w:t>Search</w:t>
+      </w:r>
+      <w:proofErr w:type="spellEnd"/>
+      <w:r>
+        <w:rPr>
+          <w:sz w:val="22"/>
+          <w:szCs w:val="22"/>
+        </w:rPr>
+        <w:t xml:space="preserve"> ile arama yapan bir Not Defteri CLI mini projesi </w:t>
+      </w:r>
+      <w:proofErr w:type="spellStart"/>
+      <w:r>
+        <w:rPr>
+          <w:sz w:val="22"/>
+          <w:szCs w:val="22"/>
+        </w:rPr>
+        <w:t>ni</w:t>
+      </w:r>
+      <w:proofErr w:type="spellEnd"/>
+      <w:r>
+        <w:rPr>
+          <w:sz w:val="22"/>
+          <w:szCs w:val="22"/>
+        </w:rPr>
+        <w:t xml:space="preserve"> </w:t>
+      </w:r>
+      <w:proofErr w:type="spellStart"/>
+      <w:r>
+        <w:rPr>
+          <w:sz w:val="22"/>
+          <w:szCs w:val="22"/>
+        </w:rPr>
+        <w:t>GitHub'a</w:t>
+      </w:r>
+      <w:proofErr w:type="spellEnd"/>
+      <w:r>
+        <w:rPr>
+          <w:sz w:val="22"/>
+          <w:szCs w:val="22"/>
+        </w:rPr>
+        <w:t xml:space="preserve"> yükledim.</w:t>
+      </w:r>
+    </w:p>
+    <w:p>
+      <w:pPr>
+        <w:spacing w:after="160" w:line="278" w:lineRule="auto"/>
+        <w:rPr>
+          <w:sz w:val="28"/>
+          <w:szCs w:val="28"/>
+        </w:rPr>
+      </w:pPr>
+      <w:r>
+        <w:rPr>
+          <w:sz w:val="28"/>
+          <w:szCs w:val="28"/>
+        </w:rPr>
+        <w:t>2)Nerede Zorlandım</w:t>
+      </w:r>
+    </w:p>
+    <w:p>
+      <w:pPr>
+        <w:spacing w:after="160" w:line="278" w:lineRule="auto"/>
+        <w:rPr>
+          <w:sz w:val="22"/>
+          <w:szCs w:val="22"/>
+        </w:rPr>
+      </w:pPr>
+      <w:r>
+        <w:rPr>
+          <w:sz w:val="22"/>
+          <w:szCs w:val="22"/>
+        </w:rPr>
+        <w:t xml:space="preserve">    </w:t>
+      </w:r>
+      <w:r>
+        <w:rPr>
+          <w:sz w:val="22"/>
+          <w:szCs w:val="22"/>
+        </w:rPr>
+        <w:t xml:space="preserve">En çok </w:t>
+      </w:r>
+      <w:proofErr w:type="spellStart"/>
+      <w:r>
+        <w:rPr>
+          <w:sz w:val="22"/>
+          <w:szCs w:val="22"/>
+        </w:rPr>
+        <w:t>recursion'da</w:t>
+      </w:r>
+      <w:proofErr w:type="spellEnd"/>
+      <w:r>
+        <w:rPr>
+          <w:sz w:val="22"/>
+          <w:szCs w:val="22"/>
+        </w:rPr>
+        <w:t xml:space="preserve"> zorlandım, bir fonksiyonun kendini nasıl çağırdığını ve her çağrıda parametrelerin nasıl değiştiğini takip etmek başta kafa karıştırıcıydı, faktöriyel ve </w:t>
+      </w:r>
+      <w:proofErr w:type="spellStart"/>
+      <w:r>
+        <w:rPr>
+          <w:sz w:val="22"/>
+          <w:szCs w:val="22"/>
+        </w:rPr>
+        <w:t>fibonacci</w:t>
+      </w:r>
+      <w:proofErr w:type="spellEnd"/>
+      <w:r>
+        <w:rPr>
+          <w:sz w:val="22"/>
+          <w:szCs w:val="22"/>
+        </w:rPr>
+        <w:t xml:space="preserve"> örneklerini </w:t>
+      </w:r>
+      <w:proofErr w:type="gramStart"/>
+      <w:r>
+        <w:rPr>
+          <w:sz w:val="22"/>
+          <w:szCs w:val="22"/>
+        </w:rPr>
+        <w:t>kağıda</w:t>
+      </w:r>
+      <w:proofErr w:type="gramEnd"/>
+      <w:r>
+        <w:rPr>
+          <w:sz w:val="22"/>
+          <w:szCs w:val="22"/>
+        </w:rPr>
+        <w:t xml:space="preserve"> çizerek anlayabildim. </w:t>
+      </w:r>
+      <w:proofErr w:type="spellStart"/>
+      <w:r>
+        <w:rPr>
+          <w:sz w:val="22"/>
+          <w:szCs w:val="22"/>
+        </w:rPr>
+        <w:t>Doubly</w:t>
+      </w:r>
+      <w:proofErr w:type="spellEnd"/>
+      <w:r>
+        <w:rPr>
+          <w:sz w:val="22"/>
+          <w:szCs w:val="22"/>
+        </w:rPr>
+        <w:t xml:space="preserve"> </w:t>
+      </w:r>
+      <w:proofErr w:type="spellStart"/>
+      <w:r>
+        <w:rPr>
+          <w:sz w:val="22"/>
+          <w:szCs w:val="22"/>
+        </w:rPr>
+        <w:t>Linked</w:t>
+      </w:r>
+      <w:proofErr w:type="spellEnd"/>
+      <w:r>
+        <w:rPr>
+          <w:sz w:val="22"/>
+          <w:szCs w:val="22"/>
+        </w:rPr>
+        <w:t xml:space="preserve"> </w:t>
+      </w:r>
+      <w:proofErr w:type="spellStart"/>
+      <w:r>
+        <w:rPr>
+          <w:sz w:val="22"/>
+          <w:szCs w:val="22"/>
+        </w:rPr>
+        <w:t>List'e</w:t>
+      </w:r>
+      <w:proofErr w:type="spellEnd"/>
+      <w:r>
+        <w:rPr>
+          <w:sz w:val="22"/>
+          <w:szCs w:val="22"/>
+        </w:rPr>
+        <w:t xml:space="preserve"> geçerken </w:t>
+      </w:r>
+      <w:proofErr w:type="spellStart"/>
+      <w:r>
+        <w:rPr>
+          <w:sz w:val="22"/>
+          <w:szCs w:val="22"/>
+        </w:rPr>
+        <w:t>prev</w:t>
+      </w:r>
+      <w:proofErr w:type="spellEnd"/>
+      <w:r>
+        <w:rPr>
+          <w:sz w:val="22"/>
+          <w:szCs w:val="22"/>
+        </w:rPr>
+        <w:t xml:space="preserve"> </w:t>
+      </w:r>
+      <w:proofErr w:type="spellStart"/>
+      <w:r>
+        <w:rPr>
+          <w:sz w:val="22"/>
+          <w:szCs w:val="22"/>
+        </w:rPr>
+        <w:t>pointer'ı</w:t>
+      </w:r>
+      <w:proofErr w:type="spellEnd"/>
+      <w:r>
+        <w:rPr>
+          <w:sz w:val="22"/>
+          <w:szCs w:val="22"/>
+        </w:rPr>
+        <w:t xml:space="preserve"> doğru yönetmek de bir süre uğraştırdı. Ayrıca Hafta 1 raporunu bir gün geç teslim ettim, bu konuda daha planlı olmam gerekiyor. </w:t>
+      </w:r>
+    </w:p>
+    <w:p>
+      <w:pPr>
+        <w:rPr>
+          <w:sz w:val="28"/>
+          <w:szCs w:val="28"/>
+        </w:rPr>
+      </w:pPr>
+      <w:r>
+        <w:rPr>
+          <w:sz w:val="28"/>
+          <w:szCs w:val="28"/>
+        </w:rPr>
+        <w:t>3)</w:t>
+      </w:r>
+      <w:r>
+        <w:rPr>
+          <w:sz w:val="28"/>
+          <w:szCs w:val="28"/>
+        </w:rPr>
+        <w:t>Ay 3'te Nelere Dikkat Etmeliyim</w:t>
+      </w:r>
+    </w:p>
+    <w:p>
+      <w:pPr>
+        <w:spacing w:after="160" w:line="278" w:lineRule="auto"/>
+        <w:rPr>
+          <w:sz w:val="22"/>
+          <w:szCs w:val="22"/>
+        </w:rPr>
+      </w:pPr>
+      <w:r>
+        <w:rPr>
+          <w:sz w:val="22"/>
+          <w:szCs w:val="22"/>
+        </w:rPr>
+        <w:t xml:space="preserve">    </w:t>
+      </w:r>
+      <w:r>
+        <w:rPr>
+          <w:sz w:val="22"/>
+          <w:szCs w:val="22"/>
+        </w:rPr>
+        <w:t xml:space="preserve">Rapor teslimlerini son güne bırakmadan her hafta düzenli tamamlamalıyım, </w:t>
+      </w:r>
+      <w:proofErr w:type="spellStart"/>
+      <w:r>
+        <w:rPr>
+          <w:sz w:val="22"/>
+          <w:szCs w:val="22"/>
+        </w:rPr>
+        <w:t>commit</w:t>
+      </w:r>
+      <w:proofErr w:type="spellEnd"/>
+      <w:r>
+        <w:rPr>
+          <w:sz w:val="22"/>
+          <w:szCs w:val="22"/>
+        </w:rPr>
+        <w:t xml:space="preserve"> mesajlarımı her seferinde </w:t>
+      </w:r>
+      <w:proofErr w:type="spellStart"/>
+      <w:r>
+        <w:rPr>
+          <w:sz w:val="22"/>
+          <w:szCs w:val="22"/>
+        </w:rPr>
+        <w:t>conventional</w:t>
+      </w:r>
+      <w:proofErr w:type="spellEnd"/>
+      <w:r>
+        <w:rPr>
+          <w:sz w:val="22"/>
+          <w:szCs w:val="22"/>
+        </w:rPr>
+        <w:t xml:space="preserve"> </w:t>
+      </w:r>
+      <w:proofErr w:type="spellStart"/>
+      <w:r>
+        <w:rPr>
+          <w:sz w:val="22"/>
+          <w:szCs w:val="22"/>
+        </w:rPr>
+        <w:t>format'a</w:t>
+      </w:r>
+      <w:proofErr w:type="spellEnd"/>
+      <w:r>
+        <w:rPr>
+          <w:sz w:val="22"/>
+          <w:szCs w:val="22"/>
+        </w:rPr>
+        <w:t xml:space="preserve"> uygun yazmayı alışkanlık haline getirmeliyim ve </w:t>
+      </w:r>
+      <w:proofErr w:type="spellStart"/>
+      <w:r>
+        <w:rPr>
+          <w:sz w:val="22"/>
+          <w:szCs w:val="22"/>
+        </w:rPr>
+        <w:t>LeetCode</w:t>
+      </w:r>
+      <w:proofErr w:type="spellEnd"/>
+      <w:r>
+        <w:rPr>
+          <w:sz w:val="22"/>
+          <w:szCs w:val="22"/>
+        </w:rPr>
+        <w:t xml:space="preserve"> problemlerini haftaya yayarak, hafta sonuna toplu bırakmadan çözmeye devam etmeliyim.</w:t>
+      </w:r>
+    </w:p>
+    <w:p>
+      <w:pPr>
+        <w:spacing w:after="160" w:line="278" w:lineRule="auto"/>
+        <w:rPr>
+          <w:sz w:val="22"/>
+          <w:szCs w:val="22"/>
+        </w:rPr>
+      </w:pPr>
+      <w:proofErr w:type="gramStart"/>
+      <w:r>
+        <w:rPr>
+          <w:sz w:val="22"/>
+          <w:szCs w:val="22"/>
+        </w:rPr>
+        <w:t>Not  :</w:t>
+      </w:r>
+      <w:proofErr w:type="gramEnd"/>
+      <w:r>
+        <w:rPr>
+          <w:sz w:val="22"/>
+          <w:szCs w:val="22"/>
+        </w:rPr>
+        <w:t xml:space="preserve"> </w:t>
+      </w:r>
+      <w:proofErr w:type="spellStart"/>
+      <w:r>
+        <w:rPr>
+          <w:sz w:val="22"/>
+          <w:szCs w:val="22"/>
+        </w:rPr>
+        <w:t>Leet</w:t>
+      </w:r>
+      <w:proofErr w:type="spellEnd"/>
+      <w:r>
+        <w:rPr>
+          <w:sz w:val="22"/>
+          <w:szCs w:val="22"/>
+        </w:rPr>
+        <w:t xml:space="preserve"> </w:t>
+      </w:r>
+      <w:proofErr w:type="spellStart"/>
+      <w:r>
+        <w:rPr>
+          <w:sz w:val="22"/>
+          <w:szCs w:val="22"/>
+        </w:rPr>
+        <w:t>Code</w:t>
+      </w:r>
+      <w:proofErr w:type="spellEnd"/>
+      <w:r>
+        <w:rPr>
+          <w:sz w:val="22"/>
+          <w:szCs w:val="22"/>
+        </w:rPr>
+        <w:t xml:space="preserve"> çözümleri </w:t>
+      </w:r>
+      <w:proofErr w:type="spellStart"/>
+      <w:r>
+        <w:rPr>
+          <w:sz w:val="22"/>
+          <w:szCs w:val="22"/>
+        </w:rPr>
+        <w:t>githuba</w:t>
+      </w:r>
+      <w:proofErr w:type="spellEnd"/>
+      <w:r>
+        <w:rPr>
+          <w:sz w:val="22"/>
+          <w:szCs w:val="22"/>
+        </w:rPr>
+        <w:t xml:space="preserve"> yüklendi </w:t>
+      </w:r>
+      <w:hyperlink r:id="rId12" w:history="1">
+        <w:r>
+          <w:rPr>
+            <w:rStyle w:val="Kpr"/>
+            <w:sz w:val="22"/>
+            <w:szCs w:val="22"/>
+          </w:rPr>
+          <w:t>link</w:t>
+        </w:r>
+      </w:hyperlink>
+      <w:r>
+        <w:rPr>
+          <w:sz w:val="22"/>
+          <w:szCs w:val="22"/>
+        </w:rPr>
+        <w:t xml:space="preserve"> </w:t>
+      </w:r>
+    </w:p>
+    <w:p>
+      <w:pPr>
+        <w:spacing w:after="160" w:line="278" w:lineRule="auto"/>
+        <w:rPr>
+          <w:sz w:val="22"/>
+          <w:szCs w:val="22"/>
+        </w:rPr>
+      </w:pPr>
+      <w:hyperlink r:id="rId13" w:history="1">
+        <w:proofErr w:type="spellStart"/>
+        <w:r>
+          <w:rPr>
+            <w:rStyle w:val="Kpr"/>
+            <w:sz w:val="22"/>
+            <w:szCs w:val="22"/>
+          </w:rPr>
+          <w:t>Leet</w:t>
+        </w:r>
+        <w:proofErr w:type="spellEnd"/>
+        <w:r>
+          <w:rPr>
+            <w:rStyle w:val="Kpr"/>
+            <w:sz w:val="22"/>
+            <w:szCs w:val="22"/>
+          </w:rPr>
+          <w:t xml:space="preserve"> </w:t>
+        </w:r>
+        <w:proofErr w:type="spellStart"/>
+        <w:r>
+          <w:rPr>
+            <w:rStyle w:val="Kpr"/>
+            <w:sz w:val="22"/>
+            <w:szCs w:val="22"/>
+          </w:rPr>
+          <w:t>Cod</w:t>
+        </w:r>
+        <w:r>
+          <w:rPr>
+            <w:rStyle w:val="Kpr"/>
+            <w:sz w:val="22"/>
+            <w:szCs w:val="22"/>
+          </w:rPr>
+          <w:t>e</w:t>
+        </w:r>
+        <w:proofErr w:type="spellEnd"/>
+        <w:r>
+          <w:rPr>
+            <w:rStyle w:val="Kpr"/>
+            <w:sz w:val="22"/>
+            <w:szCs w:val="22"/>
+          </w:rPr>
+          <w:t xml:space="preserve"> link</w:t>
+        </w:r>
+      </w:hyperlink>
     </w:p>
     <w:sectPr>
       <w:pgSz w:w="12240" w:h="15840"/>
@@ -5572,6 +10178,7 @@
   </w:style>
   <w:style w:type="paragraph" w:styleId="Balk1">
     <w:name w:val="heading 1"/>
+    <w:link w:val="Balk1Char"/>
     <w:uiPriority w:val="9"/>
     <w:qFormat/>
     <w:pPr>
@@ -5797,6 +10404,18 @@
     <w:rPr>
       <w:sz w:val="24"/>
       <w:szCs w:val="24"/>
+    </w:rPr>
+  </w:style>
+  <w:style w:type="character" w:customStyle="1" w:styleId="Balk1Char">
+    <w:name w:val="Başlık 1 Char"/>
+    <w:basedOn w:val="VarsaylanParagrafYazTipi"/>
+    <w:link w:val="Balk1"/>
+    <w:uiPriority w:val="9"/>
+    <w:rsid w:val="00C578A5"/>
+    <w:rPr>
+      <w:color w:val="2E74B5"/>
+      <w:sz w:val="32"/>
+      <w:szCs w:val="32"/>
     </w:rPr>
   </w:style>
 </w:styles>
